--- a/templates/PDD.docx
+++ b/templates/PDD.docx
@@ -677,9 +677,8 @@
                 <w:szCs w:val="20"/>
                 <w:lang w:val="en-US"/>
               </w:rPr>
-              <w:t xml:space="preserve">{%tr </w:t>
-            </w:r>
-            <w:proofErr w:type="spellStart"/>
+              <w:t xml:space="preserve">{%tr for </w:t>
+            </w:r>
             <w:r>
               <w:rPr>
                 <w:rFonts w:cs="Segoe UI"/>
@@ -687,7 +686,7 @@
                 <w:szCs w:val="20"/>
                 <w:lang w:val="en-US"/>
               </w:rPr>
-              <w:t xml:space="preserve">for </w:t>
+              <w:t>m</w:t>
             </w:r>
             <w:r>
               <w:rPr>
@@ -696,9 +695,8 @@
                 <w:szCs w:val="20"/>
                 <w:lang w:val="en-US"/>
               </w:rPr>
-              <w:t>m</w:t>
-            </w:r>
-            <w:proofErr w:type="spellEnd"/>
+              <w:t xml:space="preserve"> in </w:t>
+            </w:r>
             <w:r>
               <w:rPr>
                 <w:rFonts w:cs="Segoe UI"/>
@@ -706,19 +704,8 @@
                 <w:szCs w:val="20"/>
                 <w:lang w:val="en-US"/>
               </w:rPr>
-              <w:t xml:space="preserve"> in </w:t>
-            </w:r>
-            <w:proofErr w:type="spellStart"/>
-            <w:r>
-              <w:rPr>
-                <w:rFonts w:cs="Segoe UI"/>
-                <w:sz w:val="20"/>
-                <w:szCs w:val="20"/>
-                <w:lang w:val="en-US"/>
-              </w:rPr>
               <w:t>modificaciones</w:t>
             </w:r>
-            <w:proofErr w:type="spellEnd"/>
             <w:r>
               <w:rPr>
                 <w:rFonts w:cs="Segoe UI"/>
@@ -863,25 +850,7 @@
                 <w:sz w:val="20"/>
                 <w:szCs w:val="20"/>
               </w:rPr>
-              <w:t>{{</w:t>
-            </w:r>
-            <w:proofErr w:type="spellStart"/>
-            <w:r>
-              <w:rPr>
-                <w:rFonts w:cs="Segoe UI"/>
-                <w:sz w:val="20"/>
-                <w:szCs w:val="20"/>
-              </w:rPr>
-              <w:t>m.version</w:t>
-            </w:r>
-            <w:proofErr w:type="spellEnd"/>
-            <w:r>
-              <w:rPr>
-                <w:rFonts w:cs="Segoe UI"/>
-                <w:sz w:val="20"/>
-                <w:szCs w:val="20"/>
-              </w:rPr>
-              <w:t>}}</w:t>
+              <w:t>{{m.version}}</w:t>
             </w:r>
           </w:p>
         </w:tc>
@@ -913,7 +882,6 @@
               </w:rPr>
               <w:t>{{</w:t>
             </w:r>
-            <w:proofErr w:type="spellStart"/>
             <w:r>
               <w:rPr>
                 <w:rFonts w:cs="Segoe UI"/>
@@ -921,9 +889,8 @@
                 <w:szCs w:val="20"/>
                 <w:lang w:val="es-ES"/>
               </w:rPr>
-              <w:t>m.fecha</w:t>
-            </w:r>
-            <w:proofErr w:type="spellEnd"/>
+              <w:t>m.</w:t>
+            </w:r>
             <w:r>
               <w:rPr>
                 <w:rFonts w:cs="Segoe UI"/>
@@ -931,7 +898,7 @@
                 <w:szCs w:val="20"/>
                 <w:lang w:val="es-ES"/>
               </w:rPr>
-              <w:t>}}</w:t>
+              <w:t>fecha}}</w:t>
             </w:r>
           </w:p>
         </w:tc>
@@ -961,27 +928,7 @@
                 <w:szCs w:val="20"/>
                 <w:lang w:val="es-ES"/>
               </w:rPr>
-              <w:t>{{</w:t>
-            </w:r>
-            <w:proofErr w:type="spellStart"/>
-            <w:r>
-              <w:rPr>
-                <w:rFonts w:cs="Segoe UI"/>
-                <w:sz w:val="20"/>
-                <w:szCs w:val="20"/>
-                <w:lang w:val="es-ES"/>
-              </w:rPr>
-              <w:t>m.paginas</w:t>
-            </w:r>
-            <w:proofErr w:type="spellEnd"/>
-            <w:r>
-              <w:rPr>
-                <w:rFonts w:cs="Segoe UI"/>
-                <w:sz w:val="20"/>
-                <w:szCs w:val="20"/>
-                <w:lang w:val="es-ES"/>
-              </w:rPr>
-              <w:t>}}</w:t>
+              <w:t>{{m.paginas}}</w:t>
             </w:r>
           </w:p>
         </w:tc>
@@ -1011,27 +958,7 @@
                 <w:szCs w:val="20"/>
                 <w:lang w:val="es-ES"/>
               </w:rPr>
-              <w:t>{{</w:t>
-            </w:r>
-            <w:proofErr w:type="spellStart"/>
-            <w:r>
-              <w:rPr>
-                <w:rFonts w:cs="Segoe UI"/>
-                <w:sz w:val="20"/>
-                <w:szCs w:val="20"/>
-                <w:lang w:val="es-ES"/>
-              </w:rPr>
-              <w:t>m.motivo</w:t>
-            </w:r>
-            <w:proofErr w:type="spellEnd"/>
-            <w:r>
-              <w:rPr>
-                <w:rFonts w:cs="Segoe UI"/>
-                <w:sz w:val="20"/>
-                <w:szCs w:val="20"/>
-                <w:lang w:val="es-ES"/>
-              </w:rPr>
-              <w:t>}}</w:t>
+              <w:t>{{m.motivo}}</w:t>
             </w:r>
           </w:p>
         </w:tc>
@@ -1061,27 +988,7 @@
                 <w:szCs w:val="20"/>
                 <w:lang w:val="es-ES"/>
               </w:rPr>
-              <w:t>{{</w:t>
-            </w:r>
-            <w:proofErr w:type="spellStart"/>
-            <w:r>
-              <w:rPr>
-                <w:rFonts w:cs="Segoe UI"/>
-                <w:sz w:val="20"/>
-                <w:szCs w:val="20"/>
-                <w:lang w:val="es-ES"/>
-              </w:rPr>
-              <w:t>m.autor</w:t>
-            </w:r>
-            <w:proofErr w:type="spellEnd"/>
-            <w:r>
-              <w:rPr>
-                <w:rFonts w:cs="Segoe UI"/>
-                <w:sz w:val="20"/>
-                <w:szCs w:val="20"/>
-                <w:lang w:val="es-ES"/>
-              </w:rPr>
-              <w:t>}}</w:t>
+              <w:t>{{m.autor}}</w:t>
             </w:r>
           </w:p>
         </w:tc>
@@ -1109,26 +1016,16 @@
                 <w:sz w:val="20"/>
                 <w:szCs w:val="20"/>
               </w:rPr>
-              <w:t>{{</w:t>
-            </w:r>
-            <w:proofErr w:type="spellStart"/>
+              <w:t>{{m.</w:t>
+            </w:r>
             <w:r>
               <w:rPr>
                 <w:rFonts w:cs="Segoe UI"/>
                 <w:sz w:val="20"/>
                 <w:szCs w:val="20"/>
               </w:rPr>
-              <w:t>m.</w:t>
-            </w:r>
-            <w:r>
-              <w:rPr>
-                <w:rFonts w:cs="Segoe UI"/>
-                <w:sz w:val="20"/>
-                <w:szCs w:val="20"/>
-              </w:rPr>
               <w:t>sector</w:t>
             </w:r>
-            <w:proofErr w:type="spellEnd"/>
             <w:r>
               <w:rPr>
                 <w:rFonts w:cs="Segoe UI"/>
@@ -1170,7 +1067,6 @@
               </w:rPr>
               <w:t>{%</w:t>
             </w:r>
-            <w:proofErr w:type="spellStart"/>
             <w:r>
               <w:rPr>
                 <w:rFonts w:cs="Segoe UI"/>
@@ -1179,7 +1075,6 @@
               </w:rPr>
               <w:t>tr</w:t>
             </w:r>
-            <w:proofErr w:type="spellEnd"/>
             <w:r>
               <w:rPr>
                 <w:rFonts w:cs="Segoe UI"/>
@@ -2377,25 +2272,7 @@
                 <w:sz w:val="20"/>
                 <w:szCs w:val="20"/>
               </w:rPr>
-              <w:t>{{</w:t>
-            </w:r>
-            <w:proofErr w:type="spellStart"/>
-            <w:r>
-              <w:rPr>
-                <w:rFonts w:cs="Segoe UI"/>
-                <w:sz w:val="20"/>
-                <w:szCs w:val="20"/>
-              </w:rPr>
-              <w:t>r.version</w:t>
-            </w:r>
-            <w:proofErr w:type="spellEnd"/>
-            <w:r>
-              <w:rPr>
-                <w:rFonts w:cs="Segoe UI"/>
-                <w:sz w:val="20"/>
-                <w:szCs w:val="20"/>
-              </w:rPr>
-              <w:t>}}</w:t>
+              <w:t>{{r.version}}</w:t>
             </w:r>
           </w:p>
         </w:tc>
@@ -2425,7 +2302,6 @@
               </w:rPr>
               <w:t>{{</w:t>
             </w:r>
-            <w:proofErr w:type="spellStart"/>
             <w:r>
               <w:rPr>
                 <w:rFonts w:cs="Segoe UI"/>
@@ -2433,9 +2309,8 @@
                 <w:szCs w:val="20"/>
                 <w:lang w:val="es-ES"/>
               </w:rPr>
-              <w:t>r.fecha</w:t>
-            </w:r>
-            <w:proofErr w:type="spellEnd"/>
+              <w:t>r.</w:t>
+            </w:r>
             <w:r>
               <w:rPr>
                 <w:rFonts w:cs="Segoe UI"/>
@@ -2443,7 +2318,7 @@
                 <w:szCs w:val="20"/>
                 <w:lang w:val="es-ES"/>
               </w:rPr>
-              <w:t>}}</w:t>
+              <w:t>fecha}}</w:t>
             </w:r>
           </w:p>
         </w:tc>
@@ -2471,9 +2346,8 @@
                 <w:szCs w:val="20"/>
                 <w:lang w:val="es-ES"/>
               </w:rPr>
-              <w:t>{{</w:t>
-            </w:r>
-            <w:proofErr w:type="spellStart"/>
+              <w:t>{{r.</w:t>
+            </w:r>
             <w:r>
               <w:rPr>
                 <w:rFonts w:cs="Segoe UI"/>
@@ -2481,18 +2355,8 @@
                 <w:szCs w:val="20"/>
                 <w:lang w:val="es-ES"/>
               </w:rPr>
-              <w:t>r.</w:t>
-            </w:r>
-            <w:r>
-              <w:rPr>
-                <w:rFonts w:cs="Segoe UI"/>
-                <w:sz w:val="20"/>
-                <w:szCs w:val="20"/>
-                <w:lang w:val="es-ES"/>
-              </w:rPr>
               <w:t>aprobador</w:t>
             </w:r>
-            <w:proofErr w:type="spellEnd"/>
             <w:r>
               <w:rPr>
                 <w:rFonts w:cs="Segoe UI"/>
@@ -2528,9 +2392,8 @@
                 <w:szCs w:val="20"/>
                 <w:lang w:val="es-ES"/>
               </w:rPr>
-              <w:t>{{</w:t>
-            </w:r>
-            <w:proofErr w:type="spellStart"/>
+              <w:t>{{r.</w:t>
+            </w:r>
             <w:r>
               <w:rPr>
                 <w:rFonts w:cs="Segoe UI"/>
@@ -2538,18 +2401,8 @@
                 <w:szCs w:val="20"/>
                 <w:lang w:val="es-ES"/>
               </w:rPr>
-              <w:t>r.</w:t>
-            </w:r>
-            <w:r>
-              <w:rPr>
-                <w:rFonts w:cs="Segoe UI"/>
-                <w:sz w:val="20"/>
-                <w:szCs w:val="20"/>
-                <w:lang w:val="es-ES"/>
-              </w:rPr>
               <w:t>comentarios</w:t>
             </w:r>
-            <w:proofErr w:type="spellEnd"/>
             <w:r>
               <w:rPr>
                 <w:rFonts w:cs="Segoe UI"/>
@@ -2590,7 +2443,6 @@
               </w:rPr>
               <w:t>{%</w:t>
             </w:r>
-            <w:proofErr w:type="spellStart"/>
             <w:r>
               <w:rPr>
                 <w:rFonts w:cs="Segoe UI"/>
@@ -2599,7 +2451,6 @@
               </w:rPr>
               <w:t>tr</w:t>
             </w:r>
-            <w:proofErr w:type="spellEnd"/>
             <w:r>
               <w:rPr>
                 <w:rFonts w:cs="Segoe UI"/>
@@ -2977,16 +2828,8 @@
             <w:rPr>
               <w:lang w:val="es-AR"/>
             </w:rPr>
-            <w:t xml:space="preserve">| </w:t>
+            <w:t>| Contents</w:t>
           </w:r>
-          <w:proofErr w:type="spellStart"/>
-          <w:r>
-            <w:rPr>
-              <w:lang w:val="es-AR"/>
-            </w:rPr>
-            <w:t>Contents</w:t>
-          </w:r>
-          <w:proofErr w:type="spellEnd"/>
         </w:p>
         <w:p>
           <w:pPr>
@@ -4593,14 +4436,18 @@
         </w:rPr>
         <w:t xml:space="preserve">r </w:t>
       </w:r>
-      <w:proofErr w:type="spellStart"/>
       <w:r>
         <w:rPr>
           <w:color w:val="7E7E7E"/>
         </w:rPr>
         <w:t>propositoProceso</w:t>
       </w:r>
-      <w:proofErr w:type="spellEnd"/>
+      <w:r>
+        <w:rPr>
+          <w:color w:val="7E7E7E"/>
+        </w:rPr>
+        <w:t xml:space="preserve"> </w:t>
+      </w:r>
       <w:r>
         <w:rPr>
           <w:color w:val="7E7E7E"/>
@@ -4659,7 +4506,37 @@
         <w:rPr>
           <w:noProof/>
         </w:rPr>
-        <w:t>{{diagramaHighLevel}}</w:t>
+        <w:t>{{</w:t>
+      </w:r>
+      <w:r>
+        <w:rPr>
+          <w:noProof/>
+        </w:rPr>
+        <w:t xml:space="preserve"> </w:t>
+      </w:r>
+      <w:r>
+        <w:rPr>
+          <w:noProof/>
+        </w:rPr>
+        <w:t>diagrama</w:t>
+      </w:r>
+      <w:r>
+        <w:rPr>
+          <w:noProof/>
+        </w:rPr>
+        <w:t>AltoNivel</w:t>
+      </w:r>
+      <w:r>
+        <w:rPr>
+          <w:noProof/>
+        </w:rPr>
+        <w:t xml:space="preserve"> </w:t>
+      </w:r>
+      <w:r>
+        <w:rPr>
+          <w:noProof/>
+        </w:rPr>
+        <w:t>}}</w:t>
       </w:r>
     </w:p>
     <w:p>
@@ -4694,7 +4571,37 @@
         <w:rPr>
           <w:noProof/>
         </w:rPr>
-        <w:t>{{diagramaLowLevel}}</w:t>
+        <w:t>{{</w:t>
+      </w:r>
+      <w:r>
+        <w:rPr>
+          <w:noProof/>
+        </w:rPr>
+        <w:t xml:space="preserve"> </w:t>
+      </w:r>
+      <w:r>
+        <w:rPr>
+          <w:noProof/>
+        </w:rPr>
+        <w:t>diagrama</w:t>
+      </w:r>
+      <w:r>
+        <w:rPr>
+          <w:noProof/>
+        </w:rPr>
+        <w:t>BajoNivel</w:t>
+      </w:r>
+      <w:r>
+        <w:rPr>
+          <w:noProof/>
+        </w:rPr>
+        <w:t xml:space="preserve"> </w:t>
+      </w:r>
+      <w:r>
+        <w:rPr>
+          <w:noProof/>
+        </w:rPr>
+        <w:t>}}</w:t>
       </w:r>
     </w:p>
     <w:p>
@@ -5191,25 +5098,7 @@
                 <w:sz w:val="18"/>
                 <w:szCs w:val="18"/>
               </w:rPr>
-              <w:t>{{</w:t>
-            </w:r>
-            <w:proofErr w:type="spellStart"/>
-            <w:r>
-              <w:rPr>
-                <w:rFonts w:cs="Segoe UI"/>
-                <w:sz w:val="18"/>
-                <w:szCs w:val="18"/>
-              </w:rPr>
-              <w:t>carpetaCompartida</w:t>
-            </w:r>
-            <w:proofErr w:type="spellEnd"/>
-            <w:r>
-              <w:rPr>
-                <w:rFonts w:cs="Segoe UI"/>
-                <w:sz w:val="18"/>
-                <w:szCs w:val="18"/>
-              </w:rPr>
-              <w:t>}}</w:t>
+              <w:t>{{carpetaCompartida}}</w:t>
             </w:r>
           </w:p>
         </w:tc>
@@ -5288,25 +5177,7 @@
                 <w:sz w:val="18"/>
                 <w:szCs w:val="18"/>
               </w:rPr>
-              <w:t>{{</w:t>
-            </w:r>
-            <w:proofErr w:type="spellStart"/>
-            <w:r>
-              <w:rPr>
-                <w:rFonts w:cs="Segoe UI"/>
-                <w:sz w:val="18"/>
-                <w:szCs w:val="18"/>
-              </w:rPr>
-              <w:t>carpetaOutput</w:t>
-            </w:r>
-            <w:proofErr w:type="spellEnd"/>
-            <w:r>
-              <w:rPr>
-                <w:rFonts w:cs="Segoe UI"/>
-                <w:sz w:val="18"/>
-                <w:szCs w:val="18"/>
-              </w:rPr>
-              <w:t>}}</w:t>
+              <w:t>{{carpetaOutput}}</w:t>
             </w:r>
           </w:p>
         </w:tc>
@@ -5393,25 +5264,7 @@
                 <w:sz w:val="18"/>
                 <w:szCs w:val="18"/>
               </w:rPr>
-              <w:t>{{</w:t>
-            </w:r>
-            <w:proofErr w:type="spellStart"/>
-            <w:r>
-              <w:rPr>
-                <w:rFonts w:cs="Segoe UI"/>
-                <w:sz w:val="18"/>
-                <w:szCs w:val="18"/>
-              </w:rPr>
-              <w:t>carpetaInput</w:t>
-            </w:r>
-            <w:proofErr w:type="spellEnd"/>
-            <w:r>
-              <w:rPr>
-                <w:rFonts w:cs="Segoe UI"/>
-                <w:sz w:val="18"/>
-                <w:szCs w:val="18"/>
-              </w:rPr>
-              <w:t>}}</w:t>
+              <w:t>{{carpetaInput}}</w:t>
             </w:r>
           </w:p>
         </w:tc>
@@ -5673,16 +5526,15 @@
                 <w:sz w:val="18"/>
                 <w:szCs w:val="18"/>
               </w:rPr>
-              <w:t>{{</w:t>
-            </w:r>
-            <w:proofErr w:type="spellStart"/>
+              <w:t>{{ejecuci</w:t>
+            </w:r>
             <w:r>
               <w:rPr>
                 <w:rFonts w:cs="Segoe UI"/>
                 <w:sz w:val="18"/>
                 <w:szCs w:val="18"/>
               </w:rPr>
-              <w:t>ejecuci</w:t>
+              <w:t>o</w:t>
             </w:r>
             <w:r>
               <w:rPr>
@@ -5690,24 +5542,7 @@
                 <w:sz w:val="18"/>
                 <w:szCs w:val="18"/>
               </w:rPr>
-              <w:t>o</w:t>
-            </w:r>
-            <w:r>
-              <w:rPr>
-                <w:rFonts w:cs="Segoe UI"/>
-                <w:sz w:val="18"/>
-                <w:szCs w:val="18"/>
-              </w:rPr>
-              <w:t>n</w:t>
-            </w:r>
-            <w:proofErr w:type="spellEnd"/>
-            <w:r>
-              <w:rPr>
-                <w:rFonts w:cs="Segoe UI"/>
-                <w:sz w:val="18"/>
-                <w:szCs w:val="18"/>
-              </w:rPr>
-              <w:t>}}</w:t>
+              <w:t>n}}</w:t>
             </w:r>
           </w:p>
         </w:tc>
@@ -5771,35 +5606,7 @@
         <w:rPr>
           <w:lang w:val="en-US" w:eastAsia="en-US"/>
         </w:rPr>
-        <w:t xml:space="preserve">{%p for </w:t>
-      </w:r>
-      <w:proofErr w:type="spellStart"/>
-      <w:r>
-        <w:rPr>
-          <w:lang w:val="en-US" w:eastAsia="en-US"/>
-        </w:rPr>
-        <w:t>fase</w:t>
-      </w:r>
-      <w:proofErr w:type="spellEnd"/>
-      <w:r>
-        <w:rPr>
-          <w:lang w:val="en-US" w:eastAsia="en-US"/>
-        </w:rPr>
-        <w:t xml:space="preserve"> in </w:t>
-      </w:r>
-      <w:proofErr w:type="spellStart"/>
-      <w:r>
-        <w:rPr>
-          <w:lang w:val="en-US" w:eastAsia="en-US"/>
-        </w:rPr>
-        <w:t>fases</w:t>
-      </w:r>
-      <w:proofErr w:type="spellEnd"/>
-      <w:r>
-        <w:rPr>
-          <w:lang w:val="en-US" w:eastAsia="en-US"/>
-        </w:rPr>
-        <w:t xml:space="preserve"> %}</w:t>
+        <w:t>{%p for fase in fases %}</w:t>
       </w:r>
     </w:p>
     <w:p>
@@ -5818,21 +5625,7 @@
         <w:rPr>
           <w:lang w:eastAsia="en-US"/>
         </w:rPr>
-        <w:t>{{</w:t>
-      </w:r>
-      <w:proofErr w:type="spellStart"/>
-      <w:r>
-        <w:rPr>
-          <w:lang w:eastAsia="en-US"/>
-        </w:rPr>
-        <w:t>fase.tituloFase</w:t>
-      </w:r>
-      <w:proofErr w:type="spellEnd"/>
-      <w:r>
-        <w:rPr>
-          <w:lang w:eastAsia="en-US"/>
-        </w:rPr>
-        <w:t>}}</w:t>
+        <w:t>{{fase.tituloFase}}</w:t>
       </w:r>
     </w:p>
     <w:p>
@@ -6853,61 +6646,7 @@
                 <w:sz w:val="18"/>
                 <w:highlight w:val="yellow"/>
               </w:rPr>
-              <w:t xml:space="preserve">[LINEA ERROR] </w:t>
-            </w:r>
-            <w:proofErr w:type="spellStart"/>
-            <w:r>
-              <w:rPr>
-                <w:color w:val="7E7E7E"/>
-                <w:sz w:val="18"/>
-                <w:highlight w:val="yellow"/>
-              </w:rPr>
-              <w:t>Linea</w:t>
-            </w:r>
-            <w:proofErr w:type="spellEnd"/>
-            <w:r>
-              <w:rPr>
-                <w:color w:val="7E7E7E"/>
-                <w:sz w:val="18"/>
-                <w:highlight w:val="yellow"/>
-              </w:rPr>
-              <w:t xml:space="preserve">: 79 - </w:t>
-            </w:r>
-            <w:proofErr w:type="spellStart"/>
-            <w:r>
-              <w:rPr>
-                <w:color w:val="7E7E7E"/>
-                <w:sz w:val="18"/>
-                <w:highlight w:val="yellow"/>
-              </w:rPr>
-              <w:t>Unable</w:t>
-            </w:r>
-            <w:proofErr w:type="spellEnd"/>
-            <w:r>
-              <w:rPr>
-                <w:color w:val="7E7E7E"/>
-                <w:sz w:val="18"/>
-                <w:highlight w:val="yellow"/>
-              </w:rPr>
-              <w:t xml:space="preserve"> to </w:t>
-            </w:r>
-            <w:proofErr w:type="spellStart"/>
-            <w:r>
-              <w:rPr>
-                <w:color w:val="7E7E7E"/>
-                <w:sz w:val="18"/>
-                <w:highlight w:val="yellow"/>
-              </w:rPr>
-              <w:t>find</w:t>
-            </w:r>
-            <w:proofErr w:type="spellEnd"/>
-            <w:r>
-              <w:rPr>
-                <w:color w:val="7E7E7E"/>
-                <w:sz w:val="18"/>
-                <w:highlight w:val="yellow"/>
-              </w:rPr>
-              <w:t xml:space="preserve"> CLIENT. </w:t>
+              <w:t xml:space="preserve">[LINEA ERROR] Linea: 79 - Unable to find CLIENT. </w:t>
             </w:r>
             <w:r>
               <w:rPr>
@@ -7562,7 +7301,6 @@
               </w:rPr>
               <w:t xml:space="preserve"> in </w:t>
             </w:r>
-            <w:proofErr w:type="spellStart"/>
             <w:r>
               <w:rPr>
                 <w:rFonts w:cs="Segoe UI"/>
@@ -7572,7 +7310,6 @@
               </w:rPr>
               <w:t>excepcionesSys</w:t>
             </w:r>
-            <w:proofErr w:type="spellEnd"/>
             <w:r>
               <w:rPr>
                 <w:rFonts w:cs="Segoe UI"/>
@@ -7655,25 +7392,7 @@
                 <w:szCs w:val="18"/>
                 <w:lang w:val="en-US"/>
               </w:rPr>
-              <w:t>{{</w:t>
-            </w:r>
-            <w:proofErr w:type="spellStart"/>
-            <w:r>
-              <w:rPr>
-                <w:sz w:val="18"/>
-                <w:szCs w:val="18"/>
-                <w:lang w:val="en-US"/>
-              </w:rPr>
-              <w:t>e.escenario</w:t>
-            </w:r>
-            <w:proofErr w:type="spellEnd"/>
-            <w:r>
-              <w:rPr>
-                <w:sz w:val="18"/>
-                <w:szCs w:val="18"/>
-                <w:lang w:val="en-US"/>
-              </w:rPr>
-              <w:t>}}</w:t>
+              <w:t>{{e.escenario}}</w:t>
             </w:r>
           </w:p>
         </w:tc>
@@ -7704,27 +7423,7 @@
                 <w:szCs w:val="18"/>
                 <w:lang w:val="en-US"/>
               </w:rPr>
-              <w:t>{{</w:t>
-            </w:r>
-            <w:proofErr w:type="spellStart"/>
-            <w:r>
-              <w:rPr>
-                <w:rFonts w:cs="Segoe UI"/>
-                <w:sz w:val="18"/>
-                <w:szCs w:val="18"/>
-                <w:lang w:val="en-US"/>
-              </w:rPr>
-              <w:t>e.accion</w:t>
-            </w:r>
-            <w:proofErr w:type="spellEnd"/>
-            <w:r>
-              <w:rPr>
-                <w:rFonts w:cs="Segoe UI"/>
-                <w:sz w:val="18"/>
-                <w:szCs w:val="18"/>
-                <w:lang w:val="en-US"/>
-              </w:rPr>
-              <w:t>}}</w:t>
+              <w:t>{{e.accion}}</w:t>
             </w:r>
           </w:p>
         </w:tc>
@@ -7778,7 +7477,6 @@
               </w:rPr>
               <w:t>{%</w:t>
             </w:r>
-            <w:proofErr w:type="spellStart"/>
             <w:r>
               <w:rPr>
                 <w:rFonts w:cs="Segoe UI"/>
@@ -7787,7 +7485,6 @@
               </w:rPr>
               <w:t>tr</w:t>
             </w:r>
-            <w:proofErr w:type="spellEnd"/>
             <w:r>
               <w:rPr>
                 <w:rFonts w:cs="Segoe UI"/>
@@ -8028,7 +7725,6 @@
               </w:rPr>
               <w:t xml:space="preserve"> in </w:t>
             </w:r>
-            <w:proofErr w:type="spellStart"/>
             <w:r>
               <w:rPr>
                 <w:rFonts w:cs="Segoe UI"/>
@@ -8038,7 +7734,6 @@
               </w:rPr>
               <w:t>excepcionesNeg</w:t>
             </w:r>
-            <w:proofErr w:type="spellEnd"/>
             <w:r>
               <w:rPr>
                 <w:rFonts w:cs="Segoe UI"/>
@@ -8116,23 +7811,7 @@
                 <w:color w:val="7E7E7E"/>
                 <w:sz w:val="18"/>
               </w:rPr>
-              <w:t>{{</w:t>
-            </w:r>
-            <w:proofErr w:type="spellStart"/>
-            <w:r>
-              <w:rPr>
-                <w:color w:val="7E7E7E"/>
-                <w:sz w:val="18"/>
-              </w:rPr>
-              <w:t>e.escenario</w:t>
-            </w:r>
-            <w:proofErr w:type="spellEnd"/>
-            <w:r>
-              <w:rPr>
-                <w:color w:val="7E7E7E"/>
-                <w:sz w:val="18"/>
-              </w:rPr>
-              <w:t>}}</w:t>
+              <w:t>{{e.escenario}}</w:t>
             </w:r>
           </w:p>
         </w:tc>
@@ -8164,25 +7843,7 @@
                 <w:sz w:val="18"/>
                 <w:lang w:val="es-AR"/>
               </w:rPr>
-              <w:t>{{</w:t>
-            </w:r>
-            <w:proofErr w:type="spellStart"/>
-            <w:r>
-              <w:rPr>
-                <w:color w:val="7E7E7E"/>
-                <w:sz w:val="18"/>
-                <w:lang w:val="es-AR"/>
-              </w:rPr>
-              <w:t>e.accion</w:t>
-            </w:r>
-            <w:proofErr w:type="spellEnd"/>
-            <w:r>
-              <w:rPr>
-                <w:color w:val="7E7E7E"/>
-                <w:sz w:val="18"/>
-                <w:lang w:val="es-AR"/>
-              </w:rPr>
-              <w:t>}}</w:t>
+              <w:t>{{e.accion}}</w:t>
             </w:r>
           </w:p>
         </w:tc>
@@ -8233,7 +7894,6 @@
               </w:rPr>
               <w:t>{%</w:t>
             </w:r>
-            <w:proofErr w:type="spellStart"/>
             <w:r>
               <w:rPr>
                 <w:rFonts w:cs="Segoe UI"/>
@@ -8242,7 +7902,6 @@
               </w:rPr>
               <w:t>tr</w:t>
             </w:r>
-            <w:proofErr w:type="spellEnd"/>
             <w:r>
               <w:rPr>
                 <w:rFonts w:cs="Segoe UI"/>
@@ -8622,7 +8281,6 @@
                 <w:lang w:eastAsia="es-ES"/>
               </w:rPr>
             </w:pPr>
-            <w:proofErr w:type="spellStart"/>
             <w:r>
               <w:rPr>
                 <w:rFonts w:ascii="Calibri" w:eastAsia="Times New Roman" w:hAnsi="Calibri" w:cs="Calibri"/>
@@ -8641,31 +8299,8 @@
                 <w:color w:val="FFFFFF"/>
                 <w:lang w:eastAsia="es-ES"/>
               </w:rPr>
-              <w:t>viewed</w:t>
-            </w:r>
-            <w:proofErr w:type="spellEnd"/>
-            <w:r>
-              <w:rPr>
-                <w:rFonts w:ascii="Calibri" w:eastAsia="Times New Roman" w:hAnsi="Calibri" w:cs="Calibri"/>
-                <w:b/>
-                <w:bCs/>
-                <w:color w:val="FFFFFF"/>
-                <w:lang w:eastAsia="es-ES"/>
-              </w:rPr>
-              <w:t xml:space="preserve"> </w:t>
-            </w:r>
-            <w:proofErr w:type="spellStart"/>
-            <w:r>
-              <w:rPr>
-                <w:rFonts w:ascii="Calibri" w:eastAsia="Times New Roman" w:hAnsi="Calibri" w:cs="Calibri"/>
-                <w:b/>
-                <w:bCs/>
-                <w:color w:val="FFFFFF"/>
-                <w:lang w:eastAsia="es-ES"/>
-              </w:rPr>
-              <w:t>by</w:t>
-            </w:r>
-            <w:proofErr w:type="spellEnd"/>
+              <w:t>viewed by</w:t>
+            </w:r>
             <w:r>
               <w:rPr>
                 <w:rFonts w:ascii="Calibri" w:eastAsia="Times New Roman" w:hAnsi="Calibri" w:cs="Calibri"/>
@@ -8787,7 +8422,6 @@
                 <w:lang w:eastAsia="es-ES"/>
               </w:rPr>
             </w:pPr>
-            <w:proofErr w:type="spellStart"/>
             <w:r>
               <w:rPr>
                 <w:rFonts w:ascii="Calibri" w:eastAsia="Times New Roman" w:hAnsi="Calibri" w:cs="Calibri"/>
@@ -8796,31 +8430,8 @@
                 <w:color w:val="FFFFFF"/>
                 <w:lang w:eastAsia="es-ES"/>
               </w:rPr>
-              <w:t>Approved</w:t>
-            </w:r>
-            <w:proofErr w:type="spellEnd"/>
-            <w:r>
-              <w:rPr>
-                <w:rFonts w:ascii="Calibri" w:eastAsia="Times New Roman" w:hAnsi="Calibri" w:cs="Calibri"/>
-                <w:b/>
-                <w:bCs/>
-                <w:color w:val="FFFFFF"/>
-                <w:lang w:eastAsia="es-ES"/>
-              </w:rPr>
-              <w:t xml:space="preserve"> </w:t>
-            </w:r>
-            <w:proofErr w:type="spellStart"/>
-            <w:r>
-              <w:rPr>
-                <w:rFonts w:ascii="Calibri" w:eastAsia="Times New Roman" w:hAnsi="Calibri" w:cs="Calibri"/>
-                <w:b/>
-                <w:bCs/>
-                <w:color w:val="FFFFFF"/>
-                <w:lang w:eastAsia="es-ES"/>
-              </w:rPr>
-              <w:t>by</w:t>
-            </w:r>
-            <w:proofErr w:type="spellEnd"/>
+              <w:t>Approved by</w:t>
+            </w:r>
           </w:p>
         </w:tc>
         <w:tc>
@@ -9193,7 +8804,6 @@
                 <w:lang w:eastAsia="es-ES"/>
               </w:rPr>
             </w:pPr>
-            <w:proofErr w:type="spellStart"/>
             <w:r>
               <w:rPr>
                 <w:rFonts w:ascii="Calibri" w:eastAsia="Times New Roman" w:hAnsi="Calibri" w:cs="Calibri"/>
@@ -9212,31 +8822,8 @@
                 <w:color w:val="FFFFFF"/>
                 <w:lang w:eastAsia="es-ES"/>
               </w:rPr>
-              <w:t>viewed</w:t>
-            </w:r>
-            <w:proofErr w:type="spellEnd"/>
-            <w:r>
-              <w:rPr>
-                <w:rFonts w:ascii="Calibri" w:eastAsia="Times New Roman" w:hAnsi="Calibri" w:cs="Calibri"/>
-                <w:b/>
-                <w:bCs/>
-                <w:color w:val="FFFFFF"/>
-                <w:lang w:eastAsia="es-ES"/>
-              </w:rPr>
-              <w:t xml:space="preserve"> </w:t>
-            </w:r>
-            <w:proofErr w:type="spellStart"/>
-            <w:r>
-              <w:rPr>
-                <w:rFonts w:ascii="Calibri" w:eastAsia="Times New Roman" w:hAnsi="Calibri" w:cs="Calibri"/>
-                <w:b/>
-                <w:bCs/>
-                <w:color w:val="FFFFFF"/>
-                <w:lang w:eastAsia="es-ES"/>
-              </w:rPr>
-              <w:t>by</w:t>
-            </w:r>
-            <w:proofErr w:type="spellEnd"/>
+              <w:t>viewed by</w:t>
+            </w:r>
           </w:p>
         </w:tc>
         <w:tc>
@@ -9348,7 +8935,6 @@
                 <w:lang w:eastAsia="es-ES"/>
               </w:rPr>
             </w:pPr>
-            <w:proofErr w:type="spellStart"/>
             <w:r>
               <w:rPr>
                 <w:rFonts w:ascii="Calibri" w:eastAsia="Times New Roman" w:hAnsi="Calibri" w:cs="Calibri"/>
@@ -9367,18 +8953,7 @@
                 <w:color w:val="FFFFFF"/>
                 <w:lang w:eastAsia="es-ES"/>
               </w:rPr>
-              <w:t>proved</w:t>
-            </w:r>
-            <w:proofErr w:type="spellEnd"/>
-            <w:r>
-              <w:rPr>
-                <w:rFonts w:ascii="Calibri" w:eastAsia="Times New Roman" w:hAnsi="Calibri" w:cs="Calibri"/>
-                <w:b/>
-                <w:bCs/>
-                <w:color w:val="FFFFFF"/>
-                <w:lang w:eastAsia="es-ES"/>
-              </w:rPr>
-              <w:t xml:space="preserve"> by</w:t>
+              <w:t>proved by</w:t>
             </w:r>
           </w:p>
         </w:tc>
@@ -19294,6 +18869,91 @@
 </file>
 
 <file path=customXml/item2.xml><?xml version="1.0" encoding="utf-8"?>
+<b:Sources xmlns:b="http://schemas.openxmlformats.org/officeDocument/2006/bibliography" xmlns="http://schemas.openxmlformats.org/officeDocument/2006/bibliography" SelectedStyle="\APA.XSL" StyleName="APA"/>
+</file>
+
+<file path=customXml/item3.xml><?xml version="1.0" encoding="utf-8"?>
+<p:properties xmlns:p="http://schemas.microsoft.com/office/2006/metadata/properties" xmlns:xsi="http://www.w3.org/2001/XMLSchema-instance" xmlns:pc="http://schemas.microsoft.com/office/infopath/2007/PartnerControls">
+  <documentManagement>
+    <SharedWithUsers xmlns="e692d05a-8f3f-4f3c-9f7a-297d33913966">
+      <UserInfo>
+        <DisplayName>Federico Damian Medina</DisplayName>
+        <AccountId>2357</AccountId>
+        <AccountType/>
+      </UserInfo>
+      <UserInfo>
+        <DisplayName>Adrián García</DisplayName>
+        <AccountId>2347</AccountId>
+        <AccountType/>
+      </UserInfo>
+      <UserInfo>
+        <DisplayName>Nicolas Roberto Yapura Olivera</DisplayName>
+        <AccountId>2348</AccountId>
+        <AccountType/>
+      </UserInfo>
+      <UserInfo>
+        <DisplayName>Gabriel Ocampo</DisplayName>
+        <AccountId>21</AccountId>
+        <AccountType/>
+      </UserInfo>
+      <UserInfo>
+        <DisplayName>Gabriela Tornati</DisplayName>
+        <AccountId>18</AccountId>
+        <AccountType/>
+      </UserInfo>
+      <UserInfo>
+        <DisplayName>Johan Malave Gomez</DisplayName>
+        <AccountId>3303</AccountId>
+        <AccountType/>
+      </UserInfo>
+      <UserInfo>
+        <DisplayName>David Garcia</DisplayName>
+        <AccountId>3305</AccountId>
+        <AccountType/>
+      </UserInfo>
+      <UserInfo>
+        <DisplayName>Maria Soledad Martinez</DisplayName>
+        <AccountId>3994</AccountId>
+        <AccountType/>
+      </UserInfo>
+      <UserInfo>
+        <DisplayName>Seoane, Maria Laura (A-id)</DisplayName>
+        <AccountId>2383</AccountId>
+        <AccountType/>
+      </UserInfo>
+      <UserInfo>
+        <DisplayName>Juliana Comunelli</DisplayName>
+        <AccountId>4193</AccountId>
+        <AccountType/>
+      </UserInfo>
+      <UserInfo>
+        <DisplayName>Pelle, Maria Celeste (A-id)</DisplayName>
+        <AccountId>2387</AccountId>
+        <AccountType/>
+      </UserInfo>
+    </SharedWithUsers>
+    <MediaLengthInSeconds xmlns="7c9733af-7a48-497e-be4f-98a48d8b296c" xsi:nil="true"/>
+    <Progress_x0020__x0025_ xmlns="126aced9-e92e-431b-8860-19f9000349a9" xsi:nil="true"/>
+    <lcf76f155ced4ddcb4097134ff3c332f xmlns="7c9733af-7a48-497e-be4f-98a48d8b296c">
+      <Terms xmlns="http://schemas.microsoft.com/office/infopath/2007/PartnerControls"/>
+    </lcf76f155ced4ddcb4097134ff3c332f>
+    <TaxCatchAll xmlns="126aced9-e92e-431b-8860-19f9000349a9" xsi:nil="true"/>
+    <Target_x0020_Date xmlns="126aced9-e92e-431b-8860-19f9000349a9" xsi:nil="true"/>
+    <Document_x0020_Type xmlns="126aced9-e92e-431b-8860-19f9000349a9">Choose Document Type…</Document_x0020_Type>
+  </documentManagement>
+</p:properties>
+</file>
+
+<file path=customXml/item4.xml><?xml version="1.0" encoding="utf-8"?>
+<?mso-contentType ?>
+<FormTemplates xmlns="http://schemas.microsoft.com/sharepoint/v3/contenttype/forms">
+  <Display>DocumentLibraryForm</Display>
+  <Edit>DocumentLibraryForm</Edit>
+  <New>DocumentLibraryForm</New>
+</FormTemplates>
+</file>
+
+<file path=customXml/item5.xml><?xml version="1.0" encoding="utf-8"?>
 <ct:contentTypeSchema xmlns:ct="http://schemas.microsoft.com/office/2006/metadata/contentType" xmlns:ma="http://schemas.microsoft.com/office/2006/metadata/properties/metaAttributes" ct:_="" ma:_="" ma:contentTypeName="Document" ma:contentTypeID="0x0101003E5E40AF5AAB644388956D1EDB5811C4" ma:contentTypeVersion="" ma:contentTypeDescription="Create a new document." ma:contentTypeScope="" ma:versionID="eb9d285613b0b7fd252419e165da78ff">
   <xsd:schema xmlns:xsd="http://www.w3.org/2001/XMLSchema" xmlns:xs="http://www.w3.org/2001/XMLSchema" xmlns:p="http://schemas.microsoft.com/office/2006/metadata/properties" xmlns:ns2="126aced9-e92e-431b-8860-19f9000349a9" xmlns:ns3="7c9733af-7a48-497e-be4f-98a48d8b296c" xmlns:ns4="e692d05a-8f3f-4f3c-9f7a-297d33913966" targetNamespace="http://schemas.microsoft.com/office/2006/metadata/properties" ma:root="true" ma:fieldsID="5804f93a32e9328b48f081a9ad710d90" ns2:_="" ns3:_="" ns4:_="">
     <xsd:import namespace="126aced9-e92e-431b-8860-19f9000349a9"/>
@@ -19566,91 +19226,6 @@
 </ct:contentTypeSchema>
 </file>
 
-<file path=customXml/item3.xml><?xml version="1.0" encoding="utf-8"?>
-<?mso-contentType ?>
-<FormTemplates xmlns="http://schemas.microsoft.com/sharepoint/v3/contenttype/forms">
-  <Display>DocumentLibraryForm</Display>
-  <Edit>DocumentLibraryForm</Edit>
-  <New>DocumentLibraryForm</New>
-</FormTemplates>
-</file>
-
-<file path=customXml/item4.xml><?xml version="1.0" encoding="utf-8"?>
-<p:properties xmlns:p="http://schemas.microsoft.com/office/2006/metadata/properties" xmlns:xsi="http://www.w3.org/2001/XMLSchema-instance" xmlns:pc="http://schemas.microsoft.com/office/infopath/2007/PartnerControls">
-  <documentManagement>
-    <SharedWithUsers xmlns="e692d05a-8f3f-4f3c-9f7a-297d33913966">
-      <UserInfo>
-        <DisplayName>Federico Damian Medina</DisplayName>
-        <AccountId>2357</AccountId>
-        <AccountType/>
-      </UserInfo>
-      <UserInfo>
-        <DisplayName>Adrián García</DisplayName>
-        <AccountId>2347</AccountId>
-        <AccountType/>
-      </UserInfo>
-      <UserInfo>
-        <DisplayName>Nicolas Roberto Yapura Olivera</DisplayName>
-        <AccountId>2348</AccountId>
-        <AccountType/>
-      </UserInfo>
-      <UserInfo>
-        <DisplayName>Gabriel Ocampo</DisplayName>
-        <AccountId>21</AccountId>
-        <AccountType/>
-      </UserInfo>
-      <UserInfo>
-        <DisplayName>Gabriela Tornati</DisplayName>
-        <AccountId>18</AccountId>
-        <AccountType/>
-      </UserInfo>
-      <UserInfo>
-        <DisplayName>Johan Malave Gomez</DisplayName>
-        <AccountId>3303</AccountId>
-        <AccountType/>
-      </UserInfo>
-      <UserInfo>
-        <DisplayName>David Garcia</DisplayName>
-        <AccountId>3305</AccountId>
-        <AccountType/>
-      </UserInfo>
-      <UserInfo>
-        <DisplayName>Maria Soledad Martinez</DisplayName>
-        <AccountId>3994</AccountId>
-        <AccountType/>
-      </UserInfo>
-      <UserInfo>
-        <DisplayName>Seoane, Maria Laura (A-id)</DisplayName>
-        <AccountId>2383</AccountId>
-        <AccountType/>
-      </UserInfo>
-      <UserInfo>
-        <DisplayName>Juliana Comunelli</DisplayName>
-        <AccountId>4193</AccountId>
-        <AccountType/>
-      </UserInfo>
-      <UserInfo>
-        <DisplayName>Pelle, Maria Celeste (A-id)</DisplayName>
-        <AccountId>2387</AccountId>
-        <AccountType/>
-      </UserInfo>
-    </SharedWithUsers>
-    <MediaLengthInSeconds xmlns="7c9733af-7a48-497e-be4f-98a48d8b296c" xsi:nil="true"/>
-    <Progress_x0020__x0025_ xmlns="126aced9-e92e-431b-8860-19f9000349a9" xsi:nil="true"/>
-    <lcf76f155ced4ddcb4097134ff3c332f xmlns="7c9733af-7a48-497e-be4f-98a48d8b296c">
-      <Terms xmlns="http://schemas.microsoft.com/office/infopath/2007/PartnerControls"/>
-    </lcf76f155ced4ddcb4097134ff3c332f>
-    <TaxCatchAll xmlns="126aced9-e92e-431b-8860-19f9000349a9" xsi:nil="true"/>
-    <Target_x0020_Date xmlns="126aced9-e92e-431b-8860-19f9000349a9" xsi:nil="true"/>
-    <Document_x0020_Type xmlns="126aced9-e92e-431b-8860-19f9000349a9">Choose Document Type…</Document_x0020_Type>
-  </documentManagement>
-</p:properties>
-</file>
-
-<file path=customXml/item5.xml><?xml version="1.0" encoding="utf-8"?>
-<b:Sources xmlns:b="http://schemas.openxmlformats.org/officeDocument/2006/bibliography" xmlns="http://schemas.openxmlformats.org/officeDocument/2006/bibliography" SelectedStyle="\APA.XSL" StyleName="APA"/>
-</file>
-
 <file path=customXml/itemProps1.xml><?xml version="1.0" encoding="utf-8"?>
 <ds:datastoreItem xmlns:ds="http://schemas.openxmlformats.org/officeDocument/2006/customXml" ds:itemID="{55AF091B-3C7A-41E3-B477-F2FDAA23CFDA}">
   <ds:schemaRefs>
@@ -19660,6 +19235,34 @@
 </file>
 
 <file path=customXml/itemProps2.xml><?xml version="1.0" encoding="utf-8"?>
+<ds:datastoreItem xmlns:ds="http://schemas.openxmlformats.org/officeDocument/2006/customXml" ds:itemID="{960B7B98-C93C-45CA-ADCD-07AEDD7280FD}">
+  <ds:schemaRefs>
+    <ds:schemaRef ds:uri="http://schemas.openxmlformats.org/officeDocument/2006/bibliography"/>
+  </ds:schemaRefs>
+</ds:datastoreItem>
+</file>
+
+<file path=customXml/itemProps3.xml><?xml version="1.0" encoding="utf-8"?>
+<ds:datastoreItem xmlns:ds="http://schemas.openxmlformats.org/officeDocument/2006/customXml" ds:itemID="{ED4A838A-6700-4746-8E85-0AE11B429EB7}">
+  <ds:schemaRefs>
+    <ds:schemaRef ds:uri="http://schemas.microsoft.com/office/2006/metadata/properties"/>
+    <ds:schemaRef ds:uri="http://schemas.microsoft.com/office/infopath/2007/PartnerControls"/>
+    <ds:schemaRef ds:uri="e692d05a-8f3f-4f3c-9f7a-297d33913966"/>
+    <ds:schemaRef ds:uri="7c9733af-7a48-497e-be4f-98a48d8b296c"/>
+    <ds:schemaRef ds:uri="126aced9-e92e-431b-8860-19f9000349a9"/>
+  </ds:schemaRefs>
+</ds:datastoreItem>
+</file>
+
+<file path=customXml/itemProps4.xml><?xml version="1.0" encoding="utf-8"?>
+<ds:datastoreItem xmlns:ds="http://schemas.openxmlformats.org/officeDocument/2006/customXml" ds:itemID="{C2E9D9F7-1128-4CE9-A3D9-F2E0BE8A9904}">
+  <ds:schemaRefs>
+    <ds:schemaRef ds:uri="http://schemas.microsoft.com/sharepoint/v3/contenttype/forms"/>
+  </ds:schemaRefs>
+</ds:datastoreItem>
+</file>
+
+<file path=customXml/itemProps5.xml><?xml version="1.0" encoding="utf-8"?>
 <ds:datastoreItem xmlns:ds="http://schemas.openxmlformats.org/officeDocument/2006/customXml" ds:itemID="{7FA7E414-AF2B-4FB6-9A7F-3A449009958A}">
   <ds:schemaRefs>
     <ds:schemaRef ds:uri="http://schemas.microsoft.com/office/2006/metadata/contentType"/>
@@ -19679,34 +19282,6 @@
 </ds:datastoreItem>
 </file>
 
-<file path=customXml/itemProps3.xml><?xml version="1.0" encoding="utf-8"?>
-<ds:datastoreItem xmlns:ds="http://schemas.openxmlformats.org/officeDocument/2006/customXml" ds:itemID="{C2E9D9F7-1128-4CE9-A3D9-F2E0BE8A9904}">
-  <ds:schemaRefs>
-    <ds:schemaRef ds:uri="http://schemas.microsoft.com/sharepoint/v3/contenttype/forms"/>
-  </ds:schemaRefs>
-</ds:datastoreItem>
-</file>
-
-<file path=customXml/itemProps4.xml><?xml version="1.0" encoding="utf-8"?>
-<ds:datastoreItem xmlns:ds="http://schemas.openxmlformats.org/officeDocument/2006/customXml" ds:itemID="{ED4A838A-6700-4746-8E85-0AE11B429EB7}">
-  <ds:schemaRefs>
-    <ds:schemaRef ds:uri="http://schemas.microsoft.com/office/2006/metadata/properties"/>
-    <ds:schemaRef ds:uri="http://schemas.microsoft.com/office/infopath/2007/PartnerControls"/>
-    <ds:schemaRef ds:uri="e692d05a-8f3f-4f3c-9f7a-297d33913966"/>
-    <ds:schemaRef ds:uri="7c9733af-7a48-497e-be4f-98a48d8b296c"/>
-    <ds:schemaRef ds:uri="126aced9-e92e-431b-8860-19f9000349a9"/>
-  </ds:schemaRefs>
-</ds:datastoreItem>
-</file>
-
-<file path=customXml/itemProps5.xml><?xml version="1.0" encoding="utf-8"?>
-<ds:datastoreItem xmlns:ds="http://schemas.openxmlformats.org/officeDocument/2006/customXml" ds:itemID="{960B7B98-C93C-45CA-ADCD-07AEDD7280FD}">
-  <ds:schemaRefs>
-    <ds:schemaRef ds:uri="http://schemas.openxmlformats.org/officeDocument/2006/bibliography"/>
-  </ds:schemaRefs>
-</ds:datastoreItem>
-</file>
-
 <file path=docMetadata/LabelInfo.xml><?xml version="1.0" encoding="utf-8"?>
 <clbl:labelList xmlns:clbl="http://schemas.microsoft.com/office/2020/mipLabelMetadata">
   <clbl:label id="{b1c9b508-7c6e-42bd-bedf-808292653d6c}" enabled="1" method="Standard" siteId="{2882be50-2012-4d88-ac86-544124e120c8}" contentBits="3" removed="0"/>

--- a/templates/PDD.docx
+++ b/templates/PDD.docx
@@ -2272,7 +2272,25 @@
                 <w:sz w:val="20"/>
                 <w:szCs w:val="20"/>
               </w:rPr>
-              <w:t>{{r.version}}</w:t>
+              <w:t>{{</w:t>
+            </w:r>
+            <w:proofErr w:type="spellStart"/>
+            <w:r>
+              <w:rPr>
+                <w:rFonts w:cs="Segoe UI"/>
+                <w:sz w:val="20"/>
+                <w:szCs w:val="20"/>
+              </w:rPr>
+              <w:t>r.version</w:t>
+            </w:r>
+            <w:proofErr w:type="spellEnd"/>
+            <w:r>
+              <w:rPr>
+                <w:rFonts w:cs="Segoe UI"/>
+                <w:sz w:val="20"/>
+                <w:szCs w:val="20"/>
+              </w:rPr>
+              <w:t>}}</w:t>
             </w:r>
           </w:p>
         </w:tc>
@@ -2680,78 +2698,6 @@
         </w:tc>
       </w:tr>
     </w:tbl>
-    <w:p>
-      <w:pPr>
-        <w:rPr>
-          <w:rFonts w:cs="Segoe UI"/>
-          <w:lang w:val="en-US"/>
-        </w:rPr>
-      </w:pPr>
-    </w:p>
-    <w:p>
-      <w:pPr>
-        <w:rPr>
-          <w:rFonts w:cs="Segoe UI"/>
-          <w:lang w:val="en-US"/>
-        </w:rPr>
-      </w:pPr>
-    </w:p>
-    <w:p>
-      <w:pPr>
-        <w:rPr>
-          <w:rFonts w:cs="Segoe UI"/>
-          <w:lang w:val="en-US"/>
-        </w:rPr>
-      </w:pPr>
-    </w:p>
-    <w:p>
-      <w:pPr>
-        <w:rPr>
-          <w:rFonts w:cs="Segoe UI"/>
-          <w:lang w:val="en-US"/>
-        </w:rPr>
-      </w:pPr>
-    </w:p>
-    <w:p>
-      <w:pPr>
-        <w:rPr>
-          <w:rFonts w:cs="Segoe UI"/>
-          <w:lang w:val="en-US"/>
-        </w:rPr>
-      </w:pPr>
-    </w:p>
-    <w:p>
-      <w:pPr>
-        <w:rPr>
-          <w:rFonts w:cs="Segoe UI"/>
-          <w:lang w:val="en-US"/>
-        </w:rPr>
-      </w:pPr>
-    </w:p>
-    <w:p>
-      <w:pPr>
-        <w:rPr>
-          <w:rFonts w:cs="Segoe UI"/>
-          <w:lang w:val="en-US"/>
-        </w:rPr>
-      </w:pPr>
-    </w:p>
-    <w:p>
-      <w:pPr>
-        <w:rPr>
-          <w:rFonts w:cs="Segoe UI"/>
-          <w:lang w:val="en-US"/>
-        </w:rPr>
-      </w:pPr>
-    </w:p>
-    <w:p>
-      <w:pPr>
-        <w:rPr>
-          <w:rFonts w:cs="Segoe UI"/>
-          <w:lang w:val="en-US"/>
-        </w:rPr>
-      </w:pPr>
-    </w:p>
     <w:p>
       <w:pPr>
         <w:rPr>
@@ -4493,7 +4439,7 @@
     <w:p>
       <w:pPr>
         <w:spacing w:before="100" w:beforeAutospacing="1" w:after="100" w:afterAutospacing="1"/>
-        <w:jc w:val="left"/>
+        <w:jc w:val="center"/>
         <w:rPr>
           <w:rFonts w:ascii="Times New Roman" w:eastAsia="Times New Roman" w:hAnsi="Times New Roman" w:cs="Times New Roman"/>
           <w:color w:val="auto"/>
@@ -4558,7 +4504,7 @@
     <w:p>
       <w:pPr>
         <w:spacing w:before="100" w:beforeAutospacing="1" w:after="100" w:afterAutospacing="1"/>
-        <w:jc w:val="left"/>
+        <w:jc w:val="center"/>
         <w:rPr>
           <w:rFonts w:ascii="Times New Roman" w:eastAsia="Times New Roman" w:hAnsi="Times New Roman" w:cs="Times New Roman"/>
           <w:color w:val="auto"/>
@@ -4641,7 +4587,25 @@
           <w:sz w:val="20"/>
           <w:szCs w:val="20"/>
         </w:rPr>
-        <w:t xml:space="preserve">{% for </w:t>
+        <w:t>{%</w:t>
+      </w:r>
+      <w:r>
+        <w:rPr>
+          <w:rFonts w:eastAsia="Segoe UI" w:cs="Segoe UI"/>
+          <w:color w:val="808080" w:themeColor="background1" w:themeShade="80"/>
+          <w:sz w:val="20"/>
+          <w:szCs w:val="20"/>
+        </w:rPr>
+        <w:t>p</w:t>
+      </w:r>
+      <w:r>
+        <w:rPr>
+          <w:rFonts w:eastAsia="Segoe UI" w:cs="Segoe UI"/>
+          <w:color w:val="808080" w:themeColor="background1" w:themeShade="80"/>
+          <w:sz w:val="20"/>
+          <w:szCs w:val="20"/>
+        </w:rPr>
+        <w:t xml:space="preserve"> for </w:t>
       </w:r>
       <w:r>
         <w:rPr>
@@ -4687,7 +4651,7 @@
           <w:ilvl w:val="0"/>
           <w:numId w:val="49"/>
         </w:numPr>
-        <w:spacing w:before="0" w:beforeAutospacing="0" w:after="0" w:afterAutospacing="0" w:line="259" w:lineRule="auto"/>
+        <w:spacing w:before="0" w:beforeAutospacing="0" w:after="240" w:afterAutospacing="0" w:line="259" w:lineRule="auto"/>
         <w:rPr>
           <w:rFonts w:eastAsia="Segoe UI" w:cs="Segoe UI"/>
           <w:color w:val="808080" w:themeColor="background1" w:themeShade="80"/>
@@ -4741,7 +4705,25 @@
           <w:sz w:val="20"/>
           <w:szCs w:val="20"/>
         </w:rPr>
-        <w:t>{% endfor %}</w:t>
+        <w:t>{%</w:t>
+      </w:r>
+      <w:r>
+        <w:rPr>
+          <w:rFonts w:eastAsia="Segoe UI" w:cs="Segoe UI"/>
+          <w:color w:val="808080" w:themeColor="background1" w:themeShade="80"/>
+          <w:sz w:val="20"/>
+          <w:szCs w:val="20"/>
+        </w:rPr>
+        <w:t>p</w:t>
+      </w:r>
+      <w:r>
+        <w:rPr>
+          <w:rFonts w:eastAsia="Segoe UI" w:cs="Segoe UI"/>
+          <w:color w:val="808080" w:themeColor="background1" w:themeShade="80"/>
+          <w:sz w:val="20"/>
+          <w:szCs w:val="20"/>
+        </w:rPr>
+        <w:t xml:space="preserve"> endfor %}</w:t>
       </w:r>
     </w:p>
     <w:p>
@@ -4781,7 +4763,25 @@
           <w:sz w:val="20"/>
           <w:szCs w:val="20"/>
         </w:rPr>
-        <w:t xml:space="preserve">{% for </w:t>
+        <w:t>{%</w:t>
+      </w:r>
+      <w:r>
+        <w:rPr>
+          <w:rFonts w:eastAsia="Segoe UI" w:cs="Segoe UI"/>
+          <w:color w:val="808080" w:themeColor="background1" w:themeShade="80"/>
+          <w:sz w:val="20"/>
+          <w:szCs w:val="20"/>
+        </w:rPr>
+        <w:t>p</w:t>
+      </w:r>
+      <w:r>
+        <w:rPr>
+          <w:rFonts w:eastAsia="Segoe UI" w:cs="Segoe UI"/>
+          <w:color w:val="808080" w:themeColor="background1" w:themeShade="80"/>
+          <w:sz w:val="20"/>
+          <w:szCs w:val="20"/>
+        </w:rPr>
+        <w:t xml:space="preserve"> for </w:t>
       </w:r>
       <w:r>
         <w:rPr>
@@ -4827,7 +4827,7 @@
           <w:ilvl w:val="0"/>
           <w:numId w:val="49"/>
         </w:numPr>
-        <w:spacing w:before="0" w:beforeAutospacing="0" w:after="0" w:afterAutospacing="0" w:line="259" w:lineRule="auto"/>
+        <w:spacing w:before="0" w:beforeAutospacing="0" w:after="240" w:afterAutospacing="0" w:line="259" w:lineRule="auto"/>
         <w:rPr>
           <w:rFonts w:eastAsia="Segoe UI" w:cs="Segoe UI"/>
           <w:color w:val="808080" w:themeColor="background1" w:themeShade="80"/>
@@ -4881,7 +4881,25 @@
           <w:sz w:val="20"/>
           <w:szCs w:val="20"/>
         </w:rPr>
-        <w:t>{% endfor %}</w:t>
+        <w:t>{%</w:t>
+      </w:r>
+      <w:r>
+        <w:rPr>
+          <w:rFonts w:eastAsia="Segoe UI" w:cs="Segoe UI"/>
+          <w:color w:val="808080" w:themeColor="background1" w:themeShade="80"/>
+          <w:sz w:val="20"/>
+          <w:szCs w:val="20"/>
+        </w:rPr>
+        <w:t>p</w:t>
+      </w:r>
+      <w:r>
+        <w:rPr>
+          <w:rFonts w:eastAsia="Segoe UI" w:cs="Segoe UI"/>
+          <w:color w:val="808080" w:themeColor="background1" w:themeShade="80"/>
+          <w:sz w:val="20"/>
+          <w:szCs w:val="20"/>
+        </w:rPr>
+        <w:t xml:space="preserve"> endfor %}</w:t>
       </w:r>
     </w:p>
     <w:p>
@@ -5338,6 +5356,7 @@
                 <w:color w:val="808080" w:themeColor="background1" w:themeShade="80"/>
                 <w:sz w:val="20"/>
                 <w:szCs w:val="20"/>
+                <w:lang w:val="en-US"/>
               </w:rPr>
             </w:pPr>
             <w:r>
@@ -5346,8 +5365,9 @@
                 <w:color w:val="808080" w:themeColor="background1" w:themeShade="80"/>
                 <w:sz w:val="20"/>
                 <w:szCs w:val="20"/>
-              </w:rPr>
-              <w:t xml:space="preserve">{% for </w:t>
+                <w:lang w:val="en-US"/>
+              </w:rPr>
+              <w:t>{%</w:t>
             </w:r>
             <w:r>
               <w:rPr>
@@ -5355,8 +5375,9 @@
                 <w:color w:val="808080" w:themeColor="background1" w:themeShade="80"/>
                 <w:sz w:val="20"/>
                 <w:szCs w:val="20"/>
-              </w:rPr>
-              <w:t>contacto</w:t>
+                <w:lang w:val="en-US"/>
+              </w:rPr>
+              <w:t>p</w:t>
             </w:r>
             <w:r>
               <w:rPr>
@@ -5364,27 +5385,56 @@
                 <w:color w:val="808080" w:themeColor="background1" w:themeShade="80"/>
                 <w:sz w:val="20"/>
                 <w:szCs w:val="20"/>
-              </w:rPr>
-              <w:t xml:space="preserve"> in</w:t>
-            </w:r>
+                <w:lang w:val="en-US"/>
+              </w:rPr>
+              <w:t xml:space="preserve"> for </w:t>
+            </w:r>
+            <w:proofErr w:type="spellStart"/>
             <w:r>
               <w:rPr>
                 <w:rFonts w:eastAsia="Segoe UI" w:cs="Segoe UI"/>
                 <w:color w:val="808080" w:themeColor="background1" w:themeShade="80"/>
                 <w:sz w:val="20"/>
                 <w:szCs w:val="20"/>
-              </w:rPr>
-              <w:t xml:space="preserve"> contacto</w:t>
-            </w:r>
+                <w:lang w:val="en-US"/>
+              </w:rPr>
+              <w:t>contacto</w:t>
+            </w:r>
+            <w:proofErr w:type="spellEnd"/>
             <w:r>
               <w:rPr>
                 <w:rFonts w:eastAsia="Segoe UI" w:cs="Segoe UI"/>
                 <w:color w:val="808080" w:themeColor="background1" w:themeShade="80"/>
                 <w:sz w:val="20"/>
                 <w:szCs w:val="20"/>
-              </w:rPr>
-              <w:t>s %}</w:t>
-            </w:r>
+                <w:lang w:val="en-US"/>
+              </w:rPr>
+              <w:t xml:space="preserve"> in </w:t>
+            </w:r>
+            <w:proofErr w:type="spellStart"/>
+            <w:proofErr w:type="gramStart"/>
+            <w:r>
+              <w:rPr>
+                <w:rFonts w:eastAsia="Segoe UI" w:cs="Segoe UI"/>
+                <w:color w:val="808080" w:themeColor="background1" w:themeShade="80"/>
+                <w:sz w:val="20"/>
+                <w:szCs w:val="20"/>
+                <w:lang w:val="en-US"/>
+              </w:rPr>
+              <w:t>contactos</w:t>
+            </w:r>
+            <w:proofErr w:type="spellEnd"/>
+            <w:r>
+              <w:rPr>
+                <w:rFonts w:eastAsia="Segoe UI" w:cs="Segoe UI"/>
+                <w:color w:val="808080" w:themeColor="background1" w:themeShade="80"/>
+                <w:sz w:val="20"/>
+                <w:szCs w:val="20"/>
+                <w:lang w:val="en-US"/>
+              </w:rPr>
+              <w:t xml:space="preserve"> %}</w:t>
+            </w:r>
+            <w:proofErr w:type="gramEnd"/>
           </w:p>
           <w:p>
             <w:pPr>
@@ -5393,7 +5443,7 @@
                 <w:ilvl w:val="0"/>
                 <w:numId w:val="49"/>
               </w:numPr>
-              <w:spacing w:before="0" w:beforeAutospacing="0" w:after="0" w:afterAutospacing="0" w:line="259" w:lineRule="auto"/>
+              <w:spacing w:before="0" w:beforeAutospacing="0" w:after="240" w:afterAutospacing="0" w:line="259" w:lineRule="auto"/>
               <w:rPr>
                 <w:rFonts w:eastAsia="Segoe UI" w:cs="Segoe UI"/>
                 <w:color w:val="808080" w:themeColor="background1" w:themeShade="80"/>
@@ -5447,7 +5497,25 @@
                 <w:sz w:val="20"/>
                 <w:szCs w:val="20"/>
               </w:rPr>
-              <w:t>{% endfor %}</w:t>
+              <w:t>{%</w:t>
+            </w:r>
+            <w:r>
+              <w:rPr>
+                <w:rFonts w:eastAsia="Segoe UI" w:cs="Segoe UI"/>
+                <w:color w:val="808080" w:themeColor="background1" w:themeShade="80"/>
+                <w:sz w:val="20"/>
+                <w:szCs w:val="20"/>
+              </w:rPr>
+              <w:t>p</w:t>
+            </w:r>
+            <w:r>
+              <w:rPr>
+                <w:rFonts w:eastAsia="Segoe UI" w:cs="Segoe UI"/>
+                <w:color w:val="808080" w:themeColor="background1" w:themeShade="80"/>
+                <w:sz w:val="20"/>
+                <w:szCs w:val="20"/>
+              </w:rPr>
+              <w:t xml:space="preserve"> endfor %}</w:t>
             </w:r>
           </w:p>
         </w:tc>
@@ -10106,18 +10174,6 @@
     </w:r>
   </w:p>
 </w:hdr>
-</file>
-
-<file path=word/intelligence2.xml><?xml version="1.0" encoding="utf-8"?>
-<int2:intelligence xmlns:int2="http://schemas.microsoft.com/office/intelligence/2020/intelligence" xmlns:oel="http://schemas.microsoft.com/office/2019/extlst">
-  <int2:observations>
-    <int2:textHash int2:hashCode="aZ6K6SyjHQdTse" int2:id="SqucNLys">
-      <int2:state int2:value="Rejected" int2:type="LegacyProofing"/>
-    </int2:textHash>
-  </int2:observations>
-  <int2:intelligenceSettings/>
-  <int2:onDemandWorkflows/>
-</int2:intelligence>
 </file>
 
 <file path=word/numbering.xml><?xml version="1.0" encoding="utf-8"?>
@@ -18945,15 +19001,6 @@
 </file>
 
 <file path=customXml/item4.xml><?xml version="1.0" encoding="utf-8"?>
-<?mso-contentType ?>
-<FormTemplates xmlns="http://schemas.microsoft.com/sharepoint/v3/contenttype/forms">
-  <Display>DocumentLibraryForm</Display>
-  <Edit>DocumentLibraryForm</Edit>
-  <New>DocumentLibraryForm</New>
-</FormTemplates>
-</file>
-
-<file path=customXml/item5.xml><?xml version="1.0" encoding="utf-8"?>
 <ct:contentTypeSchema xmlns:ct="http://schemas.microsoft.com/office/2006/metadata/contentType" xmlns:ma="http://schemas.microsoft.com/office/2006/metadata/properties/metaAttributes" ct:_="" ma:_="" ma:contentTypeName="Document" ma:contentTypeID="0x0101003E5E40AF5AAB644388956D1EDB5811C4" ma:contentTypeVersion="" ma:contentTypeDescription="Create a new document." ma:contentTypeScope="" ma:versionID="eb9d285613b0b7fd252419e165da78ff">
   <xsd:schema xmlns:xsd="http://www.w3.org/2001/XMLSchema" xmlns:xs="http://www.w3.org/2001/XMLSchema" xmlns:p="http://schemas.microsoft.com/office/2006/metadata/properties" xmlns:ns2="126aced9-e92e-431b-8860-19f9000349a9" xmlns:ns3="7c9733af-7a48-497e-be4f-98a48d8b296c" xmlns:ns4="e692d05a-8f3f-4f3c-9f7a-297d33913966" targetNamespace="http://schemas.microsoft.com/office/2006/metadata/properties" ma:root="true" ma:fieldsID="5804f93a32e9328b48f081a9ad710d90" ns2:_="" ns3:_="" ns4:_="">
     <xsd:import namespace="126aced9-e92e-431b-8860-19f9000349a9"/>
@@ -19226,6 +19273,15 @@
 </ct:contentTypeSchema>
 </file>
 
+<file path=customXml/item5.xml><?xml version="1.0" encoding="utf-8"?>
+<?mso-contentType ?>
+<FormTemplates xmlns="http://schemas.microsoft.com/sharepoint/v3/contenttype/forms">
+  <Display>DocumentLibraryForm</Display>
+  <Edit>DocumentLibraryForm</Edit>
+  <New>DocumentLibraryForm</New>
+</FormTemplates>
+</file>
+
 <file path=customXml/itemProps1.xml><?xml version="1.0" encoding="utf-8"?>
 <ds:datastoreItem xmlns:ds="http://schemas.openxmlformats.org/officeDocument/2006/customXml" ds:itemID="{55AF091B-3C7A-41E3-B477-F2FDAA23CFDA}">
   <ds:schemaRefs>
@@ -19255,14 +19311,6 @@
 </file>
 
 <file path=customXml/itemProps4.xml><?xml version="1.0" encoding="utf-8"?>
-<ds:datastoreItem xmlns:ds="http://schemas.openxmlformats.org/officeDocument/2006/customXml" ds:itemID="{C2E9D9F7-1128-4CE9-A3D9-F2E0BE8A9904}">
-  <ds:schemaRefs>
-    <ds:schemaRef ds:uri="http://schemas.microsoft.com/sharepoint/v3/contenttype/forms"/>
-  </ds:schemaRefs>
-</ds:datastoreItem>
-</file>
-
-<file path=customXml/itemProps5.xml><?xml version="1.0" encoding="utf-8"?>
 <ds:datastoreItem xmlns:ds="http://schemas.openxmlformats.org/officeDocument/2006/customXml" ds:itemID="{7FA7E414-AF2B-4FB6-9A7F-3A449009958A}">
   <ds:schemaRefs>
     <ds:schemaRef ds:uri="http://schemas.microsoft.com/office/2006/metadata/contentType"/>
@@ -19282,6 +19330,14 @@
 </ds:datastoreItem>
 </file>
 
+<file path=customXml/itemProps5.xml><?xml version="1.0" encoding="utf-8"?>
+<ds:datastoreItem xmlns:ds="http://schemas.openxmlformats.org/officeDocument/2006/customXml" ds:itemID="{C2E9D9F7-1128-4CE9-A3D9-F2E0BE8A9904}">
+  <ds:schemaRefs>
+    <ds:schemaRef ds:uri="http://schemas.microsoft.com/sharepoint/v3/contenttype/forms"/>
+  </ds:schemaRefs>
+</ds:datastoreItem>
+</file>
+
 <file path=docMetadata/LabelInfo.xml><?xml version="1.0" encoding="utf-8"?>
 <clbl:labelList xmlns:clbl="http://schemas.microsoft.com/office/2020/mipLabelMetadata">
   <clbl:label id="{b1c9b508-7c6e-42bd-bedf-808292653d6c}" enabled="1" method="Standard" siteId="{2882be50-2012-4d88-ac86-544124e120c8}" contentBits="3" removed="0"/>

--- a/templates/PDD.docx
+++ b/templates/PDD.docx
@@ -239,7 +239,31 @@
           <w:sz w:val="72"/>
           <w:szCs w:val="72"/>
         </w:rPr>
-        <w:t>{{nombreBot}}</w:t>
+        <w:t>{{</w:t>
+      </w:r>
+      <w:proofErr w:type="spellStart"/>
+      <w:r>
+        <w:rPr>
+          <w:rFonts w:ascii="Segoe UI" w:hAnsi="Segoe UI" w:cs="Segoe UI"/>
+          <w:b/>
+          <w:bCs/>
+          <w:color w:val="E37800"/>
+          <w:sz w:val="72"/>
+          <w:szCs w:val="72"/>
+        </w:rPr>
+        <w:t>nombreBot</w:t>
+      </w:r>
+      <w:proofErr w:type="spellEnd"/>
+      <w:r>
+        <w:rPr>
+          <w:rFonts w:ascii="Segoe UI" w:hAnsi="Segoe UI" w:cs="Segoe UI"/>
+          <w:b/>
+          <w:bCs/>
+          <w:color w:val="E37800"/>
+          <w:sz w:val="72"/>
+          <w:szCs w:val="72"/>
+        </w:rPr>
+        <w:t>}}</w:t>
       </w:r>
     </w:p>
     <w:p>
@@ -270,7 +294,27 @@
           <w:sz w:val="72"/>
           <w:szCs w:val="72"/>
         </w:rPr>
-        <w:t>{{codigoBot}}</w:t>
+        <w:t>{{</w:t>
+      </w:r>
+      <w:proofErr w:type="spellStart"/>
+      <w:r>
+        <w:rPr>
+          <w:rFonts w:ascii="Segoe UI" w:hAnsi="Segoe UI" w:cs="Segoe UI"/>
+          <w:color w:val="E37800"/>
+          <w:sz w:val="72"/>
+          <w:szCs w:val="72"/>
+        </w:rPr>
+        <w:t>codigoBot</w:t>
+      </w:r>
+      <w:proofErr w:type="spellEnd"/>
+      <w:r>
+        <w:rPr>
+          <w:rFonts w:ascii="Segoe UI" w:hAnsi="Segoe UI" w:cs="Segoe UI"/>
+          <w:color w:val="E37800"/>
+          <w:sz w:val="72"/>
+          <w:szCs w:val="72"/>
+        </w:rPr>
+        <w:t>}}</w:t>
       </w:r>
       <w:r>
         <w:rPr>
@@ -318,7 +362,25 @@
           <w:sz w:val="36"/>
           <w:szCs w:val="36"/>
         </w:rPr>
-        <w:t>{{version}}</w:t>
+        <w:t>{{</w:t>
+      </w:r>
+      <w:proofErr w:type="spellStart"/>
+      <w:r>
+        <w:rPr>
+          <w:rFonts w:ascii="Segoe UI" w:hAnsi="Segoe UI" w:cs="Segoe UI"/>
+          <w:sz w:val="36"/>
+          <w:szCs w:val="36"/>
+        </w:rPr>
+        <w:t>version</w:t>
+      </w:r>
+      <w:proofErr w:type="spellEnd"/>
+      <w:r>
+        <w:rPr>
+          <w:rFonts w:ascii="Segoe UI" w:hAnsi="Segoe UI" w:cs="Segoe UI"/>
+          <w:sz w:val="36"/>
+          <w:szCs w:val="36"/>
+        </w:rPr>
+        <w:t>}}</w:t>
       </w:r>
       <w:r>
         <w:rPr>
@@ -677,8 +739,9 @@
                 <w:szCs w:val="20"/>
                 <w:lang w:val="en-US"/>
               </w:rPr>
-              <w:t xml:space="preserve">{%tr for </w:t>
-            </w:r>
+              <w:t xml:space="preserve">{%tr </w:t>
+            </w:r>
+            <w:proofErr w:type="spellStart"/>
             <w:r>
               <w:rPr>
                 <w:rFonts w:cs="Segoe UI"/>
@@ -686,7 +749,7 @@
                 <w:szCs w:val="20"/>
                 <w:lang w:val="en-US"/>
               </w:rPr>
-              <w:t>m</w:t>
+              <w:t xml:space="preserve">for </w:t>
             </w:r>
             <w:r>
               <w:rPr>
@@ -695,8 +758,9 @@
                 <w:szCs w:val="20"/>
                 <w:lang w:val="en-US"/>
               </w:rPr>
-              <w:t xml:space="preserve"> in </w:t>
-            </w:r>
+              <w:t>m</w:t>
+            </w:r>
+            <w:proofErr w:type="spellEnd"/>
             <w:r>
               <w:rPr>
                 <w:rFonts w:cs="Segoe UI"/>
@@ -704,8 +768,19 @@
                 <w:szCs w:val="20"/>
                 <w:lang w:val="en-US"/>
               </w:rPr>
+              <w:t xml:space="preserve"> in </w:t>
+            </w:r>
+            <w:proofErr w:type="spellStart"/>
+            <w:r>
+              <w:rPr>
+                <w:rFonts w:cs="Segoe UI"/>
+                <w:sz w:val="20"/>
+                <w:szCs w:val="20"/>
+                <w:lang w:val="en-US"/>
+              </w:rPr>
               <w:t>modificaciones</w:t>
             </w:r>
+            <w:proofErr w:type="spellEnd"/>
             <w:r>
               <w:rPr>
                 <w:rFonts w:cs="Segoe UI"/>
@@ -850,7 +925,25 @@
                 <w:sz w:val="20"/>
                 <w:szCs w:val="20"/>
               </w:rPr>
-              <w:t>{{m.version}}</w:t>
+              <w:t>{{</w:t>
+            </w:r>
+            <w:proofErr w:type="spellStart"/>
+            <w:r>
+              <w:rPr>
+                <w:rFonts w:cs="Segoe UI"/>
+                <w:sz w:val="20"/>
+                <w:szCs w:val="20"/>
+              </w:rPr>
+              <w:t>m.version</w:t>
+            </w:r>
+            <w:proofErr w:type="spellEnd"/>
+            <w:r>
+              <w:rPr>
+                <w:rFonts w:cs="Segoe UI"/>
+                <w:sz w:val="20"/>
+                <w:szCs w:val="20"/>
+              </w:rPr>
+              <w:t>}}</w:t>
             </w:r>
           </w:p>
         </w:tc>
@@ -882,6 +975,7 @@
               </w:rPr>
               <w:t>{{</w:t>
             </w:r>
+            <w:proofErr w:type="spellStart"/>
             <w:r>
               <w:rPr>
                 <w:rFonts w:cs="Segoe UI"/>
@@ -898,7 +992,17 @@
                 <w:szCs w:val="20"/>
                 <w:lang w:val="es-ES"/>
               </w:rPr>
-              <w:t>fecha}}</w:t>
+              <w:t>fecha</w:t>
+            </w:r>
+            <w:proofErr w:type="spellEnd"/>
+            <w:r>
+              <w:rPr>
+                <w:rFonts w:cs="Segoe UI"/>
+                <w:sz w:val="20"/>
+                <w:szCs w:val="20"/>
+                <w:lang w:val="es-ES"/>
+              </w:rPr>
+              <w:t>}}</w:t>
             </w:r>
           </w:p>
         </w:tc>
@@ -928,7 +1032,27 @@
                 <w:szCs w:val="20"/>
                 <w:lang w:val="es-ES"/>
               </w:rPr>
-              <w:t>{{m.paginas}}</w:t>
+              <w:t>{{</w:t>
+            </w:r>
+            <w:proofErr w:type="spellStart"/>
+            <w:r>
+              <w:rPr>
+                <w:rFonts w:cs="Segoe UI"/>
+                <w:sz w:val="20"/>
+                <w:szCs w:val="20"/>
+                <w:lang w:val="es-ES"/>
+              </w:rPr>
+              <w:t>m.paginas</w:t>
+            </w:r>
+            <w:proofErr w:type="spellEnd"/>
+            <w:r>
+              <w:rPr>
+                <w:rFonts w:cs="Segoe UI"/>
+                <w:sz w:val="20"/>
+                <w:szCs w:val="20"/>
+                <w:lang w:val="es-ES"/>
+              </w:rPr>
+              <w:t>}}</w:t>
             </w:r>
           </w:p>
         </w:tc>
@@ -958,7 +1082,27 @@
                 <w:szCs w:val="20"/>
                 <w:lang w:val="es-ES"/>
               </w:rPr>
-              <w:t>{{m.motivo}}</w:t>
+              <w:t>{{</w:t>
+            </w:r>
+            <w:proofErr w:type="spellStart"/>
+            <w:r>
+              <w:rPr>
+                <w:rFonts w:cs="Segoe UI"/>
+                <w:sz w:val="20"/>
+                <w:szCs w:val="20"/>
+                <w:lang w:val="es-ES"/>
+              </w:rPr>
+              <w:t>m.motivo</w:t>
+            </w:r>
+            <w:proofErr w:type="spellEnd"/>
+            <w:r>
+              <w:rPr>
+                <w:rFonts w:cs="Segoe UI"/>
+                <w:sz w:val="20"/>
+                <w:szCs w:val="20"/>
+                <w:lang w:val="es-ES"/>
+              </w:rPr>
+              <w:t>}}</w:t>
             </w:r>
           </w:p>
         </w:tc>
@@ -988,7 +1132,27 @@
                 <w:szCs w:val="20"/>
                 <w:lang w:val="es-ES"/>
               </w:rPr>
-              <w:t>{{m.autor}}</w:t>
+              <w:t>{{</w:t>
+            </w:r>
+            <w:proofErr w:type="spellStart"/>
+            <w:r>
+              <w:rPr>
+                <w:rFonts w:cs="Segoe UI"/>
+                <w:sz w:val="20"/>
+                <w:szCs w:val="20"/>
+                <w:lang w:val="es-ES"/>
+              </w:rPr>
+              <w:t>m.autor</w:t>
+            </w:r>
+            <w:proofErr w:type="spellEnd"/>
+            <w:r>
+              <w:rPr>
+                <w:rFonts w:cs="Segoe UI"/>
+                <w:sz w:val="20"/>
+                <w:szCs w:val="20"/>
+                <w:lang w:val="es-ES"/>
+              </w:rPr>
+              <w:t>}}</w:t>
             </w:r>
           </w:p>
         </w:tc>
@@ -1016,16 +1180,26 @@
                 <w:sz w:val="20"/>
                 <w:szCs w:val="20"/>
               </w:rPr>
-              <w:t>{{m.</w:t>
-            </w:r>
+              <w:t>{{</w:t>
+            </w:r>
+            <w:proofErr w:type="spellStart"/>
             <w:r>
               <w:rPr>
                 <w:rFonts w:cs="Segoe UI"/>
                 <w:sz w:val="20"/>
                 <w:szCs w:val="20"/>
               </w:rPr>
+              <w:t>m.</w:t>
+            </w:r>
+            <w:r>
+              <w:rPr>
+                <w:rFonts w:cs="Segoe UI"/>
+                <w:sz w:val="20"/>
+                <w:szCs w:val="20"/>
+              </w:rPr>
               <w:t>sector</w:t>
             </w:r>
+            <w:proofErr w:type="spellEnd"/>
             <w:r>
               <w:rPr>
                 <w:rFonts w:cs="Segoe UI"/>
@@ -1067,6 +1241,7 @@
               </w:rPr>
               <w:t>{%</w:t>
             </w:r>
+            <w:proofErr w:type="spellStart"/>
             <w:r>
               <w:rPr>
                 <w:rFonts w:cs="Segoe UI"/>
@@ -1075,13 +1250,32 @@
               </w:rPr>
               <w:t>tr</w:t>
             </w:r>
+            <w:proofErr w:type="spellEnd"/>
             <w:r>
               <w:rPr>
                 <w:rFonts w:cs="Segoe UI"/>
                 <w:sz w:val="20"/>
                 <w:szCs w:val="20"/>
               </w:rPr>
-              <w:t xml:space="preserve"> endfor %}</w:t>
+              <w:t xml:space="preserve"> </w:t>
+            </w:r>
+            <w:proofErr w:type="spellStart"/>
+            <w:r>
+              <w:rPr>
+                <w:rFonts w:cs="Segoe UI"/>
+                <w:sz w:val="20"/>
+                <w:szCs w:val="20"/>
+              </w:rPr>
+              <w:t>endfor</w:t>
+            </w:r>
+            <w:proofErr w:type="spellEnd"/>
+            <w:r>
+              <w:rPr>
+                <w:rFonts w:cs="Segoe UI"/>
+                <w:sz w:val="20"/>
+                <w:szCs w:val="20"/>
+              </w:rPr>
+              <w:t xml:space="preserve"> %}</w:t>
             </w:r>
           </w:p>
         </w:tc>
@@ -2070,6 +2264,7 @@
                 <w:color w:val="FFFFFF" w:themeColor="background1"/>
               </w:rPr>
             </w:pPr>
+            <w:proofErr w:type="spellStart"/>
             <w:r>
               <w:rPr>
                 <w:rFonts w:cs="Segoe UI"/>
@@ -2079,6 +2274,7 @@
               </w:rPr>
               <w:t>Reviewer</w:t>
             </w:r>
+            <w:proofErr w:type="spellEnd"/>
           </w:p>
         </w:tc>
         <w:tc>
@@ -2100,6 +2296,7 @@
                 <w:color w:val="FFFFFF" w:themeColor="background1"/>
               </w:rPr>
             </w:pPr>
+            <w:proofErr w:type="spellStart"/>
             <w:r>
               <w:rPr>
                 <w:rFonts w:cs="Segoe UI"/>
@@ -2118,6 +2315,7 @@
               </w:rPr>
               <w:t>mments</w:t>
             </w:r>
+            <w:proofErr w:type="spellEnd"/>
           </w:p>
         </w:tc>
       </w:tr>
@@ -2320,6 +2518,7 @@
               </w:rPr>
               <w:t>{{</w:t>
             </w:r>
+            <w:proofErr w:type="spellStart"/>
             <w:r>
               <w:rPr>
                 <w:rFonts w:cs="Segoe UI"/>
@@ -2336,7 +2535,17 @@
                 <w:szCs w:val="20"/>
                 <w:lang w:val="es-ES"/>
               </w:rPr>
-              <w:t>fecha}}</w:t>
+              <w:t>fecha</w:t>
+            </w:r>
+            <w:proofErr w:type="spellEnd"/>
+            <w:r>
+              <w:rPr>
+                <w:rFonts w:cs="Segoe UI"/>
+                <w:sz w:val="20"/>
+                <w:szCs w:val="20"/>
+                <w:lang w:val="es-ES"/>
+              </w:rPr>
+              <w:t>}}</w:t>
             </w:r>
           </w:p>
         </w:tc>
@@ -2364,8 +2573,9 @@
                 <w:szCs w:val="20"/>
                 <w:lang w:val="es-ES"/>
               </w:rPr>
-              <w:t>{{r.</w:t>
-            </w:r>
+              <w:t>{{</w:t>
+            </w:r>
+            <w:proofErr w:type="spellStart"/>
             <w:r>
               <w:rPr>
                 <w:rFonts w:cs="Segoe UI"/>
@@ -2373,8 +2583,18 @@
                 <w:szCs w:val="20"/>
                 <w:lang w:val="es-ES"/>
               </w:rPr>
+              <w:t>r.</w:t>
+            </w:r>
+            <w:r>
+              <w:rPr>
+                <w:rFonts w:cs="Segoe UI"/>
+                <w:sz w:val="20"/>
+                <w:szCs w:val="20"/>
+                <w:lang w:val="es-ES"/>
+              </w:rPr>
               <w:t>aprobador</w:t>
             </w:r>
+            <w:proofErr w:type="spellEnd"/>
             <w:r>
               <w:rPr>
                 <w:rFonts w:cs="Segoe UI"/>
@@ -2410,8 +2630,9 @@
                 <w:szCs w:val="20"/>
                 <w:lang w:val="es-ES"/>
               </w:rPr>
-              <w:t>{{r.</w:t>
-            </w:r>
+              <w:t>{{</w:t>
+            </w:r>
+            <w:proofErr w:type="spellStart"/>
             <w:r>
               <w:rPr>
                 <w:rFonts w:cs="Segoe UI"/>
@@ -2419,8 +2640,18 @@
                 <w:szCs w:val="20"/>
                 <w:lang w:val="es-ES"/>
               </w:rPr>
+              <w:t>r.</w:t>
+            </w:r>
+            <w:r>
+              <w:rPr>
+                <w:rFonts w:cs="Segoe UI"/>
+                <w:sz w:val="20"/>
+                <w:szCs w:val="20"/>
+                <w:lang w:val="es-ES"/>
+              </w:rPr>
               <w:t>comentarios</w:t>
             </w:r>
+            <w:proofErr w:type="spellEnd"/>
             <w:r>
               <w:rPr>
                 <w:rFonts w:cs="Segoe UI"/>
@@ -2461,6 +2692,7 @@
               </w:rPr>
               <w:t>{%</w:t>
             </w:r>
+            <w:proofErr w:type="spellStart"/>
             <w:r>
               <w:rPr>
                 <w:rFonts w:cs="Segoe UI"/>
@@ -2469,13 +2701,32 @@
               </w:rPr>
               <w:t>tr</w:t>
             </w:r>
+            <w:proofErr w:type="spellEnd"/>
             <w:r>
               <w:rPr>
                 <w:rFonts w:cs="Segoe UI"/>
                 <w:sz w:val="20"/>
                 <w:szCs w:val="20"/>
               </w:rPr>
-              <w:t xml:space="preserve"> endfor %}</w:t>
+              <w:t xml:space="preserve"> </w:t>
+            </w:r>
+            <w:proofErr w:type="spellStart"/>
+            <w:r>
+              <w:rPr>
+                <w:rFonts w:cs="Segoe UI"/>
+                <w:sz w:val="20"/>
+                <w:szCs w:val="20"/>
+              </w:rPr>
+              <w:t>endfor</w:t>
+            </w:r>
+            <w:proofErr w:type="spellEnd"/>
+            <w:r>
+              <w:rPr>
+                <w:rFonts w:cs="Segoe UI"/>
+                <w:sz w:val="20"/>
+                <w:szCs w:val="20"/>
+              </w:rPr>
+              <w:t xml:space="preserve"> %}</w:t>
             </w:r>
           </w:p>
         </w:tc>
@@ -2774,8 +3025,16 @@
             <w:rPr>
               <w:lang w:val="es-AR"/>
             </w:rPr>
-            <w:t>| Contents</w:t>
+            <w:t xml:space="preserve">| </w:t>
           </w:r>
+          <w:proofErr w:type="spellStart"/>
+          <w:r>
+            <w:rPr>
+              <w:lang w:val="es-AR"/>
+            </w:rPr>
+            <w:t>Contents</w:t>
+          </w:r>
+          <w:proofErr w:type="spellEnd"/>
         </w:p>
         <w:p>
           <w:pPr>
@@ -4382,12 +4641,14 @@
         </w:rPr>
         <w:t xml:space="preserve">r </w:t>
       </w:r>
+      <w:proofErr w:type="spellStart"/>
       <w:r>
         <w:rPr>
           <w:color w:val="7E7E7E"/>
         </w:rPr>
         <w:t>propositoProceso</w:t>
       </w:r>
+      <w:proofErr w:type="spellEnd"/>
       <w:r>
         <w:rPr>
           <w:color w:val="7E7E7E"/>
@@ -4433,7 +4694,21 @@
         <w:rPr>
           <w:lang w:eastAsia="en-US"/>
         </w:rPr>
-        <w:t xml:space="preserve"> level (Solución automatización)</w:t>
+        <w:t xml:space="preserve"> </w:t>
+      </w:r>
+      <w:proofErr w:type="spellStart"/>
+      <w:r>
+        <w:rPr>
+          <w:lang w:eastAsia="en-US"/>
+        </w:rPr>
+        <w:t>level</w:t>
+      </w:r>
+      <w:proofErr w:type="spellEnd"/>
+      <w:r>
+        <w:rPr>
+          <w:lang w:eastAsia="en-US"/>
+        </w:rPr>
+        <w:t xml:space="preserve"> (Solución automatización)</w:t>
       </w:r>
     </w:p>
     <w:p>
@@ -4497,7 +4772,21 @@
         <w:rPr>
           <w:lang w:eastAsia="en-US"/>
         </w:rPr>
-        <w:t>Diagrama de flujo – Low level (Solución automatización)</w:t>
+        <w:t xml:space="preserve">Diagrama de flujo – Low </w:t>
+      </w:r>
+      <w:proofErr w:type="spellStart"/>
+      <w:r>
+        <w:rPr>
+          <w:lang w:eastAsia="en-US"/>
+        </w:rPr>
+        <w:t>level</w:t>
+      </w:r>
+      <w:proofErr w:type="spellEnd"/>
+      <w:r>
+        <w:rPr>
+          <w:lang w:eastAsia="en-US"/>
+        </w:rPr>
+        <w:t xml:space="preserve"> (Solución automatización)</w:t>
       </w:r>
       <w:bookmarkEnd w:id="17"/>
     </w:p>
@@ -4723,7 +5012,27 @@
           <w:sz w:val="20"/>
           <w:szCs w:val="20"/>
         </w:rPr>
-        <w:t xml:space="preserve"> endfor %}</w:t>
+        <w:t xml:space="preserve"> </w:t>
+      </w:r>
+      <w:proofErr w:type="spellStart"/>
+      <w:r>
+        <w:rPr>
+          <w:rFonts w:eastAsia="Segoe UI" w:cs="Segoe UI"/>
+          <w:color w:val="808080" w:themeColor="background1" w:themeShade="80"/>
+          <w:sz w:val="20"/>
+          <w:szCs w:val="20"/>
+        </w:rPr>
+        <w:t>endfor</w:t>
+      </w:r>
+      <w:proofErr w:type="spellEnd"/>
+      <w:r>
+        <w:rPr>
+          <w:rFonts w:eastAsia="Segoe UI" w:cs="Segoe UI"/>
+          <w:color w:val="808080" w:themeColor="background1" w:themeShade="80"/>
+          <w:sz w:val="20"/>
+          <w:szCs w:val="20"/>
+        </w:rPr>
+        <w:t xml:space="preserve"> %}</w:t>
       </w:r>
     </w:p>
     <w:p>
@@ -4899,7 +5208,27 @@
           <w:sz w:val="20"/>
           <w:szCs w:val="20"/>
         </w:rPr>
-        <w:t xml:space="preserve"> endfor %}</w:t>
+        <w:t xml:space="preserve"> </w:t>
+      </w:r>
+      <w:proofErr w:type="spellStart"/>
+      <w:r>
+        <w:rPr>
+          <w:rFonts w:eastAsia="Segoe UI" w:cs="Segoe UI"/>
+          <w:color w:val="808080" w:themeColor="background1" w:themeShade="80"/>
+          <w:sz w:val="20"/>
+          <w:szCs w:val="20"/>
+        </w:rPr>
+        <w:t>endfor</w:t>
+      </w:r>
+      <w:proofErr w:type="spellEnd"/>
+      <w:r>
+        <w:rPr>
+          <w:rFonts w:eastAsia="Segoe UI" w:cs="Segoe UI"/>
+          <w:color w:val="808080" w:themeColor="background1" w:themeShade="80"/>
+          <w:sz w:val="20"/>
+          <w:szCs w:val="20"/>
+        </w:rPr>
+        <w:t xml:space="preserve"> %}</w:t>
       </w:r>
     </w:p>
     <w:p>
@@ -5116,7 +5445,25 @@
                 <w:sz w:val="18"/>
                 <w:szCs w:val="18"/>
               </w:rPr>
-              <w:t>{{carpetaCompartida}}</w:t>
+              <w:t>{{</w:t>
+            </w:r>
+            <w:proofErr w:type="spellStart"/>
+            <w:r>
+              <w:rPr>
+                <w:rFonts w:cs="Segoe UI"/>
+                <w:sz w:val="18"/>
+                <w:szCs w:val="18"/>
+              </w:rPr>
+              <w:t>carpetaCompartida</w:t>
+            </w:r>
+            <w:proofErr w:type="spellEnd"/>
+            <w:r>
+              <w:rPr>
+                <w:rFonts w:cs="Segoe UI"/>
+                <w:sz w:val="18"/>
+                <w:szCs w:val="18"/>
+              </w:rPr>
+              <w:t>}}</w:t>
             </w:r>
           </w:p>
         </w:tc>
@@ -5195,7 +5542,25 @@
                 <w:sz w:val="18"/>
                 <w:szCs w:val="18"/>
               </w:rPr>
-              <w:t>{{carpetaOutput}}</w:t>
+              <w:t>{{</w:t>
+            </w:r>
+            <w:proofErr w:type="spellStart"/>
+            <w:r>
+              <w:rPr>
+                <w:rFonts w:cs="Segoe UI"/>
+                <w:sz w:val="18"/>
+                <w:szCs w:val="18"/>
+              </w:rPr>
+              <w:t>carpetaOutput</w:t>
+            </w:r>
+            <w:proofErr w:type="spellEnd"/>
+            <w:r>
+              <w:rPr>
+                <w:rFonts w:cs="Segoe UI"/>
+                <w:sz w:val="18"/>
+                <w:szCs w:val="18"/>
+              </w:rPr>
+              <w:t>}}</w:t>
             </w:r>
           </w:p>
         </w:tc>
@@ -5282,7 +5647,25 @@
                 <w:sz w:val="18"/>
                 <w:szCs w:val="18"/>
               </w:rPr>
-              <w:t>{{carpetaInput}}</w:t>
+              <w:t>{{</w:t>
+            </w:r>
+            <w:proofErr w:type="spellStart"/>
+            <w:r>
+              <w:rPr>
+                <w:rFonts w:cs="Segoe UI"/>
+                <w:sz w:val="18"/>
+                <w:szCs w:val="18"/>
+              </w:rPr>
+              <w:t>carpetaInput</w:t>
+            </w:r>
+            <w:proofErr w:type="spellEnd"/>
+            <w:r>
+              <w:rPr>
+                <w:rFonts w:cs="Segoe UI"/>
+                <w:sz w:val="18"/>
+                <w:szCs w:val="18"/>
+              </w:rPr>
+              <w:t>}}</w:t>
             </w:r>
           </w:p>
         </w:tc>
@@ -5349,6 +5732,50 @@
           </w:tcPr>
           <w:p>
             <w:pPr>
+              <w:spacing w:before="80"/>
+              <w:rPr>
+                <w:rFonts w:cs="Segoe UI"/>
+                <w:sz w:val="18"/>
+                <w:szCs w:val="18"/>
+              </w:rPr>
+            </w:pPr>
+            <w:r>
+              <w:rPr>
+                <w:rFonts w:cs="Segoe UI"/>
+                <w:sz w:val="18"/>
+                <w:szCs w:val="18"/>
+              </w:rPr>
+              <w:t>Los contactos para notificar por si hay algún error de sistema/negocio del Bot son:</w:t>
+            </w:r>
+          </w:p>
+          <w:p>
+            <w:pPr>
+              <w:spacing w:before="0" w:after="240"/>
+              <w:rPr>
+                <w:rFonts w:cs="Segoe UI"/>
+                <w:b/>
+                <w:bCs/>
+                <w:i/>
+                <w:iCs/>
+                <w:sz w:val="20"/>
+                <w:szCs w:val="20"/>
+              </w:rPr>
+            </w:pPr>
+            <w:r>
+              <w:rPr>
+                <w:rFonts w:cs="Segoe UI"/>
+                <w:b/>
+                <w:bCs/>
+                <w:i/>
+                <w:iCs/>
+                <w:sz w:val="20"/>
+                <w:szCs w:val="20"/>
+              </w:rPr>
+              <w:t>Responsables del Área:</w:t>
+            </w:r>
+          </w:p>
+          <w:p>
+            <w:pPr>
               <w:pStyle w:val="NormalWeb"/>
               <w:spacing w:before="0" w:beforeAutospacing="0" w:after="0" w:afterAutospacing="0" w:line="259" w:lineRule="auto"/>
               <w:rPr>
@@ -5441,9 +5868,10 @@
               <w:pStyle w:val="NormalWeb"/>
               <w:numPr>
                 <w:ilvl w:val="0"/>
-                <w:numId w:val="49"/>
+                <w:numId w:val="50"/>
               </w:numPr>
-              <w:spacing w:before="0" w:beforeAutospacing="0" w:after="240" w:afterAutospacing="0" w:line="259" w:lineRule="auto"/>
+              <w:spacing w:before="0" w:beforeAutospacing="0" w:after="0" w:afterAutospacing="0" w:line="259" w:lineRule="auto"/>
+              <w:ind w:left="436"/>
               <w:rPr>
                 <w:rFonts w:eastAsia="Segoe UI" w:cs="Segoe UI"/>
                 <w:color w:val="808080" w:themeColor="background1" w:themeShade="80"/>
@@ -5482,7 +5910,7 @@
           <w:p>
             <w:pPr>
               <w:pStyle w:val="NormalWeb"/>
-              <w:spacing w:before="0" w:beforeAutospacing="0" w:after="0" w:afterAutospacing="0" w:line="259" w:lineRule="auto"/>
+              <w:spacing w:before="0" w:beforeAutospacing="0" w:after="240" w:afterAutospacing="0" w:line="259" w:lineRule="auto"/>
               <w:rPr>
                 <w:rFonts w:eastAsia="Segoe UI" w:cs="Segoe UI"/>
                 <w:color w:val="808080" w:themeColor="background1" w:themeShade="80"/>
@@ -5515,7 +5943,27 @@
                 <w:sz w:val="20"/>
                 <w:szCs w:val="20"/>
               </w:rPr>
-              <w:t xml:space="preserve"> endfor %}</w:t>
+              <w:t xml:space="preserve"> </w:t>
+            </w:r>
+            <w:proofErr w:type="spellStart"/>
+            <w:r>
+              <w:rPr>
+                <w:rFonts w:eastAsia="Segoe UI" w:cs="Segoe UI"/>
+                <w:color w:val="808080" w:themeColor="background1" w:themeShade="80"/>
+                <w:sz w:val="20"/>
+                <w:szCs w:val="20"/>
+              </w:rPr>
+              <w:t>endfor</w:t>
+            </w:r>
+            <w:proofErr w:type="spellEnd"/>
+            <w:r>
+              <w:rPr>
+                <w:rFonts w:eastAsia="Segoe UI" w:cs="Segoe UI"/>
+                <w:color w:val="808080" w:themeColor="background1" w:themeShade="80"/>
+                <w:sz w:val="20"/>
+                <w:szCs w:val="20"/>
+              </w:rPr>
+              <w:t xml:space="preserve"> %}</w:t>
             </w:r>
           </w:p>
         </w:tc>
@@ -5674,8 +6122,38 @@
         <w:rPr>
           <w:lang w:val="en-US" w:eastAsia="en-US"/>
         </w:rPr>
-        <w:t>{%p for fase in fases %}</w:t>
+        <w:t xml:space="preserve">{%p for </w:t>
       </w:r>
+      <w:proofErr w:type="spellStart"/>
+      <w:r>
+        <w:rPr>
+          <w:lang w:val="en-US" w:eastAsia="en-US"/>
+        </w:rPr>
+        <w:t>fase</w:t>
+      </w:r>
+      <w:proofErr w:type="spellEnd"/>
+      <w:r>
+        <w:rPr>
+          <w:lang w:val="en-US" w:eastAsia="en-US"/>
+        </w:rPr>
+        <w:t xml:space="preserve"> in </w:t>
+      </w:r>
+      <w:proofErr w:type="spellStart"/>
+      <w:proofErr w:type="gramStart"/>
+      <w:r>
+        <w:rPr>
+          <w:lang w:val="en-US" w:eastAsia="en-US"/>
+        </w:rPr>
+        <w:t>fases</w:t>
+      </w:r>
+      <w:proofErr w:type="spellEnd"/>
+      <w:r>
+        <w:rPr>
+          <w:lang w:val="en-US" w:eastAsia="en-US"/>
+        </w:rPr>
+        <w:t xml:space="preserve"> %}</w:t>
+      </w:r>
+      <w:proofErr w:type="gramEnd"/>
     </w:p>
     <w:p>
       <w:pPr>
@@ -5693,7 +6171,21 @@
         <w:rPr>
           <w:lang w:eastAsia="en-US"/>
         </w:rPr>
-        <w:t>{{fase.tituloFase}}</w:t>
+        <w:t>{{</w:t>
+      </w:r>
+      <w:proofErr w:type="spellStart"/>
+      <w:r>
+        <w:rPr>
+          <w:lang w:eastAsia="en-US"/>
+        </w:rPr>
+        <w:t>fase.tituloFase</w:t>
+      </w:r>
+      <w:proofErr w:type="spellEnd"/>
+      <w:r>
+        <w:rPr>
+          <w:lang w:eastAsia="en-US"/>
+        </w:rPr>
+        <w:t>}}</w:t>
       </w:r>
     </w:p>
     <w:p>
@@ -5706,8 +6198,24 @@
         <w:rPr>
           <w:lang w:val="en-US" w:eastAsia="en-US"/>
         </w:rPr>
-        <w:t>{%p endfor %}</w:t>
+        <w:t xml:space="preserve">{%p </w:t>
       </w:r>
+      <w:proofErr w:type="spellStart"/>
+      <w:proofErr w:type="gramStart"/>
+      <w:r>
+        <w:rPr>
+          <w:lang w:val="en-US" w:eastAsia="en-US"/>
+        </w:rPr>
+        <w:t>endfor</w:t>
+      </w:r>
+      <w:proofErr w:type="spellEnd"/>
+      <w:r>
+        <w:rPr>
+          <w:lang w:val="en-US" w:eastAsia="en-US"/>
+        </w:rPr>
+        <w:t xml:space="preserve"> %}</w:t>
+      </w:r>
+      <w:proofErr w:type="gramEnd"/>
     </w:p>
     <w:bookmarkEnd w:id="36"/>
     <w:p>
@@ -5964,14 +6472,30 @@
                 <w:color w:val="7E7E7E"/>
                 <w:sz w:val="18"/>
               </w:rPr>
-              <w:t>Código Bot</w:t>
-            </w:r>
+              <w:t>{{</w:t>
+            </w:r>
+            <w:proofErr w:type="spellStart"/>
             <w:r>
               <w:rPr>
                 <w:color w:val="7E7E7E"/>
                 <w:sz w:val="18"/>
               </w:rPr>
-              <w:t xml:space="preserve"> | Notificación de proceso del Bot | CORRECTO</w:t>
+              <w:t>codigoBot</w:t>
+            </w:r>
+            <w:proofErr w:type="spellEnd"/>
+            <w:r>
+              <w:rPr>
+                <w:color w:val="7E7E7E"/>
+                <w:sz w:val="18"/>
+              </w:rPr>
+              <w:t xml:space="preserve">}} </w:t>
+            </w:r>
+            <w:r>
+              <w:rPr>
+                <w:color w:val="7E7E7E"/>
+                <w:sz w:val="18"/>
+              </w:rPr>
+              <w:t>| Notificación de proceso del Bot | CORRECTO</w:t>
             </w:r>
           </w:p>
           <w:p>
@@ -6165,9 +6689,24 @@
               <w:rPr>
                 <w:color w:val="7E7E7E"/>
                 <w:sz w:val="18"/>
-                <w:lang w:val="pt-PT"/>
-              </w:rPr>
-              <w:t>[Código Bot]</w:t>
+              </w:rPr>
+              <w:t>{{</w:t>
+            </w:r>
+            <w:proofErr w:type="spellStart"/>
+            <w:r>
+              <w:rPr>
+                <w:color w:val="7E7E7E"/>
+                <w:sz w:val="18"/>
+              </w:rPr>
+              <w:t>codigoBot</w:t>
+            </w:r>
+            <w:proofErr w:type="spellEnd"/>
+            <w:r>
+              <w:rPr>
+                <w:color w:val="7E7E7E"/>
+                <w:sz w:val="18"/>
+              </w:rPr>
+              <w:t>}}</w:t>
             </w:r>
             <w:r>
               <w:rPr>
@@ -6175,7 +6714,7 @@
                 <w:sz w:val="18"/>
                 <w:lang w:val="pt-PT"/>
               </w:rPr>
-              <w:t xml:space="preserve">– </w:t>
+              <w:t xml:space="preserve"> </w:t>
             </w:r>
             <w:r>
               <w:rPr>
@@ -6183,7 +6722,7 @@
                 <w:sz w:val="18"/>
                 <w:lang w:val="pt-PT"/>
               </w:rPr>
-              <w:t>[Nombre Bo</w:t>
+              <w:t>–</w:t>
             </w:r>
             <w:r>
               <w:rPr>
@@ -6191,7 +6730,7 @@
                 <w:sz w:val="18"/>
                 <w:lang w:val="pt-PT"/>
               </w:rPr>
-              <w:t>t</w:t>
+              <w:t xml:space="preserve"> </w:t>
             </w:r>
             <w:r>
               <w:rPr>
@@ -6199,7 +6738,7 @@
                 <w:sz w:val="18"/>
                 <w:lang w:val="pt-PT"/>
               </w:rPr>
-              <w:t>]</w:t>
+              <w:t>{{nombreBot}}</w:t>
             </w:r>
           </w:p>
         </w:tc>
@@ -6311,21 +6850,37 @@
                 <w:color w:val="7E7E7E"/>
                 <w:sz w:val="18"/>
               </w:rPr>
-              <w:t>Código Bot</w:t>
-            </w:r>
+              <w:t>{{</w:t>
+            </w:r>
+            <w:proofErr w:type="spellStart"/>
             <w:r>
               <w:rPr>
                 <w:color w:val="7E7E7E"/>
                 <w:sz w:val="18"/>
               </w:rPr>
-              <w:t xml:space="preserve"> </w:t>
-            </w:r>
+              <w:t>codigoBot</w:t>
+            </w:r>
+            <w:proofErr w:type="spellEnd"/>
             <w:r>
               <w:rPr>
                 <w:color w:val="7E7E7E"/>
                 <w:sz w:val="18"/>
               </w:rPr>
-              <w:t>| Notificación de proceso del Bot | CORRECTO</w:t>
+              <w:t>}}</w:t>
+            </w:r>
+            <w:r>
+              <w:rPr>
+                <w:color w:val="7E7E7E"/>
+                <w:sz w:val="18"/>
+              </w:rPr>
+              <w:t xml:space="preserve">| Notificación de proceso del Bot | </w:t>
+            </w:r>
+            <w:r>
+              <w:rPr>
+                <w:color w:val="7E7E7E"/>
+                <w:sz w:val="18"/>
+              </w:rPr>
+              <w:t>ADVERTENCIA</w:t>
             </w:r>
           </w:p>
           <w:p>
@@ -6357,22 +6912,70 @@
                 <w:color w:val="7E7E7E"/>
                 <w:sz w:val="18"/>
               </w:rPr>
-              <w:t>Código Bot</w:t>
-            </w:r>
+              <w:t>{{</w:t>
+            </w:r>
+            <w:proofErr w:type="spellStart"/>
             <w:r>
               <w:rPr>
                 <w:color w:val="7E7E7E"/>
                 <w:sz w:val="18"/>
               </w:rPr>
-              <w:t xml:space="preserve"> </w:t>
-            </w:r>
+              <w:t>codigoBot</w:t>
+            </w:r>
+            <w:proofErr w:type="spellEnd"/>
             <w:r>
               <w:rPr>
                 <w:color w:val="7E7E7E"/>
                 <w:sz w:val="18"/>
               </w:rPr>
+              <w:t xml:space="preserve">}} </w:t>
+            </w:r>
+            <w:r>
+              <w:rPr>
+                <w:color w:val="7E7E7E"/>
+                <w:sz w:val="18"/>
+              </w:rPr>
               <w:t xml:space="preserve">terminó su procesamiento en el día de la fecha sin excepciones. </w:t>
             </w:r>
+            <w:r>
+              <w:rPr>
+                <w:color w:val="7E7E7E"/>
+                <w:sz w:val="18"/>
+              </w:rPr>
+              <w:t xml:space="preserve"> sin embargo existieron problemas para cargar algunos de sus datos: </w:t>
+            </w:r>
+          </w:p>
+          <w:p>
+            <w:pPr>
+              <w:spacing w:before="80"/>
+              <w:rPr>
+                <w:color w:val="7E7E7E"/>
+                <w:sz w:val="18"/>
+              </w:rPr>
+            </w:pPr>
+            <w:r>
+              <w:rPr>
+                <w:color w:val="7E7E7E"/>
+                <w:sz w:val="18"/>
+              </w:rPr>
+              <w:t>Para una información más detallada se muestra un resumen</w:t>
+            </w:r>
+            <w:r>
+              <w:rPr>
+                <w:color w:val="7E7E7E"/>
+                <w:sz w:val="18"/>
+              </w:rPr>
+              <w:t>.</w:t>
+            </w:r>
+          </w:p>
+          <w:p>
+            <w:pPr>
+              <w:spacing w:before="80"/>
+              <w:rPr>
+                <w:color w:val="7E7E7E"/>
+                <w:sz w:val="18"/>
+              </w:rPr>
+            </w:pPr>
           </w:p>
           <w:p>
             <w:pPr>
@@ -6516,7 +7119,31 @@
                 <w:sz w:val="18"/>
                 <w:lang w:val="pt-PT"/>
               </w:rPr>
-              <w:t>[Código Bot]– [Nombre Bot]</w:t>
+              <w:t>{{codigoBot}}</w:t>
+            </w:r>
+            <w:r>
+              <w:rPr>
+                <w:color w:val="7E7E7E"/>
+                <w:sz w:val="18"/>
+                <w:lang w:val="pt-PT"/>
+              </w:rPr>
+              <w:t xml:space="preserve"> </w:t>
+            </w:r>
+            <w:r>
+              <w:rPr>
+                <w:color w:val="7E7E7E"/>
+                <w:sz w:val="18"/>
+                <w:lang w:val="pt-PT"/>
+              </w:rPr>
+              <w:t xml:space="preserve">– </w:t>
+            </w:r>
+            <w:r>
+              <w:rPr>
+                <w:color w:val="7E7E7E"/>
+                <w:sz w:val="18"/>
+                <w:lang w:val="pt-PT"/>
+              </w:rPr>
+              <w:t>{{nombreBot}}</w:t>
             </w:r>
           </w:p>
         </w:tc>
@@ -6628,7 +7255,23 @@
                 <w:color w:val="7E7E7E"/>
                 <w:sz w:val="18"/>
               </w:rPr>
-              <w:t>Código Bot</w:t>
+              <w:t>{{</w:t>
+            </w:r>
+            <w:proofErr w:type="spellStart"/>
+            <w:r>
+              <w:rPr>
+                <w:color w:val="7E7E7E"/>
+                <w:sz w:val="18"/>
+              </w:rPr>
+              <w:t>codigoBot</w:t>
+            </w:r>
+            <w:proofErr w:type="spellEnd"/>
+            <w:r>
+              <w:rPr>
+                <w:color w:val="7E7E7E"/>
+                <w:sz w:val="18"/>
+              </w:rPr>
+              <w:t>}}</w:t>
             </w:r>
             <w:r>
               <w:rPr>
@@ -6664,15 +7307,15 @@
               </w:rPr>
               <w:t>Cuerpo mail:</w:t>
             </w:r>
-          </w:p>
-          <w:p>
-            <w:pPr>
-              <w:spacing w:before="100" w:beforeAutospacing="1"/>
-              <w:rPr>
+            <w:r>
+              <w:rPr>
+                <w:b/>
+                <w:bCs/>
                 <w:color w:val="7E7E7E"/>
                 <w:sz w:val="18"/>
               </w:rPr>
-            </w:pPr>
+              <w:t xml:space="preserve"> </w:t>
+            </w:r>
             <w:r>
               <w:rPr>
                 <w:color w:val="7E7E7E"/>
@@ -6714,7 +7357,62 @@
                 <w:sz w:val="18"/>
                 <w:highlight w:val="yellow"/>
               </w:rPr>
-              <w:t xml:space="preserve">[LINEA ERROR] Linea: 79 - Unable to find CLIENT. </w:t>
+              <w:lastRenderedPageBreak/>
+              <w:t xml:space="preserve">[LINEA ERROR] Linea: 79 - </w:t>
+            </w:r>
+            <w:proofErr w:type="spellStart"/>
+            <w:r>
+              <w:rPr>
+                <w:color w:val="7E7E7E"/>
+                <w:sz w:val="18"/>
+                <w:highlight w:val="yellow"/>
+              </w:rPr>
+              <w:t>Unable</w:t>
+            </w:r>
+            <w:proofErr w:type="spellEnd"/>
+            <w:r>
+              <w:rPr>
+                <w:color w:val="7E7E7E"/>
+                <w:sz w:val="18"/>
+                <w:highlight w:val="yellow"/>
+              </w:rPr>
+              <w:t xml:space="preserve"> </w:t>
+            </w:r>
+            <w:proofErr w:type="spellStart"/>
+            <w:r>
+              <w:rPr>
+                <w:color w:val="7E7E7E"/>
+                <w:sz w:val="18"/>
+                <w:highlight w:val="yellow"/>
+              </w:rPr>
+              <w:t>to</w:t>
+            </w:r>
+            <w:proofErr w:type="spellEnd"/>
+            <w:r>
+              <w:rPr>
+                <w:color w:val="7E7E7E"/>
+                <w:sz w:val="18"/>
+                <w:highlight w:val="yellow"/>
+              </w:rPr>
+              <w:t xml:space="preserve"> </w:t>
+            </w:r>
+            <w:proofErr w:type="spellStart"/>
+            <w:r>
+              <w:rPr>
+                <w:color w:val="7E7E7E"/>
+                <w:sz w:val="18"/>
+                <w:highlight w:val="yellow"/>
+              </w:rPr>
+              <w:t>find</w:t>
+            </w:r>
+            <w:proofErr w:type="spellEnd"/>
+            <w:r>
+              <w:rPr>
+                <w:color w:val="7E7E7E"/>
+                <w:sz w:val="18"/>
+                <w:highlight w:val="yellow"/>
+              </w:rPr>
+              <w:t xml:space="preserve"> CLIENT. </w:t>
             </w:r>
             <w:r>
               <w:rPr>
@@ -6742,7 +7440,6 @@
                 <w:sz w:val="18"/>
                 <w:lang w:val="pt-PT"/>
               </w:rPr>
-              <w:lastRenderedPageBreak/>
               <w:t>[PATHLOGS]</w:t>
             </w:r>
           </w:p>
@@ -6781,7 +7478,23 @@
                 <w:sz w:val="18"/>
                 <w:lang w:val="pt-PT"/>
               </w:rPr>
-              <w:t>[Código Bot]– [Nombre Bot]</w:t>
+              <w:t xml:space="preserve">{{codigoBot}} </w:t>
+            </w:r>
+            <w:r>
+              <w:rPr>
+                <w:color w:val="7E7E7E"/>
+                <w:sz w:val="18"/>
+                <w:lang w:val="pt-PT"/>
+              </w:rPr>
+              <w:t xml:space="preserve">– </w:t>
+            </w:r>
+            <w:r>
+              <w:rPr>
+                <w:color w:val="7E7E7E"/>
+                <w:sz w:val="18"/>
+                <w:lang w:val="pt-PT"/>
+              </w:rPr>
+              <w:t>{{nombreBot}}</w:t>
             </w:r>
           </w:p>
         </w:tc>
@@ -7369,6 +8082,7 @@
               </w:rPr>
               <w:t xml:space="preserve"> in </w:t>
             </w:r>
+            <w:proofErr w:type="spellStart"/>
             <w:r>
               <w:rPr>
                 <w:rFonts w:cs="Segoe UI"/>
@@ -7378,6 +8092,7 @@
               </w:rPr>
               <w:t>excepcionesSys</w:t>
             </w:r>
+            <w:proofErr w:type="spellEnd"/>
             <w:r>
               <w:rPr>
                 <w:rFonts w:cs="Segoe UI"/>
@@ -7460,7 +8175,25 @@
                 <w:szCs w:val="18"/>
                 <w:lang w:val="en-US"/>
               </w:rPr>
-              <w:t>{{e.escenario}}</w:t>
+              <w:t>{{</w:t>
+            </w:r>
+            <w:proofErr w:type="spellStart"/>
+            <w:r>
+              <w:rPr>
+                <w:sz w:val="18"/>
+                <w:szCs w:val="18"/>
+                <w:lang w:val="en-US"/>
+              </w:rPr>
+              <w:t>e.escenario</w:t>
+            </w:r>
+            <w:proofErr w:type="spellEnd"/>
+            <w:r>
+              <w:rPr>
+                <w:sz w:val="18"/>
+                <w:szCs w:val="18"/>
+                <w:lang w:val="en-US"/>
+              </w:rPr>
+              <w:t>}}</w:t>
             </w:r>
           </w:p>
         </w:tc>
@@ -7491,7 +8224,27 @@
                 <w:szCs w:val="18"/>
                 <w:lang w:val="en-US"/>
               </w:rPr>
-              <w:t>{{e.accion}}</w:t>
+              <w:t>{{</w:t>
+            </w:r>
+            <w:proofErr w:type="spellStart"/>
+            <w:r>
+              <w:rPr>
+                <w:rFonts w:cs="Segoe UI"/>
+                <w:sz w:val="18"/>
+                <w:szCs w:val="18"/>
+                <w:lang w:val="en-US"/>
+              </w:rPr>
+              <w:t>e.accion</w:t>
+            </w:r>
+            <w:proofErr w:type="spellEnd"/>
+            <w:r>
+              <w:rPr>
+                <w:rFonts w:cs="Segoe UI"/>
+                <w:sz w:val="18"/>
+                <w:szCs w:val="18"/>
+                <w:lang w:val="en-US"/>
+              </w:rPr>
+              <w:t>}}</w:t>
             </w:r>
           </w:p>
         </w:tc>
@@ -7545,6 +8298,7 @@
               </w:rPr>
               <w:t>{%</w:t>
             </w:r>
+            <w:proofErr w:type="spellStart"/>
             <w:r>
               <w:rPr>
                 <w:rFonts w:cs="Segoe UI"/>
@@ -7553,13 +8307,32 @@
               </w:rPr>
               <w:t>tr</w:t>
             </w:r>
+            <w:proofErr w:type="spellEnd"/>
             <w:r>
               <w:rPr>
                 <w:rFonts w:cs="Segoe UI"/>
                 <w:sz w:val="20"/>
                 <w:szCs w:val="20"/>
               </w:rPr>
-              <w:t xml:space="preserve"> endfor %}</w:t>
+              <w:t xml:space="preserve"> </w:t>
+            </w:r>
+            <w:proofErr w:type="spellStart"/>
+            <w:r>
+              <w:rPr>
+                <w:rFonts w:cs="Segoe UI"/>
+                <w:sz w:val="20"/>
+                <w:szCs w:val="20"/>
+              </w:rPr>
+              <w:t>endfor</w:t>
+            </w:r>
+            <w:proofErr w:type="spellEnd"/>
+            <w:r>
+              <w:rPr>
+                <w:rFonts w:cs="Segoe UI"/>
+                <w:sz w:val="20"/>
+                <w:szCs w:val="20"/>
+              </w:rPr>
+              <w:t xml:space="preserve"> %}</w:t>
             </w:r>
           </w:p>
         </w:tc>
@@ -7793,6 +8566,7 @@
               </w:rPr>
               <w:t xml:space="preserve"> in </w:t>
             </w:r>
+            <w:proofErr w:type="spellStart"/>
             <w:r>
               <w:rPr>
                 <w:rFonts w:cs="Segoe UI"/>
@@ -7802,6 +8576,7 @@
               </w:rPr>
               <w:t>excepcionesNeg</w:t>
             </w:r>
+            <w:proofErr w:type="spellEnd"/>
             <w:r>
               <w:rPr>
                 <w:rFonts w:cs="Segoe UI"/>
@@ -7879,7 +8654,23 @@
                 <w:color w:val="7E7E7E"/>
                 <w:sz w:val="18"/>
               </w:rPr>
-              <w:t>{{e.escenario}}</w:t>
+              <w:t>{{</w:t>
+            </w:r>
+            <w:proofErr w:type="spellStart"/>
+            <w:r>
+              <w:rPr>
+                <w:color w:val="7E7E7E"/>
+                <w:sz w:val="18"/>
+              </w:rPr>
+              <w:t>e.escenario</w:t>
+            </w:r>
+            <w:proofErr w:type="spellEnd"/>
+            <w:r>
+              <w:rPr>
+                <w:color w:val="7E7E7E"/>
+                <w:sz w:val="18"/>
+              </w:rPr>
+              <w:t>}}</w:t>
             </w:r>
           </w:p>
         </w:tc>
@@ -7911,7 +8702,25 @@
                 <w:sz w:val="18"/>
                 <w:lang w:val="es-AR"/>
               </w:rPr>
-              <w:t>{{e.accion}}</w:t>
+              <w:t>{{</w:t>
+            </w:r>
+            <w:proofErr w:type="spellStart"/>
+            <w:r>
+              <w:rPr>
+                <w:color w:val="7E7E7E"/>
+                <w:sz w:val="18"/>
+                <w:lang w:val="es-AR"/>
+              </w:rPr>
+              <w:t>e.accion</w:t>
+            </w:r>
+            <w:proofErr w:type="spellEnd"/>
+            <w:r>
+              <w:rPr>
+                <w:color w:val="7E7E7E"/>
+                <w:sz w:val="18"/>
+                <w:lang w:val="es-AR"/>
+              </w:rPr>
+              <w:t>}}</w:t>
             </w:r>
           </w:p>
         </w:tc>
@@ -7962,6 +8771,7 @@
               </w:rPr>
               <w:t>{%</w:t>
             </w:r>
+            <w:proofErr w:type="spellStart"/>
             <w:r>
               <w:rPr>
                 <w:rFonts w:cs="Segoe UI"/>
@@ -7970,13 +8780,32 @@
               </w:rPr>
               <w:t>tr</w:t>
             </w:r>
+            <w:proofErr w:type="spellEnd"/>
             <w:r>
               <w:rPr>
                 <w:rFonts w:cs="Segoe UI"/>
                 <w:sz w:val="20"/>
                 <w:szCs w:val="20"/>
               </w:rPr>
-              <w:t xml:space="preserve"> endfor %}</w:t>
+              <w:t xml:space="preserve"> </w:t>
+            </w:r>
+            <w:proofErr w:type="spellStart"/>
+            <w:r>
+              <w:rPr>
+                <w:rFonts w:cs="Segoe UI"/>
+                <w:sz w:val="20"/>
+                <w:szCs w:val="20"/>
+              </w:rPr>
+              <w:t>endfor</w:t>
+            </w:r>
+            <w:proofErr w:type="spellEnd"/>
+            <w:r>
+              <w:rPr>
+                <w:rFonts w:cs="Segoe UI"/>
+                <w:sz w:val="20"/>
+                <w:szCs w:val="20"/>
+              </w:rPr>
+              <w:t xml:space="preserve"> %}</w:t>
             </w:r>
           </w:p>
         </w:tc>
@@ -8099,8 +8928,8 @@
       <w:tblGrid>
         <w:gridCol w:w="1465"/>
         <w:gridCol w:w="2552"/>
-        <w:gridCol w:w="999"/>
-        <w:gridCol w:w="2268"/>
+        <w:gridCol w:w="1093"/>
+        <w:gridCol w:w="2174"/>
       </w:tblGrid>
       <w:tr>
         <w:trPr>
@@ -8244,7 +9073,7 @@
         </w:tc>
         <w:tc>
           <w:tcPr>
-            <w:tcW w:w="999" w:type="dxa"/>
+            <w:tcW w:w="1093" w:type="dxa"/>
             <w:tcBorders>
               <w:top w:val="nil"/>
               <w:left w:val="nil"/>
@@ -8282,7 +9111,7 @@
         </w:tc>
         <w:tc>
           <w:tcPr>
-            <w:tcW w:w="2268" w:type="dxa"/>
+            <w:tcW w:w="2174" w:type="dxa"/>
             <w:tcBorders>
               <w:top w:val="nil"/>
               <w:left w:val="nil"/>
@@ -8349,6 +9178,7 @@
                 <w:lang w:eastAsia="es-ES"/>
               </w:rPr>
             </w:pPr>
+            <w:proofErr w:type="spellStart"/>
             <w:r>
               <w:rPr>
                 <w:rFonts w:ascii="Calibri" w:eastAsia="Times New Roman" w:hAnsi="Calibri" w:cs="Calibri"/>
@@ -8367,7 +9197,18 @@
                 <w:color w:val="FFFFFF"/>
                 <w:lang w:eastAsia="es-ES"/>
               </w:rPr>
-              <w:t>viewed by</w:t>
+              <w:t>viewed</w:t>
+            </w:r>
+            <w:proofErr w:type="spellEnd"/>
+            <w:r>
+              <w:rPr>
+                <w:rFonts w:ascii="Calibri" w:eastAsia="Times New Roman" w:hAnsi="Calibri" w:cs="Calibri"/>
+                <w:b/>
+                <w:bCs/>
+                <w:color w:val="FFFFFF"/>
+                <w:lang w:eastAsia="es-ES"/>
+              </w:rPr>
+              <w:t xml:space="preserve"> by</w:t>
             </w:r>
             <w:r>
               <w:rPr>
@@ -8405,11 +9246,21 @@
                 <w:lang w:eastAsia="es-ES"/>
               </w:rPr>
             </w:pPr>
+            <w:r>
+              <w:rPr>
+                <w:rFonts w:ascii="Calibri" w:eastAsia="Times New Roman" w:hAnsi="Calibri" w:cs="Calibri"/>
+                <w:b/>
+                <w:bCs/>
+                <w:color w:val="000000"/>
+                <w:lang w:eastAsia="es-ES"/>
+              </w:rPr>
+              <w:t>{{ desarrollador }}</w:t>
+            </w:r>
           </w:p>
         </w:tc>
         <w:tc>
           <w:tcPr>
-            <w:tcW w:w="999" w:type="dxa"/>
+            <w:tcW w:w="1093" w:type="dxa"/>
             <w:tcBorders>
               <w:top w:val="nil"/>
               <w:left w:val="nil"/>
@@ -8431,11 +9282,21 @@
                 <w:lang w:eastAsia="es-ES"/>
               </w:rPr>
             </w:pPr>
+            <w:r>
+              <w:rPr>
+                <w:rFonts w:ascii="Calibri" w:eastAsia="Times New Roman" w:hAnsi="Calibri" w:cs="Calibri"/>
+                <w:b/>
+                <w:bCs/>
+                <w:color w:val="000000"/>
+                <w:lang w:eastAsia="es-ES"/>
+              </w:rPr>
+              <w:t>{{ fecha }}</w:t>
+            </w:r>
           </w:p>
         </w:tc>
         <w:tc>
           <w:tcPr>
-            <w:tcW w:w="2268" w:type="dxa"/>
+            <w:tcW w:w="2174" w:type="dxa"/>
             <w:tcBorders>
               <w:top w:val="nil"/>
               <w:left w:val="nil"/>
@@ -8457,6 +9318,16 @@
                 <w:lang w:eastAsia="es-ES"/>
               </w:rPr>
             </w:pPr>
+            <w:r>
+              <w:rPr>
+                <w:rFonts w:ascii="Calibri" w:eastAsia="Times New Roman" w:hAnsi="Calibri" w:cs="Calibri"/>
+                <w:b/>
+                <w:bCs/>
+                <w:color w:val="000000"/>
+                <w:lang w:eastAsia="es-ES"/>
+              </w:rPr>
+              <w:t>Desarrollador</w:t>
+            </w:r>
           </w:p>
         </w:tc>
       </w:tr>
@@ -8490,6 +9361,7 @@
                 <w:lang w:eastAsia="es-ES"/>
               </w:rPr>
             </w:pPr>
+            <w:proofErr w:type="spellStart"/>
             <w:r>
               <w:rPr>
                 <w:rFonts w:ascii="Calibri" w:eastAsia="Times New Roman" w:hAnsi="Calibri" w:cs="Calibri"/>
@@ -8498,7 +9370,18 @@
                 <w:color w:val="FFFFFF"/>
                 <w:lang w:eastAsia="es-ES"/>
               </w:rPr>
-              <w:t>Approved by</w:t>
+              <w:t>Approved</w:t>
+            </w:r>
+            <w:proofErr w:type="spellEnd"/>
+            <w:r>
+              <w:rPr>
+                <w:rFonts w:ascii="Calibri" w:eastAsia="Times New Roman" w:hAnsi="Calibri" w:cs="Calibri"/>
+                <w:b/>
+                <w:bCs/>
+                <w:color w:val="FFFFFF"/>
+                <w:lang w:eastAsia="es-ES"/>
+              </w:rPr>
+              <w:t xml:space="preserve"> by</w:t>
             </w:r>
           </w:p>
         </w:tc>
@@ -8530,7 +9413,7 @@
         </w:tc>
         <w:tc>
           <w:tcPr>
-            <w:tcW w:w="999" w:type="dxa"/>
+            <w:tcW w:w="1093" w:type="dxa"/>
             <w:tcBorders>
               <w:top w:val="nil"/>
               <w:left w:val="nil"/>
@@ -8556,7 +9439,7 @@
         </w:tc>
         <w:tc>
           <w:tcPr>
-            <w:tcW w:w="2268" w:type="dxa"/>
+            <w:tcW w:w="2174" w:type="dxa"/>
             <w:tcBorders>
               <w:top w:val="nil"/>
               <w:left w:val="nil"/>
@@ -8872,6 +9755,7 @@
                 <w:lang w:eastAsia="es-ES"/>
               </w:rPr>
             </w:pPr>
+            <w:proofErr w:type="spellStart"/>
             <w:r>
               <w:rPr>
                 <w:rFonts w:ascii="Calibri" w:eastAsia="Times New Roman" w:hAnsi="Calibri" w:cs="Calibri"/>
@@ -8890,7 +9774,18 @@
                 <w:color w:val="FFFFFF"/>
                 <w:lang w:eastAsia="es-ES"/>
               </w:rPr>
-              <w:t>viewed by</w:t>
+              <w:t>viewed</w:t>
+            </w:r>
+            <w:proofErr w:type="spellEnd"/>
+            <w:r>
+              <w:rPr>
+                <w:rFonts w:ascii="Calibri" w:eastAsia="Times New Roman" w:hAnsi="Calibri" w:cs="Calibri"/>
+                <w:b/>
+                <w:bCs/>
+                <w:color w:val="FFFFFF"/>
+                <w:lang w:eastAsia="es-ES"/>
+              </w:rPr>
+              <w:t xml:space="preserve"> by</w:t>
             </w:r>
           </w:p>
         </w:tc>
@@ -9003,6 +9898,7 @@
                 <w:lang w:eastAsia="es-ES"/>
               </w:rPr>
             </w:pPr>
+            <w:proofErr w:type="spellStart"/>
             <w:r>
               <w:rPr>
                 <w:rFonts w:ascii="Calibri" w:eastAsia="Times New Roman" w:hAnsi="Calibri" w:cs="Calibri"/>
@@ -9021,7 +9917,18 @@
                 <w:color w:val="FFFFFF"/>
                 <w:lang w:eastAsia="es-ES"/>
               </w:rPr>
-              <w:t>proved by</w:t>
+              <w:t>proved</w:t>
+            </w:r>
+            <w:proofErr w:type="spellEnd"/>
+            <w:r>
+              <w:rPr>
+                <w:rFonts w:ascii="Calibri" w:eastAsia="Times New Roman" w:hAnsi="Calibri" w:cs="Calibri"/>
+                <w:b/>
+                <w:bCs/>
+                <w:color w:val="FFFFFF"/>
+                <w:lang w:eastAsia="es-ES"/>
+              </w:rPr>
+              <w:t xml:space="preserve"> by</w:t>
             </w:r>
           </w:p>
         </w:tc>
@@ -10027,7 +10934,27 @@
               <w:sz w:val="20"/>
               <w:szCs w:val="20"/>
             </w:rPr>
-            <w:t>{{codigoBot}}</w:t>
+            <w:t>{{</w:t>
+          </w:r>
+          <w:proofErr w:type="spellStart"/>
+          <w:r>
+            <w:rPr>
+              <w:b/>
+              <w:bCs/>
+              <w:sz w:val="20"/>
+              <w:szCs w:val="20"/>
+            </w:rPr>
+            <w:t>codigoBot</w:t>
+          </w:r>
+          <w:proofErr w:type="spellEnd"/>
+          <w:r>
+            <w:rPr>
+              <w:b/>
+              <w:bCs/>
+              <w:sz w:val="20"/>
+              <w:szCs w:val="20"/>
+            </w:rPr>
+            <w:t>}}</w:t>
           </w:r>
           <w:r>
             <w:rPr>
@@ -10045,7 +10972,27 @@
               <w:sz w:val="20"/>
               <w:szCs w:val="20"/>
             </w:rPr>
-            <w:t>{{nombreBot}}</w:t>
+            <w:t>{{</w:t>
+          </w:r>
+          <w:proofErr w:type="spellStart"/>
+          <w:r>
+            <w:rPr>
+              <w:b/>
+              <w:bCs/>
+              <w:sz w:val="20"/>
+              <w:szCs w:val="20"/>
+            </w:rPr>
+            <w:t>nombreBot</w:t>
+          </w:r>
+          <w:proofErr w:type="spellEnd"/>
+          <w:r>
+            <w:rPr>
+              <w:b/>
+              <w:bCs/>
+              <w:sz w:val="20"/>
+              <w:szCs w:val="20"/>
+            </w:rPr>
+            <w:t>}}</w:t>
           </w:r>
           <w:r>
             <w:rPr>
@@ -11601,6 +12548,118 @@
     </w:lvl>
   </w:abstractNum>
   <w:abstractNum w:abstractNumId="13" w15:restartNumberingAfterBreak="0">
+    <w:nsid w:val="1F8E3646"/>
+    <w:multiLevelType w:val="hybridMultilevel"/>
+    <w:tmpl w:val="03F8C356"/>
+    <w:lvl w:ilvl="0" w:tplc="BE08C36E">
+      <w:numFmt w:val="bullet"/>
+      <w:lvlText w:val="-"/>
+      <w:lvlJc w:val="left"/>
+      <w:pPr>
+        <w:ind w:left="720" w:hanging="360"/>
+      </w:pPr>
+      <w:rPr>
+        <w:rFonts w:ascii="Times New Roman" w:eastAsia="Segoe UI" w:hAnsi="Times New Roman" w:cs="Times New Roman" w:hint="default"/>
+      </w:rPr>
+    </w:lvl>
+    <w:lvl w:ilvl="1" w:tplc="0C0A0003" w:tentative="1">
+      <w:start w:val="1"/>
+      <w:numFmt w:val="bullet"/>
+      <w:lvlText w:val="o"/>
+      <w:lvlJc w:val="left"/>
+      <w:pPr>
+        <w:ind w:left="1440" w:hanging="360"/>
+      </w:pPr>
+      <w:rPr>
+        <w:rFonts w:ascii="Courier New" w:hAnsi="Courier New" w:cs="Courier New" w:hint="default"/>
+      </w:rPr>
+    </w:lvl>
+    <w:lvl w:ilvl="2" w:tplc="0C0A0005" w:tentative="1">
+      <w:start w:val="1"/>
+      <w:numFmt w:val="bullet"/>
+      <w:lvlText w:val=""/>
+      <w:lvlJc w:val="left"/>
+      <w:pPr>
+        <w:ind w:left="2160" w:hanging="360"/>
+      </w:pPr>
+      <w:rPr>
+        <w:rFonts w:ascii="Wingdings" w:hAnsi="Wingdings" w:hint="default"/>
+      </w:rPr>
+    </w:lvl>
+    <w:lvl w:ilvl="3" w:tplc="0C0A0001" w:tentative="1">
+      <w:start w:val="1"/>
+      <w:numFmt w:val="bullet"/>
+      <w:lvlText w:val=""/>
+      <w:lvlJc w:val="left"/>
+      <w:pPr>
+        <w:ind w:left="2880" w:hanging="360"/>
+      </w:pPr>
+      <w:rPr>
+        <w:rFonts w:ascii="Symbol" w:hAnsi="Symbol" w:hint="default"/>
+      </w:rPr>
+    </w:lvl>
+    <w:lvl w:ilvl="4" w:tplc="0C0A0003" w:tentative="1">
+      <w:start w:val="1"/>
+      <w:numFmt w:val="bullet"/>
+      <w:lvlText w:val="o"/>
+      <w:lvlJc w:val="left"/>
+      <w:pPr>
+        <w:ind w:left="3600" w:hanging="360"/>
+      </w:pPr>
+      <w:rPr>
+        <w:rFonts w:ascii="Courier New" w:hAnsi="Courier New" w:cs="Courier New" w:hint="default"/>
+      </w:rPr>
+    </w:lvl>
+    <w:lvl w:ilvl="5" w:tplc="0C0A0005" w:tentative="1">
+      <w:start w:val="1"/>
+      <w:numFmt w:val="bullet"/>
+      <w:lvlText w:val=""/>
+      <w:lvlJc w:val="left"/>
+      <w:pPr>
+        <w:ind w:left="4320" w:hanging="360"/>
+      </w:pPr>
+      <w:rPr>
+        <w:rFonts w:ascii="Wingdings" w:hAnsi="Wingdings" w:hint="default"/>
+      </w:rPr>
+    </w:lvl>
+    <w:lvl w:ilvl="6" w:tplc="0C0A0001" w:tentative="1">
+      <w:start w:val="1"/>
+      <w:numFmt w:val="bullet"/>
+      <w:lvlText w:val=""/>
+      <w:lvlJc w:val="left"/>
+      <w:pPr>
+        <w:ind w:left="5040" w:hanging="360"/>
+      </w:pPr>
+      <w:rPr>
+        <w:rFonts w:ascii="Symbol" w:hAnsi="Symbol" w:hint="default"/>
+      </w:rPr>
+    </w:lvl>
+    <w:lvl w:ilvl="7" w:tplc="0C0A0003" w:tentative="1">
+      <w:start w:val="1"/>
+      <w:numFmt w:val="bullet"/>
+      <w:lvlText w:val="o"/>
+      <w:lvlJc w:val="left"/>
+      <w:pPr>
+        <w:ind w:left="5760" w:hanging="360"/>
+      </w:pPr>
+      <w:rPr>
+        <w:rFonts w:ascii="Courier New" w:hAnsi="Courier New" w:cs="Courier New" w:hint="default"/>
+      </w:rPr>
+    </w:lvl>
+    <w:lvl w:ilvl="8" w:tplc="0C0A0005" w:tentative="1">
+      <w:start w:val="1"/>
+      <w:numFmt w:val="bullet"/>
+      <w:lvlText w:val=""/>
+      <w:lvlJc w:val="left"/>
+      <w:pPr>
+        <w:ind w:left="6480" w:hanging="360"/>
+      </w:pPr>
+      <w:rPr>
+        <w:rFonts w:ascii="Wingdings" w:hAnsi="Wingdings" w:hint="default"/>
+      </w:rPr>
+    </w:lvl>
+  </w:abstractNum>
+  <w:abstractNum w:abstractNumId="14" w15:restartNumberingAfterBreak="0">
     <w:nsid w:val="21A459C0"/>
     <w:multiLevelType w:val="hybridMultilevel"/>
     <w:tmpl w:val="68C0F3D2"/>
@@ -11687,7 +12746,7 @@
       </w:pPr>
     </w:lvl>
   </w:abstractNum>
-  <w:abstractNum w:abstractNumId="14" w15:restartNumberingAfterBreak="0">
+  <w:abstractNum w:abstractNumId="15" w15:restartNumberingAfterBreak="0">
     <w:nsid w:val="23715849"/>
     <w:multiLevelType w:val="hybridMultilevel"/>
     <w:tmpl w:val="4EF8D57A"/>
@@ -11800,7 +12859,7 @@
       </w:rPr>
     </w:lvl>
   </w:abstractNum>
-  <w:abstractNum w:abstractNumId="15" w15:restartNumberingAfterBreak="0">
+  <w:abstractNum w:abstractNumId="16" w15:restartNumberingAfterBreak="0">
     <w:nsid w:val="242978DC"/>
     <w:multiLevelType w:val="hybridMultilevel"/>
     <w:tmpl w:val="9F282F08"/>
@@ -11912,7 +12971,7 @@
       </w:rPr>
     </w:lvl>
   </w:abstractNum>
-  <w:abstractNum w:abstractNumId="16" w15:restartNumberingAfterBreak="0">
+  <w:abstractNum w:abstractNumId="17" w15:restartNumberingAfterBreak="0">
     <w:nsid w:val="24C00657"/>
     <w:multiLevelType w:val="hybridMultilevel"/>
     <w:tmpl w:val="B4E68E12"/>
@@ -12025,7 +13084,7 @@
       </w:rPr>
     </w:lvl>
   </w:abstractNum>
-  <w:abstractNum w:abstractNumId="17" w15:restartNumberingAfterBreak="0">
+  <w:abstractNum w:abstractNumId="18" w15:restartNumberingAfterBreak="0">
     <w:nsid w:val="2A680573"/>
     <w:multiLevelType w:val="hybridMultilevel"/>
     <w:tmpl w:val="5C14DA1C"/>
@@ -12138,7 +13197,7 @@
       </w:rPr>
     </w:lvl>
   </w:abstractNum>
-  <w:abstractNum w:abstractNumId="18" w15:restartNumberingAfterBreak="0">
+  <w:abstractNum w:abstractNumId="19" w15:restartNumberingAfterBreak="0">
     <w:nsid w:val="2AE0054A"/>
     <w:multiLevelType w:val="hybridMultilevel"/>
     <w:tmpl w:val="62C8FB4C"/>
@@ -12227,7 +13286,7 @@
       </w:pPr>
     </w:lvl>
   </w:abstractNum>
-  <w:abstractNum w:abstractNumId="19" w15:restartNumberingAfterBreak="0">
+  <w:abstractNum w:abstractNumId="20" w15:restartNumberingAfterBreak="0">
     <w:nsid w:val="2B495A72"/>
     <w:multiLevelType w:val="hybridMultilevel"/>
     <w:tmpl w:val="6082DA46"/>
@@ -12316,7 +13375,7 @@
       </w:pPr>
     </w:lvl>
   </w:abstractNum>
-  <w:abstractNum w:abstractNumId="20" w15:restartNumberingAfterBreak="0">
+  <w:abstractNum w:abstractNumId="21" w15:restartNumberingAfterBreak="0">
     <w:nsid w:val="2E522BD3"/>
     <w:multiLevelType w:val="hybridMultilevel"/>
     <w:tmpl w:val="C964A888"/>
@@ -12433,7 +13492,7 @@
       </w:rPr>
     </w:lvl>
   </w:abstractNum>
-  <w:abstractNum w:abstractNumId="21" w15:restartNumberingAfterBreak="0">
+  <w:abstractNum w:abstractNumId="22" w15:restartNumberingAfterBreak="0">
     <w:nsid w:val="2EBA4B85"/>
     <w:multiLevelType w:val="hybridMultilevel"/>
     <w:tmpl w:val="83C47ED0"/>
@@ -12546,7 +13605,7 @@
       </w:rPr>
     </w:lvl>
   </w:abstractNum>
-  <w:abstractNum w:abstractNumId="22" w15:restartNumberingAfterBreak="0">
+  <w:abstractNum w:abstractNumId="23" w15:restartNumberingAfterBreak="0">
     <w:nsid w:val="2F592655"/>
     <w:multiLevelType w:val="hybridMultilevel"/>
     <w:tmpl w:val="2728AA8A"/>
@@ -12666,7 +13725,7 @@
       </w:rPr>
     </w:lvl>
   </w:abstractNum>
-  <w:abstractNum w:abstractNumId="23" w15:restartNumberingAfterBreak="0">
+  <w:abstractNum w:abstractNumId="24" w15:restartNumberingAfterBreak="0">
     <w:nsid w:val="30D05094"/>
     <w:multiLevelType w:val="hybridMultilevel"/>
     <w:tmpl w:val="E7D6A246"/>
@@ -12779,7 +13838,7 @@
       </w:rPr>
     </w:lvl>
   </w:abstractNum>
-  <w:abstractNum w:abstractNumId="24" w15:restartNumberingAfterBreak="0">
+  <w:abstractNum w:abstractNumId="25" w15:restartNumberingAfterBreak="0">
     <w:nsid w:val="33075155"/>
     <w:multiLevelType w:val="hybridMultilevel"/>
     <w:tmpl w:val="C316C656"/>
@@ -12892,7 +13951,7 @@
       </w:rPr>
     </w:lvl>
   </w:abstractNum>
-  <w:abstractNum w:abstractNumId="25" w15:restartNumberingAfterBreak="0">
+  <w:abstractNum w:abstractNumId="26" w15:restartNumberingAfterBreak="0">
     <w:nsid w:val="36175820"/>
     <w:multiLevelType w:val="hybridMultilevel"/>
     <w:tmpl w:val="FE0E2BC4"/>
@@ -13006,7 +14065,7 @@
       </w:rPr>
     </w:lvl>
   </w:abstractNum>
-  <w:abstractNum w:abstractNumId="26" w15:restartNumberingAfterBreak="0">
+  <w:abstractNum w:abstractNumId="27" w15:restartNumberingAfterBreak="0">
     <w:nsid w:val="3A87133F"/>
     <w:multiLevelType w:val="hybridMultilevel"/>
     <w:tmpl w:val="2B5256EC"/>
@@ -13146,7 +14205,7 @@
       </w:rPr>
     </w:lvl>
   </w:abstractNum>
-  <w:abstractNum w:abstractNumId="27" w15:restartNumberingAfterBreak="0">
+  <w:abstractNum w:abstractNumId="28" w15:restartNumberingAfterBreak="0">
     <w:nsid w:val="3D6A56E2"/>
     <w:multiLevelType w:val="hybridMultilevel"/>
     <w:tmpl w:val="63AC3042"/>
@@ -13260,7 +14319,7 @@
       </w:rPr>
     </w:lvl>
   </w:abstractNum>
-  <w:abstractNum w:abstractNumId="28" w15:restartNumberingAfterBreak="0">
+  <w:abstractNum w:abstractNumId="29" w15:restartNumberingAfterBreak="0">
     <w:nsid w:val="3E73120B"/>
     <w:multiLevelType w:val="hybridMultilevel"/>
     <w:tmpl w:val="D1D43B8C"/>
@@ -13349,7 +14408,7 @@
       </w:pPr>
     </w:lvl>
   </w:abstractNum>
-  <w:abstractNum w:abstractNumId="29" w15:restartNumberingAfterBreak="0">
+  <w:abstractNum w:abstractNumId="30" w15:restartNumberingAfterBreak="0">
     <w:nsid w:val="3F0721D2"/>
     <w:multiLevelType w:val="hybridMultilevel"/>
     <w:tmpl w:val="0A26C2BE"/>
@@ -13435,7 +14494,7 @@
       </w:pPr>
     </w:lvl>
   </w:abstractNum>
-  <w:abstractNum w:abstractNumId="30" w15:restartNumberingAfterBreak="0">
+  <w:abstractNum w:abstractNumId="31" w15:restartNumberingAfterBreak="0">
     <w:nsid w:val="3FB0738F"/>
     <w:multiLevelType w:val="hybridMultilevel"/>
     <w:tmpl w:val="0F3CED0A"/>
@@ -13548,7 +14607,7 @@
       </w:rPr>
     </w:lvl>
   </w:abstractNum>
-  <w:abstractNum w:abstractNumId="31" w15:restartNumberingAfterBreak="0">
+  <w:abstractNum w:abstractNumId="32" w15:restartNumberingAfterBreak="0">
     <w:nsid w:val="4211459A"/>
     <w:multiLevelType w:val="hybridMultilevel"/>
     <w:tmpl w:val="AC8E3856"/>
@@ -13640,7 +14699,7 @@
       </w:pPr>
     </w:lvl>
   </w:abstractNum>
-  <w:abstractNum w:abstractNumId="32" w15:restartNumberingAfterBreak="0">
+  <w:abstractNum w:abstractNumId="33" w15:restartNumberingAfterBreak="0">
     <w:nsid w:val="423D51F8"/>
     <w:multiLevelType w:val="hybridMultilevel"/>
     <w:tmpl w:val="6102ED28"/>
@@ -13755,7 +14814,7 @@
       </w:rPr>
     </w:lvl>
   </w:abstractNum>
-  <w:abstractNum w:abstractNumId="33" w15:restartNumberingAfterBreak="0">
+  <w:abstractNum w:abstractNumId="34" w15:restartNumberingAfterBreak="0">
     <w:nsid w:val="438805E6"/>
     <w:multiLevelType w:val="hybridMultilevel"/>
     <w:tmpl w:val="388825AA"/>
@@ -13868,7 +14927,7 @@
       </w:rPr>
     </w:lvl>
   </w:abstractNum>
-  <w:abstractNum w:abstractNumId="34" w15:restartNumberingAfterBreak="0">
+  <w:abstractNum w:abstractNumId="35" w15:restartNumberingAfterBreak="0">
     <w:nsid w:val="48D95F30"/>
     <w:multiLevelType w:val="hybridMultilevel"/>
     <w:tmpl w:val="7F0A0834"/>
@@ -13982,7 +15041,7 @@
       </w:rPr>
     </w:lvl>
   </w:abstractNum>
-  <w:abstractNum w:abstractNumId="35" w15:restartNumberingAfterBreak="0">
+  <w:abstractNum w:abstractNumId="36" w15:restartNumberingAfterBreak="0">
     <w:nsid w:val="4B4B4929"/>
     <w:multiLevelType w:val="hybridMultilevel"/>
     <w:tmpl w:val="D1CAF1D0"/>
@@ -14095,7 +15154,7 @@
       </w:rPr>
     </w:lvl>
   </w:abstractNum>
-  <w:abstractNum w:abstractNumId="36" w15:restartNumberingAfterBreak="0">
+  <w:abstractNum w:abstractNumId="37" w15:restartNumberingAfterBreak="0">
     <w:nsid w:val="4C9A7AB8"/>
     <w:multiLevelType w:val="hybridMultilevel"/>
     <w:tmpl w:val="8BE07E3A"/>
@@ -14208,7 +15267,7 @@
       </w:rPr>
     </w:lvl>
   </w:abstractNum>
-  <w:abstractNum w:abstractNumId="37" w15:restartNumberingAfterBreak="0">
+  <w:abstractNum w:abstractNumId="38" w15:restartNumberingAfterBreak="0">
     <w:nsid w:val="4CD130A1"/>
     <w:multiLevelType w:val="hybridMultilevel"/>
     <w:tmpl w:val="90CC63D8"/>
@@ -14321,7 +15380,7 @@
       </w:rPr>
     </w:lvl>
   </w:abstractNum>
-  <w:abstractNum w:abstractNumId="38" w15:restartNumberingAfterBreak="0">
+  <w:abstractNum w:abstractNumId="39" w15:restartNumberingAfterBreak="0">
     <w:nsid w:val="4E085135"/>
     <w:multiLevelType w:val="hybridMultilevel"/>
     <w:tmpl w:val="2D1CFA32"/>
@@ -14434,7 +15493,7 @@
       </w:rPr>
     </w:lvl>
   </w:abstractNum>
-  <w:abstractNum w:abstractNumId="39" w15:restartNumberingAfterBreak="0">
+  <w:abstractNum w:abstractNumId="40" w15:restartNumberingAfterBreak="0">
     <w:nsid w:val="51E75DEB"/>
     <w:multiLevelType w:val="hybridMultilevel"/>
     <w:tmpl w:val="FFFFFFFF"/>
@@ -14520,7 +15579,7 @@
       </w:pPr>
     </w:lvl>
   </w:abstractNum>
-  <w:abstractNum w:abstractNumId="40" w15:restartNumberingAfterBreak="0">
+  <w:abstractNum w:abstractNumId="41" w15:restartNumberingAfterBreak="0">
     <w:nsid w:val="53EE204D"/>
     <w:multiLevelType w:val="hybridMultilevel"/>
     <w:tmpl w:val="652CE610"/>
@@ -14664,7 +15723,7 @@
       </w:rPr>
     </w:lvl>
   </w:abstractNum>
-  <w:abstractNum w:abstractNumId="41" w15:restartNumberingAfterBreak="0">
+  <w:abstractNum w:abstractNumId="42" w15:restartNumberingAfterBreak="0">
     <w:nsid w:val="58516C78"/>
     <w:multiLevelType w:val="hybridMultilevel"/>
     <w:tmpl w:val="F1DABF7A"/>
@@ -14777,7 +15836,7 @@
       </w:rPr>
     </w:lvl>
   </w:abstractNum>
-  <w:abstractNum w:abstractNumId="42" w15:restartNumberingAfterBreak="0">
+  <w:abstractNum w:abstractNumId="43" w15:restartNumberingAfterBreak="0">
     <w:nsid w:val="5E680334"/>
     <w:multiLevelType w:val="multilevel"/>
     <w:tmpl w:val="F6107F4A"/>
@@ -14883,7 +15942,7 @@
       </w:pPr>
     </w:lvl>
   </w:abstractNum>
-  <w:abstractNum w:abstractNumId="43" w15:restartNumberingAfterBreak="0">
+  <w:abstractNum w:abstractNumId="44" w15:restartNumberingAfterBreak="0">
     <w:nsid w:val="62DD0BD1"/>
     <w:multiLevelType w:val="singleLevel"/>
     <w:tmpl w:val="D6D0AB50"/>
@@ -14904,7 +15963,7 @@
       </w:rPr>
     </w:lvl>
   </w:abstractNum>
-  <w:abstractNum w:abstractNumId="44" w15:restartNumberingAfterBreak="0">
+  <w:abstractNum w:abstractNumId="45" w15:restartNumberingAfterBreak="0">
     <w:nsid w:val="656469AD"/>
     <w:multiLevelType w:val="hybridMultilevel"/>
     <w:tmpl w:val="9C46C6CC"/>
@@ -14993,7 +16052,7 @@
       </w:pPr>
     </w:lvl>
   </w:abstractNum>
-  <w:abstractNum w:abstractNumId="45" w15:restartNumberingAfterBreak="0">
+  <w:abstractNum w:abstractNumId="46" w15:restartNumberingAfterBreak="0">
     <w:nsid w:val="682A5931"/>
     <w:multiLevelType w:val="hybridMultilevel"/>
     <w:tmpl w:val="CB621B20"/>
@@ -15079,7 +16138,7 @@
       </w:pPr>
     </w:lvl>
   </w:abstractNum>
-  <w:abstractNum w:abstractNumId="46" w15:restartNumberingAfterBreak="0">
+  <w:abstractNum w:abstractNumId="47" w15:restartNumberingAfterBreak="0">
     <w:nsid w:val="6A5D328E"/>
     <w:multiLevelType w:val="hybridMultilevel"/>
     <w:tmpl w:val="E7344A88"/>
@@ -15165,7 +16224,7 @@
       </w:pPr>
     </w:lvl>
   </w:abstractNum>
-  <w:abstractNum w:abstractNumId="47" w15:restartNumberingAfterBreak="0">
+  <w:abstractNum w:abstractNumId="48" w15:restartNumberingAfterBreak="0">
     <w:nsid w:val="79C36DC6"/>
     <w:multiLevelType w:val="hybridMultilevel"/>
     <w:tmpl w:val="726CF768"/>
@@ -15252,52 +16311,52 @@
     </w:lvl>
   </w:abstractNum>
   <w:num w:numId="1" w16cid:durableId="322583182">
-    <w:abstractNumId w:val="39"/>
+    <w:abstractNumId w:val="40"/>
   </w:num>
   <w:num w:numId="2" w16cid:durableId="409892164">
-    <w:abstractNumId w:val="20"/>
+    <w:abstractNumId w:val="21"/>
   </w:num>
   <w:num w:numId="3" w16cid:durableId="769930435">
-    <w:abstractNumId w:val="22"/>
+    <w:abstractNumId w:val="23"/>
   </w:num>
   <w:num w:numId="4" w16cid:durableId="1294291140">
-    <w:abstractNumId w:val="43"/>
+    <w:abstractNumId w:val="44"/>
   </w:num>
   <w:num w:numId="5" w16cid:durableId="1433747057">
-    <w:abstractNumId w:val="27"/>
+    <w:abstractNumId w:val="28"/>
   </w:num>
   <w:num w:numId="6" w16cid:durableId="468741399">
-    <w:abstractNumId w:val="40"/>
+    <w:abstractNumId w:val="41"/>
     <w:lvlOverride w:ilvl="0">
       <w:startOverride w:val="1"/>
     </w:lvlOverride>
   </w:num>
   <w:num w:numId="7" w16cid:durableId="265701959">
-    <w:abstractNumId w:val="13"/>
+    <w:abstractNumId w:val="14"/>
   </w:num>
   <w:num w:numId="8" w16cid:durableId="1086196457">
-    <w:abstractNumId w:val="25"/>
+    <w:abstractNumId w:val="26"/>
   </w:num>
   <w:num w:numId="9" w16cid:durableId="1441753737">
-    <w:abstractNumId w:val="42"/>
+    <w:abstractNumId w:val="43"/>
   </w:num>
   <w:num w:numId="10" w16cid:durableId="1599678909">
-    <w:abstractNumId w:val="34"/>
+    <w:abstractNumId w:val="35"/>
   </w:num>
   <w:num w:numId="11" w16cid:durableId="919607496">
     <w:abstractNumId w:val="0"/>
   </w:num>
   <w:num w:numId="12" w16cid:durableId="1242525806">
-    <w:abstractNumId w:val="32"/>
+    <w:abstractNumId w:val="33"/>
   </w:num>
   <w:num w:numId="13" w16cid:durableId="687218204">
-    <w:abstractNumId w:val="37"/>
+    <w:abstractNumId w:val="38"/>
   </w:num>
   <w:num w:numId="14" w16cid:durableId="40445378">
     <w:abstractNumId w:val="6"/>
   </w:num>
   <w:num w:numId="15" w16cid:durableId="1331248416">
-    <w:abstractNumId w:val="28"/>
+    <w:abstractNumId w:val="29"/>
   </w:num>
   <w:num w:numId="16" w16cid:durableId="1202592054">
     <w:abstractNumId w:val="1"/>
@@ -15306,100 +16365,103 @@
     <w:abstractNumId w:val="8"/>
   </w:num>
   <w:num w:numId="18" w16cid:durableId="740564627">
-    <w:abstractNumId w:val="15"/>
+    <w:abstractNumId w:val="16"/>
   </w:num>
   <w:num w:numId="19" w16cid:durableId="947851838">
     <w:abstractNumId w:val="3"/>
   </w:num>
   <w:num w:numId="20" w16cid:durableId="161353830">
-    <w:abstractNumId w:val="38"/>
+    <w:abstractNumId w:val="39"/>
   </w:num>
   <w:num w:numId="21" w16cid:durableId="380978416">
-    <w:abstractNumId w:val="33"/>
+    <w:abstractNumId w:val="34"/>
   </w:num>
   <w:num w:numId="22" w16cid:durableId="1908032448">
-    <w:abstractNumId w:val="17"/>
+    <w:abstractNumId w:val="18"/>
   </w:num>
   <w:num w:numId="23" w16cid:durableId="1575889753">
-    <w:abstractNumId w:val="41"/>
+    <w:abstractNumId w:val="42"/>
   </w:num>
   <w:num w:numId="24" w16cid:durableId="50421101">
-    <w:abstractNumId w:val="30"/>
+    <w:abstractNumId w:val="31"/>
   </w:num>
   <w:num w:numId="25" w16cid:durableId="1433159730">
-    <w:abstractNumId w:val="18"/>
+    <w:abstractNumId w:val="19"/>
   </w:num>
   <w:num w:numId="26" w16cid:durableId="1294945983">
-    <w:abstractNumId w:val="44"/>
+    <w:abstractNumId w:val="45"/>
   </w:num>
   <w:num w:numId="27" w16cid:durableId="1512790956">
-    <w:abstractNumId w:val="19"/>
+    <w:abstractNumId w:val="20"/>
   </w:num>
   <w:num w:numId="28" w16cid:durableId="2004775187">
-    <w:abstractNumId w:val="36"/>
+    <w:abstractNumId w:val="37"/>
   </w:num>
   <w:num w:numId="29" w16cid:durableId="918903504">
-    <w:abstractNumId w:val="21"/>
+    <w:abstractNumId w:val="22"/>
   </w:num>
   <w:num w:numId="30" w16cid:durableId="880088916">
-    <w:abstractNumId w:val="42"/>
+    <w:abstractNumId w:val="43"/>
   </w:num>
   <w:num w:numId="31" w16cid:durableId="1358236904">
-    <w:abstractNumId w:val="31"/>
+    <w:abstractNumId w:val="32"/>
   </w:num>
   <w:num w:numId="32" w16cid:durableId="491721363">
-    <w:abstractNumId w:val="14"/>
+    <w:abstractNumId w:val="15"/>
   </w:num>
   <w:num w:numId="33" w16cid:durableId="1245912801">
-    <w:abstractNumId w:val="35"/>
+    <w:abstractNumId w:val="36"/>
   </w:num>
   <w:num w:numId="34" w16cid:durableId="19552070">
     <w:abstractNumId w:val="10"/>
   </w:num>
   <w:num w:numId="35" w16cid:durableId="175121115">
-    <w:abstractNumId w:val="29"/>
+    <w:abstractNumId w:val="30"/>
   </w:num>
   <w:num w:numId="36" w16cid:durableId="1132019328">
     <w:abstractNumId w:val="11"/>
   </w:num>
   <w:num w:numId="37" w16cid:durableId="1613054989">
-    <w:abstractNumId w:val="46"/>
+    <w:abstractNumId w:val="47"/>
   </w:num>
   <w:num w:numId="38" w16cid:durableId="972442544">
-    <w:abstractNumId w:val="45"/>
+    <w:abstractNumId w:val="46"/>
   </w:num>
   <w:num w:numId="39" w16cid:durableId="2100563696">
     <w:abstractNumId w:val="5"/>
   </w:num>
   <w:num w:numId="40" w16cid:durableId="375279805">
-    <w:abstractNumId w:val="23"/>
+    <w:abstractNumId w:val="24"/>
   </w:num>
   <w:num w:numId="41" w16cid:durableId="1316839905">
     <w:abstractNumId w:val="4"/>
   </w:num>
   <w:num w:numId="42" w16cid:durableId="501505207">
-    <w:abstractNumId w:val="24"/>
+    <w:abstractNumId w:val="25"/>
   </w:num>
   <w:num w:numId="43" w16cid:durableId="19553583">
-    <w:abstractNumId w:val="16"/>
+    <w:abstractNumId w:val="17"/>
   </w:num>
   <w:num w:numId="44" w16cid:durableId="345861453">
     <w:abstractNumId w:val="2"/>
   </w:num>
   <w:num w:numId="45" w16cid:durableId="1136530198">
-    <w:abstractNumId w:val="26"/>
+    <w:abstractNumId w:val="27"/>
   </w:num>
   <w:num w:numId="46" w16cid:durableId="247814766">
     <w:abstractNumId w:val="7"/>
   </w:num>
   <w:num w:numId="47" w16cid:durableId="1092819848">
-    <w:abstractNumId w:val="47"/>
+    <w:abstractNumId w:val="48"/>
   </w:num>
   <w:num w:numId="48" w16cid:durableId="1005284456">
     <w:abstractNumId w:val="12"/>
   </w:num>
   <w:num w:numId="49" w16cid:durableId="1941134686">
     <w:abstractNumId w:val="9"/>
+  </w:num>
+  <w:num w:numId="50" w16cid:durableId="583414719">
+    <w:abstractNumId w:val="13"/>
   </w:num>
   <w:numIdMacAtCleanup w:val="15"/>
 </w:numbering>
@@ -18925,10 +19987,6 @@
 </file>
 
 <file path=customXml/item2.xml><?xml version="1.0" encoding="utf-8"?>
-<b:Sources xmlns:b="http://schemas.openxmlformats.org/officeDocument/2006/bibliography" xmlns="http://schemas.openxmlformats.org/officeDocument/2006/bibliography" SelectedStyle="\APA.XSL" StyleName="APA"/>
-</file>
-
-<file path=customXml/item3.xml><?xml version="1.0" encoding="utf-8"?>
 <p:properties xmlns:p="http://schemas.microsoft.com/office/2006/metadata/properties" xmlns:xsi="http://www.w3.org/2001/XMLSchema-instance" xmlns:pc="http://schemas.microsoft.com/office/infopath/2007/PartnerControls">
   <documentManagement>
     <SharedWithUsers xmlns="e692d05a-8f3f-4f3c-9f7a-297d33913966">
@@ -19000,7 +20058,7 @@
 </p:properties>
 </file>
 
-<file path=customXml/item4.xml><?xml version="1.0" encoding="utf-8"?>
+<file path=customXml/item3.xml><?xml version="1.0" encoding="utf-8"?>
 <ct:contentTypeSchema xmlns:ct="http://schemas.microsoft.com/office/2006/metadata/contentType" xmlns:ma="http://schemas.microsoft.com/office/2006/metadata/properties/metaAttributes" ct:_="" ma:_="" ma:contentTypeName="Document" ma:contentTypeID="0x0101003E5E40AF5AAB644388956D1EDB5811C4" ma:contentTypeVersion="" ma:contentTypeDescription="Create a new document." ma:contentTypeScope="" ma:versionID="eb9d285613b0b7fd252419e165da78ff">
   <xsd:schema xmlns:xsd="http://www.w3.org/2001/XMLSchema" xmlns:xs="http://www.w3.org/2001/XMLSchema" xmlns:p="http://schemas.microsoft.com/office/2006/metadata/properties" xmlns:ns2="126aced9-e92e-431b-8860-19f9000349a9" xmlns:ns3="7c9733af-7a48-497e-be4f-98a48d8b296c" xmlns:ns4="e692d05a-8f3f-4f3c-9f7a-297d33913966" targetNamespace="http://schemas.microsoft.com/office/2006/metadata/properties" ma:root="true" ma:fieldsID="5804f93a32e9328b48f081a9ad710d90" ns2:_="" ns3:_="" ns4:_="">
     <xsd:import namespace="126aced9-e92e-431b-8860-19f9000349a9"/>
@@ -19273,13 +20331,17 @@
 </ct:contentTypeSchema>
 </file>
 
-<file path=customXml/item5.xml><?xml version="1.0" encoding="utf-8"?>
+<file path=customXml/item4.xml><?xml version="1.0" encoding="utf-8"?>
 <?mso-contentType ?>
 <FormTemplates xmlns="http://schemas.microsoft.com/sharepoint/v3/contenttype/forms">
   <Display>DocumentLibraryForm</Display>
   <Edit>DocumentLibraryForm</Edit>
   <New>DocumentLibraryForm</New>
 </FormTemplates>
+</file>
+
+<file path=customXml/item5.xml><?xml version="1.0" encoding="utf-8"?>
+<b:Sources xmlns:b="http://schemas.openxmlformats.org/officeDocument/2006/bibliography" xmlns="http://schemas.openxmlformats.org/officeDocument/2006/bibliography" SelectedStyle="\APA.XSL" StyleName="APA"/>
 </file>
 
 <file path=customXml/itemProps1.xml><?xml version="1.0" encoding="utf-8"?>
@@ -19291,14 +20353,6 @@
 </file>
 
 <file path=customXml/itemProps2.xml><?xml version="1.0" encoding="utf-8"?>
-<ds:datastoreItem xmlns:ds="http://schemas.openxmlformats.org/officeDocument/2006/customXml" ds:itemID="{960B7B98-C93C-45CA-ADCD-07AEDD7280FD}">
-  <ds:schemaRefs>
-    <ds:schemaRef ds:uri="http://schemas.openxmlformats.org/officeDocument/2006/bibliography"/>
-  </ds:schemaRefs>
-</ds:datastoreItem>
-</file>
-
-<file path=customXml/itemProps3.xml><?xml version="1.0" encoding="utf-8"?>
 <ds:datastoreItem xmlns:ds="http://schemas.openxmlformats.org/officeDocument/2006/customXml" ds:itemID="{ED4A838A-6700-4746-8E85-0AE11B429EB7}">
   <ds:schemaRefs>
     <ds:schemaRef ds:uri="http://schemas.microsoft.com/office/2006/metadata/properties"/>
@@ -19310,7 +20364,7 @@
 </ds:datastoreItem>
 </file>
 
-<file path=customXml/itemProps4.xml><?xml version="1.0" encoding="utf-8"?>
+<file path=customXml/itemProps3.xml><?xml version="1.0" encoding="utf-8"?>
 <ds:datastoreItem xmlns:ds="http://schemas.openxmlformats.org/officeDocument/2006/customXml" ds:itemID="{7FA7E414-AF2B-4FB6-9A7F-3A449009958A}">
   <ds:schemaRefs>
     <ds:schemaRef ds:uri="http://schemas.microsoft.com/office/2006/metadata/contentType"/>
@@ -19330,10 +20384,18 @@
 </ds:datastoreItem>
 </file>
 
-<file path=customXml/itemProps5.xml><?xml version="1.0" encoding="utf-8"?>
+<file path=customXml/itemProps4.xml><?xml version="1.0" encoding="utf-8"?>
 <ds:datastoreItem xmlns:ds="http://schemas.openxmlformats.org/officeDocument/2006/customXml" ds:itemID="{C2E9D9F7-1128-4CE9-A3D9-F2E0BE8A9904}">
   <ds:schemaRefs>
     <ds:schemaRef ds:uri="http://schemas.microsoft.com/sharepoint/v3/contenttype/forms"/>
+  </ds:schemaRefs>
+</ds:datastoreItem>
+</file>
+
+<file path=customXml/itemProps5.xml><?xml version="1.0" encoding="utf-8"?>
+<ds:datastoreItem xmlns:ds="http://schemas.openxmlformats.org/officeDocument/2006/customXml" ds:itemID="{960B7B98-C93C-45CA-ADCD-07AEDD7280FD}">
+  <ds:schemaRefs>
+    <ds:schemaRef ds:uri="http://schemas.openxmlformats.org/officeDocument/2006/bibliography"/>
   </ds:schemaRefs>
 </ds:datastoreItem>
 </file>

--- a/templates/PDD.docx
+++ b/templates/PDD.docx
@@ -294,27 +294,7 @@
           <w:sz w:val="72"/>
           <w:szCs w:val="72"/>
         </w:rPr>
-        <w:t>{{</w:t>
-      </w:r>
-      <w:proofErr w:type="spellStart"/>
-      <w:r>
-        <w:rPr>
-          <w:rFonts w:ascii="Segoe UI" w:hAnsi="Segoe UI" w:cs="Segoe UI"/>
-          <w:color w:val="E37800"/>
-          <w:sz w:val="72"/>
-          <w:szCs w:val="72"/>
-        </w:rPr>
-        <w:t>codigoBot</w:t>
-      </w:r>
-      <w:proofErr w:type="spellEnd"/>
-      <w:r>
-        <w:rPr>
-          <w:rFonts w:ascii="Segoe UI" w:hAnsi="Segoe UI" w:cs="Segoe UI"/>
-          <w:color w:val="E37800"/>
-          <w:sz w:val="72"/>
-          <w:szCs w:val="72"/>
-        </w:rPr>
-        <w:t>}}</w:t>
+        <w:t>{{codigoBot}}</w:t>
       </w:r>
       <w:r>
         <w:rPr>
@@ -362,25 +342,7 @@
           <w:sz w:val="36"/>
           <w:szCs w:val="36"/>
         </w:rPr>
-        <w:t>{{</w:t>
-      </w:r>
-      <w:proofErr w:type="spellStart"/>
-      <w:r>
-        <w:rPr>
-          <w:rFonts w:ascii="Segoe UI" w:hAnsi="Segoe UI" w:cs="Segoe UI"/>
-          <w:sz w:val="36"/>
-          <w:szCs w:val="36"/>
-        </w:rPr>
-        <w:t>version</w:t>
-      </w:r>
-      <w:proofErr w:type="spellEnd"/>
-      <w:r>
-        <w:rPr>
-          <w:rFonts w:ascii="Segoe UI" w:hAnsi="Segoe UI" w:cs="Segoe UI"/>
-          <w:sz w:val="36"/>
-          <w:szCs w:val="36"/>
-        </w:rPr>
-        <w:t>}}</w:t>
+        <w:t>{{version}}</w:t>
       </w:r>
       <w:r>
         <w:rPr>
@@ -1257,25 +1219,7 @@
                 <w:sz w:val="20"/>
                 <w:szCs w:val="20"/>
               </w:rPr>
-              <w:t xml:space="preserve"> </w:t>
-            </w:r>
-            <w:proofErr w:type="spellStart"/>
-            <w:r>
-              <w:rPr>
-                <w:rFonts w:cs="Segoe UI"/>
-                <w:sz w:val="20"/>
-                <w:szCs w:val="20"/>
-              </w:rPr>
-              <w:t>endfor</w:t>
-            </w:r>
-            <w:proofErr w:type="spellEnd"/>
-            <w:r>
-              <w:rPr>
-                <w:rFonts w:cs="Segoe UI"/>
-                <w:sz w:val="20"/>
-                <w:szCs w:val="20"/>
-              </w:rPr>
-              <w:t xml:space="preserve"> %}</w:t>
+              <w:t xml:space="preserve"> endfor %}</w:t>
             </w:r>
           </w:p>
         </w:tc>
@@ -2470,25 +2414,7 @@
                 <w:sz w:val="20"/>
                 <w:szCs w:val="20"/>
               </w:rPr>
-              <w:t>{{</w:t>
-            </w:r>
-            <w:proofErr w:type="spellStart"/>
-            <w:r>
-              <w:rPr>
-                <w:rFonts w:cs="Segoe UI"/>
-                <w:sz w:val="20"/>
-                <w:szCs w:val="20"/>
-              </w:rPr>
-              <w:t>r.version</w:t>
-            </w:r>
-            <w:proofErr w:type="spellEnd"/>
-            <w:r>
-              <w:rPr>
-                <w:rFonts w:cs="Segoe UI"/>
-                <w:sz w:val="20"/>
-                <w:szCs w:val="20"/>
-              </w:rPr>
-              <w:t>}}</w:t>
+              <w:t>{{r.version}}</w:t>
             </w:r>
           </w:p>
         </w:tc>
@@ -2708,25 +2634,7 @@
                 <w:sz w:val="20"/>
                 <w:szCs w:val="20"/>
               </w:rPr>
-              <w:t xml:space="preserve"> </w:t>
-            </w:r>
-            <w:proofErr w:type="spellStart"/>
-            <w:r>
-              <w:rPr>
-                <w:rFonts w:cs="Segoe UI"/>
-                <w:sz w:val="20"/>
-                <w:szCs w:val="20"/>
-              </w:rPr>
-              <w:t>endfor</w:t>
-            </w:r>
-            <w:proofErr w:type="spellEnd"/>
-            <w:r>
-              <w:rPr>
-                <w:rFonts w:cs="Segoe UI"/>
-                <w:sz w:val="20"/>
-                <w:szCs w:val="20"/>
-              </w:rPr>
-              <w:t xml:space="preserve"> %}</w:t>
+              <w:t xml:space="preserve"> endfor %}</w:t>
             </w:r>
           </w:p>
         </w:tc>
@@ -4641,14 +4549,12 @@
         </w:rPr>
         <w:t xml:space="preserve">r </w:t>
       </w:r>
-      <w:proofErr w:type="spellStart"/>
       <w:r>
         <w:rPr>
           <w:color w:val="7E7E7E"/>
         </w:rPr>
         <w:t>propositoProceso</w:t>
       </w:r>
-      <w:proofErr w:type="spellEnd"/>
       <w:r>
         <w:rPr>
           <w:color w:val="7E7E7E"/>
@@ -4694,21 +4600,7 @@
         <w:rPr>
           <w:lang w:eastAsia="en-US"/>
         </w:rPr>
-        <w:t xml:space="preserve"> </w:t>
-      </w:r>
-      <w:proofErr w:type="spellStart"/>
-      <w:r>
-        <w:rPr>
-          <w:lang w:eastAsia="en-US"/>
-        </w:rPr>
-        <w:t>level</w:t>
-      </w:r>
-      <w:proofErr w:type="spellEnd"/>
-      <w:r>
-        <w:rPr>
-          <w:lang w:eastAsia="en-US"/>
-        </w:rPr>
-        <w:t xml:space="preserve"> (Solución automatización)</w:t>
+        <w:t xml:space="preserve"> level (Solución automatización)</w:t>
       </w:r>
     </w:p>
     <w:p>
@@ -4772,21 +4664,7 @@
         <w:rPr>
           <w:lang w:eastAsia="en-US"/>
         </w:rPr>
-        <w:t xml:space="preserve">Diagrama de flujo – Low </w:t>
-      </w:r>
-      <w:proofErr w:type="spellStart"/>
-      <w:r>
-        <w:rPr>
-          <w:lang w:eastAsia="en-US"/>
-        </w:rPr>
-        <w:t>level</w:t>
-      </w:r>
-      <w:proofErr w:type="spellEnd"/>
-      <w:r>
-        <w:rPr>
-          <w:lang w:eastAsia="en-US"/>
-        </w:rPr>
-        <w:t xml:space="preserve"> (Solución automatización)</w:t>
+        <w:t>Diagrama de flujo – Low level (Solución automatización)</w:t>
       </w:r>
       <w:bookmarkEnd w:id="17"/>
     </w:p>
@@ -4941,6 +4819,7 @@
           <w:numId w:val="49"/>
         </w:numPr>
         <w:spacing w:before="0" w:beforeAutospacing="0" w:after="240" w:afterAutospacing="0" w:line="259" w:lineRule="auto"/>
+        <w:jc w:val="left"/>
         <w:rPr>
           <w:rFonts w:eastAsia="Segoe UI" w:cs="Segoe UI"/>
           <w:color w:val="808080" w:themeColor="background1" w:themeShade="80"/>
@@ -5012,27 +4891,7 @@
           <w:sz w:val="20"/>
           <w:szCs w:val="20"/>
         </w:rPr>
-        <w:t xml:space="preserve"> </w:t>
-      </w:r>
-      <w:proofErr w:type="spellStart"/>
-      <w:r>
-        <w:rPr>
-          <w:rFonts w:eastAsia="Segoe UI" w:cs="Segoe UI"/>
-          <w:color w:val="808080" w:themeColor="background1" w:themeShade="80"/>
-          <w:sz w:val="20"/>
-          <w:szCs w:val="20"/>
-        </w:rPr>
-        <w:t>endfor</w:t>
-      </w:r>
-      <w:proofErr w:type="spellEnd"/>
-      <w:r>
-        <w:rPr>
-          <w:rFonts w:eastAsia="Segoe UI" w:cs="Segoe UI"/>
-          <w:color w:val="808080" w:themeColor="background1" w:themeShade="80"/>
-          <w:sz w:val="20"/>
-          <w:szCs w:val="20"/>
-        </w:rPr>
-        <w:t xml:space="preserve"> %}</w:t>
+        <w:t xml:space="preserve"> endfor %}</w:t>
       </w:r>
     </w:p>
     <w:p>
@@ -5137,6 +4996,7 @@
           <w:numId w:val="49"/>
         </w:numPr>
         <w:spacing w:before="0" w:beforeAutospacing="0" w:after="240" w:afterAutospacing="0" w:line="259" w:lineRule="auto"/>
+        <w:jc w:val="left"/>
         <w:rPr>
           <w:rFonts w:eastAsia="Segoe UI" w:cs="Segoe UI"/>
           <w:color w:val="808080" w:themeColor="background1" w:themeShade="80"/>
@@ -5208,27 +5068,7 @@
           <w:sz w:val="20"/>
           <w:szCs w:val="20"/>
         </w:rPr>
-        <w:t xml:space="preserve"> </w:t>
-      </w:r>
-      <w:proofErr w:type="spellStart"/>
-      <w:r>
-        <w:rPr>
-          <w:rFonts w:eastAsia="Segoe UI" w:cs="Segoe UI"/>
-          <w:color w:val="808080" w:themeColor="background1" w:themeShade="80"/>
-          <w:sz w:val="20"/>
-          <w:szCs w:val="20"/>
-        </w:rPr>
-        <w:t>endfor</w:t>
-      </w:r>
-      <w:proofErr w:type="spellEnd"/>
-      <w:r>
-        <w:rPr>
-          <w:rFonts w:eastAsia="Segoe UI" w:cs="Segoe UI"/>
-          <w:color w:val="808080" w:themeColor="background1" w:themeShade="80"/>
-          <w:sz w:val="20"/>
-          <w:szCs w:val="20"/>
-        </w:rPr>
-        <w:t xml:space="preserve"> %}</w:t>
+        <w:t xml:space="preserve"> endfor %}</w:t>
       </w:r>
     </w:p>
     <w:p>
@@ -5260,9 +5100,9 @@
         <w:tblLook w:val="01E0" w:firstRow="1" w:lastRow="1" w:firstColumn="1" w:lastColumn="1" w:noHBand="0" w:noVBand="0"/>
       </w:tblPr>
       <w:tblGrid>
-        <w:gridCol w:w="743"/>
-        <w:gridCol w:w="2030"/>
-        <w:gridCol w:w="6900"/>
+        <w:gridCol w:w="792"/>
+        <w:gridCol w:w="2171"/>
+        <w:gridCol w:w="6710"/>
       </w:tblGrid>
       <w:tr>
         <w:trPr>
@@ -5271,7 +5111,7 @@
         </w:trPr>
         <w:tc>
           <w:tcPr>
-            <w:tcW w:w="743" w:type="dxa"/>
+            <w:tcW w:w="792" w:type="dxa"/>
             <w:tcBorders>
               <w:right w:val="single" w:sz="8" w:space="0" w:color="FFFFFF" w:themeColor="background1"/>
             </w:tcBorders>
@@ -5304,7 +5144,7 @@
         </w:tc>
         <w:tc>
           <w:tcPr>
-            <w:tcW w:w="2030" w:type="dxa"/>
+            <w:tcW w:w="2171" w:type="dxa"/>
             <w:tcBorders>
               <w:left w:val="single" w:sz="8" w:space="0" w:color="FFFFFF" w:themeColor="background1"/>
               <w:right w:val="single" w:sz="8" w:space="0" w:color="FFFFFF" w:themeColor="background1"/>
@@ -5338,7 +5178,7 @@
         </w:tc>
         <w:tc>
           <w:tcPr>
-            <w:tcW w:w="6900" w:type="dxa"/>
+            <w:tcW w:w="6710" w:type="dxa"/>
             <w:tcBorders>
               <w:left w:val="single" w:sz="8" w:space="0" w:color="FFFFFF" w:themeColor="background1"/>
               <w:right w:val="single" w:sz="8" w:space="0" w:color="FFFFFF" w:themeColor="background1"/>
@@ -5377,7 +5217,7 @@
         </w:trPr>
         <w:tc>
           <w:tcPr>
-            <w:tcW w:w="743" w:type="dxa"/>
+            <w:tcW w:w="792" w:type="dxa"/>
             <w:tcBorders>
               <w:top w:val="single" w:sz="8" w:space="0" w:color="7F7F7F" w:themeColor="text1" w:themeTint="80"/>
               <w:bottom w:val="single" w:sz="8" w:space="0" w:color="7F7F7F" w:themeColor="text1" w:themeTint="80"/>
@@ -5387,12 +5227,13 @@
           <w:p>
             <w:pPr>
               <w:pStyle w:val="Style30"/>
+              <w:ind w:left="690"/>
             </w:pPr>
           </w:p>
         </w:tc>
         <w:tc>
           <w:tcPr>
-            <w:tcW w:w="2030" w:type="dxa"/>
+            <w:tcW w:w="2171" w:type="dxa"/>
             <w:tcBorders>
               <w:top w:val="single" w:sz="8" w:space="0" w:color="7F7F7F" w:themeColor="text1" w:themeTint="80"/>
               <w:left w:val="single" w:sz="8" w:space="0" w:color="7F7F7F" w:themeColor="text1" w:themeTint="80"/>
@@ -5422,7 +5263,7 @@
         </w:tc>
         <w:tc>
           <w:tcPr>
-            <w:tcW w:w="6900" w:type="dxa"/>
+            <w:tcW w:w="6710" w:type="dxa"/>
             <w:tcBorders>
               <w:top w:val="single" w:sz="8" w:space="0" w:color="7F7F7F" w:themeColor="text1" w:themeTint="80"/>
               <w:left w:val="single" w:sz="8" w:space="0" w:color="7F7F7F" w:themeColor="text1" w:themeTint="80"/>
@@ -5474,7 +5315,7 @@
         </w:trPr>
         <w:tc>
           <w:tcPr>
-            <w:tcW w:w="743" w:type="dxa"/>
+            <w:tcW w:w="792" w:type="dxa"/>
             <w:tcBorders>
               <w:top w:val="single" w:sz="8" w:space="0" w:color="7F7F7F" w:themeColor="text1" w:themeTint="80"/>
               <w:bottom w:val="single" w:sz="8" w:space="0" w:color="7F7F7F" w:themeColor="text1" w:themeTint="80"/>
@@ -5484,12 +5325,13 @@
           <w:p>
             <w:pPr>
               <w:pStyle w:val="Style30"/>
+              <w:ind w:left="690"/>
             </w:pPr>
           </w:p>
         </w:tc>
         <w:tc>
           <w:tcPr>
-            <w:tcW w:w="2030" w:type="dxa"/>
+            <w:tcW w:w="2171" w:type="dxa"/>
             <w:tcBorders>
               <w:top w:val="single" w:sz="8" w:space="0" w:color="7F7F7F" w:themeColor="text1" w:themeTint="80"/>
               <w:left w:val="single" w:sz="8" w:space="0" w:color="7F7F7F" w:themeColor="text1" w:themeTint="80"/>
@@ -5519,7 +5361,7 @@
         </w:tc>
         <w:tc>
           <w:tcPr>
-            <w:tcW w:w="6900" w:type="dxa"/>
+            <w:tcW w:w="6710" w:type="dxa"/>
             <w:tcBorders>
               <w:top w:val="single" w:sz="8" w:space="0" w:color="7F7F7F" w:themeColor="text1" w:themeTint="80"/>
               <w:left w:val="single" w:sz="8" w:space="0" w:color="7F7F7F" w:themeColor="text1" w:themeTint="80"/>
@@ -5571,7 +5413,7 @@
         </w:trPr>
         <w:tc>
           <w:tcPr>
-            <w:tcW w:w="743" w:type="dxa"/>
+            <w:tcW w:w="792" w:type="dxa"/>
             <w:tcBorders>
               <w:top w:val="single" w:sz="8" w:space="0" w:color="7F7F7F" w:themeColor="text1" w:themeTint="80"/>
               <w:bottom w:val="single" w:sz="8" w:space="0" w:color="7F7F7F" w:themeColor="text1" w:themeTint="80"/>
@@ -5581,12 +5423,13 @@
           <w:p>
             <w:pPr>
               <w:pStyle w:val="Style30"/>
+              <w:ind w:left="690"/>
             </w:pPr>
           </w:p>
         </w:tc>
         <w:tc>
           <w:tcPr>
-            <w:tcW w:w="2030" w:type="dxa"/>
+            <w:tcW w:w="2171" w:type="dxa"/>
             <w:tcBorders>
               <w:top w:val="single" w:sz="8" w:space="0" w:color="7F7F7F" w:themeColor="text1" w:themeTint="80"/>
               <w:left w:val="single" w:sz="8" w:space="0" w:color="7F7F7F" w:themeColor="text1" w:themeTint="80"/>
@@ -5624,7 +5467,7 @@
         </w:tc>
         <w:tc>
           <w:tcPr>
-            <w:tcW w:w="6900" w:type="dxa"/>
+            <w:tcW w:w="6710" w:type="dxa"/>
             <w:tcBorders>
               <w:top w:val="single" w:sz="8" w:space="0" w:color="7F7F7F" w:themeColor="text1" w:themeTint="80"/>
               <w:left w:val="single" w:sz="8" w:space="0" w:color="7F7F7F" w:themeColor="text1" w:themeTint="80"/>
@@ -5676,7 +5519,7 @@
         </w:trPr>
         <w:tc>
           <w:tcPr>
-            <w:tcW w:w="743" w:type="dxa"/>
+            <w:tcW w:w="792" w:type="dxa"/>
             <w:tcBorders>
               <w:top w:val="single" w:sz="8" w:space="0" w:color="7F7F7F" w:themeColor="text1" w:themeTint="80"/>
               <w:bottom w:val="single" w:sz="8" w:space="0" w:color="7F7F7F" w:themeColor="text1" w:themeTint="80"/>
@@ -5686,12 +5529,13 @@
           <w:p>
             <w:pPr>
               <w:pStyle w:val="Style30"/>
+              <w:ind w:left="690"/>
             </w:pPr>
           </w:p>
         </w:tc>
         <w:tc>
           <w:tcPr>
-            <w:tcW w:w="2030" w:type="dxa"/>
+            <w:tcW w:w="2171" w:type="dxa"/>
             <w:tcBorders>
               <w:top w:val="single" w:sz="8" w:space="0" w:color="7F7F7F" w:themeColor="text1" w:themeTint="80"/>
               <w:left w:val="single" w:sz="8" w:space="0" w:color="7F7F7F" w:themeColor="text1" w:themeTint="80"/>
@@ -5722,7 +5566,7 @@
         </w:tc>
         <w:tc>
           <w:tcPr>
-            <w:tcW w:w="6900" w:type="dxa"/>
+            <w:tcW w:w="6710" w:type="dxa"/>
             <w:tcBorders>
               <w:top w:val="single" w:sz="8" w:space="0" w:color="7F7F7F" w:themeColor="text1" w:themeTint="80"/>
               <w:left w:val="single" w:sz="8" w:space="0" w:color="7F7F7F" w:themeColor="text1" w:themeTint="80"/>
@@ -5783,7 +5627,7 @@
                 <w:color w:val="808080" w:themeColor="background1" w:themeShade="80"/>
                 <w:sz w:val="20"/>
                 <w:szCs w:val="20"/>
-                <w:lang w:val="en-US"/>
+                <w:lang w:val="es-ES"/>
               </w:rPr>
             </w:pPr>
             <w:r>
@@ -5792,7 +5636,7 @@
                 <w:color w:val="808080" w:themeColor="background1" w:themeShade="80"/>
                 <w:sz w:val="20"/>
                 <w:szCs w:val="20"/>
-                <w:lang w:val="en-US"/>
+                <w:lang w:val="es-ES"/>
               </w:rPr>
               <w:t>{%</w:t>
             </w:r>
@@ -5802,7 +5646,7 @@
                 <w:color w:val="808080" w:themeColor="background1" w:themeShade="80"/>
                 <w:sz w:val="20"/>
                 <w:szCs w:val="20"/>
-                <w:lang w:val="en-US"/>
+                <w:lang w:val="es-ES"/>
               </w:rPr>
               <w:t>p</w:t>
             </w:r>
@@ -5812,56 +5656,10 @@
                 <w:color w:val="808080" w:themeColor="background1" w:themeShade="80"/>
                 <w:sz w:val="20"/>
                 <w:szCs w:val="20"/>
-                <w:lang w:val="en-US"/>
-              </w:rPr>
-              <w:t xml:space="preserve"> for </w:t>
-            </w:r>
-            <w:proofErr w:type="spellStart"/>
-            <w:r>
-              <w:rPr>
-                <w:rFonts w:eastAsia="Segoe UI" w:cs="Segoe UI"/>
-                <w:color w:val="808080" w:themeColor="background1" w:themeShade="80"/>
-                <w:sz w:val="20"/>
-                <w:szCs w:val="20"/>
-                <w:lang w:val="en-US"/>
-              </w:rPr>
-              <w:t>contacto</w:t>
-            </w:r>
-            <w:proofErr w:type="spellEnd"/>
-            <w:r>
-              <w:rPr>
-                <w:rFonts w:eastAsia="Segoe UI" w:cs="Segoe UI"/>
-                <w:color w:val="808080" w:themeColor="background1" w:themeShade="80"/>
-                <w:sz w:val="20"/>
-                <w:szCs w:val="20"/>
-                <w:lang w:val="en-US"/>
-              </w:rPr>
-              <w:t xml:space="preserve"> in </w:t>
-            </w:r>
-            <w:proofErr w:type="spellStart"/>
-            <w:proofErr w:type="gramStart"/>
-            <w:r>
-              <w:rPr>
-                <w:rFonts w:eastAsia="Segoe UI" w:cs="Segoe UI"/>
-                <w:color w:val="808080" w:themeColor="background1" w:themeShade="80"/>
-                <w:sz w:val="20"/>
-                <w:szCs w:val="20"/>
-                <w:lang w:val="en-US"/>
-              </w:rPr>
-              <w:t>contactos</w:t>
-            </w:r>
-            <w:proofErr w:type="spellEnd"/>
-            <w:r>
-              <w:rPr>
-                <w:rFonts w:eastAsia="Segoe UI" w:cs="Segoe UI"/>
-                <w:color w:val="808080" w:themeColor="background1" w:themeShade="80"/>
-                <w:sz w:val="20"/>
-                <w:szCs w:val="20"/>
-                <w:lang w:val="en-US"/>
-              </w:rPr>
-              <w:t xml:space="preserve"> %}</w:t>
-            </w:r>
-            <w:proofErr w:type="gramEnd"/>
+                <w:lang w:val="es-ES"/>
+              </w:rPr>
+              <w:t xml:space="preserve"> for contacto in contactos %}</w:t>
+            </w:r>
           </w:p>
           <w:p>
             <w:pPr>
@@ -5910,7 +5708,7 @@
           <w:p>
             <w:pPr>
               <w:pStyle w:val="NormalWeb"/>
-              <w:spacing w:before="0" w:beforeAutospacing="0" w:after="240" w:afterAutospacing="0" w:line="259" w:lineRule="auto"/>
+              <w:spacing w:before="0" w:beforeAutospacing="0" w:after="0" w:afterAutospacing="0" w:line="259" w:lineRule="auto"/>
               <w:rPr>
                 <w:rFonts w:eastAsia="Segoe UI" w:cs="Segoe UI"/>
                 <w:color w:val="808080" w:themeColor="background1" w:themeShade="80"/>
@@ -5943,28 +5741,20 @@
                 <w:sz w:val="20"/>
                 <w:szCs w:val="20"/>
               </w:rPr>
-              <w:t xml:space="preserve"> </w:t>
-            </w:r>
-            <w:proofErr w:type="spellStart"/>
-            <w:r>
+              <w:t xml:space="preserve"> endfor %}</w:t>
+            </w:r>
+          </w:p>
+          <w:p>
+            <w:pPr>
+              <w:pStyle w:val="NormalWeb"/>
+              <w:spacing w:before="0" w:beforeAutospacing="0" w:after="0" w:afterAutospacing="0" w:line="259" w:lineRule="auto"/>
               <w:rPr>
                 <w:rFonts w:eastAsia="Segoe UI" w:cs="Segoe UI"/>
                 <w:color w:val="808080" w:themeColor="background1" w:themeShade="80"/>
                 <w:sz w:val="20"/>
                 <w:szCs w:val="20"/>
               </w:rPr>
-              <w:t>endfor</w:t>
-            </w:r>
-            <w:proofErr w:type="spellEnd"/>
-            <w:r>
-              <w:rPr>
-                <w:rFonts w:eastAsia="Segoe UI" w:cs="Segoe UI"/>
-                <w:color w:val="808080" w:themeColor="background1" w:themeShade="80"/>
-                <w:sz w:val="20"/>
-                <w:szCs w:val="20"/>
-              </w:rPr>
-              <w:t xml:space="preserve"> %}</w:t>
-            </w:r>
+            </w:pPr>
           </w:p>
         </w:tc>
       </w:tr>
@@ -5974,7 +5764,7 @@
         </w:trPr>
         <w:tc>
           <w:tcPr>
-            <w:tcW w:w="743" w:type="dxa"/>
+            <w:tcW w:w="792" w:type="dxa"/>
             <w:tcBorders>
               <w:top w:val="single" w:sz="8" w:space="0" w:color="7F7F7F" w:themeColor="text1" w:themeTint="80"/>
               <w:bottom w:val="single" w:sz="8" w:space="0" w:color="7F7F7F" w:themeColor="text1" w:themeTint="80"/>
@@ -5984,12 +5774,13 @@
           <w:p>
             <w:pPr>
               <w:pStyle w:val="Style30"/>
+              <w:ind w:left="690"/>
             </w:pPr>
           </w:p>
         </w:tc>
         <w:tc>
           <w:tcPr>
-            <w:tcW w:w="2030" w:type="dxa"/>
+            <w:tcW w:w="2171" w:type="dxa"/>
             <w:tcBorders>
               <w:top w:val="single" w:sz="8" w:space="0" w:color="7F7F7F" w:themeColor="text1" w:themeTint="80"/>
               <w:left w:val="single" w:sz="8" w:space="0" w:color="7F7F7F" w:themeColor="text1" w:themeTint="80"/>
@@ -6019,7 +5810,7 @@
         </w:tc>
         <w:tc>
           <w:tcPr>
-            <w:tcW w:w="6900" w:type="dxa"/>
+            <w:tcW w:w="6710" w:type="dxa"/>
             <w:tcBorders>
               <w:top w:val="single" w:sz="8" w:space="0" w:color="7F7F7F" w:themeColor="text1" w:themeTint="80"/>
               <w:left w:val="single" w:sz="8" w:space="0" w:color="7F7F7F" w:themeColor="text1" w:themeTint="80"/>
@@ -6171,23 +5962,540 @@
         <w:rPr>
           <w:lang w:eastAsia="en-US"/>
         </w:rPr>
-        <w:t>{{</w:t>
-      </w:r>
-      <w:proofErr w:type="spellStart"/>
-      <w:r>
-        <w:rPr>
-          <w:lang w:eastAsia="en-US"/>
-        </w:rPr>
-        <w:t>fase.tituloFase</w:t>
-      </w:r>
-      <w:proofErr w:type="spellEnd"/>
-      <w:r>
-        <w:rPr>
-          <w:lang w:eastAsia="en-US"/>
-        </w:rPr>
-        <w:t>}}</w:t>
+        <w:t>{{fase.tituloFase}}</w:t>
       </w:r>
     </w:p>
+    <w:tbl>
+      <w:tblPr>
+        <w:tblW w:w="9702" w:type="dxa"/>
+        <w:tblInd w:w="108" w:type="dxa"/>
+        <w:tblLayout w:type="fixed"/>
+        <w:tblLook w:val="01E0" w:firstRow="1" w:lastRow="1" w:firstColumn="1" w:lastColumn="1" w:noHBand="0" w:noVBand="0"/>
+      </w:tblPr>
+      <w:tblGrid>
+        <w:gridCol w:w="2952"/>
+        <w:gridCol w:w="2250"/>
+        <w:gridCol w:w="2520"/>
+        <w:gridCol w:w="1980"/>
+      </w:tblGrid>
+      <w:tr>
+        <w:trPr>
+          <w:trHeight w:val="339"/>
+          <w:tblHeader/>
+        </w:trPr>
+        <w:tc>
+          <w:tcPr>
+            <w:tcW w:w="2952" w:type="dxa"/>
+            <w:tcBorders>
+              <w:bottom w:val="single" w:sz="4" w:space="0" w:color="808080" w:themeColor="background1" w:themeShade="80"/>
+              <w:right w:val="single" w:sz="8" w:space="0" w:color="FFFFFF" w:themeColor="background1"/>
+            </w:tcBorders>
+            <w:shd w:val="clear" w:color="auto" w:fill="DD7500"/>
+          </w:tcPr>
+          <w:p>
+            <w:pPr>
+              <w:spacing w:before="80" w:after="80"/>
+              <w:rPr>
+                <w:rFonts w:cs="Segoe UI"/>
+                <w:b/>
+                <w:bCs/>
+                <w:color w:val="FFFFFF" w:themeColor="background1"/>
+              </w:rPr>
+            </w:pPr>
+            <w:r>
+              <w:rPr>
+                <w:rFonts w:cs="Segoe UI"/>
+                <w:b/>
+                <w:bCs/>
+                <w:color w:val="FFFFFF" w:themeColor="background1"/>
+              </w:rPr>
+              <w:t>N°</w:t>
+            </w:r>
+          </w:p>
+        </w:tc>
+        <w:tc>
+          <w:tcPr>
+            <w:tcW w:w="2250" w:type="dxa"/>
+            <w:tcBorders>
+              <w:left w:val="single" w:sz="8" w:space="0" w:color="FFFFFF" w:themeColor="background1"/>
+              <w:bottom w:val="single" w:sz="4" w:space="0" w:color="808080" w:themeColor="background1" w:themeShade="80"/>
+              <w:right w:val="single" w:sz="8" w:space="0" w:color="FFFFFF" w:themeColor="background1"/>
+            </w:tcBorders>
+            <w:shd w:val="clear" w:color="auto" w:fill="DD7500"/>
+          </w:tcPr>
+          <w:p>
+            <w:pPr>
+              <w:spacing w:before="80" w:after="80"/>
+              <w:rPr>
+                <w:rFonts w:cs="Segoe UI"/>
+                <w:b/>
+                <w:bCs/>
+                <w:color w:val="FFFFFF" w:themeColor="background1"/>
+              </w:rPr>
+            </w:pPr>
+            <w:r>
+              <w:rPr>
+                <w:rFonts w:cs="Segoe UI"/>
+                <w:b/>
+                <w:bCs/>
+                <w:color w:val="FFFFFF" w:themeColor="background1"/>
+              </w:rPr>
+              <w:t>Acción</w:t>
+            </w:r>
+          </w:p>
+        </w:tc>
+        <w:tc>
+          <w:tcPr>
+            <w:tcW w:w="2520" w:type="dxa"/>
+            <w:tcBorders>
+              <w:left w:val="single" w:sz="8" w:space="0" w:color="FFFFFF" w:themeColor="background1"/>
+              <w:bottom w:val="single" w:sz="4" w:space="0" w:color="808080" w:themeColor="background1" w:themeShade="80"/>
+              <w:right w:val="single" w:sz="8" w:space="0" w:color="FFFFFF" w:themeColor="background1"/>
+            </w:tcBorders>
+            <w:shd w:val="clear" w:color="auto" w:fill="DD7500"/>
+          </w:tcPr>
+          <w:p>
+            <w:pPr>
+              <w:spacing w:before="80" w:after="80"/>
+              <w:rPr>
+                <w:rFonts w:cs="Segoe UI"/>
+                <w:b/>
+                <w:bCs/>
+                <w:color w:val="FFFFFF" w:themeColor="background1"/>
+              </w:rPr>
+            </w:pPr>
+            <w:r>
+              <w:rPr>
+                <w:rFonts w:cs="Segoe UI"/>
+                <w:b/>
+                <w:bCs/>
+                <w:color w:val="FFFFFF" w:themeColor="background1"/>
+              </w:rPr>
+              <w:t>Detalle</w:t>
+            </w:r>
+          </w:p>
+        </w:tc>
+        <w:tc>
+          <w:tcPr>
+            <w:tcW w:w="1980" w:type="dxa"/>
+            <w:tcBorders>
+              <w:left w:val="single" w:sz="8" w:space="0" w:color="FFFFFF" w:themeColor="background1"/>
+              <w:bottom w:val="single" w:sz="4" w:space="0" w:color="808080" w:themeColor="background1" w:themeShade="80"/>
+              <w:right w:val="single" w:sz="8" w:space="0" w:color="FFFFFF" w:themeColor="background1"/>
+            </w:tcBorders>
+            <w:shd w:val="clear" w:color="auto" w:fill="DD7500"/>
+          </w:tcPr>
+          <w:p>
+            <w:pPr>
+              <w:spacing w:before="80" w:after="80"/>
+              <w:rPr>
+                <w:rFonts w:cs="Segoe UI"/>
+                <w:b/>
+                <w:bCs/>
+                <w:color w:val="FFFFFF" w:themeColor="background1"/>
+              </w:rPr>
+            </w:pPr>
+            <w:r>
+              <w:rPr>
+                <w:rFonts w:cs="Segoe UI"/>
+                <w:b/>
+                <w:bCs/>
+                <w:color w:val="FFFFFF" w:themeColor="background1"/>
+              </w:rPr>
+              <w:t>Excepción</w:t>
+            </w:r>
+          </w:p>
+        </w:tc>
+      </w:tr>
+      <w:tr>
+        <w:trPr>
+          <w:trHeight w:val="457"/>
+        </w:trPr>
+        <w:tc>
+          <w:tcPr>
+            <w:tcW w:w="2952" w:type="dxa"/>
+            <w:tcBorders>
+              <w:top w:val="single" w:sz="4" w:space="0" w:color="808080" w:themeColor="background1" w:themeShade="80"/>
+              <w:bottom w:val="single" w:sz="4" w:space="0" w:color="808080" w:themeColor="background1" w:themeShade="80"/>
+              <w:right w:val="single" w:sz="4" w:space="0" w:color="808080" w:themeColor="background1" w:themeShade="80"/>
+            </w:tcBorders>
+          </w:tcPr>
+          <w:p>
+            <w:pPr>
+              <w:pStyle w:val="Style30"/>
+              <w:numPr>
+                <w:ilvl w:val="0"/>
+                <w:numId w:val="0"/>
+              </w:numPr>
+              <w:rPr>
+                <w:b w:val="0"/>
+                <w:bCs/>
+                <w:lang w:val="en-US"/>
+              </w:rPr>
+            </w:pPr>
+            <w:r>
+              <w:rPr>
+                <w:b w:val="0"/>
+                <w:bCs/>
+                <w:lang w:val="en-US"/>
+              </w:rPr>
+              <w:t>{%tr for paso in fase.pasos</w:t>
+            </w:r>
+            <w:r>
+              <w:rPr>
+                <w:b w:val="0"/>
+                <w:bCs/>
+                <w:lang w:val="en-US"/>
+              </w:rPr>
+              <w:t xml:space="preserve"> %</w:t>
+            </w:r>
+            <w:r>
+              <w:rPr>
+                <w:b w:val="0"/>
+                <w:bCs/>
+                <w:lang w:val="en-US"/>
+              </w:rPr>
+              <w:t>}</w:t>
+            </w:r>
+          </w:p>
+        </w:tc>
+        <w:tc>
+          <w:tcPr>
+            <w:tcW w:w="2250" w:type="dxa"/>
+            <w:tcBorders>
+              <w:top w:val="single" w:sz="4" w:space="0" w:color="808080" w:themeColor="background1" w:themeShade="80"/>
+              <w:left w:val="single" w:sz="4" w:space="0" w:color="808080" w:themeColor="background1" w:themeShade="80"/>
+              <w:bottom w:val="single" w:sz="4" w:space="0" w:color="808080" w:themeColor="background1" w:themeShade="80"/>
+              <w:right w:val="single" w:sz="4" w:space="0" w:color="808080" w:themeColor="background1" w:themeShade="80"/>
+            </w:tcBorders>
+          </w:tcPr>
+          <w:p>
+            <w:pPr>
+              <w:spacing w:before="100" w:beforeAutospacing="1"/>
+              <w:rPr>
+                <w:b/>
+                <w:sz w:val="18"/>
+                <w:szCs w:val="20"/>
+                <w:lang w:val="en-US"/>
+              </w:rPr>
+            </w:pPr>
+          </w:p>
+        </w:tc>
+        <w:tc>
+          <w:tcPr>
+            <w:tcW w:w="2520" w:type="dxa"/>
+            <w:tcBorders>
+              <w:top w:val="single" w:sz="4" w:space="0" w:color="808080" w:themeColor="background1" w:themeShade="80"/>
+              <w:left w:val="single" w:sz="4" w:space="0" w:color="808080" w:themeColor="background1" w:themeShade="80"/>
+              <w:bottom w:val="single" w:sz="4" w:space="0" w:color="808080" w:themeColor="background1" w:themeShade="80"/>
+              <w:right w:val="single" w:sz="4" w:space="0" w:color="808080" w:themeColor="background1" w:themeShade="80"/>
+            </w:tcBorders>
+          </w:tcPr>
+          <w:p>
+            <w:pPr>
+              <w:rPr>
+                <w:b/>
+                <w:sz w:val="18"/>
+                <w:szCs w:val="20"/>
+                <w:lang w:val="en-US"/>
+              </w:rPr>
+            </w:pPr>
+          </w:p>
+        </w:tc>
+        <w:tc>
+          <w:tcPr>
+            <w:tcW w:w="1980" w:type="dxa"/>
+            <w:tcBorders>
+              <w:top w:val="single" w:sz="4" w:space="0" w:color="808080" w:themeColor="background1" w:themeShade="80"/>
+              <w:left w:val="single" w:sz="4" w:space="0" w:color="808080" w:themeColor="background1" w:themeShade="80"/>
+              <w:bottom w:val="single" w:sz="4" w:space="0" w:color="808080" w:themeColor="background1" w:themeShade="80"/>
+              <w:right w:val="single" w:sz="4" w:space="0" w:color="808080" w:themeColor="background1" w:themeShade="80"/>
+            </w:tcBorders>
+          </w:tcPr>
+          <w:p>
+            <w:pPr>
+              <w:jc w:val="left"/>
+              <w:rPr>
+                <w:b/>
+                <w:sz w:val="18"/>
+                <w:szCs w:val="20"/>
+                <w:lang w:val="en-US"/>
+              </w:rPr>
+            </w:pPr>
+          </w:p>
+        </w:tc>
+      </w:tr>
+      <w:tr>
+        <w:trPr>
+          <w:trHeight w:val="80"/>
+        </w:trPr>
+        <w:tc>
+          <w:tcPr>
+            <w:tcW w:w="2952" w:type="dxa"/>
+            <w:tcBorders>
+              <w:top w:val="single" w:sz="4" w:space="0" w:color="808080" w:themeColor="background1" w:themeShade="80"/>
+              <w:bottom w:val="single" w:sz="4" w:space="0" w:color="808080" w:themeColor="background1" w:themeShade="80"/>
+              <w:right w:val="single" w:sz="4" w:space="0" w:color="808080" w:themeColor="background1" w:themeShade="80"/>
+            </w:tcBorders>
+            <w:vAlign w:val="center"/>
+          </w:tcPr>
+          <w:p>
+            <w:pPr>
+              <w:pStyle w:val="Style30"/>
+              <w:numPr>
+                <w:ilvl w:val="0"/>
+                <w:numId w:val="0"/>
+              </w:numPr>
+              <w:spacing w:before="240" w:after="240"/>
+              <w:rPr>
+                <w:color w:val="E37800"/>
+                <w:lang w:val="en-US"/>
+              </w:rPr>
+            </w:pPr>
+            <w:r>
+              <w:rPr>
+                <w:color w:val="E37800"/>
+                <w:sz w:val="22"/>
+                <w:szCs w:val="24"/>
+                <w:lang w:val="en-US"/>
+              </w:rPr>
+              <w:t>{{paso.numero}}</w:t>
+            </w:r>
+          </w:p>
+        </w:tc>
+        <w:tc>
+          <w:tcPr>
+            <w:tcW w:w="2250" w:type="dxa"/>
+            <w:tcBorders>
+              <w:top w:val="single" w:sz="4" w:space="0" w:color="808080" w:themeColor="background1" w:themeShade="80"/>
+              <w:left w:val="single" w:sz="4" w:space="0" w:color="808080" w:themeColor="background1" w:themeShade="80"/>
+              <w:bottom w:val="single" w:sz="4" w:space="0" w:color="808080" w:themeColor="background1" w:themeShade="80"/>
+              <w:right w:val="single" w:sz="4" w:space="0" w:color="808080" w:themeColor="background1" w:themeShade="80"/>
+            </w:tcBorders>
+            <w:vAlign w:val="center"/>
+          </w:tcPr>
+          <w:p>
+            <w:pPr>
+              <w:spacing w:before="240" w:after="240"/>
+              <w:jc w:val="left"/>
+              <w:rPr>
+                <w:bCs/>
+                <w:sz w:val="18"/>
+                <w:szCs w:val="20"/>
+                <w:lang w:val="en-US"/>
+              </w:rPr>
+            </w:pPr>
+            <w:r>
+              <w:rPr>
+                <w:bCs/>
+                <w:sz w:val="18"/>
+                <w:szCs w:val="20"/>
+                <w:lang w:val="en-US"/>
+              </w:rPr>
+              <w:t>{{paso.accion}}</w:t>
+            </w:r>
+          </w:p>
+        </w:tc>
+        <w:tc>
+          <w:tcPr>
+            <w:tcW w:w="2520" w:type="dxa"/>
+            <w:tcBorders>
+              <w:top w:val="single" w:sz="4" w:space="0" w:color="808080" w:themeColor="background1" w:themeShade="80"/>
+              <w:left w:val="single" w:sz="4" w:space="0" w:color="808080" w:themeColor="background1" w:themeShade="80"/>
+              <w:bottom w:val="single" w:sz="4" w:space="0" w:color="808080" w:themeColor="background1" w:themeShade="80"/>
+              <w:right w:val="single" w:sz="4" w:space="0" w:color="808080" w:themeColor="background1" w:themeShade="80"/>
+            </w:tcBorders>
+            <w:vAlign w:val="center"/>
+          </w:tcPr>
+          <w:p>
+            <w:pPr>
+              <w:spacing w:before="240" w:after="240"/>
+              <w:rPr>
+                <w:bCs/>
+                <w:sz w:val="18"/>
+                <w:szCs w:val="20"/>
+                <w:lang w:val="en-US"/>
+              </w:rPr>
+            </w:pPr>
+            <w:r>
+              <w:rPr>
+                <w:bCs/>
+                <w:sz w:val="18"/>
+                <w:szCs w:val="20"/>
+                <w:lang w:val="en-US"/>
+              </w:rPr>
+              <w:t>{{paso.detalle}}</w:t>
+            </w:r>
+          </w:p>
+        </w:tc>
+        <w:tc>
+          <w:tcPr>
+            <w:tcW w:w="1980" w:type="dxa"/>
+            <w:tcBorders>
+              <w:top w:val="single" w:sz="4" w:space="0" w:color="808080" w:themeColor="background1" w:themeShade="80"/>
+              <w:left w:val="single" w:sz="4" w:space="0" w:color="808080" w:themeColor="background1" w:themeShade="80"/>
+              <w:bottom w:val="single" w:sz="4" w:space="0" w:color="808080" w:themeColor="background1" w:themeShade="80"/>
+              <w:right w:val="single" w:sz="4" w:space="0" w:color="808080" w:themeColor="background1" w:themeShade="80"/>
+            </w:tcBorders>
+            <w:vAlign w:val="center"/>
+          </w:tcPr>
+          <w:p>
+            <w:pPr>
+              <w:spacing w:before="240" w:after="240"/>
+              <w:jc w:val="left"/>
+              <w:rPr>
+                <w:bCs/>
+                <w:sz w:val="18"/>
+                <w:szCs w:val="20"/>
+                <w:lang w:val="en-US"/>
+              </w:rPr>
+            </w:pPr>
+            <w:r>
+              <w:rPr>
+                <w:bCs/>
+                <w:sz w:val="18"/>
+                <w:szCs w:val="20"/>
+                <w:lang w:val="en-US"/>
+              </w:rPr>
+              <w:t>{{paso.excepcion</w:t>
+            </w:r>
+            <w:r>
+              <w:rPr>
+                <w:bCs/>
+                <w:sz w:val="18"/>
+                <w:szCs w:val="20"/>
+                <w:lang w:val="en-US"/>
+              </w:rPr>
+              <w:t>es</w:t>
+            </w:r>
+            <w:r>
+              <w:rPr>
+                <w:bCs/>
+                <w:sz w:val="18"/>
+                <w:szCs w:val="20"/>
+                <w:lang w:val="en-US"/>
+              </w:rPr>
+              <w:t>}}</w:t>
+            </w:r>
+          </w:p>
+        </w:tc>
+      </w:tr>
+      <w:tr>
+        <w:trPr>
+          <w:trHeight w:val="457"/>
+        </w:trPr>
+        <w:tc>
+          <w:tcPr>
+            <w:tcW w:w="2952" w:type="dxa"/>
+            <w:tcBorders>
+              <w:top w:val="single" w:sz="4" w:space="0" w:color="808080" w:themeColor="background1" w:themeShade="80"/>
+              <w:bottom w:val="single" w:sz="4" w:space="0" w:color="808080" w:themeColor="background1" w:themeShade="80"/>
+              <w:right w:val="single" w:sz="4" w:space="0" w:color="808080" w:themeColor="background1" w:themeShade="80"/>
+            </w:tcBorders>
+          </w:tcPr>
+          <w:p>
+            <w:pPr>
+              <w:pStyle w:val="Style30"/>
+              <w:numPr>
+                <w:ilvl w:val="0"/>
+                <w:numId w:val="0"/>
+              </w:numPr>
+              <w:rPr>
+                <w:b w:val="0"/>
+                <w:bCs/>
+                <w:lang w:val="en-US"/>
+              </w:rPr>
+            </w:pPr>
+            <w:r>
+              <w:rPr>
+                <w:b w:val="0"/>
+                <w:bCs/>
+                <w:lang w:val="en-US"/>
+              </w:rPr>
+              <w:t>{%tr endfor</w:t>
+            </w:r>
+            <w:r>
+              <w:rPr>
+                <w:b w:val="0"/>
+                <w:bCs/>
+                <w:lang w:val="en-US"/>
+              </w:rPr>
+              <w:t xml:space="preserve"> %</w:t>
+            </w:r>
+            <w:r>
+              <w:rPr>
+                <w:b w:val="0"/>
+                <w:bCs/>
+                <w:lang w:val="en-US"/>
+              </w:rPr>
+              <w:t>}</w:t>
+            </w:r>
+          </w:p>
+        </w:tc>
+        <w:tc>
+          <w:tcPr>
+            <w:tcW w:w="2250" w:type="dxa"/>
+            <w:tcBorders>
+              <w:top w:val="single" w:sz="4" w:space="0" w:color="808080" w:themeColor="background1" w:themeShade="80"/>
+              <w:left w:val="single" w:sz="4" w:space="0" w:color="808080" w:themeColor="background1" w:themeShade="80"/>
+              <w:bottom w:val="single" w:sz="4" w:space="0" w:color="808080" w:themeColor="background1" w:themeShade="80"/>
+              <w:right w:val="single" w:sz="4" w:space="0" w:color="808080" w:themeColor="background1" w:themeShade="80"/>
+            </w:tcBorders>
+          </w:tcPr>
+          <w:p>
+            <w:pPr>
+              <w:spacing w:before="100" w:beforeAutospacing="1"/>
+              <w:rPr>
+                <w:rFonts w:cs="Segoe UI"/>
+                <w:sz w:val="18"/>
+                <w:szCs w:val="18"/>
+                <w:lang w:val="en-US"/>
+              </w:rPr>
+            </w:pPr>
+          </w:p>
+        </w:tc>
+        <w:tc>
+          <w:tcPr>
+            <w:tcW w:w="2520" w:type="dxa"/>
+            <w:tcBorders>
+              <w:top w:val="single" w:sz="4" w:space="0" w:color="808080" w:themeColor="background1" w:themeShade="80"/>
+              <w:left w:val="single" w:sz="4" w:space="0" w:color="808080" w:themeColor="background1" w:themeShade="80"/>
+              <w:bottom w:val="single" w:sz="4" w:space="0" w:color="808080" w:themeColor="background1" w:themeShade="80"/>
+              <w:right w:val="single" w:sz="4" w:space="0" w:color="808080" w:themeColor="background1" w:themeShade="80"/>
+            </w:tcBorders>
+          </w:tcPr>
+          <w:p>
+            <w:pPr>
+              <w:rPr>
+                <w:sz w:val="18"/>
+                <w:szCs w:val="18"/>
+                <w:lang w:val="pt-PT"/>
+              </w:rPr>
+            </w:pPr>
+          </w:p>
+        </w:tc>
+        <w:tc>
+          <w:tcPr>
+            <w:tcW w:w="1980" w:type="dxa"/>
+            <w:tcBorders>
+              <w:top w:val="single" w:sz="4" w:space="0" w:color="808080" w:themeColor="background1" w:themeShade="80"/>
+              <w:left w:val="single" w:sz="4" w:space="0" w:color="808080" w:themeColor="background1" w:themeShade="80"/>
+              <w:bottom w:val="single" w:sz="4" w:space="0" w:color="808080" w:themeColor="background1" w:themeShade="80"/>
+              <w:right w:val="single" w:sz="4" w:space="0" w:color="808080" w:themeColor="background1" w:themeShade="80"/>
+            </w:tcBorders>
+          </w:tcPr>
+          <w:p>
+            <w:pPr>
+              <w:jc w:val="left"/>
+              <w:rPr>
+                <w:rFonts w:cs="Segoe UI"/>
+                <w:lang w:val="pt-PT"/>
+              </w:rPr>
+            </w:pPr>
+          </w:p>
+        </w:tc>
+      </w:tr>
+    </w:tbl>
     <w:p>
       <w:pPr>
         <w:rPr>
@@ -6198,24 +6506,8 @@
         <w:rPr>
           <w:lang w:val="en-US" w:eastAsia="en-US"/>
         </w:rPr>
-        <w:t xml:space="preserve">{%p </w:t>
+        <w:t>{%p endfor %}</w:t>
       </w:r>
-      <w:proofErr w:type="spellStart"/>
-      <w:proofErr w:type="gramStart"/>
-      <w:r>
-        <w:rPr>
-          <w:lang w:val="en-US" w:eastAsia="en-US"/>
-        </w:rPr>
-        <w:t>endfor</w:t>
-      </w:r>
-      <w:proofErr w:type="spellEnd"/>
-      <w:r>
-        <w:rPr>
-          <w:lang w:val="en-US" w:eastAsia="en-US"/>
-        </w:rPr>
-        <w:t xml:space="preserve"> %}</w:t>
-      </w:r>
-      <w:proofErr w:type="gramEnd"/>
     </w:p>
     <w:bookmarkEnd w:id="36"/>
     <w:p>
@@ -6472,23 +6764,7 @@
                 <w:color w:val="7E7E7E"/>
                 <w:sz w:val="18"/>
               </w:rPr>
-              <w:t>{{</w:t>
-            </w:r>
-            <w:proofErr w:type="spellStart"/>
-            <w:r>
-              <w:rPr>
-                <w:color w:val="7E7E7E"/>
-                <w:sz w:val="18"/>
-              </w:rPr>
-              <w:t>codigoBot</w:t>
-            </w:r>
-            <w:proofErr w:type="spellEnd"/>
-            <w:r>
-              <w:rPr>
-                <w:color w:val="7E7E7E"/>
-                <w:sz w:val="18"/>
-              </w:rPr>
-              <w:t xml:space="preserve">}} </w:t>
+              <w:t xml:space="preserve">{{codigoBot}} </w:t>
             </w:r>
             <w:r>
               <w:rPr>
@@ -6690,23 +6966,7 @@
                 <w:color w:val="7E7E7E"/>
                 <w:sz w:val="18"/>
               </w:rPr>
-              <w:t>{{</w:t>
-            </w:r>
-            <w:proofErr w:type="spellStart"/>
-            <w:r>
-              <w:rPr>
-                <w:color w:val="7E7E7E"/>
-                <w:sz w:val="18"/>
-              </w:rPr>
-              <w:t>codigoBot</w:t>
-            </w:r>
-            <w:proofErr w:type="spellEnd"/>
-            <w:r>
-              <w:rPr>
-                <w:color w:val="7E7E7E"/>
-                <w:sz w:val="18"/>
-              </w:rPr>
-              <w:t>}}</w:t>
+              <w:t>{{codigoBot}}</w:t>
             </w:r>
             <w:r>
               <w:rPr>
@@ -6850,23 +7110,7 @@
                 <w:color w:val="7E7E7E"/>
                 <w:sz w:val="18"/>
               </w:rPr>
-              <w:t>{{</w:t>
-            </w:r>
-            <w:proofErr w:type="spellStart"/>
-            <w:r>
-              <w:rPr>
-                <w:color w:val="7E7E7E"/>
-                <w:sz w:val="18"/>
-              </w:rPr>
-              <w:t>codigoBot</w:t>
-            </w:r>
-            <w:proofErr w:type="spellEnd"/>
-            <w:r>
-              <w:rPr>
-                <w:color w:val="7E7E7E"/>
-                <w:sz w:val="18"/>
-              </w:rPr>
-              <w:t>}}</w:t>
+              <w:t>{{codigoBot}}</w:t>
             </w:r>
             <w:r>
               <w:rPr>
@@ -6912,23 +7156,7 @@
                 <w:color w:val="7E7E7E"/>
                 <w:sz w:val="18"/>
               </w:rPr>
-              <w:t>{{</w:t>
-            </w:r>
-            <w:proofErr w:type="spellStart"/>
-            <w:r>
-              <w:rPr>
-                <w:color w:val="7E7E7E"/>
-                <w:sz w:val="18"/>
-              </w:rPr>
-              <w:t>codigoBot</w:t>
-            </w:r>
-            <w:proofErr w:type="spellEnd"/>
-            <w:r>
-              <w:rPr>
-                <w:color w:val="7E7E7E"/>
-                <w:sz w:val="18"/>
-              </w:rPr>
-              <w:t xml:space="preserve">}} </w:t>
+              <w:t xml:space="preserve">{{codigoBot}} </w:t>
             </w:r>
             <w:r>
               <w:rPr>
@@ -7255,23 +7483,7 @@
                 <w:color w:val="7E7E7E"/>
                 <w:sz w:val="18"/>
               </w:rPr>
-              <w:t>{{</w:t>
-            </w:r>
-            <w:proofErr w:type="spellStart"/>
-            <w:r>
-              <w:rPr>
-                <w:color w:val="7E7E7E"/>
-                <w:sz w:val="18"/>
-              </w:rPr>
-              <w:t>codigoBot</w:t>
-            </w:r>
-            <w:proofErr w:type="spellEnd"/>
-            <w:r>
-              <w:rPr>
-                <w:color w:val="7E7E7E"/>
-                <w:sz w:val="18"/>
-              </w:rPr>
-              <w:t>}}</w:t>
+              <w:t>{{codigoBot}}</w:t>
             </w:r>
             <w:r>
               <w:rPr>
@@ -7597,6 +7809,7 @@
     <w:p>
       <w:pPr>
         <w:pStyle w:val="BodyText"/>
+        <w:spacing w:after="240"/>
         <w:rPr>
           <w:rFonts w:eastAsia="Segoe UI"/>
           <w:i/>
@@ -7614,13 +7827,13 @@
     </w:p>
     <w:tbl>
       <w:tblPr>
-        <w:tblW w:w="9248" w:type="dxa"/>
+        <w:tblW w:w="9612" w:type="dxa"/>
         <w:tblInd w:w="108" w:type="dxa"/>
         <w:tblLook w:val="01E0" w:firstRow="1" w:lastRow="1" w:firstColumn="1" w:lastColumn="1" w:noHBand="0" w:noVBand="0"/>
       </w:tblPr>
       <w:tblGrid>
-        <w:gridCol w:w="1310"/>
-        <w:gridCol w:w="7938"/>
+        <w:gridCol w:w="882"/>
+        <w:gridCol w:w="8730"/>
       </w:tblGrid>
       <w:tr>
         <w:trPr>
@@ -7628,7 +7841,7 @@
         </w:trPr>
         <w:tc>
           <w:tcPr>
-            <w:tcW w:w="1310" w:type="dxa"/>
+            <w:tcW w:w="882" w:type="dxa"/>
             <w:tcBorders>
               <w:right w:val="single" w:sz="8" w:space="0" w:color="FFFFFF" w:themeColor="background1"/>
             </w:tcBorders>
@@ -7657,7 +7870,7 @@
         </w:tc>
         <w:tc>
           <w:tcPr>
-            <w:tcW w:w="7938" w:type="dxa"/>
+            <w:tcW w:w="8730" w:type="dxa"/>
             <w:tcBorders>
               <w:left w:val="single" w:sz="8" w:space="0" w:color="FFFFFF" w:themeColor="background1"/>
               <w:right w:val="single" w:sz="8" w:space="0" w:color="FFFFFF" w:themeColor="background1"/>
@@ -7710,7 +7923,7 @@
         </w:trPr>
         <w:tc>
           <w:tcPr>
-            <w:tcW w:w="1310" w:type="dxa"/>
+            <w:tcW w:w="882" w:type="dxa"/>
             <w:tcBorders>
               <w:top w:val="single" w:sz="8" w:space="0" w:color="7F7F7F" w:themeColor="text1" w:themeTint="80"/>
               <w:bottom w:val="single" w:sz="8" w:space="0" w:color="7F7F7F" w:themeColor="text1" w:themeTint="80"/>
@@ -7720,12 +7933,13 @@
           <w:p>
             <w:pPr>
               <w:pStyle w:val="Style30"/>
+              <w:ind w:left="690"/>
             </w:pPr>
           </w:p>
         </w:tc>
         <w:tc>
           <w:tcPr>
-            <w:tcW w:w="7938" w:type="dxa"/>
+            <w:tcW w:w="8730" w:type="dxa"/>
             <w:tcBorders>
               <w:top w:val="single" w:sz="8" w:space="0" w:color="7F7F7F" w:themeColor="text1" w:themeTint="80"/>
               <w:left w:val="single" w:sz="8" w:space="0" w:color="7F7F7F" w:themeColor="text1" w:themeTint="80"/>
@@ -7791,7 +8005,7 @@
         </w:trPr>
         <w:tc>
           <w:tcPr>
-            <w:tcW w:w="1310" w:type="dxa"/>
+            <w:tcW w:w="882" w:type="dxa"/>
             <w:tcBorders>
               <w:top w:val="single" w:sz="8" w:space="0" w:color="7F7F7F" w:themeColor="text1" w:themeTint="80"/>
               <w:bottom w:val="single" w:sz="8" w:space="0" w:color="7F7F7F" w:themeColor="text1" w:themeTint="80"/>
@@ -7801,12 +8015,13 @@
           <w:p>
             <w:pPr>
               <w:pStyle w:val="Style30"/>
+              <w:ind w:left="690"/>
             </w:pPr>
           </w:p>
         </w:tc>
         <w:tc>
           <w:tcPr>
-            <w:tcW w:w="7938" w:type="dxa"/>
+            <w:tcW w:w="8730" w:type="dxa"/>
             <w:tcBorders>
               <w:top w:val="single" w:sz="8" w:space="0" w:color="7F7F7F" w:themeColor="text1" w:themeTint="80"/>
               <w:left w:val="single" w:sz="8" w:space="0" w:color="7F7F7F" w:themeColor="text1" w:themeTint="80"/>
@@ -7918,15 +8133,15 @@
     </w:p>
     <w:tbl>
       <w:tblPr>
-        <w:tblW w:w="9328" w:type="dxa"/>
+        <w:tblW w:w="9648" w:type="dxa"/>
         <w:tblInd w:w="108" w:type="dxa"/>
         <w:tblLayout w:type="fixed"/>
         <w:tblLook w:val="01E0" w:firstRow="1" w:lastRow="1" w:firstColumn="1" w:lastColumn="1" w:noHBand="0" w:noVBand="0"/>
       </w:tblPr>
       <w:tblGrid>
-        <w:gridCol w:w="743"/>
-        <w:gridCol w:w="1399"/>
-        <w:gridCol w:w="7186"/>
+        <w:gridCol w:w="3132"/>
+        <w:gridCol w:w="2970"/>
+        <w:gridCol w:w="3546"/>
       </w:tblGrid>
       <w:tr>
         <w:trPr>
@@ -7935,7 +8150,7 @@
         </w:trPr>
         <w:tc>
           <w:tcPr>
-            <w:tcW w:w="743" w:type="dxa"/>
+            <w:tcW w:w="3132" w:type="dxa"/>
             <w:tcBorders>
               <w:right w:val="single" w:sz="8" w:space="0" w:color="FFFFFF" w:themeColor="background1"/>
             </w:tcBorders>
@@ -7964,7 +8179,7 @@
         </w:tc>
         <w:tc>
           <w:tcPr>
-            <w:tcW w:w="1399" w:type="dxa"/>
+            <w:tcW w:w="2970" w:type="dxa"/>
             <w:tcBorders>
               <w:left w:val="single" w:sz="8" w:space="0" w:color="FFFFFF" w:themeColor="background1"/>
               <w:right w:val="single" w:sz="8" w:space="0" w:color="FFFFFF" w:themeColor="background1"/>
@@ -7988,7 +8203,7 @@
         </w:tc>
         <w:tc>
           <w:tcPr>
-            <w:tcW w:w="7186" w:type="dxa"/>
+            <w:tcW w:w="3546" w:type="dxa"/>
             <w:tcBorders>
               <w:left w:val="single" w:sz="8" w:space="0" w:color="FFFFFF" w:themeColor="background1"/>
               <w:right w:val="single" w:sz="8" w:space="0" w:color="FFFFFF" w:themeColor="background1"/>
@@ -8023,7 +8238,7 @@
         </w:trPr>
         <w:tc>
           <w:tcPr>
-            <w:tcW w:w="743" w:type="dxa"/>
+            <w:tcW w:w="3132" w:type="dxa"/>
             <w:tcBorders>
               <w:top w:val="single" w:sz="8" w:space="0" w:color="7F7F7F" w:themeColor="text1" w:themeTint="80"/>
               <w:bottom w:val="single" w:sz="8" w:space="0" w:color="7F7F7F" w:themeColor="text1" w:themeTint="80"/>
@@ -8033,12 +8248,52 @@
           <w:p>
             <w:pPr>
               <w:pStyle w:val="Style30"/>
-            </w:pPr>
+              <w:numPr>
+                <w:ilvl w:val="0"/>
+                <w:numId w:val="0"/>
+              </w:numPr>
+              <w:rPr>
+                <w:b w:val="0"/>
+                <w:bCs/>
+              </w:rPr>
+            </w:pPr>
+            <w:r>
+              <w:rPr>
+                <w:rFonts w:cs="Segoe UI"/>
+                <w:b w:val="0"/>
+                <w:bCs/>
+                <w:sz w:val="20"/>
+                <w:lang w:val="en-US"/>
+              </w:rPr>
+              <w:t xml:space="preserve">{%tr for e in </w:t>
+            </w:r>
+            <w:proofErr w:type="spellStart"/>
+            <w:r>
+              <w:rPr>
+                <w:rFonts w:cs="Segoe UI"/>
+                <w:b w:val="0"/>
+                <w:bCs/>
+                <w:sz w:val="20"/>
+                <w:lang w:val="en-US"/>
+              </w:rPr>
+              <w:t>excepcionesSys</w:t>
+            </w:r>
+            <w:proofErr w:type="spellEnd"/>
+            <w:r>
+              <w:rPr>
+                <w:rFonts w:cs="Segoe UI"/>
+                <w:b w:val="0"/>
+                <w:bCs/>
+                <w:sz w:val="20"/>
+                <w:lang w:val="en-US"/>
+              </w:rPr>
+              <w:t xml:space="preserve"> %}</w:t>
+            </w:r>
           </w:p>
         </w:tc>
         <w:tc>
           <w:tcPr>
-            <w:tcW w:w="1399" w:type="dxa"/>
+            <w:tcW w:w="2970" w:type="dxa"/>
             <w:tcBorders>
               <w:top w:val="single" w:sz="8" w:space="0" w:color="7F7F7F" w:themeColor="text1" w:themeTint="80"/>
               <w:left w:val="single" w:sz="8" w:space="0" w:color="7F7F7F" w:themeColor="text1" w:themeTint="80"/>
@@ -8055,58 +8310,11 @@
                 <w:lang w:val="en-US"/>
               </w:rPr>
             </w:pPr>
-            <w:r>
-              <w:rPr>
-                <w:rFonts w:cs="Segoe UI"/>
-                <w:sz w:val="20"/>
-                <w:szCs w:val="20"/>
-                <w:lang w:val="en-US"/>
-              </w:rPr>
-              <w:t xml:space="preserve">{%tr for </w:t>
-            </w:r>
-            <w:r>
-              <w:rPr>
-                <w:rFonts w:cs="Segoe UI"/>
-                <w:sz w:val="20"/>
-                <w:szCs w:val="20"/>
-                <w:lang w:val="en-US"/>
-              </w:rPr>
-              <w:t>e</w:t>
-            </w:r>
-            <w:r>
-              <w:rPr>
-                <w:rFonts w:cs="Segoe UI"/>
-                <w:sz w:val="20"/>
-                <w:szCs w:val="20"/>
-                <w:lang w:val="en-US"/>
-              </w:rPr>
-              <w:t xml:space="preserve"> in </w:t>
-            </w:r>
-            <w:proofErr w:type="spellStart"/>
-            <w:r>
-              <w:rPr>
-                <w:rFonts w:cs="Segoe UI"/>
-                <w:sz w:val="20"/>
-                <w:szCs w:val="20"/>
-                <w:lang w:val="en-US"/>
-              </w:rPr>
-              <w:t>excepcionesSys</w:t>
-            </w:r>
-            <w:proofErr w:type="spellEnd"/>
-            <w:r>
-              <w:rPr>
-                <w:rFonts w:cs="Segoe UI"/>
-                <w:sz w:val="20"/>
-                <w:szCs w:val="20"/>
-                <w:lang w:val="en-US"/>
-              </w:rPr>
-              <w:t xml:space="preserve"> %}</w:t>
-            </w:r>
           </w:p>
         </w:tc>
         <w:tc>
           <w:tcPr>
-            <w:tcW w:w="7186" w:type="dxa"/>
+            <w:tcW w:w="3546" w:type="dxa"/>
             <w:tcBorders>
               <w:top w:val="single" w:sz="8" w:space="0" w:color="7F7F7F" w:themeColor="text1" w:themeTint="80"/>
               <w:left w:val="single" w:sz="8" w:space="0" w:color="7F7F7F" w:themeColor="text1" w:themeTint="80"/>
@@ -8133,7 +8341,7 @@
         </w:trPr>
         <w:tc>
           <w:tcPr>
-            <w:tcW w:w="743" w:type="dxa"/>
+            <w:tcW w:w="3132" w:type="dxa"/>
             <w:tcBorders>
               <w:top w:val="single" w:sz="8" w:space="0" w:color="7F7F7F" w:themeColor="text1" w:themeTint="80"/>
               <w:bottom w:val="single" w:sz="8" w:space="0" w:color="7F7F7F" w:themeColor="text1" w:themeTint="80"/>
@@ -8143,15 +8351,29 @@
           <w:p>
             <w:pPr>
               <w:pStyle w:val="Style30"/>
+              <w:numPr>
+                <w:ilvl w:val="0"/>
+                <w:numId w:val="0"/>
+              </w:numPr>
+              <w:spacing w:before="240" w:after="240"/>
               <w:rPr>
                 <w:lang w:val="en-US"/>
               </w:rPr>
             </w:pPr>
+            <w:r>
+              <w:rPr>
+                <w:color w:val="E37800"/>
+                <w:sz w:val="22"/>
+                <w:szCs w:val="22"/>
+                <w:lang w:val="en-US"/>
+              </w:rPr>
+              <w:t>{{e.numero}}</w:t>
+            </w:r>
           </w:p>
         </w:tc>
         <w:tc>
           <w:tcPr>
-            <w:tcW w:w="1399" w:type="dxa"/>
+            <w:tcW w:w="2970" w:type="dxa"/>
             <w:tcBorders>
               <w:top w:val="single" w:sz="8" w:space="0" w:color="7F7F7F" w:themeColor="text1" w:themeTint="80"/>
               <w:left w:val="single" w:sz="8" w:space="0" w:color="7F7F7F" w:themeColor="text1" w:themeTint="80"/>
@@ -8161,7 +8383,7 @@
           </w:tcPr>
           <w:p>
             <w:pPr>
-              <w:spacing w:before="80"/>
+              <w:spacing w:before="240" w:after="240"/>
               <w:jc w:val="center"/>
               <w:rPr>
                 <w:sz w:val="18"/>
@@ -8199,7 +8421,7 @@
         </w:tc>
         <w:tc>
           <w:tcPr>
-            <w:tcW w:w="7186" w:type="dxa"/>
+            <w:tcW w:w="3546" w:type="dxa"/>
             <w:tcBorders>
               <w:top w:val="single" w:sz="8" w:space="0" w:color="7F7F7F" w:themeColor="text1" w:themeTint="80"/>
               <w:left w:val="single" w:sz="8" w:space="0" w:color="7F7F7F" w:themeColor="text1" w:themeTint="80"/>
@@ -8209,7 +8431,7 @@
           </w:tcPr>
           <w:p>
             <w:pPr>
-              <w:spacing w:before="80"/>
+              <w:spacing w:before="240" w:after="240"/>
               <w:rPr>
                 <w:rFonts w:cs="Segoe UI"/>
                 <w:sz w:val="18"/>
@@ -8255,7 +8477,7 @@
         </w:trPr>
         <w:tc>
           <w:tcPr>
-            <w:tcW w:w="743" w:type="dxa"/>
+            <w:tcW w:w="3132" w:type="dxa"/>
             <w:tcBorders>
               <w:top w:val="single" w:sz="8" w:space="0" w:color="7F7F7F" w:themeColor="text1" w:themeTint="80"/>
               <w:bottom w:val="single" w:sz="8" w:space="0" w:color="7F7F7F" w:themeColor="text1" w:themeTint="80"/>
@@ -8265,15 +8487,50 @@
           <w:p>
             <w:pPr>
               <w:pStyle w:val="Style30"/>
-              <w:rPr>
+              <w:numPr>
+                <w:ilvl w:val="0"/>
+                <w:numId w:val="0"/>
+              </w:numPr>
+              <w:rPr>
+                <w:b w:val="0"/>
+                <w:bCs/>
                 <w:lang w:val="en-US"/>
               </w:rPr>
             </w:pPr>
+            <w:r>
+              <w:rPr>
+                <w:rFonts w:cs="Segoe UI"/>
+                <w:b w:val="0"/>
+                <w:bCs/>
+                <w:sz w:val="20"/>
+              </w:rPr>
+              <w:t>{%</w:t>
+            </w:r>
+            <w:proofErr w:type="spellStart"/>
+            <w:r>
+              <w:rPr>
+                <w:rFonts w:cs="Segoe UI"/>
+                <w:b w:val="0"/>
+                <w:bCs/>
+                <w:sz w:val="20"/>
+              </w:rPr>
+              <w:t>tr</w:t>
+            </w:r>
+            <w:proofErr w:type="spellEnd"/>
+            <w:r>
+              <w:rPr>
+                <w:rFonts w:cs="Segoe UI"/>
+                <w:b w:val="0"/>
+                <w:bCs/>
+                <w:sz w:val="20"/>
+              </w:rPr>
+              <w:t xml:space="preserve"> endfor %}</w:t>
+            </w:r>
           </w:p>
         </w:tc>
         <w:tc>
           <w:tcPr>
-            <w:tcW w:w="1399" w:type="dxa"/>
+            <w:tcW w:w="2970" w:type="dxa"/>
             <w:tcBorders>
               <w:top w:val="single" w:sz="8" w:space="0" w:color="7F7F7F" w:themeColor="text1" w:themeTint="80"/>
               <w:left w:val="single" w:sz="8" w:space="0" w:color="7F7F7F" w:themeColor="text1" w:themeTint="80"/>
@@ -8290,55 +8547,11 @@
                 <w:lang w:val="en-US"/>
               </w:rPr>
             </w:pPr>
-            <w:r>
-              <w:rPr>
-                <w:rFonts w:cs="Segoe UI"/>
-                <w:sz w:val="20"/>
-                <w:szCs w:val="20"/>
-              </w:rPr>
-              <w:t>{%</w:t>
-            </w:r>
-            <w:proofErr w:type="spellStart"/>
-            <w:r>
-              <w:rPr>
-                <w:rFonts w:cs="Segoe UI"/>
-                <w:sz w:val="20"/>
-                <w:szCs w:val="20"/>
-              </w:rPr>
-              <w:t>tr</w:t>
-            </w:r>
-            <w:proofErr w:type="spellEnd"/>
-            <w:r>
-              <w:rPr>
-                <w:rFonts w:cs="Segoe UI"/>
-                <w:sz w:val="20"/>
-                <w:szCs w:val="20"/>
-              </w:rPr>
-              <w:t xml:space="preserve"> </w:t>
-            </w:r>
-            <w:proofErr w:type="spellStart"/>
-            <w:r>
-              <w:rPr>
-                <w:rFonts w:cs="Segoe UI"/>
-                <w:sz w:val="20"/>
-                <w:szCs w:val="20"/>
-              </w:rPr>
-              <w:t>endfor</w:t>
-            </w:r>
-            <w:proofErr w:type="spellEnd"/>
-            <w:r>
-              <w:rPr>
-                <w:rFonts w:cs="Segoe UI"/>
-                <w:sz w:val="20"/>
-                <w:szCs w:val="20"/>
-              </w:rPr>
-              <w:t xml:space="preserve"> %}</w:t>
-            </w:r>
           </w:p>
         </w:tc>
         <w:tc>
           <w:tcPr>
-            <w:tcW w:w="7186" w:type="dxa"/>
+            <w:tcW w:w="3546" w:type="dxa"/>
             <w:tcBorders>
               <w:top w:val="single" w:sz="8" w:space="0" w:color="7F7F7F" w:themeColor="text1" w:themeTint="80"/>
               <w:left w:val="single" w:sz="8" w:space="0" w:color="7F7F7F" w:themeColor="text1" w:themeTint="80"/>
@@ -8401,15 +8614,15 @@
     </w:p>
     <w:tbl>
       <w:tblPr>
-        <w:tblW w:w="9328" w:type="dxa"/>
+        <w:tblW w:w="9702" w:type="dxa"/>
         <w:tblInd w:w="108" w:type="dxa"/>
         <w:tblLayout w:type="fixed"/>
         <w:tblLook w:val="01E0" w:firstRow="1" w:lastRow="1" w:firstColumn="1" w:lastColumn="1" w:noHBand="0" w:noVBand="0"/>
       </w:tblPr>
       <w:tblGrid>
-        <w:gridCol w:w="743"/>
-        <w:gridCol w:w="1417"/>
-        <w:gridCol w:w="7168"/>
+        <w:gridCol w:w="3132"/>
+        <w:gridCol w:w="2970"/>
+        <w:gridCol w:w="3600"/>
       </w:tblGrid>
       <w:tr>
         <w:trPr>
@@ -8418,7 +8631,7 @@
         </w:trPr>
         <w:tc>
           <w:tcPr>
-            <w:tcW w:w="743" w:type="dxa"/>
+            <w:tcW w:w="3132" w:type="dxa"/>
             <w:tcBorders>
               <w:right w:val="single" w:sz="8" w:space="0" w:color="FFFFFF" w:themeColor="background1"/>
             </w:tcBorders>
@@ -8447,7 +8660,7 @@
         </w:tc>
         <w:tc>
           <w:tcPr>
-            <w:tcW w:w="1417" w:type="dxa"/>
+            <w:tcW w:w="2970" w:type="dxa"/>
             <w:tcBorders>
               <w:left w:val="single" w:sz="8" w:space="0" w:color="FFFFFF" w:themeColor="background1"/>
               <w:right w:val="single" w:sz="8" w:space="0" w:color="FFFFFF" w:themeColor="background1"/>
@@ -8471,7 +8684,7 @@
         </w:tc>
         <w:tc>
           <w:tcPr>
-            <w:tcW w:w="7168" w:type="dxa"/>
+            <w:tcW w:w="3600" w:type="dxa"/>
             <w:tcBorders>
               <w:left w:val="single" w:sz="8" w:space="0" w:color="FFFFFF" w:themeColor="background1"/>
               <w:right w:val="single" w:sz="8" w:space="0" w:color="FFFFFF" w:themeColor="background1"/>
@@ -8506,7 +8719,7 @@
         </w:trPr>
         <w:tc>
           <w:tcPr>
-            <w:tcW w:w="743" w:type="dxa"/>
+            <w:tcW w:w="3132" w:type="dxa"/>
             <w:tcBorders>
               <w:top w:val="single" w:sz="8" w:space="0" w:color="7F7F7F" w:themeColor="text1" w:themeTint="80"/>
               <w:bottom w:val="single" w:sz="8" w:space="0" w:color="7F7F7F" w:themeColor="text1" w:themeTint="80"/>
@@ -8516,13 +8729,59 @@
           <w:p>
             <w:pPr>
               <w:pStyle w:val="Style30"/>
+              <w:numPr>
+                <w:ilvl w:val="0"/>
+                <w:numId w:val="0"/>
+              </w:numPr>
             </w:pPr>
             <w:bookmarkStart w:id="55" w:name="N_4_2_2_No_encontramos_campos" w:colFirst="1" w:colLast="1"/>
+            <w:r>
+              <w:rPr>
+                <w:rFonts w:cs="Segoe UI"/>
+                <w:sz w:val="20"/>
+                <w:lang w:val="en-US"/>
+              </w:rPr>
+              <w:t xml:space="preserve">{%tr for </w:t>
+            </w:r>
+            <w:r>
+              <w:rPr>
+                <w:rFonts w:cs="Segoe UI"/>
+                <w:sz w:val="20"/>
+                <w:lang w:val="en-US"/>
+              </w:rPr>
+              <w:t>e</w:t>
+            </w:r>
+            <w:r>
+              <w:rPr>
+                <w:rFonts w:cs="Segoe UI"/>
+                <w:sz w:val="20"/>
+                <w:lang w:val="en-US"/>
+              </w:rPr>
+              <w:t xml:space="preserve"> in </w:t>
+            </w:r>
+            <w:proofErr w:type="spellStart"/>
+            <w:r>
+              <w:rPr>
+                <w:rFonts w:cs="Segoe UI"/>
+                <w:sz w:val="20"/>
+                <w:lang w:val="en-US"/>
+              </w:rPr>
+              <w:t>excepcionesNeg</w:t>
+            </w:r>
+            <w:proofErr w:type="spellEnd"/>
+            <w:r>
+              <w:rPr>
+                <w:rFonts w:cs="Segoe UI"/>
+                <w:sz w:val="20"/>
+                <w:lang w:val="en-US"/>
+              </w:rPr>
+              <w:t xml:space="preserve"> %}</w:t>
+            </w:r>
           </w:p>
         </w:tc>
         <w:tc>
           <w:tcPr>
-            <w:tcW w:w="1417" w:type="dxa"/>
+            <w:tcW w:w="2970" w:type="dxa"/>
             <w:tcBorders>
               <w:top w:val="single" w:sz="8" w:space="0" w:color="7F7F7F" w:themeColor="text1" w:themeTint="80"/>
               <w:left w:val="single" w:sz="8" w:space="0" w:color="7F7F7F" w:themeColor="text1" w:themeTint="80"/>
@@ -8539,58 +8798,11 @@
                 <w:szCs w:val="18"/>
               </w:rPr>
             </w:pPr>
-            <w:r>
-              <w:rPr>
-                <w:rFonts w:cs="Segoe UI"/>
-                <w:sz w:val="20"/>
-                <w:szCs w:val="20"/>
-                <w:lang w:val="en-US"/>
-              </w:rPr>
-              <w:t xml:space="preserve">{%tr for </w:t>
-            </w:r>
-            <w:r>
-              <w:rPr>
-                <w:rFonts w:cs="Segoe UI"/>
-                <w:sz w:val="20"/>
-                <w:szCs w:val="20"/>
-                <w:lang w:val="en-US"/>
-              </w:rPr>
-              <w:t>e</w:t>
-            </w:r>
-            <w:r>
-              <w:rPr>
-                <w:rFonts w:cs="Segoe UI"/>
-                <w:sz w:val="20"/>
-                <w:szCs w:val="20"/>
-                <w:lang w:val="en-US"/>
-              </w:rPr>
-              <w:t xml:space="preserve"> in </w:t>
-            </w:r>
-            <w:proofErr w:type="spellStart"/>
-            <w:r>
-              <w:rPr>
-                <w:rFonts w:cs="Segoe UI"/>
-                <w:sz w:val="20"/>
-                <w:szCs w:val="20"/>
-                <w:lang w:val="en-US"/>
-              </w:rPr>
-              <w:t>excepcionesNeg</w:t>
-            </w:r>
-            <w:proofErr w:type="spellEnd"/>
-            <w:r>
-              <w:rPr>
-                <w:rFonts w:cs="Segoe UI"/>
-                <w:sz w:val="20"/>
-                <w:szCs w:val="20"/>
-                <w:lang w:val="en-US"/>
-              </w:rPr>
-              <w:t xml:space="preserve"> %}</w:t>
-            </w:r>
           </w:p>
         </w:tc>
         <w:tc>
           <w:tcPr>
-            <w:tcW w:w="7168" w:type="dxa"/>
+            <w:tcW w:w="3600" w:type="dxa"/>
             <w:tcBorders>
               <w:top w:val="single" w:sz="8" w:space="0" w:color="7F7F7F" w:themeColor="text1" w:themeTint="80"/>
               <w:left w:val="single" w:sz="8" w:space="0" w:color="7F7F7F" w:themeColor="text1" w:themeTint="80"/>
@@ -8617,32 +8829,47 @@
         </w:trPr>
         <w:tc>
           <w:tcPr>
-            <w:tcW w:w="743" w:type="dxa"/>
+            <w:tcW w:w="3132" w:type="dxa"/>
             <w:tcBorders>
               <w:top w:val="single" w:sz="8" w:space="0" w:color="7F7F7F" w:themeColor="text1" w:themeTint="80"/>
               <w:bottom w:val="single" w:sz="8" w:space="0" w:color="7F7F7F" w:themeColor="text1" w:themeTint="80"/>
               <w:right w:val="single" w:sz="8" w:space="0" w:color="7F7F7F" w:themeColor="text1" w:themeTint="80"/>
             </w:tcBorders>
+            <w:vAlign w:val="center"/>
           </w:tcPr>
           <w:p>
             <w:pPr>
               <w:pStyle w:val="Style30"/>
-            </w:pPr>
+              <w:numPr>
+                <w:ilvl w:val="0"/>
+                <w:numId w:val="0"/>
+              </w:numPr>
+              <w:spacing w:before="240" w:after="240"/>
+            </w:pPr>
+            <w:r>
+              <w:rPr>
+                <w:color w:val="E37800"/>
+                <w:sz w:val="22"/>
+                <w:szCs w:val="24"/>
+              </w:rPr>
+              <w:t>{{e.numero}}</w:t>
+            </w:r>
           </w:p>
         </w:tc>
         <w:tc>
           <w:tcPr>
-            <w:tcW w:w="1417" w:type="dxa"/>
+            <w:tcW w:w="2970" w:type="dxa"/>
             <w:tcBorders>
               <w:top w:val="single" w:sz="8" w:space="0" w:color="7F7F7F" w:themeColor="text1" w:themeTint="80"/>
               <w:left w:val="single" w:sz="8" w:space="0" w:color="7F7F7F" w:themeColor="text1" w:themeTint="80"/>
               <w:bottom w:val="single" w:sz="8" w:space="0" w:color="7F7F7F" w:themeColor="text1" w:themeTint="80"/>
               <w:right w:val="single" w:sz="8" w:space="0" w:color="7F7F7F" w:themeColor="text1" w:themeTint="80"/>
             </w:tcBorders>
+            <w:vAlign w:val="center"/>
           </w:tcPr>
           <w:p>
             <w:pPr>
-              <w:spacing w:before="80"/>
+              <w:spacing w:before="240" w:after="240"/>
               <w:jc w:val="left"/>
               <w:rPr>
                 <w:color w:val="7E7E7E"/>
@@ -8676,20 +8903,20 @@
         </w:tc>
         <w:tc>
           <w:tcPr>
-            <w:tcW w:w="7168" w:type="dxa"/>
+            <w:tcW w:w="3600" w:type="dxa"/>
             <w:tcBorders>
               <w:top w:val="single" w:sz="8" w:space="0" w:color="7F7F7F" w:themeColor="text1" w:themeTint="80"/>
               <w:left w:val="single" w:sz="8" w:space="0" w:color="7F7F7F" w:themeColor="text1" w:themeTint="80"/>
               <w:bottom w:val="single" w:sz="8" w:space="0" w:color="7F7F7F" w:themeColor="text1" w:themeTint="80"/>
               <w:right w:val="single" w:sz="8" w:space="0" w:color="7F7F7F" w:themeColor="text1" w:themeTint="80"/>
             </w:tcBorders>
+            <w:vAlign w:val="center"/>
           </w:tcPr>
           <w:p>
             <w:pPr>
               <w:pStyle w:val="TableParagraph"/>
-              <w:spacing w:line="219" w:lineRule="exact"/>
+              <w:spacing w:before="240" w:after="240" w:line="219" w:lineRule="exact"/>
               <w:ind w:left="97"/>
-              <w:jc w:val="both"/>
               <w:rPr>
                 <w:color w:val="7E7E7E"/>
                 <w:sz w:val="18"/>
@@ -8731,7 +8958,7 @@
         </w:trPr>
         <w:tc>
           <w:tcPr>
-            <w:tcW w:w="743" w:type="dxa"/>
+            <w:tcW w:w="3132" w:type="dxa"/>
             <w:tcBorders>
               <w:top w:val="single" w:sz="8" w:space="0" w:color="7F7F7F" w:themeColor="text1" w:themeTint="80"/>
               <w:bottom w:val="single" w:sz="8" w:space="0" w:color="7F7F7F" w:themeColor="text1" w:themeTint="80"/>
@@ -8741,12 +8968,39 @@
           <w:p>
             <w:pPr>
               <w:pStyle w:val="Style30"/>
-            </w:pPr>
+              <w:numPr>
+                <w:ilvl w:val="0"/>
+                <w:numId w:val="0"/>
+              </w:numPr>
+            </w:pPr>
+            <w:r>
+              <w:rPr>
+                <w:rFonts w:cs="Segoe UI"/>
+                <w:sz w:val="20"/>
+              </w:rPr>
+              <w:t>{%</w:t>
+            </w:r>
+            <w:proofErr w:type="spellStart"/>
+            <w:r>
+              <w:rPr>
+                <w:rFonts w:cs="Segoe UI"/>
+                <w:sz w:val="20"/>
+              </w:rPr>
+              <w:t>tr</w:t>
+            </w:r>
+            <w:proofErr w:type="spellEnd"/>
+            <w:r>
+              <w:rPr>
+                <w:rFonts w:cs="Segoe UI"/>
+                <w:sz w:val="20"/>
+              </w:rPr>
+              <w:t xml:space="preserve"> endfor %}</w:t>
+            </w:r>
           </w:p>
         </w:tc>
         <w:tc>
           <w:tcPr>
-            <w:tcW w:w="1417" w:type="dxa"/>
+            <w:tcW w:w="2970" w:type="dxa"/>
             <w:tcBorders>
               <w:top w:val="single" w:sz="8" w:space="0" w:color="7F7F7F" w:themeColor="text1" w:themeTint="80"/>
               <w:left w:val="single" w:sz="8" w:space="0" w:color="7F7F7F" w:themeColor="text1" w:themeTint="80"/>
@@ -8763,55 +9017,11 @@
                 <w:sz w:val="18"/>
               </w:rPr>
             </w:pPr>
-            <w:r>
-              <w:rPr>
-                <w:rFonts w:cs="Segoe UI"/>
-                <w:sz w:val="20"/>
-                <w:szCs w:val="20"/>
-              </w:rPr>
-              <w:t>{%</w:t>
-            </w:r>
-            <w:proofErr w:type="spellStart"/>
-            <w:r>
-              <w:rPr>
-                <w:rFonts w:cs="Segoe UI"/>
-                <w:sz w:val="20"/>
-                <w:szCs w:val="20"/>
-              </w:rPr>
-              <w:t>tr</w:t>
-            </w:r>
-            <w:proofErr w:type="spellEnd"/>
-            <w:r>
-              <w:rPr>
-                <w:rFonts w:cs="Segoe UI"/>
-                <w:sz w:val="20"/>
-                <w:szCs w:val="20"/>
-              </w:rPr>
-              <w:t xml:space="preserve"> </w:t>
-            </w:r>
-            <w:proofErr w:type="spellStart"/>
-            <w:r>
-              <w:rPr>
-                <w:rFonts w:cs="Segoe UI"/>
-                <w:sz w:val="20"/>
-                <w:szCs w:val="20"/>
-              </w:rPr>
-              <w:t>endfor</w:t>
-            </w:r>
-            <w:proofErr w:type="spellEnd"/>
-            <w:r>
-              <w:rPr>
-                <w:rFonts w:cs="Segoe UI"/>
-                <w:sz w:val="20"/>
-                <w:szCs w:val="20"/>
-              </w:rPr>
-              <w:t xml:space="preserve"> %}</w:t>
-            </w:r>
           </w:p>
         </w:tc>
         <w:tc>
           <w:tcPr>
-            <w:tcW w:w="7168" w:type="dxa"/>
+            <w:tcW w:w="3600" w:type="dxa"/>
             <w:tcBorders>
               <w:top w:val="single" w:sz="8" w:space="0" w:color="7F7F7F" w:themeColor="text1" w:themeTint="80"/>
               <w:left w:val="single" w:sz="8" w:space="0" w:color="7F7F7F" w:themeColor="text1" w:themeTint="80"/>
@@ -10934,27 +11144,7 @@
               <w:sz w:val="20"/>
               <w:szCs w:val="20"/>
             </w:rPr>
-            <w:t>{{</w:t>
-          </w:r>
-          <w:proofErr w:type="spellStart"/>
-          <w:r>
-            <w:rPr>
-              <w:b/>
-              <w:bCs/>
-              <w:sz w:val="20"/>
-              <w:szCs w:val="20"/>
-            </w:rPr>
-            <w:t>codigoBot</w:t>
-          </w:r>
-          <w:proofErr w:type="spellEnd"/>
-          <w:r>
-            <w:rPr>
-              <w:b/>
-              <w:bCs/>
-              <w:sz w:val="20"/>
-              <w:szCs w:val="20"/>
-            </w:rPr>
-            <w:t>}}</w:t>
+            <w:t>{{codigoBot}}</w:t>
           </w:r>
           <w:r>
             <w:rPr>
@@ -16462,6 +16652,9 @@
   </w:num>
   <w:num w:numId="50" w16cid:durableId="583414719">
     <w:abstractNumId w:val="13"/>
+  </w:num>
+  <w:num w:numId="51" w16cid:durableId="916131864">
+    <w:abstractNumId w:val="43"/>
   </w:num>
   <w:numIdMacAtCleanup w:val="15"/>
 </w:numbering>
@@ -16859,7 +17052,7 @@
   <w:style w:type="paragraph" w:default="1" w:styleId="Normal">
     <w:name w:val="Normal"/>
     <w:qFormat/>
-    <w:rsid w:val="004A053F"/>
+    <w:rsid w:val="00206F10"/>
     <w:pPr>
       <w:spacing w:before="120"/>
       <w:jc w:val="both"/>
@@ -19490,7 +19683,7 @@
     <w:qFormat/>
     <w:rsid w:val="001A7AB0"/>
     <w:pPr>
-      <w:ind w:left="726"/>
+      <w:ind w:left="1435"/>
     </w:pPr>
   </w:style>
   <w:style w:type="character" w:customStyle="1" w:styleId="Style3Char">
@@ -19987,78 +20180,6 @@
 </file>
 
 <file path=customXml/item2.xml><?xml version="1.0" encoding="utf-8"?>
-<p:properties xmlns:p="http://schemas.microsoft.com/office/2006/metadata/properties" xmlns:xsi="http://www.w3.org/2001/XMLSchema-instance" xmlns:pc="http://schemas.microsoft.com/office/infopath/2007/PartnerControls">
-  <documentManagement>
-    <SharedWithUsers xmlns="e692d05a-8f3f-4f3c-9f7a-297d33913966">
-      <UserInfo>
-        <DisplayName>Federico Damian Medina</DisplayName>
-        <AccountId>2357</AccountId>
-        <AccountType/>
-      </UserInfo>
-      <UserInfo>
-        <DisplayName>Adrián García</DisplayName>
-        <AccountId>2347</AccountId>
-        <AccountType/>
-      </UserInfo>
-      <UserInfo>
-        <DisplayName>Nicolas Roberto Yapura Olivera</DisplayName>
-        <AccountId>2348</AccountId>
-        <AccountType/>
-      </UserInfo>
-      <UserInfo>
-        <DisplayName>Gabriel Ocampo</DisplayName>
-        <AccountId>21</AccountId>
-        <AccountType/>
-      </UserInfo>
-      <UserInfo>
-        <DisplayName>Gabriela Tornati</DisplayName>
-        <AccountId>18</AccountId>
-        <AccountType/>
-      </UserInfo>
-      <UserInfo>
-        <DisplayName>Johan Malave Gomez</DisplayName>
-        <AccountId>3303</AccountId>
-        <AccountType/>
-      </UserInfo>
-      <UserInfo>
-        <DisplayName>David Garcia</DisplayName>
-        <AccountId>3305</AccountId>
-        <AccountType/>
-      </UserInfo>
-      <UserInfo>
-        <DisplayName>Maria Soledad Martinez</DisplayName>
-        <AccountId>3994</AccountId>
-        <AccountType/>
-      </UserInfo>
-      <UserInfo>
-        <DisplayName>Seoane, Maria Laura (A-id)</DisplayName>
-        <AccountId>2383</AccountId>
-        <AccountType/>
-      </UserInfo>
-      <UserInfo>
-        <DisplayName>Juliana Comunelli</DisplayName>
-        <AccountId>4193</AccountId>
-        <AccountType/>
-      </UserInfo>
-      <UserInfo>
-        <DisplayName>Pelle, Maria Celeste (A-id)</DisplayName>
-        <AccountId>2387</AccountId>
-        <AccountType/>
-      </UserInfo>
-    </SharedWithUsers>
-    <MediaLengthInSeconds xmlns="7c9733af-7a48-497e-be4f-98a48d8b296c" xsi:nil="true"/>
-    <Progress_x0020__x0025_ xmlns="126aced9-e92e-431b-8860-19f9000349a9" xsi:nil="true"/>
-    <lcf76f155ced4ddcb4097134ff3c332f xmlns="7c9733af-7a48-497e-be4f-98a48d8b296c">
-      <Terms xmlns="http://schemas.microsoft.com/office/infopath/2007/PartnerControls"/>
-    </lcf76f155ced4ddcb4097134ff3c332f>
-    <TaxCatchAll xmlns="126aced9-e92e-431b-8860-19f9000349a9" xsi:nil="true"/>
-    <Target_x0020_Date xmlns="126aced9-e92e-431b-8860-19f9000349a9" xsi:nil="true"/>
-    <Document_x0020_Type xmlns="126aced9-e92e-431b-8860-19f9000349a9">Choose Document Type…</Document_x0020_Type>
-  </documentManagement>
-</p:properties>
-</file>
-
-<file path=customXml/item3.xml><?xml version="1.0" encoding="utf-8"?>
 <ct:contentTypeSchema xmlns:ct="http://schemas.microsoft.com/office/2006/metadata/contentType" xmlns:ma="http://schemas.microsoft.com/office/2006/metadata/properties/metaAttributes" ct:_="" ma:_="" ma:contentTypeName="Document" ma:contentTypeID="0x0101003E5E40AF5AAB644388956D1EDB5811C4" ma:contentTypeVersion="" ma:contentTypeDescription="Create a new document." ma:contentTypeScope="" ma:versionID="eb9d285613b0b7fd252419e165da78ff">
   <xsd:schema xmlns:xsd="http://www.w3.org/2001/XMLSchema" xmlns:xs="http://www.w3.org/2001/XMLSchema" xmlns:p="http://schemas.microsoft.com/office/2006/metadata/properties" xmlns:ns2="126aced9-e92e-431b-8860-19f9000349a9" xmlns:ns3="7c9733af-7a48-497e-be4f-98a48d8b296c" xmlns:ns4="e692d05a-8f3f-4f3c-9f7a-297d33913966" targetNamespace="http://schemas.microsoft.com/office/2006/metadata/properties" ma:root="true" ma:fieldsID="5804f93a32e9328b48f081a9ad710d90" ns2:_="" ns3:_="" ns4:_="">
     <xsd:import namespace="126aced9-e92e-431b-8860-19f9000349a9"/>
@@ -20331,7 +20452,7 @@
 </ct:contentTypeSchema>
 </file>
 
-<file path=customXml/item4.xml><?xml version="1.0" encoding="utf-8"?>
+<file path=customXml/item3.xml><?xml version="1.0" encoding="utf-8"?>
 <?mso-contentType ?>
 <FormTemplates xmlns="http://schemas.microsoft.com/sharepoint/v3/contenttype/forms">
   <Display>DocumentLibraryForm</Display>
@@ -20340,8 +20461,80 @@
 </FormTemplates>
 </file>
 
+<file path=customXml/item4.xml><?xml version="1.0" encoding="utf-8"?>
+<b:Sources xmlns:b="http://schemas.openxmlformats.org/officeDocument/2006/bibliography" xmlns="http://schemas.openxmlformats.org/officeDocument/2006/bibliography" SelectedStyle="\APA.XSL" StyleName="APA"/>
+</file>
+
 <file path=customXml/item5.xml><?xml version="1.0" encoding="utf-8"?>
-<b:Sources xmlns:b="http://schemas.openxmlformats.org/officeDocument/2006/bibliography" xmlns="http://schemas.openxmlformats.org/officeDocument/2006/bibliography" SelectedStyle="\APA.XSL" StyleName="APA"/>
+<p:properties xmlns:p="http://schemas.microsoft.com/office/2006/metadata/properties" xmlns:xsi="http://www.w3.org/2001/XMLSchema-instance" xmlns:pc="http://schemas.microsoft.com/office/infopath/2007/PartnerControls">
+  <documentManagement>
+    <SharedWithUsers xmlns="e692d05a-8f3f-4f3c-9f7a-297d33913966">
+      <UserInfo>
+        <DisplayName>Federico Damian Medina</DisplayName>
+        <AccountId>2357</AccountId>
+        <AccountType/>
+      </UserInfo>
+      <UserInfo>
+        <DisplayName>Adrián García</DisplayName>
+        <AccountId>2347</AccountId>
+        <AccountType/>
+      </UserInfo>
+      <UserInfo>
+        <DisplayName>Nicolas Roberto Yapura Olivera</DisplayName>
+        <AccountId>2348</AccountId>
+        <AccountType/>
+      </UserInfo>
+      <UserInfo>
+        <DisplayName>Gabriel Ocampo</DisplayName>
+        <AccountId>21</AccountId>
+        <AccountType/>
+      </UserInfo>
+      <UserInfo>
+        <DisplayName>Gabriela Tornati</DisplayName>
+        <AccountId>18</AccountId>
+        <AccountType/>
+      </UserInfo>
+      <UserInfo>
+        <DisplayName>Johan Malave Gomez</DisplayName>
+        <AccountId>3303</AccountId>
+        <AccountType/>
+      </UserInfo>
+      <UserInfo>
+        <DisplayName>David Garcia</DisplayName>
+        <AccountId>3305</AccountId>
+        <AccountType/>
+      </UserInfo>
+      <UserInfo>
+        <DisplayName>Maria Soledad Martinez</DisplayName>
+        <AccountId>3994</AccountId>
+        <AccountType/>
+      </UserInfo>
+      <UserInfo>
+        <DisplayName>Seoane, Maria Laura (A-id)</DisplayName>
+        <AccountId>2383</AccountId>
+        <AccountType/>
+      </UserInfo>
+      <UserInfo>
+        <DisplayName>Juliana Comunelli</DisplayName>
+        <AccountId>4193</AccountId>
+        <AccountType/>
+      </UserInfo>
+      <UserInfo>
+        <DisplayName>Pelle, Maria Celeste (A-id)</DisplayName>
+        <AccountId>2387</AccountId>
+        <AccountType/>
+      </UserInfo>
+    </SharedWithUsers>
+    <MediaLengthInSeconds xmlns="7c9733af-7a48-497e-be4f-98a48d8b296c" xsi:nil="true"/>
+    <Progress_x0020__x0025_ xmlns="126aced9-e92e-431b-8860-19f9000349a9" xsi:nil="true"/>
+    <lcf76f155ced4ddcb4097134ff3c332f xmlns="7c9733af-7a48-497e-be4f-98a48d8b296c">
+      <Terms xmlns="http://schemas.microsoft.com/office/infopath/2007/PartnerControls"/>
+    </lcf76f155ced4ddcb4097134ff3c332f>
+    <TaxCatchAll xmlns="126aced9-e92e-431b-8860-19f9000349a9" xsi:nil="true"/>
+    <Target_x0020_Date xmlns="126aced9-e92e-431b-8860-19f9000349a9" xsi:nil="true"/>
+    <Document_x0020_Type xmlns="126aced9-e92e-431b-8860-19f9000349a9">Choose Document Type…</Document_x0020_Type>
+  </documentManagement>
+</p:properties>
 </file>
 
 <file path=customXml/itemProps1.xml><?xml version="1.0" encoding="utf-8"?>
@@ -20353,18 +20546,6 @@
 </file>
 
 <file path=customXml/itemProps2.xml><?xml version="1.0" encoding="utf-8"?>
-<ds:datastoreItem xmlns:ds="http://schemas.openxmlformats.org/officeDocument/2006/customXml" ds:itemID="{ED4A838A-6700-4746-8E85-0AE11B429EB7}">
-  <ds:schemaRefs>
-    <ds:schemaRef ds:uri="http://schemas.microsoft.com/office/2006/metadata/properties"/>
-    <ds:schemaRef ds:uri="http://schemas.microsoft.com/office/infopath/2007/PartnerControls"/>
-    <ds:schemaRef ds:uri="e692d05a-8f3f-4f3c-9f7a-297d33913966"/>
-    <ds:schemaRef ds:uri="7c9733af-7a48-497e-be4f-98a48d8b296c"/>
-    <ds:schemaRef ds:uri="126aced9-e92e-431b-8860-19f9000349a9"/>
-  </ds:schemaRefs>
-</ds:datastoreItem>
-</file>
-
-<file path=customXml/itemProps3.xml><?xml version="1.0" encoding="utf-8"?>
 <ds:datastoreItem xmlns:ds="http://schemas.openxmlformats.org/officeDocument/2006/customXml" ds:itemID="{7FA7E414-AF2B-4FB6-9A7F-3A449009958A}">
   <ds:schemaRefs>
     <ds:schemaRef ds:uri="http://schemas.microsoft.com/office/2006/metadata/contentType"/>
@@ -20384,7 +20565,7 @@
 </ds:datastoreItem>
 </file>
 
-<file path=customXml/itemProps4.xml><?xml version="1.0" encoding="utf-8"?>
+<file path=customXml/itemProps3.xml><?xml version="1.0" encoding="utf-8"?>
 <ds:datastoreItem xmlns:ds="http://schemas.openxmlformats.org/officeDocument/2006/customXml" ds:itemID="{C2E9D9F7-1128-4CE9-A3D9-F2E0BE8A9904}">
   <ds:schemaRefs>
     <ds:schemaRef ds:uri="http://schemas.microsoft.com/sharepoint/v3/contenttype/forms"/>
@@ -20392,10 +20573,22 @@
 </ds:datastoreItem>
 </file>
 
-<file path=customXml/itemProps5.xml><?xml version="1.0" encoding="utf-8"?>
+<file path=customXml/itemProps4.xml><?xml version="1.0" encoding="utf-8"?>
 <ds:datastoreItem xmlns:ds="http://schemas.openxmlformats.org/officeDocument/2006/customXml" ds:itemID="{960B7B98-C93C-45CA-ADCD-07AEDD7280FD}">
   <ds:schemaRefs>
     <ds:schemaRef ds:uri="http://schemas.openxmlformats.org/officeDocument/2006/bibliography"/>
+  </ds:schemaRefs>
+</ds:datastoreItem>
+</file>
+
+<file path=customXml/itemProps5.xml><?xml version="1.0" encoding="utf-8"?>
+<ds:datastoreItem xmlns:ds="http://schemas.openxmlformats.org/officeDocument/2006/customXml" ds:itemID="{ED4A838A-6700-4746-8E85-0AE11B429EB7}">
+  <ds:schemaRefs>
+    <ds:schemaRef ds:uri="http://schemas.microsoft.com/office/2006/metadata/properties"/>
+    <ds:schemaRef ds:uri="http://schemas.microsoft.com/office/infopath/2007/PartnerControls"/>
+    <ds:schemaRef ds:uri="e692d05a-8f3f-4f3c-9f7a-297d33913966"/>
+    <ds:schemaRef ds:uri="7c9733af-7a48-497e-be4f-98a48d8b296c"/>
+    <ds:schemaRef ds:uri="126aced9-e92e-431b-8860-19f9000349a9"/>
   </ds:schemaRefs>
 </ds:datastoreItem>
 </file>

--- a/templates/PDD.docx
+++ b/templates/PDD.docx
@@ -219,7 +219,6 @@
     <w:p>
       <w:pPr>
         <w:pStyle w:val="Title"/>
-        <w:spacing w:line="360" w:lineRule="auto"/>
         <w:jc w:val="center"/>
         <w:rPr>
           <w:rFonts w:ascii="Segoe UI" w:hAnsi="Segoe UI" w:cs="Segoe UI"/>
@@ -239,31 +238,7 @@
           <w:sz w:val="72"/>
           <w:szCs w:val="72"/>
         </w:rPr>
-        <w:t>{{</w:t>
-      </w:r>
-      <w:proofErr w:type="spellStart"/>
-      <w:r>
-        <w:rPr>
-          <w:rFonts w:ascii="Segoe UI" w:hAnsi="Segoe UI" w:cs="Segoe UI"/>
-          <w:b/>
-          <w:bCs/>
-          <w:color w:val="E37800"/>
-          <w:sz w:val="72"/>
-          <w:szCs w:val="72"/>
-        </w:rPr>
-        <w:t>nombreBot</w:t>
-      </w:r>
-      <w:proofErr w:type="spellEnd"/>
-      <w:r>
-        <w:rPr>
-          <w:rFonts w:ascii="Segoe UI" w:hAnsi="Segoe UI" w:cs="Segoe UI"/>
-          <w:b/>
-          <w:bCs/>
-          <w:color w:val="E37800"/>
-          <w:sz w:val="72"/>
-          <w:szCs w:val="72"/>
-        </w:rPr>
-        <w:t>}}</w:t>
+        <w:t>{{nombreBot}}</w:t>
       </w:r>
     </w:p>
     <w:p>
@@ -422,17 +397,17 @@
     </w:p>
     <w:tbl>
       <w:tblPr>
-        <w:tblW w:w="9404" w:type="dxa"/>
-        <w:tblInd w:w="108" w:type="dxa"/>
+        <w:tblW w:w="9680" w:type="dxa"/>
+        <w:tblInd w:w="-5" w:type="dxa"/>
         <w:tblLook w:val="01E0" w:firstRow="1" w:lastRow="1" w:firstColumn="1" w:lastColumn="1" w:noHBand="0" w:noVBand="0"/>
       </w:tblPr>
       <w:tblGrid>
-        <w:gridCol w:w="1817"/>
+        <w:gridCol w:w="1930"/>
         <w:gridCol w:w="1247"/>
         <w:gridCol w:w="1359"/>
         <w:gridCol w:w="2512"/>
         <w:gridCol w:w="1187"/>
-        <w:gridCol w:w="1282"/>
+        <w:gridCol w:w="1445"/>
       </w:tblGrid>
       <w:tr>
         <w:trPr>
@@ -441,9 +416,12 @@
         </w:trPr>
         <w:tc>
           <w:tcPr>
-            <w:tcW w:w="591" w:type="dxa"/>
-            <w:tcBorders>
-              <w:right w:val="single" w:sz="8" w:space="0" w:color="FFFFFF" w:themeColor="background1"/>
+            <w:tcW w:w="1930" w:type="dxa"/>
+            <w:tcBorders>
+              <w:top w:val="single" w:sz="4" w:space="0" w:color="BFBFBF" w:themeColor="background1" w:themeShade="BF"/>
+              <w:left w:val="single" w:sz="4" w:space="0" w:color="BFBFBF" w:themeColor="background1" w:themeShade="BF"/>
+              <w:bottom w:val="single" w:sz="4" w:space="0" w:color="BFBFBF" w:themeColor="background1" w:themeShade="BF"/>
+              <w:right w:val="single" w:sz="4" w:space="0" w:color="BFBFBF" w:themeColor="background1" w:themeShade="BF"/>
             </w:tcBorders>
             <w:shd w:val="clear" w:color="auto" w:fill="DD7500"/>
           </w:tcPr>
@@ -470,10 +448,12 @@
         </w:tc>
         <w:tc>
           <w:tcPr>
-            <w:tcW w:w="1340" w:type="dxa"/>
-            <w:tcBorders>
-              <w:left w:val="single" w:sz="8" w:space="0" w:color="FFFFFF" w:themeColor="background1"/>
-              <w:right w:val="single" w:sz="8" w:space="0" w:color="FFFFFF" w:themeColor="background1"/>
+            <w:tcW w:w="1247" w:type="dxa"/>
+            <w:tcBorders>
+              <w:top w:val="single" w:sz="4" w:space="0" w:color="BFBFBF" w:themeColor="background1" w:themeShade="BF"/>
+              <w:left w:val="single" w:sz="4" w:space="0" w:color="BFBFBF" w:themeColor="background1" w:themeShade="BF"/>
+              <w:bottom w:val="single" w:sz="4" w:space="0" w:color="BFBFBF" w:themeColor="background1" w:themeShade="BF"/>
+              <w:right w:val="single" w:sz="4" w:space="0" w:color="BFBFBF" w:themeColor="background1" w:themeShade="BF"/>
             </w:tcBorders>
             <w:shd w:val="clear" w:color="auto" w:fill="DD7500"/>
           </w:tcPr>
@@ -500,10 +480,12 @@
         </w:tc>
         <w:tc>
           <w:tcPr>
-            <w:tcW w:w="1261" w:type="dxa"/>
-            <w:tcBorders>
-              <w:left w:val="single" w:sz="8" w:space="0" w:color="FFFFFF" w:themeColor="background1"/>
-              <w:right w:val="single" w:sz="8" w:space="0" w:color="FFFFFF" w:themeColor="background1"/>
+            <w:tcW w:w="1359" w:type="dxa"/>
+            <w:tcBorders>
+              <w:top w:val="single" w:sz="4" w:space="0" w:color="BFBFBF" w:themeColor="background1" w:themeShade="BF"/>
+              <w:left w:val="single" w:sz="4" w:space="0" w:color="BFBFBF" w:themeColor="background1" w:themeShade="BF"/>
+              <w:bottom w:val="single" w:sz="4" w:space="0" w:color="BFBFBF" w:themeColor="background1" w:themeShade="BF"/>
+              <w:right w:val="single" w:sz="4" w:space="0" w:color="BFBFBF" w:themeColor="background1" w:themeShade="BF"/>
             </w:tcBorders>
             <w:shd w:val="clear" w:color="auto" w:fill="DD7500"/>
           </w:tcPr>
@@ -557,10 +539,12 @@
         </w:tc>
         <w:tc>
           <w:tcPr>
-            <w:tcW w:w="3637" w:type="dxa"/>
-            <w:tcBorders>
-              <w:left w:val="single" w:sz="8" w:space="0" w:color="FFFFFF" w:themeColor="background1"/>
-              <w:right w:val="single" w:sz="8" w:space="0" w:color="FFFFFF" w:themeColor="background1"/>
+            <w:tcW w:w="2512" w:type="dxa"/>
+            <w:tcBorders>
+              <w:top w:val="single" w:sz="4" w:space="0" w:color="BFBFBF" w:themeColor="background1" w:themeShade="BF"/>
+              <w:left w:val="single" w:sz="4" w:space="0" w:color="BFBFBF" w:themeColor="background1" w:themeShade="BF"/>
+              <w:bottom w:val="single" w:sz="4" w:space="0" w:color="BFBFBF" w:themeColor="background1" w:themeShade="BF"/>
+              <w:right w:val="single" w:sz="4" w:space="0" w:color="BFBFBF" w:themeColor="background1" w:themeShade="BF"/>
             </w:tcBorders>
             <w:shd w:val="clear" w:color="auto" w:fill="DD7500"/>
           </w:tcPr>
@@ -587,10 +571,12 @@
         </w:tc>
         <w:tc>
           <w:tcPr>
-            <w:tcW w:w="1227" w:type="dxa"/>
-            <w:tcBorders>
-              <w:left w:val="single" w:sz="8" w:space="0" w:color="FFFFFF" w:themeColor="background1"/>
-              <w:right w:val="single" w:sz="8" w:space="0" w:color="FFFFFF" w:themeColor="background1"/>
+            <w:tcW w:w="1187" w:type="dxa"/>
+            <w:tcBorders>
+              <w:top w:val="single" w:sz="4" w:space="0" w:color="BFBFBF" w:themeColor="background1" w:themeShade="BF"/>
+              <w:left w:val="single" w:sz="4" w:space="0" w:color="BFBFBF" w:themeColor="background1" w:themeShade="BF"/>
+              <w:bottom w:val="single" w:sz="4" w:space="0" w:color="BFBFBF" w:themeColor="background1" w:themeShade="BF"/>
+              <w:right w:val="single" w:sz="4" w:space="0" w:color="BFBFBF" w:themeColor="background1" w:themeShade="BF"/>
             </w:tcBorders>
             <w:shd w:val="clear" w:color="auto" w:fill="DD7500"/>
           </w:tcPr>
@@ -644,9 +630,12 @@
         </w:tc>
         <w:tc>
           <w:tcPr>
-            <w:tcW w:w="1348" w:type="dxa"/>
-            <w:tcBorders>
-              <w:left w:val="single" w:sz="8" w:space="0" w:color="FFFFFF" w:themeColor="background1"/>
+            <w:tcW w:w="1445" w:type="dxa"/>
+            <w:tcBorders>
+              <w:top w:val="single" w:sz="4" w:space="0" w:color="BFBFBF" w:themeColor="background1" w:themeShade="BF"/>
+              <w:left w:val="single" w:sz="4" w:space="0" w:color="BFBFBF" w:themeColor="background1" w:themeShade="BF"/>
+              <w:bottom w:val="single" w:sz="4" w:space="0" w:color="BFBFBF" w:themeColor="background1" w:themeShade="BF"/>
+              <w:right w:val="single" w:sz="4" w:space="0" w:color="BFBFBF" w:themeColor="background1" w:themeShade="BF"/>
             </w:tcBorders>
             <w:shd w:val="clear" w:color="auto" w:fill="DD7500"/>
           </w:tcPr>
@@ -678,10 +667,12 @@
         </w:trPr>
         <w:tc>
           <w:tcPr>
-            <w:tcW w:w="591" w:type="dxa"/>
-            <w:tcBorders>
-              <w:bottom w:val="single" w:sz="8" w:space="0" w:color="FFFFFF" w:themeColor="text1" w:themeTint="00" w:themeShade="00"/>
-              <w:right w:val="single" w:sz="8" w:space="0" w:color="FFFFFF" w:themeColor="text1" w:themeTint="00" w:themeShade="00"/>
+            <w:tcW w:w="1930" w:type="dxa"/>
+            <w:tcBorders>
+              <w:top w:val="single" w:sz="4" w:space="0" w:color="BFBFBF" w:themeColor="background1" w:themeShade="BF"/>
+              <w:left w:val="single" w:sz="4" w:space="0" w:color="BFBFBF" w:themeColor="background1" w:themeShade="BF"/>
+              <w:bottom w:val="single" w:sz="4" w:space="0" w:color="BFBFBF" w:themeColor="background1" w:themeShade="BF"/>
+              <w:right w:val="single" w:sz="4" w:space="0" w:color="BFBFBF" w:themeColor="background1" w:themeShade="BF"/>
             </w:tcBorders>
           </w:tcPr>
           <w:p>
@@ -756,11 +747,12 @@
         </w:tc>
         <w:tc>
           <w:tcPr>
-            <w:tcW w:w="1340" w:type="dxa"/>
-            <w:tcBorders>
-              <w:left w:val="single" w:sz="8" w:space="0" w:color="FFFFFF" w:themeColor="text1" w:themeTint="00" w:themeShade="00"/>
-              <w:bottom w:val="single" w:sz="8" w:space="0" w:color="FFFFFF" w:themeColor="text1" w:themeTint="00" w:themeShade="00"/>
-              <w:right w:val="single" w:sz="8" w:space="0" w:color="FFFFFF" w:themeColor="text1" w:themeTint="00" w:themeShade="00"/>
+            <w:tcW w:w="1247" w:type="dxa"/>
+            <w:tcBorders>
+              <w:top w:val="single" w:sz="4" w:space="0" w:color="BFBFBF" w:themeColor="background1" w:themeShade="BF"/>
+              <w:left w:val="single" w:sz="4" w:space="0" w:color="BFBFBF" w:themeColor="background1" w:themeShade="BF"/>
+              <w:bottom w:val="single" w:sz="4" w:space="0" w:color="BFBFBF" w:themeColor="background1" w:themeShade="BF"/>
+              <w:right w:val="single" w:sz="4" w:space="0" w:color="BFBFBF" w:themeColor="background1" w:themeShade="BF"/>
             </w:tcBorders>
           </w:tcPr>
           <w:p>
@@ -777,11 +769,12 @@
         </w:tc>
         <w:tc>
           <w:tcPr>
-            <w:tcW w:w="1261" w:type="dxa"/>
-            <w:tcBorders>
-              <w:left w:val="single" w:sz="8" w:space="0" w:color="FFFFFF" w:themeColor="text1" w:themeTint="00" w:themeShade="00"/>
-              <w:bottom w:val="single" w:sz="8" w:space="0" w:color="FFFFFF" w:themeColor="text1" w:themeTint="00" w:themeShade="00"/>
-              <w:right w:val="single" w:sz="8" w:space="0" w:color="FFFFFF" w:themeColor="text1" w:themeTint="00" w:themeShade="00"/>
+            <w:tcW w:w="1359" w:type="dxa"/>
+            <w:tcBorders>
+              <w:top w:val="single" w:sz="4" w:space="0" w:color="BFBFBF" w:themeColor="background1" w:themeShade="BF"/>
+              <w:left w:val="single" w:sz="4" w:space="0" w:color="BFBFBF" w:themeColor="background1" w:themeShade="BF"/>
+              <w:bottom w:val="single" w:sz="4" w:space="0" w:color="BFBFBF" w:themeColor="background1" w:themeShade="BF"/>
+              <w:right w:val="single" w:sz="4" w:space="0" w:color="BFBFBF" w:themeColor="background1" w:themeShade="BF"/>
             </w:tcBorders>
           </w:tcPr>
           <w:p>
@@ -798,11 +791,12 @@
         </w:tc>
         <w:tc>
           <w:tcPr>
-            <w:tcW w:w="3637" w:type="dxa"/>
-            <w:tcBorders>
-              <w:left w:val="single" w:sz="8" w:space="0" w:color="FFFFFF" w:themeColor="text1" w:themeTint="00" w:themeShade="00"/>
-              <w:bottom w:val="single" w:sz="8" w:space="0" w:color="FFFFFF" w:themeColor="text1" w:themeTint="00" w:themeShade="00"/>
-              <w:right w:val="single" w:sz="8" w:space="0" w:color="FFFFFF" w:themeColor="text1" w:themeTint="00" w:themeShade="00"/>
+            <w:tcW w:w="2512" w:type="dxa"/>
+            <w:tcBorders>
+              <w:top w:val="single" w:sz="4" w:space="0" w:color="BFBFBF" w:themeColor="background1" w:themeShade="BF"/>
+              <w:left w:val="single" w:sz="4" w:space="0" w:color="BFBFBF" w:themeColor="background1" w:themeShade="BF"/>
+              <w:bottom w:val="single" w:sz="4" w:space="0" w:color="BFBFBF" w:themeColor="background1" w:themeShade="BF"/>
+              <w:right w:val="single" w:sz="4" w:space="0" w:color="BFBFBF" w:themeColor="background1" w:themeShade="BF"/>
             </w:tcBorders>
           </w:tcPr>
           <w:p>
@@ -819,11 +813,12 @@
         </w:tc>
         <w:tc>
           <w:tcPr>
-            <w:tcW w:w="1227" w:type="dxa"/>
-            <w:tcBorders>
-              <w:left w:val="single" w:sz="8" w:space="0" w:color="FFFFFF" w:themeColor="text1" w:themeTint="00" w:themeShade="00"/>
-              <w:bottom w:val="single" w:sz="8" w:space="0" w:color="FFFFFF" w:themeColor="text1" w:themeTint="00" w:themeShade="00"/>
-              <w:right w:val="single" w:sz="8" w:space="0" w:color="FFFFFF" w:themeColor="text1" w:themeTint="00" w:themeShade="00"/>
+            <w:tcW w:w="1187" w:type="dxa"/>
+            <w:tcBorders>
+              <w:top w:val="single" w:sz="4" w:space="0" w:color="BFBFBF" w:themeColor="background1" w:themeShade="BF"/>
+              <w:left w:val="single" w:sz="4" w:space="0" w:color="BFBFBF" w:themeColor="background1" w:themeShade="BF"/>
+              <w:bottom w:val="single" w:sz="4" w:space="0" w:color="BFBFBF" w:themeColor="background1" w:themeShade="BF"/>
+              <w:right w:val="single" w:sz="4" w:space="0" w:color="BFBFBF" w:themeColor="background1" w:themeShade="BF"/>
             </w:tcBorders>
           </w:tcPr>
           <w:p>
@@ -840,10 +835,12 @@
         </w:tc>
         <w:tc>
           <w:tcPr>
-            <w:tcW w:w="1348" w:type="dxa"/>
-            <w:tcBorders>
-              <w:left w:val="single" w:sz="8" w:space="0" w:color="FFFFFF" w:themeColor="text1" w:themeTint="00" w:themeShade="00"/>
-              <w:bottom w:val="single" w:sz="8" w:space="0" w:color="FFFFFF" w:themeColor="text1" w:themeTint="00" w:themeShade="00"/>
+            <w:tcW w:w="1445" w:type="dxa"/>
+            <w:tcBorders>
+              <w:top w:val="single" w:sz="4" w:space="0" w:color="BFBFBF" w:themeColor="background1" w:themeShade="BF"/>
+              <w:left w:val="single" w:sz="4" w:space="0" w:color="BFBFBF" w:themeColor="background1" w:themeShade="BF"/>
+              <w:bottom w:val="single" w:sz="4" w:space="0" w:color="BFBFBF" w:themeColor="background1" w:themeShade="BF"/>
+              <w:right w:val="single" w:sz="4" w:space="0" w:color="BFBFBF" w:themeColor="background1" w:themeShade="BF"/>
             </w:tcBorders>
           </w:tcPr>
           <w:p>
@@ -865,10 +862,12 @@
         </w:trPr>
         <w:tc>
           <w:tcPr>
-            <w:tcW w:w="591" w:type="dxa"/>
-            <w:tcBorders>
-              <w:bottom w:val="single" w:sz="8" w:space="0" w:color="FFFFFF" w:themeColor="text1" w:themeTint="00" w:themeShade="00"/>
-              <w:right w:val="single" w:sz="8" w:space="0" w:color="FFFFFF" w:themeColor="text1" w:themeTint="00" w:themeShade="00"/>
+            <w:tcW w:w="1930" w:type="dxa"/>
+            <w:tcBorders>
+              <w:top w:val="single" w:sz="4" w:space="0" w:color="BFBFBF" w:themeColor="background1" w:themeShade="BF"/>
+              <w:left w:val="single" w:sz="4" w:space="0" w:color="BFBFBF" w:themeColor="background1" w:themeShade="BF"/>
+              <w:bottom w:val="single" w:sz="4" w:space="0" w:color="BFBFBF" w:themeColor="background1" w:themeShade="BF"/>
+              <w:right w:val="single" w:sz="4" w:space="0" w:color="BFBFBF" w:themeColor="background1" w:themeShade="BF"/>
             </w:tcBorders>
           </w:tcPr>
           <w:p>
@@ -911,11 +910,12 @@
         </w:tc>
         <w:tc>
           <w:tcPr>
-            <w:tcW w:w="1340" w:type="dxa"/>
-            <w:tcBorders>
-              <w:left w:val="single" w:sz="8" w:space="0" w:color="FFFFFF" w:themeColor="text1" w:themeTint="00" w:themeShade="00"/>
-              <w:bottom w:val="single" w:sz="8" w:space="0" w:color="FFFFFF" w:themeColor="text1" w:themeTint="00" w:themeShade="00"/>
-              <w:right w:val="single" w:sz="8" w:space="0" w:color="FFFFFF" w:themeColor="text1" w:themeTint="00" w:themeShade="00"/>
+            <w:tcW w:w="1247" w:type="dxa"/>
+            <w:tcBorders>
+              <w:top w:val="single" w:sz="4" w:space="0" w:color="BFBFBF" w:themeColor="background1" w:themeShade="BF"/>
+              <w:left w:val="single" w:sz="4" w:space="0" w:color="BFBFBF" w:themeColor="background1" w:themeShade="BF"/>
+              <w:bottom w:val="single" w:sz="4" w:space="0" w:color="BFBFBF" w:themeColor="background1" w:themeShade="BF"/>
+              <w:right w:val="single" w:sz="4" w:space="0" w:color="BFBFBF" w:themeColor="background1" w:themeShade="BF"/>
             </w:tcBorders>
           </w:tcPr>
           <w:p>
@@ -970,11 +970,12 @@
         </w:tc>
         <w:tc>
           <w:tcPr>
-            <w:tcW w:w="1261" w:type="dxa"/>
-            <w:tcBorders>
-              <w:left w:val="single" w:sz="8" w:space="0" w:color="FFFFFF" w:themeColor="text1" w:themeTint="00" w:themeShade="00"/>
-              <w:bottom w:val="single" w:sz="8" w:space="0" w:color="FFFFFF" w:themeColor="text1" w:themeTint="00" w:themeShade="00"/>
-              <w:right w:val="single" w:sz="8" w:space="0" w:color="FFFFFF" w:themeColor="text1" w:themeTint="00" w:themeShade="00"/>
+            <w:tcW w:w="1359" w:type="dxa"/>
+            <w:tcBorders>
+              <w:top w:val="single" w:sz="4" w:space="0" w:color="BFBFBF" w:themeColor="background1" w:themeShade="BF"/>
+              <w:left w:val="single" w:sz="4" w:space="0" w:color="BFBFBF" w:themeColor="background1" w:themeShade="BF"/>
+              <w:bottom w:val="single" w:sz="4" w:space="0" w:color="BFBFBF" w:themeColor="background1" w:themeShade="BF"/>
+              <w:right w:val="single" w:sz="4" w:space="0" w:color="BFBFBF" w:themeColor="background1" w:themeShade="BF"/>
             </w:tcBorders>
           </w:tcPr>
           <w:p>
@@ -1020,11 +1021,12 @@
         </w:tc>
         <w:tc>
           <w:tcPr>
-            <w:tcW w:w="3637" w:type="dxa"/>
-            <w:tcBorders>
-              <w:left w:val="single" w:sz="8" w:space="0" w:color="FFFFFF" w:themeColor="text1" w:themeTint="00" w:themeShade="00"/>
-              <w:bottom w:val="single" w:sz="8" w:space="0" w:color="FFFFFF" w:themeColor="text1" w:themeTint="00" w:themeShade="00"/>
-              <w:right w:val="single" w:sz="8" w:space="0" w:color="FFFFFF" w:themeColor="text1" w:themeTint="00" w:themeShade="00"/>
+            <w:tcW w:w="2512" w:type="dxa"/>
+            <w:tcBorders>
+              <w:top w:val="single" w:sz="4" w:space="0" w:color="BFBFBF" w:themeColor="background1" w:themeShade="BF"/>
+              <w:left w:val="single" w:sz="4" w:space="0" w:color="BFBFBF" w:themeColor="background1" w:themeShade="BF"/>
+              <w:bottom w:val="single" w:sz="4" w:space="0" w:color="BFBFBF" w:themeColor="background1" w:themeShade="BF"/>
+              <w:right w:val="single" w:sz="4" w:space="0" w:color="BFBFBF" w:themeColor="background1" w:themeShade="BF"/>
             </w:tcBorders>
           </w:tcPr>
           <w:p>
@@ -1070,11 +1072,12 @@
         </w:tc>
         <w:tc>
           <w:tcPr>
-            <w:tcW w:w="1227" w:type="dxa"/>
-            <w:tcBorders>
-              <w:left w:val="single" w:sz="8" w:space="0" w:color="FFFFFF" w:themeColor="text1" w:themeTint="00" w:themeShade="00"/>
-              <w:bottom w:val="single" w:sz="8" w:space="0" w:color="FFFFFF" w:themeColor="text1" w:themeTint="00" w:themeShade="00"/>
-              <w:right w:val="single" w:sz="8" w:space="0" w:color="FFFFFF" w:themeColor="text1" w:themeTint="00" w:themeShade="00"/>
+            <w:tcW w:w="1187" w:type="dxa"/>
+            <w:tcBorders>
+              <w:top w:val="single" w:sz="4" w:space="0" w:color="BFBFBF" w:themeColor="background1" w:themeShade="BF"/>
+              <w:left w:val="single" w:sz="4" w:space="0" w:color="BFBFBF" w:themeColor="background1" w:themeShade="BF"/>
+              <w:bottom w:val="single" w:sz="4" w:space="0" w:color="BFBFBF" w:themeColor="background1" w:themeShade="BF"/>
+              <w:right w:val="single" w:sz="4" w:space="0" w:color="BFBFBF" w:themeColor="background1" w:themeShade="BF"/>
             </w:tcBorders>
           </w:tcPr>
           <w:p>
@@ -1120,10 +1123,12 @@
         </w:tc>
         <w:tc>
           <w:tcPr>
-            <w:tcW w:w="1348" w:type="dxa"/>
-            <w:tcBorders>
-              <w:left w:val="single" w:sz="8" w:space="0" w:color="FFFFFF" w:themeColor="text1" w:themeTint="00" w:themeShade="00"/>
-              <w:bottom w:val="single" w:sz="8" w:space="0" w:color="FFFFFF" w:themeColor="text1" w:themeTint="00" w:themeShade="00"/>
+            <w:tcW w:w="1445" w:type="dxa"/>
+            <w:tcBorders>
+              <w:top w:val="single" w:sz="4" w:space="0" w:color="BFBFBF" w:themeColor="background1" w:themeShade="BF"/>
+              <w:left w:val="single" w:sz="4" w:space="0" w:color="BFBFBF" w:themeColor="background1" w:themeShade="BF"/>
+              <w:bottom w:val="single" w:sz="4" w:space="0" w:color="BFBFBF" w:themeColor="background1" w:themeShade="BF"/>
+              <w:right w:val="single" w:sz="4" w:space="0" w:color="BFBFBF" w:themeColor="background1" w:themeShade="BF"/>
             </w:tcBorders>
           </w:tcPr>
           <w:p>
@@ -1179,10 +1184,12 @@
         </w:trPr>
         <w:tc>
           <w:tcPr>
-            <w:tcW w:w="591" w:type="dxa"/>
-            <w:tcBorders>
-              <w:bottom w:val="single" w:sz="8" w:space="0" w:color="FFFFFF" w:themeColor="text1" w:themeTint="00" w:themeShade="00"/>
-              <w:right w:val="single" w:sz="8" w:space="0" w:color="FFFFFF" w:themeColor="text1" w:themeTint="00" w:themeShade="00"/>
+            <w:tcW w:w="1930" w:type="dxa"/>
+            <w:tcBorders>
+              <w:top w:val="single" w:sz="4" w:space="0" w:color="BFBFBF" w:themeColor="background1" w:themeShade="BF"/>
+              <w:left w:val="single" w:sz="4" w:space="0" w:color="BFBFBF" w:themeColor="background1" w:themeShade="BF"/>
+              <w:bottom w:val="single" w:sz="4" w:space="0" w:color="BFBFBF" w:themeColor="background1" w:themeShade="BF"/>
+              <w:right w:val="single" w:sz="4" w:space="0" w:color="BFBFBF" w:themeColor="background1" w:themeShade="BF"/>
             </w:tcBorders>
           </w:tcPr>
           <w:p>
@@ -1225,11 +1232,12 @@
         </w:tc>
         <w:tc>
           <w:tcPr>
-            <w:tcW w:w="1340" w:type="dxa"/>
-            <w:tcBorders>
-              <w:left w:val="single" w:sz="8" w:space="0" w:color="FFFFFF" w:themeColor="text1" w:themeTint="00" w:themeShade="00"/>
-              <w:bottom w:val="single" w:sz="8" w:space="0" w:color="FFFFFF" w:themeColor="text1" w:themeTint="00" w:themeShade="00"/>
-              <w:right w:val="single" w:sz="8" w:space="0" w:color="FFFFFF" w:themeColor="text1" w:themeTint="00" w:themeShade="00"/>
+            <w:tcW w:w="1247" w:type="dxa"/>
+            <w:tcBorders>
+              <w:top w:val="single" w:sz="4" w:space="0" w:color="BFBFBF" w:themeColor="background1" w:themeShade="BF"/>
+              <w:left w:val="single" w:sz="4" w:space="0" w:color="BFBFBF" w:themeColor="background1" w:themeShade="BF"/>
+              <w:bottom w:val="single" w:sz="4" w:space="0" w:color="BFBFBF" w:themeColor="background1" w:themeShade="BF"/>
+              <w:right w:val="single" w:sz="4" w:space="0" w:color="BFBFBF" w:themeColor="background1" w:themeShade="BF"/>
             </w:tcBorders>
           </w:tcPr>
           <w:p>
@@ -1246,11 +1254,12 @@
         </w:tc>
         <w:tc>
           <w:tcPr>
-            <w:tcW w:w="1261" w:type="dxa"/>
-            <w:tcBorders>
-              <w:left w:val="single" w:sz="8" w:space="0" w:color="FFFFFF" w:themeColor="text1" w:themeTint="00" w:themeShade="00"/>
-              <w:bottom w:val="single" w:sz="8" w:space="0" w:color="FFFFFF" w:themeColor="text1" w:themeTint="00" w:themeShade="00"/>
-              <w:right w:val="single" w:sz="8" w:space="0" w:color="FFFFFF" w:themeColor="text1" w:themeTint="00" w:themeShade="00"/>
+            <w:tcW w:w="1359" w:type="dxa"/>
+            <w:tcBorders>
+              <w:top w:val="single" w:sz="4" w:space="0" w:color="BFBFBF" w:themeColor="background1" w:themeShade="BF"/>
+              <w:left w:val="single" w:sz="4" w:space="0" w:color="BFBFBF" w:themeColor="background1" w:themeShade="BF"/>
+              <w:bottom w:val="single" w:sz="4" w:space="0" w:color="BFBFBF" w:themeColor="background1" w:themeShade="BF"/>
+              <w:right w:val="single" w:sz="4" w:space="0" w:color="BFBFBF" w:themeColor="background1" w:themeShade="BF"/>
             </w:tcBorders>
           </w:tcPr>
           <w:p>
@@ -1267,11 +1276,12 @@
         </w:tc>
         <w:tc>
           <w:tcPr>
-            <w:tcW w:w="3637" w:type="dxa"/>
-            <w:tcBorders>
-              <w:left w:val="single" w:sz="8" w:space="0" w:color="FFFFFF" w:themeColor="text1" w:themeTint="00" w:themeShade="00"/>
-              <w:bottom w:val="single" w:sz="8" w:space="0" w:color="FFFFFF" w:themeColor="text1" w:themeTint="00" w:themeShade="00"/>
-              <w:right w:val="single" w:sz="8" w:space="0" w:color="FFFFFF" w:themeColor="text1" w:themeTint="00" w:themeShade="00"/>
+            <w:tcW w:w="2512" w:type="dxa"/>
+            <w:tcBorders>
+              <w:top w:val="single" w:sz="4" w:space="0" w:color="BFBFBF" w:themeColor="background1" w:themeShade="BF"/>
+              <w:left w:val="single" w:sz="4" w:space="0" w:color="BFBFBF" w:themeColor="background1" w:themeShade="BF"/>
+              <w:bottom w:val="single" w:sz="4" w:space="0" w:color="BFBFBF" w:themeColor="background1" w:themeShade="BF"/>
+              <w:right w:val="single" w:sz="4" w:space="0" w:color="BFBFBF" w:themeColor="background1" w:themeShade="BF"/>
             </w:tcBorders>
           </w:tcPr>
           <w:p>
@@ -1288,11 +1298,12 @@
         </w:tc>
         <w:tc>
           <w:tcPr>
-            <w:tcW w:w="1227" w:type="dxa"/>
-            <w:tcBorders>
-              <w:left w:val="single" w:sz="8" w:space="0" w:color="FFFFFF" w:themeColor="text1" w:themeTint="00" w:themeShade="00"/>
-              <w:bottom w:val="single" w:sz="8" w:space="0" w:color="FFFFFF" w:themeColor="text1" w:themeTint="00" w:themeShade="00"/>
-              <w:right w:val="single" w:sz="8" w:space="0" w:color="FFFFFF" w:themeColor="text1" w:themeTint="00" w:themeShade="00"/>
+            <w:tcW w:w="1187" w:type="dxa"/>
+            <w:tcBorders>
+              <w:top w:val="single" w:sz="4" w:space="0" w:color="BFBFBF" w:themeColor="background1" w:themeShade="BF"/>
+              <w:left w:val="single" w:sz="4" w:space="0" w:color="BFBFBF" w:themeColor="background1" w:themeShade="BF"/>
+              <w:bottom w:val="single" w:sz="4" w:space="0" w:color="BFBFBF" w:themeColor="background1" w:themeShade="BF"/>
+              <w:right w:val="single" w:sz="4" w:space="0" w:color="BFBFBF" w:themeColor="background1" w:themeShade="BF"/>
             </w:tcBorders>
           </w:tcPr>
           <w:p>
@@ -1309,10 +1320,12 @@
         </w:tc>
         <w:tc>
           <w:tcPr>
-            <w:tcW w:w="1348" w:type="dxa"/>
-            <w:tcBorders>
-              <w:left w:val="single" w:sz="8" w:space="0" w:color="FFFFFF" w:themeColor="text1" w:themeTint="00" w:themeShade="00"/>
-              <w:bottom w:val="single" w:sz="8" w:space="0" w:color="FFFFFF" w:themeColor="text1" w:themeTint="00" w:themeShade="00"/>
+            <w:tcW w:w="1445" w:type="dxa"/>
+            <w:tcBorders>
+              <w:top w:val="single" w:sz="4" w:space="0" w:color="BFBFBF" w:themeColor="background1" w:themeShade="BF"/>
+              <w:left w:val="single" w:sz="4" w:space="0" w:color="BFBFBF" w:themeColor="background1" w:themeShade="BF"/>
+              <w:bottom w:val="single" w:sz="4" w:space="0" w:color="BFBFBF" w:themeColor="background1" w:themeShade="BF"/>
+              <w:right w:val="single" w:sz="4" w:space="0" w:color="BFBFBF" w:themeColor="background1" w:themeShade="BF"/>
             </w:tcBorders>
           </w:tcPr>
           <w:p>
@@ -1334,8 +1347,9 @@
         </w:trPr>
         <w:tc>
           <w:tcPr>
-            <w:tcW w:w="591" w:type="dxa"/>
-            <w:tcBorders>
+            <w:tcW w:w="1930" w:type="dxa"/>
+            <w:tcBorders>
+              <w:top w:val="single" w:sz="4" w:space="0" w:color="BFBFBF" w:themeColor="background1" w:themeShade="BF"/>
               <w:bottom w:val="single" w:sz="8" w:space="0" w:color="FFFFFF" w:themeColor="text1" w:themeTint="00" w:themeShade="00"/>
               <w:right w:val="single" w:sz="8" w:space="0" w:color="FFFFFF" w:themeColor="text1" w:themeTint="00" w:themeShade="00"/>
             </w:tcBorders>
@@ -1354,8 +1368,9 @@
         </w:tc>
         <w:tc>
           <w:tcPr>
-            <w:tcW w:w="1340" w:type="dxa"/>
-            <w:tcBorders>
+            <w:tcW w:w="1247" w:type="dxa"/>
+            <w:tcBorders>
+              <w:top w:val="single" w:sz="4" w:space="0" w:color="BFBFBF" w:themeColor="background1" w:themeShade="BF"/>
               <w:left w:val="single" w:sz="8" w:space="0" w:color="FFFFFF" w:themeColor="text1" w:themeTint="00" w:themeShade="00"/>
               <w:bottom w:val="single" w:sz="8" w:space="0" w:color="FFFFFF" w:themeColor="text1" w:themeTint="00" w:themeShade="00"/>
               <w:right w:val="single" w:sz="8" w:space="0" w:color="FFFFFF" w:themeColor="text1" w:themeTint="00" w:themeShade="00"/>
@@ -1375,8 +1390,9 @@
         </w:tc>
         <w:tc>
           <w:tcPr>
-            <w:tcW w:w="1261" w:type="dxa"/>
-            <w:tcBorders>
+            <w:tcW w:w="1359" w:type="dxa"/>
+            <w:tcBorders>
+              <w:top w:val="single" w:sz="4" w:space="0" w:color="BFBFBF" w:themeColor="background1" w:themeShade="BF"/>
               <w:left w:val="single" w:sz="8" w:space="0" w:color="FFFFFF" w:themeColor="text1" w:themeTint="00" w:themeShade="00"/>
               <w:bottom w:val="single" w:sz="8" w:space="0" w:color="FFFFFF" w:themeColor="text1" w:themeTint="00" w:themeShade="00"/>
               <w:right w:val="single" w:sz="8" w:space="0" w:color="FFFFFF" w:themeColor="text1" w:themeTint="00" w:themeShade="00"/>
@@ -1396,8 +1412,9 @@
         </w:tc>
         <w:tc>
           <w:tcPr>
-            <w:tcW w:w="3637" w:type="dxa"/>
-            <w:tcBorders>
+            <w:tcW w:w="2512" w:type="dxa"/>
+            <w:tcBorders>
+              <w:top w:val="single" w:sz="4" w:space="0" w:color="BFBFBF" w:themeColor="background1" w:themeShade="BF"/>
               <w:left w:val="single" w:sz="8" w:space="0" w:color="FFFFFF" w:themeColor="text1" w:themeTint="00" w:themeShade="00"/>
               <w:bottom w:val="single" w:sz="8" w:space="0" w:color="FFFFFF" w:themeColor="text1" w:themeTint="00" w:themeShade="00"/>
               <w:right w:val="single" w:sz="8" w:space="0" w:color="FFFFFF" w:themeColor="text1" w:themeTint="00" w:themeShade="00"/>
@@ -1417,8 +1434,9 @@
         </w:tc>
         <w:tc>
           <w:tcPr>
-            <w:tcW w:w="1227" w:type="dxa"/>
-            <w:tcBorders>
+            <w:tcW w:w="1187" w:type="dxa"/>
+            <w:tcBorders>
+              <w:top w:val="single" w:sz="4" w:space="0" w:color="BFBFBF" w:themeColor="background1" w:themeShade="BF"/>
               <w:left w:val="single" w:sz="8" w:space="0" w:color="FFFFFF" w:themeColor="text1" w:themeTint="00" w:themeShade="00"/>
               <w:bottom w:val="single" w:sz="8" w:space="0" w:color="FFFFFF" w:themeColor="text1" w:themeTint="00" w:themeShade="00"/>
               <w:right w:val="single" w:sz="8" w:space="0" w:color="FFFFFF" w:themeColor="text1" w:themeTint="00" w:themeShade="00"/>
@@ -1438,8 +1456,9 @@
         </w:tc>
         <w:tc>
           <w:tcPr>
-            <w:tcW w:w="1348" w:type="dxa"/>
-            <w:tcBorders>
+            <w:tcW w:w="1445" w:type="dxa"/>
+            <w:tcBorders>
+              <w:top w:val="single" w:sz="4" w:space="0" w:color="BFBFBF" w:themeColor="background1" w:themeShade="BF"/>
               <w:left w:val="single" w:sz="8" w:space="0" w:color="FFFFFF" w:themeColor="text1" w:themeTint="00" w:themeShade="00"/>
               <w:bottom w:val="single" w:sz="8" w:space="0" w:color="FFFFFF" w:themeColor="text1" w:themeTint="00" w:themeShade="00"/>
             </w:tcBorders>
@@ -1463,7 +1482,7 @@
         </w:trPr>
         <w:tc>
           <w:tcPr>
-            <w:tcW w:w="591" w:type="dxa"/>
+            <w:tcW w:w="1930" w:type="dxa"/>
             <w:tcBorders>
               <w:bottom w:val="single" w:sz="8" w:space="0" w:color="FFFFFF" w:themeColor="text1" w:themeTint="00" w:themeShade="00"/>
               <w:right w:val="single" w:sz="8" w:space="0" w:color="FFFFFF" w:themeColor="text1" w:themeTint="00" w:themeShade="00"/>
@@ -1483,7 +1502,7 @@
         </w:tc>
         <w:tc>
           <w:tcPr>
-            <w:tcW w:w="1340" w:type="dxa"/>
+            <w:tcW w:w="1247" w:type="dxa"/>
             <w:tcBorders>
               <w:left w:val="single" w:sz="8" w:space="0" w:color="FFFFFF" w:themeColor="text1" w:themeTint="00" w:themeShade="00"/>
               <w:bottom w:val="single" w:sz="8" w:space="0" w:color="FFFFFF" w:themeColor="text1" w:themeTint="00" w:themeShade="00"/>
@@ -1504,7 +1523,7 @@
         </w:tc>
         <w:tc>
           <w:tcPr>
-            <w:tcW w:w="1261" w:type="dxa"/>
+            <w:tcW w:w="1359" w:type="dxa"/>
             <w:tcBorders>
               <w:left w:val="single" w:sz="8" w:space="0" w:color="FFFFFF" w:themeColor="text1" w:themeTint="00" w:themeShade="00"/>
               <w:bottom w:val="single" w:sz="8" w:space="0" w:color="FFFFFF" w:themeColor="text1" w:themeTint="00" w:themeShade="00"/>
@@ -1525,7 +1544,7 @@
         </w:tc>
         <w:tc>
           <w:tcPr>
-            <w:tcW w:w="3637" w:type="dxa"/>
+            <w:tcW w:w="2512" w:type="dxa"/>
             <w:tcBorders>
               <w:left w:val="single" w:sz="8" w:space="0" w:color="FFFFFF" w:themeColor="text1" w:themeTint="00" w:themeShade="00"/>
               <w:bottom w:val="single" w:sz="8" w:space="0" w:color="FFFFFF" w:themeColor="text1" w:themeTint="00" w:themeShade="00"/>
@@ -1546,7 +1565,7 @@
         </w:tc>
         <w:tc>
           <w:tcPr>
-            <w:tcW w:w="1227" w:type="dxa"/>
+            <w:tcW w:w="1187" w:type="dxa"/>
             <w:tcBorders>
               <w:left w:val="single" w:sz="8" w:space="0" w:color="FFFFFF" w:themeColor="text1" w:themeTint="00" w:themeShade="00"/>
               <w:bottom w:val="single" w:sz="8" w:space="0" w:color="FFFFFF" w:themeColor="text1" w:themeTint="00" w:themeShade="00"/>
@@ -1567,7 +1586,7 @@
         </w:tc>
         <w:tc>
           <w:tcPr>
-            <w:tcW w:w="1348" w:type="dxa"/>
+            <w:tcW w:w="1445" w:type="dxa"/>
             <w:tcBorders>
               <w:left w:val="single" w:sz="8" w:space="0" w:color="FFFFFF" w:themeColor="text1" w:themeTint="00" w:themeShade="00"/>
               <w:bottom w:val="single" w:sz="8" w:space="0" w:color="FFFFFF" w:themeColor="text1" w:themeTint="00" w:themeShade="00"/>
@@ -1592,7 +1611,7 @@
         </w:trPr>
         <w:tc>
           <w:tcPr>
-            <w:tcW w:w="591" w:type="dxa"/>
+            <w:tcW w:w="1930" w:type="dxa"/>
             <w:tcBorders>
               <w:bottom w:val="single" w:sz="8" w:space="0" w:color="FFFFFF" w:themeColor="text1" w:themeTint="00" w:themeShade="00"/>
               <w:right w:val="single" w:sz="8" w:space="0" w:color="FFFFFF" w:themeColor="text1" w:themeTint="00" w:themeShade="00"/>
@@ -1612,7 +1631,7 @@
         </w:tc>
         <w:tc>
           <w:tcPr>
-            <w:tcW w:w="1340" w:type="dxa"/>
+            <w:tcW w:w="1247" w:type="dxa"/>
             <w:tcBorders>
               <w:left w:val="single" w:sz="8" w:space="0" w:color="FFFFFF" w:themeColor="text1" w:themeTint="00" w:themeShade="00"/>
               <w:bottom w:val="single" w:sz="8" w:space="0" w:color="FFFFFF" w:themeColor="text1" w:themeTint="00" w:themeShade="00"/>
@@ -1633,7 +1652,7 @@
         </w:tc>
         <w:tc>
           <w:tcPr>
-            <w:tcW w:w="1261" w:type="dxa"/>
+            <w:tcW w:w="1359" w:type="dxa"/>
             <w:tcBorders>
               <w:left w:val="single" w:sz="8" w:space="0" w:color="FFFFFF" w:themeColor="text1" w:themeTint="00" w:themeShade="00"/>
               <w:bottom w:val="single" w:sz="8" w:space="0" w:color="FFFFFF" w:themeColor="text1" w:themeTint="00" w:themeShade="00"/>
@@ -1654,7 +1673,7 @@
         </w:tc>
         <w:tc>
           <w:tcPr>
-            <w:tcW w:w="3637" w:type="dxa"/>
+            <w:tcW w:w="2512" w:type="dxa"/>
             <w:tcBorders>
               <w:left w:val="single" w:sz="8" w:space="0" w:color="FFFFFF" w:themeColor="text1" w:themeTint="00" w:themeShade="00"/>
               <w:bottom w:val="single" w:sz="8" w:space="0" w:color="FFFFFF" w:themeColor="text1" w:themeTint="00" w:themeShade="00"/>
@@ -1675,7 +1694,7 @@
         </w:tc>
         <w:tc>
           <w:tcPr>
-            <w:tcW w:w="1227" w:type="dxa"/>
+            <w:tcW w:w="1187" w:type="dxa"/>
             <w:tcBorders>
               <w:left w:val="single" w:sz="8" w:space="0" w:color="FFFFFF" w:themeColor="text1" w:themeTint="00" w:themeShade="00"/>
               <w:bottom w:val="single" w:sz="8" w:space="0" w:color="FFFFFF" w:themeColor="text1" w:themeTint="00" w:themeShade="00"/>
@@ -1696,7 +1715,7 @@
         </w:tc>
         <w:tc>
           <w:tcPr>
-            <w:tcW w:w="1348" w:type="dxa"/>
+            <w:tcW w:w="1445" w:type="dxa"/>
             <w:tcBorders>
               <w:left w:val="single" w:sz="8" w:space="0" w:color="FFFFFF" w:themeColor="text1" w:themeTint="00" w:themeShade="00"/>
               <w:bottom w:val="single" w:sz="8" w:space="0" w:color="FFFFFF" w:themeColor="text1" w:themeTint="00" w:themeShade="00"/>
@@ -1721,7 +1740,7 @@
         </w:trPr>
         <w:tc>
           <w:tcPr>
-            <w:tcW w:w="591" w:type="dxa"/>
+            <w:tcW w:w="1930" w:type="dxa"/>
             <w:tcBorders>
               <w:bottom w:val="single" w:sz="8" w:space="0" w:color="FFFFFF" w:themeColor="text1" w:themeTint="00" w:themeShade="00"/>
               <w:right w:val="single" w:sz="8" w:space="0" w:color="FFFFFF" w:themeColor="text1" w:themeTint="00" w:themeShade="00"/>
@@ -1741,7 +1760,7 @@
         </w:tc>
         <w:tc>
           <w:tcPr>
-            <w:tcW w:w="1340" w:type="dxa"/>
+            <w:tcW w:w="1247" w:type="dxa"/>
             <w:tcBorders>
               <w:left w:val="single" w:sz="8" w:space="0" w:color="FFFFFF" w:themeColor="text1" w:themeTint="00" w:themeShade="00"/>
               <w:bottom w:val="single" w:sz="8" w:space="0" w:color="FFFFFF" w:themeColor="text1" w:themeTint="00" w:themeShade="00"/>
@@ -1762,7 +1781,7 @@
         </w:tc>
         <w:tc>
           <w:tcPr>
-            <w:tcW w:w="1261" w:type="dxa"/>
+            <w:tcW w:w="1359" w:type="dxa"/>
             <w:tcBorders>
               <w:left w:val="single" w:sz="8" w:space="0" w:color="FFFFFF" w:themeColor="text1" w:themeTint="00" w:themeShade="00"/>
               <w:bottom w:val="single" w:sz="8" w:space="0" w:color="FFFFFF" w:themeColor="text1" w:themeTint="00" w:themeShade="00"/>
@@ -1783,7 +1802,7 @@
         </w:tc>
         <w:tc>
           <w:tcPr>
-            <w:tcW w:w="3637" w:type="dxa"/>
+            <w:tcW w:w="2512" w:type="dxa"/>
             <w:tcBorders>
               <w:left w:val="single" w:sz="8" w:space="0" w:color="FFFFFF" w:themeColor="text1" w:themeTint="00" w:themeShade="00"/>
               <w:bottom w:val="single" w:sz="8" w:space="0" w:color="FFFFFF" w:themeColor="text1" w:themeTint="00" w:themeShade="00"/>
@@ -1804,7 +1823,7 @@
         </w:tc>
         <w:tc>
           <w:tcPr>
-            <w:tcW w:w="1227" w:type="dxa"/>
+            <w:tcW w:w="1187" w:type="dxa"/>
             <w:tcBorders>
               <w:left w:val="single" w:sz="8" w:space="0" w:color="FFFFFF" w:themeColor="text1" w:themeTint="00" w:themeShade="00"/>
               <w:bottom w:val="single" w:sz="8" w:space="0" w:color="FFFFFF" w:themeColor="text1" w:themeTint="00" w:themeShade="00"/>
@@ -1825,7 +1844,7 @@
         </w:tc>
         <w:tc>
           <w:tcPr>
-            <w:tcW w:w="1348" w:type="dxa"/>
+            <w:tcW w:w="1445" w:type="dxa"/>
             <w:tcBorders>
               <w:left w:val="single" w:sz="8" w:space="0" w:color="FFFFFF" w:themeColor="text1" w:themeTint="00" w:themeShade="00"/>
               <w:bottom w:val="single" w:sz="8" w:space="0" w:color="FFFFFF" w:themeColor="text1" w:themeTint="00" w:themeShade="00"/>
@@ -1850,7 +1869,7 @@
         </w:trPr>
         <w:tc>
           <w:tcPr>
-            <w:tcW w:w="591" w:type="dxa"/>
+            <w:tcW w:w="1930" w:type="dxa"/>
             <w:tcBorders>
               <w:bottom w:val="single" w:sz="8" w:space="0" w:color="FFFFFF" w:themeColor="text1" w:themeTint="00" w:themeShade="00"/>
               <w:right w:val="single" w:sz="8" w:space="0" w:color="FFFFFF" w:themeColor="text1" w:themeTint="00" w:themeShade="00"/>
@@ -1870,7 +1889,7 @@
         </w:tc>
         <w:tc>
           <w:tcPr>
-            <w:tcW w:w="1340" w:type="dxa"/>
+            <w:tcW w:w="1247" w:type="dxa"/>
             <w:tcBorders>
               <w:left w:val="single" w:sz="8" w:space="0" w:color="FFFFFF" w:themeColor="text1" w:themeTint="00" w:themeShade="00"/>
               <w:bottom w:val="single" w:sz="8" w:space="0" w:color="FFFFFF" w:themeColor="text1" w:themeTint="00" w:themeShade="00"/>
@@ -1891,7 +1910,7 @@
         </w:tc>
         <w:tc>
           <w:tcPr>
-            <w:tcW w:w="1261" w:type="dxa"/>
+            <w:tcW w:w="1359" w:type="dxa"/>
             <w:tcBorders>
               <w:left w:val="single" w:sz="8" w:space="0" w:color="FFFFFF" w:themeColor="text1" w:themeTint="00" w:themeShade="00"/>
               <w:bottom w:val="single" w:sz="8" w:space="0" w:color="FFFFFF" w:themeColor="text1" w:themeTint="00" w:themeShade="00"/>
@@ -1912,7 +1931,7 @@
         </w:tc>
         <w:tc>
           <w:tcPr>
-            <w:tcW w:w="3637" w:type="dxa"/>
+            <w:tcW w:w="2512" w:type="dxa"/>
             <w:tcBorders>
               <w:left w:val="single" w:sz="8" w:space="0" w:color="FFFFFF" w:themeColor="text1" w:themeTint="00" w:themeShade="00"/>
               <w:bottom w:val="single" w:sz="8" w:space="0" w:color="FFFFFF" w:themeColor="text1" w:themeTint="00" w:themeShade="00"/>
@@ -1933,7 +1952,7 @@
         </w:tc>
         <w:tc>
           <w:tcPr>
-            <w:tcW w:w="1227" w:type="dxa"/>
+            <w:tcW w:w="1187" w:type="dxa"/>
             <w:tcBorders>
               <w:left w:val="single" w:sz="8" w:space="0" w:color="FFFFFF" w:themeColor="text1" w:themeTint="00" w:themeShade="00"/>
               <w:bottom w:val="single" w:sz="8" w:space="0" w:color="FFFFFF" w:themeColor="text1" w:themeTint="00" w:themeShade="00"/>
@@ -1954,7 +1973,7 @@
         </w:tc>
         <w:tc>
           <w:tcPr>
-            <w:tcW w:w="1348" w:type="dxa"/>
+            <w:tcW w:w="1445" w:type="dxa"/>
             <w:tcBorders>
               <w:left w:val="single" w:sz="8" w:space="0" w:color="FFFFFF" w:themeColor="text1" w:themeTint="00" w:themeShade="00"/>
               <w:bottom w:val="single" w:sz="8" w:space="0" w:color="FFFFFF" w:themeColor="text1" w:themeTint="00" w:themeShade="00"/>
@@ -1976,7 +1995,7 @@
       <w:tr>
         <w:tc>
           <w:tcPr>
-            <w:tcW w:w="591" w:type="dxa"/>
+            <w:tcW w:w="1930" w:type="dxa"/>
             <w:tcBorders>
               <w:top w:val="single" w:sz="8" w:space="0" w:color="FFFFFF" w:themeColor="text1" w:themeTint="00" w:themeShade="00"/>
               <w:right w:val="single" w:sz="8" w:space="0" w:color="FFFFFF" w:themeColor="text1" w:themeTint="00" w:themeShade="00"/>
@@ -1994,7 +2013,7 @@
         </w:tc>
         <w:tc>
           <w:tcPr>
-            <w:tcW w:w="1340" w:type="dxa"/>
+            <w:tcW w:w="1247" w:type="dxa"/>
             <w:tcBorders>
               <w:top w:val="single" w:sz="8" w:space="0" w:color="FFFFFF" w:themeColor="text1" w:themeTint="00" w:themeShade="00"/>
               <w:left w:val="single" w:sz="8" w:space="0" w:color="FFFFFF" w:themeColor="text1" w:themeTint="00" w:themeShade="00"/>
@@ -2013,7 +2032,7 @@
         </w:tc>
         <w:tc>
           <w:tcPr>
-            <w:tcW w:w="1261" w:type="dxa"/>
+            <w:tcW w:w="1359" w:type="dxa"/>
             <w:tcBorders>
               <w:top w:val="single" w:sz="8" w:space="0" w:color="FFFFFF" w:themeColor="text1" w:themeTint="00" w:themeShade="00"/>
               <w:left w:val="single" w:sz="8" w:space="0" w:color="FFFFFF" w:themeColor="text1" w:themeTint="00" w:themeShade="00"/>
@@ -2032,7 +2051,7 @@
         </w:tc>
         <w:tc>
           <w:tcPr>
-            <w:tcW w:w="3637" w:type="dxa"/>
+            <w:tcW w:w="2512" w:type="dxa"/>
             <w:tcBorders>
               <w:top w:val="single" w:sz="8" w:space="0" w:color="FFFFFF" w:themeColor="text1" w:themeTint="00" w:themeShade="00"/>
               <w:left w:val="single" w:sz="8" w:space="0" w:color="FFFFFF" w:themeColor="text1" w:themeTint="00" w:themeShade="00"/>
@@ -2051,7 +2070,7 @@
         </w:tc>
         <w:tc>
           <w:tcPr>
-            <w:tcW w:w="1227" w:type="dxa"/>
+            <w:tcW w:w="1187" w:type="dxa"/>
             <w:tcBorders>
               <w:top w:val="single" w:sz="8" w:space="0" w:color="FFFFFF" w:themeColor="text1" w:themeTint="00" w:themeShade="00"/>
               <w:left w:val="single" w:sz="8" w:space="0" w:color="FFFFFF" w:themeColor="text1" w:themeTint="00" w:themeShade="00"/>
@@ -2070,7 +2089,7 @@
         </w:tc>
         <w:tc>
           <w:tcPr>
-            <w:tcW w:w="1348" w:type="dxa"/>
+            <w:tcW w:w="1445" w:type="dxa"/>
             <w:tcBorders>
               <w:top w:val="single" w:sz="8" w:space="0" w:color="FFFFFF" w:themeColor="text1" w:themeTint="00" w:themeShade="00"/>
               <w:left w:val="single" w:sz="8" w:space="0" w:color="FFFFFF" w:themeColor="text1" w:themeTint="00" w:themeShade="00"/>
@@ -2115,15 +2134,23 @@
     </w:p>
     <w:tbl>
       <w:tblPr>
-        <w:tblW w:w="9462" w:type="dxa"/>
-        <w:tblInd w:w="108" w:type="dxa"/>
+        <w:tblW w:w="9680" w:type="dxa"/>
+        <w:tblInd w:w="-5" w:type="dxa"/>
+        <w:tblBorders>
+          <w:top w:val="single" w:sz="4" w:space="0" w:color="BFBFBF" w:themeColor="background1" w:themeShade="BF"/>
+          <w:left w:val="single" w:sz="4" w:space="0" w:color="BFBFBF" w:themeColor="background1" w:themeShade="BF"/>
+          <w:bottom w:val="single" w:sz="4" w:space="0" w:color="BFBFBF" w:themeColor="background1" w:themeShade="BF"/>
+          <w:right w:val="single" w:sz="4" w:space="0" w:color="BFBFBF" w:themeColor="background1" w:themeShade="BF"/>
+          <w:insideH w:val="single" w:sz="4" w:space="0" w:color="BFBFBF" w:themeColor="background1" w:themeShade="BF"/>
+          <w:insideV w:val="single" w:sz="4" w:space="0" w:color="BFBFBF" w:themeColor="background1" w:themeShade="BF"/>
+        </w:tblBorders>
         <w:tblLook w:val="01E0" w:firstRow="1" w:lastRow="1" w:firstColumn="1" w:lastColumn="1" w:noHBand="0" w:noVBand="0"/>
       </w:tblPr>
       <w:tblGrid>
-        <w:gridCol w:w="1204"/>
-        <w:gridCol w:w="1620"/>
-        <w:gridCol w:w="2193"/>
-        <w:gridCol w:w="4445"/>
+        <w:gridCol w:w="1062"/>
+        <w:gridCol w:w="1656"/>
+        <w:gridCol w:w="2237"/>
+        <w:gridCol w:w="4725"/>
       </w:tblGrid>
       <w:tr>
         <w:trPr>
@@ -2132,10 +2159,7 @@
         </w:trPr>
         <w:tc>
           <w:tcPr>
-            <w:tcW w:w="949" w:type="dxa"/>
-            <w:tcBorders>
-              <w:right w:val="single" w:sz="8" w:space="0" w:color="FFFFFF" w:themeColor="background1"/>
-            </w:tcBorders>
+            <w:tcW w:w="1062" w:type="dxa"/>
             <w:shd w:val="clear" w:color="auto" w:fill="DD7500"/>
           </w:tcPr>
           <w:p>
@@ -2162,10 +2186,6 @@
         <w:tc>
           <w:tcPr>
             <w:tcW w:w="1656" w:type="dxa"/>
-            <w:tcBorders>
-              <w:left w:val="single" w:sz="8" w:space="0" w:color="FFFFFF" w:themeColor="background1"/>
-              <w:right w:val="single" w:sz="8" w:space="0" w:color="FFFFFF" w:themeColor="background1"/>
-            </w:tcBorders>
             <w:shd w:val="clear" w:color="auto" w:fill="DD7500"/>
           </w:tcPr>
           <w:p>
@@ -2192,10 +2212,6 @@
         <w:tc>
           <w:tcPr>
             <w:tcW w:w="2237" w:type="dxa"/>
-            <w:tcBorders>
-              <w:left w:val="single" w:sz="8" w:space="0" w:color="FFFFFF" w:themeColor="background1"/>
-              <w:right w:val="single" w:sz="8" w:space="0" w:color="FFFFFF" w:themeColor="background1"/>
-            </w:tcBorders>
             <w:shd w:val="clear" w:color="auto" w:fill="DD7500"/>
           </w:tcPr>
           <w:p>
@@ -2208,7 +2224,6 @@
                 <w:color w:val="FFFFFF" w:themeColor="background1"/>
               </w:rPr>
             </w:pPr>
-            <w:proofErr w:type="spellStart"/>
             <w:r>
               <w:rPr>
                 <w:rFonts w:cs="Segoe UI"/>
@@ -2218,16 +2233,11 @@
               </w:rPr>
               <w:t>Reviewer</w:t>
             </w:r>
-            <w:proofErr w:type="spellEnd"/>
-          </w:p>
-        </w:tc>
-        <w:tc>
-          <w:tcPr>
-            <w:tcW w:w="4620" w:type="dxa"/>
-            <w:tcBorders>
-              <w:left w:val="single" w:sz="8" w:space="0" w:color="FFFFFF" w:themeColor="background1"/>
-              <w:right w:val="single" w:sz="8" w:space="0" w:color="FFFFFF" w:themeColor="background1"/>
-            </w:tcBorders>
+          </w:p>
+        </w:tc>
+        <w:tc>
+          <w:tcPr>
+            <w:tcW w:w="4725" w:type="dxa"/>
             <w:shd w:val="clear" w:color="auto" w:fill="DD7500"/>
           </w:tcPr>
           <w:p>
@@ -2240,7 +2250,6 @@
                 <w:color w:val="FFFFFF" w:themeColor="background1"/>
               </w:rPr>
             </w:pPr>
-            <w:proofErr w:type="spellStart"/>
             <w:r>
               <w:rPr>
                 <w:rFonts w:cs="Segoe UI"/>
@@ -2259,7 +2268,6 @@
               </w:rPr>
               <w:t>mments</w:t>
             </w:r>
-            <w:proofErr w:type="spellEnd"/>
           </w:p>
         </w:tc>
       </w:tr>
@@ -2269,11 +2277,7 @@
         </w:trPr>
         <w:tc>
           <w:tcPr>
-            <w:tcW w:w="949" w:type="dxa"/>
-            <w:tcBorders>
-              <w:bottom w:val="single" w:sz="8" w:space="0" w:color="FFFFFF" w:themeColor="text1" w:themeTint="00" w:themeShade="00"/>
-              <w:right w:val="single" w:sz="8" w:space="0" w:color="FFFFFF" w:themeColor="text1" w:themeTint="00" w:themeShade="00"/>
-            </w:tcBorders>
+            <w:tcW w:w="1062" w:type="dxa"/>
           </w:tcPr>
           <w:p>
             <w:pPr>
@@ -2283,567 +2287,39 @@
                 <w:lang w:val="en-US"/>
               </w:rPr>
             </w:pPr>
-            <w:r>
-              <w:rPr>
-                <w:rFonts w:cs="Segoe UI"/>
-                <w:sz w:val="20"/>
-                <w:szCs w:val="20"/>
+          </w:p>
+        </w:tc>
+        <w:tc>
+          <w:tcPr>
+            <w:tcW w:w="1656" w:type="dxa"/>
+          </w:tcPr>
+          <w:p>
+            <w:pPr>
+              <w:spacing w:before="80"/>
+              <w:rPr>
+                <w:rFonts w:cs="Segoe UI"/>
                 <w:lang w:val="en-US"/>
               </w:rPr>
-              <w:t xml:space="preserve">{%tr for </w:t>
-            </w:r>
-            <w:r>
-              <w:rPr>
-                <w:rFonts w:cs="Segoe UI"/>
-                <w:sz w:val="20"/>
-                <w:szCs w:val="20"/>
+            </w:pPr>
+          </w:p>
+        </w:tc>
+        <w:tc>
+          <w:tcPr>
+            <w:tcW w:w="2237" w:type="dxa"/>
+          </w:tcPr>
+          <w:p>
+            <w:pPr>
+              <w:spacing w:before="80"/>
+              <w:rPr>
+                <w:rFonts w:cs="Segoe UI"/>
                 <w:lang w:val="en-US"/>
               </w:rPr>
-              <w:t>r</w:t>
-            </w:r>
-            <w:r>
-              <w:rPr>
-                <w:rFonts w:cs="Segoe UI"/>
-                <w:sz w:val="20"/>
-                <w:szCs w:val="20"/>
-                <w:lang w:val="en-US"/>
-              </w:rPr>
-              <w:t xml:space="preserve"> in </w:t>
-            </w:r>
-            <w:r>
-              <w:rPr>
-                <w:rFonts w:cs="Segoe UI"/>
-                <w:sz w:val="20"/>
-                <w:szCs w:val="20"/>
-                <w:lang w:val="en-US"/>
-              </w:rPr>
-              <w:t>revision</w:t>
-            </w:r>
-            <w:r>
-              <w:rPr>
-                <w:rFonts w:cs="Segoe UI"/>
-                <w:sz w:val="20"/>
-                <w:szCs w:val="20"/>
-                <w:lang w:val="en-US"/>
-              </w:rPr>
-              <w:t xml:space="preserve"> %}</w:t>
-            </w:r>
-          </w:p>
-        </w:tc>
-        <w:tc>
-          <w:tcPr>
-            <w:tcW w:w="1656" w:type="dxa"/>
-            <w:tcBorders>
-              <w:left w:val="single" w:sz="8" w:space="0" w:color="FFFFFF" w:themeColor="text1" w:themeTint="00" w:themeShade="00"/>
-              <w:bottom w:val="single" w:sz="8" w:space="0" w:color="FFFFFF" w:themeColor="text1" w:themeTint="00" w:themeShade="00"/>
-              <w:right w:val="single" w:sz="8" w:space="0" w:color="FFFFFF" w:themeColor="text1" w:themeTint="00" w:themeShade="00"/>
-            </w:tcBorders>
-          </w:tcPr>
-          <w:p>
-            <w:pPr>
-              <w:spacing w:before="80"/>
-              <w:rPr>
-                <w:rFonts w:cs="Segoe UI"/>
-                <w:lang w:val="en-US"/>
-              </w:rPr>
-            </w:pPr>
-          </w:p>
-        </w:tc>
-        <w:tc>
-          <w:tcPr>
-            <w:tcW w:w="2237" w:type="dxa"/>
-            <w:tcBorders>
-              <w:left w:val="single" w:sz="8" w:space="0" w:color="FFFFFF" w:themeColor="text1" w:themeTint="00" w:themeShade="00"/>
-              <w:bottom w:val="single" w:sz="8" w:space="0" w:color="FFFFFF" w:themeColor="text1" w:themeTint="00" w:themeShade="00"/>
-              <w:right w:val="single" w:sz="8" w:space="0" w:color="FFFFFF" w:themeColor="text1" w:themeTint="00" w:themeShade="00"/>
-            </w:tcBorders>
-          </w:tcPr>
-          <w:p>
-            <w:pPr>
-              <w:spacing w:before="80"/>
-              <w:rPr>
-                <w:rFonts w:cs="Segoe UI"/>
-                <w:lang w:val="en-US"/>
-              </w:rPr>
-            </w:pPr>
-          </w:p>
-        </w:tc>
-        <w:tc>
-          <w:tcPr>
-            <w:tcW w:w="4620" w:type="dxa"/>
-            <w:tcBorders>
-              <w:left w:val="single" w:sz="8" w:space="0" w:color="FFFFFF" w:themeColor="text1" w:themeTint="00" w:themeShade="00"/>
-              <w:bottom w:val="single" w:sz="8" w:space="0" w:color="FFFFFF" w:themeColor="text1" w:themeTint="00" w:themeShade="00"/>
-              <w:right w:val="single" w:sz="8" w:space="0" w:color="FFFFFF" w:themeColor="background1"/>
-            </w:tcBorders>
-          </w:tcPr>
-          <w:p>
-            <w:pPr>
-              <w:spacing w:before="80"/>
-              <w:rPr>
-                <w:rFonts w:cs="Segoe UI"/>
-                <w:lang w:val="en-US"/>
-              </w:rPr>
-            </w:pPr>
-          </w:p>
-        </w:tc>
-      </w:tr>
-      <w:tr>
-        <w:trPr>
-          <w:trHeight w:val="491"/>
-        </w:trPr>
-        <w:tc>
-          <w:tcPr>
-            <w:tcW w:w="949" w:type="dxa"/>
-            <w:tcBorders>
-              <w:bottom w:val="single" w:sz="8" w:space="0" w:color="FFFFFF" w:themeColor="text1" w:themeTint="00" w:themeShade="00"/>
-              <w:right w:val="single" w:sz="8" w:space="0" w:color="FFFFFF" w:themeColor="text1" w:themeTint="00" w:themeShade="00"/>
-            </w:tcBorders>
-          </w:tcPr>
-          <w:p>
-            <w:pPr>
-              <w:spacing w:before="80"/>
-              <w:rPr>
-                <w:rFonts w:cs="Segoe UI"/>
-                <w:lang w:val="en-US"/>
-              </w:rPr>
-            </w:pPr>
-            <w:r>
-              <w:rPr>
-                <w:rFonts w:cs="Segoe UI"/>
-                <w:sz w:val="20"/>
-                <w:szCs w:val="20"/>
-              </w:rPr>
-              <w:t>{{r.version}}</w:t>
-            </w:r>
-          </w:p>
-        </w:tc>
-        <w:tc>
-          <w:tcPr>
-            <w:tcW w:w="1656" w:type="dxa"/>
-            <w:tcBorders>
-              <w:left w:val="single" w:sz="8" w:space="0" w:color="FFFFFF" w:themeColor="text1" w:themeTint="00" w:themeShade="00"/>
-              <w:bottom w:val="single" w:sz="8" w:space="0" w:color="FFFFFF" w:themeColor="text1" w:themeTint="00" w:themeShade="00"/>
-              <w:right w:val="single" w:sz="8" w:space="0" w:color="FFFFFF" w:themeColor="text1" w:themeTint="00" w:themeShade="00"/>
-            </w:tcBorders>
-          </w:tcPr>
-          <w:p>
-            <w:pPr>
-              <w:spacing w:before="80"/>
-              <w:rPr>
-                <w:rFonts w:cs="Segoe UI"/>
-                <w:lang w:val="en-US"/>
-              </w:rPr>
-            </w:pPr>
-            <w:r>
-              <w:rPr>
-                <w:rFonts w:cs="Segoe UI"/>
-                <w:sz w:val="20"/>
-                <w:szCs w:val="20"/>
-                <w:lang w:val="es-ES"/>
-              </w:rPr>
-              <w:t>{{</w:t>
-            </w:r>
-            <w:proofErr w:type="spellStart"/>
-            <w:r>
-              <w:rPr>
-                <w:rFonts w:cs="Segoe UI"/>
-                <w:sz w:val="20"/>
-                <w:szCs w:val="20"/>
-                <w:lang w:val="es-ES"/>
-              </w:rPr>
-              <w:t>r.</w:t>
-            </w:r>
-            <w:r>
-              <w:rPr>
-                <w:rFonts w:cs="Segoe UI"/>
-                <w:sz w:val="20"/>
-                <w:szCs w:val="20"/>
-                <w:lang w:val="es-ES"/>
-              </w:rPr>
-              <w:t>fecha</w:t>
-            </w:r>
-            <w:proofErr w:type="spellEnd"/>
-            <w:r>
-              <w:rPr>
-                <w:rFonts w:cs="Segoe UI"/>
-                <w:sz w:val="20"/>
-                <w:szCs w:val="20"/>
-                <w:lang w:val="es-ES"/>
-              </w:rPr>
-              <w:t>}}</w:t>
-            </w:r>
-          </w:p>
-        </w:tc>
-        <w:tc>
-          <w:tcPr>
-            <w:tcW w:w="2237" w:type="dxa"/>
-            <w:tcBorders>
-              <w:left w:val="single" w:sz="8" w:space="0" w:color="FFFFFF" w:themeColor="text1" w:themeTint="00" w:themeShade="00"/>
-              <w:bottom w:val="single" w:sz="8" w:space="0" w:color="FFFFFF" w:themeColor="text1" w:themeTint="00" w:themeShade="00"/>
-              <w:right w:val="single" w:sz="8" w:space="0" w:color="FFFFFF" w:themeColor="text1" w:themeTint="00" w:themeShade="00"/>
-            </w:tcBorders>
-          </w:tcPr>
-          <w:p>
-            <w:pPr>
-              <w:spacing w:before="80"/>
-              <w:rPr>
-                <w:rFonts w:cs="Segoe UI"/>
-                <w:lang w:val="en-US"/>
-              </w:rPr>
-            </w:pPr>
-            <w:r>
-              <w:rPr>
-                <w:rFonts w:cs="Segoe UI"/>
-                <w:sz w:val="20"/>
-                <w:szCs w:val="20"/>
-                <w:lang w:val="es-ES"/>
-              </w:rPr>
-              <w:t>{{</w:t>
-            </w:r>
-            <w:proofErr w:type="spellStart"/>
-            <w:r>
-              <w:rPr>
-                <w:rFonts w:cs="Segoe UI"/>
-                <w:sz w:val="20"/>
-                <w:szCs w:val="20"/>
-                <w:lang w:val="es-ES"/>
-              </w:rPr>
-              <w:t>r.</w:t>
-            </w:r>
-            <w:r>
-              <w:rPr>
-                <w:rFonts w:cs="Segoe UI"/>
-                <w:sz w:val="20"/>
-                <w:szCs w:val="20"/>
-                <w:lang w:val="es-ES"/>
-              </w:rPr>
-              <w:t>aprobador</w:t>
-            </w:r>
-            <w:proofErr w:type="spellEnd"/>
-            <w:r>
-              <w:rPr>
-                <w:rFonts w:cs="Segoe UI"/>
-                <w:sz w:val="20"/>
-                <w:szCs w:val="20"/>
-                <w:lang w:val="es-ES"/>
-              </w:rPr>
-              <w:t>}}</w:t>
-            </w:r>
-          </w:p>
-        </w:tc>
-        <w:tc>
-          <w:tcPr>
-            <w:tcW w:w="4620" w:type="dxa"/>
-            <w:tcBorders>
-              <w:left w:val="single" w:sz="8" w:space="0" w:color="FFFFFF" w:themeColor="text1" w:themeTint="00" w:themeShade="00"/>
-              <w:bottom w:val="single" w:sz="8" w:space="0" w:color="FFFFFF" w:themeColor="text1" w:themeTint="00" w:themeShade="00"/>
-              <w:right w:val="single" w:sz="8" w:space="0" w:color="FFFFFF" w:themeColor="background1"/>
-            </w:tcBorders>
-          </w:tcPr>
-          <w:p>
-            <w:pPr>
-              <w:spacing w:before="80"/>
-              <w:rPr>
-                <w:rFonts w:cs="Segoe UI"/>
-                <w:lang w:val="en-US"/>
-              </w:rPr>
-            </w:pPr>
-            <w:r>
-              <w:rPr>
-                <w:rFonts w:cs="Segoe UI"/>
-                <w:sz w:val="20"/>
-                <w:szCs w:val="20"/>
-                <w:lang w:val="es-ES"/>
-              </w:rPr>
-              <w:t>{{</w:t>
-            </w:r>
-            <w:proofErr w:type="spellStart"/>
-            <w:r>
-              <w:rPr>
-                <w:rFonts w:cs="Segoe UI"/>
-                <w:sz w:val="20"/>
-                <w:szCs w:val="20"/>
-                <w:lang w:val="es-ES"/>
-              </w:rPr>
-              <w:t>r.</w:t>
-            </w:r>
-            <w:r>
-              <w:rPr>
-                <w:rFonts w:cs="Segoe UI"/>
-                <w:sz w:val="20"/>
-                <w:szCs w:val="20"/>
-                <w:lang w:val="es-ES"/>
-              </w:rPr>
-              <w:t>comentarios</w:t>
-            </w:r>
-            <w:proofErr w:type="spellEnd"/>
-            <w:r>
-              <w:rPr>
-                <w:rFonts w:cs="Segoe UI"/>
-                <w:sz w:val="20"/>
-                <w:szCs w:val="20"/>
-                <w:lang w:val="es-ES"/>
-              </w:rPr>
-              <w:t>}}</w:t>
-            </w:r>
-          </w:p>
-        </w:tc>
-      </w:tr>
-      <w:tr>
-        <w:trPr>
-          <w:trHeight w:val="491"/>
-        </w:trPr>
-        <w:tc>
-          <w:tcPr>
-            <w:tcW w:w="949" w:type="dxa"/>
-            <w:tcBorders>
-              <w:bottom w:val="single" w:sz="8" w:space="0" w:color="FFFFFF" w:themeColor="text1" w:themeTint="00" w:themeShade="00"/>
-              <w:right w:val="single" w:sz="8" w:space="0" w:color="FFFFFF" w:themeColor="text1" w:themeTint="00" w:themeShade="00"/>
-            </w:tcBorders>
-          </w:tcPr>
-          <w:p>
-            <w:pPr>
-              <w:spacing w:before="80"/>
-              <w:rPr>
-                <w:rFonts w:cs="Segoe UI"/>
-                <w:lang w:val="en-US"/>
-              </w:rPr>
-            </w:pPr>
-            <w:r>
-              <w:rPr>
-                <w:rFonts w:cs="Segoe UI"/>
-                <w:sz w:val="20"/>
-                <w:szCs w:val="20"/>
-              </w:rPr>
-              <w:t>{%</w:t>
-            </w:r>
-            <w:proofErr w:type="spellStart"/>
-            <w:r>
-              <w:rPr>
-                <w:rFonts w:cs="Segoe UI"/>
-                <w:sz w:val="20"/>
-                <w:szCs w:val="20"/>
-              </w:rPr>
-              <w:t>tr</w:t>
-            </w:r>
-            <w:proofErr w:type="spellEnd"/>
-            <w:r>
-              <w:rPr>
-                <w:rFonts w:cs="Segoe UI"/>
-                <w:sz w:val="20"/>
-                <w:szCs w:val="20"/>
-              </w:rPr>
-              <w:t xml:space="preserve"> endfor %}</w:t>
-            </w:r>
-          </w:p>
-        </w:tc>
-        <w:tc>
-          <w:tcPr>
-            <w:tcW w:w="1656" w:type="dxa"/>
-            <w:tcBorders>
-              <w:left w:val="single" w:sz="8" w:space="0" w:color="FFFFFF" w:themeColor="text1" w:themeTint="00" w:themeShade="00"/>
-              <w:bottom w:val="single" w:sz="8" w:space="0" w:color="FFFFFF" w:themeColor="text1" w:themeTint="00" w:themeShade="00"/>
-              <w:right w:val="single" w:sz="8" w:space="0" w:color="FFFFFF" w:themeColor="text1" w:themeTint="00" w:themeShade="00"/>
-            </w:tcBorders>
-          </w:tcPr>
-          <w:p>
-            <w:pPr>
-              <w:spacing w:before="80"/>
-              <w:rPr>
-                <w:rFonts w:cs="Segoe UI"/>
-                <w:lang w:val="en-US"/>
-              </w:rPr>
-            </w:pPr>
-          </w:p>
-        </w:tc>
-        <w:tc>
-          <w:tcPr>
-            <w:tcW w:w="2237" w:type="dxa"/>
-            <w:tcBorders>
-              <w:left w:val="single" w:sz="8" w:space="0" w:color="FFFFFF" w:themeColor="text1" w:themeTint="00" w:themeShade="00"/>
-              <w:bottom w:val="single" w:sz="8" w:space="0" w:color="FFFFFF" w:themeColor="text1" w:themeTint="00" w:themeShade="00"/>
-              <w:right w:val="single" w:sz="8" w:space="0" w:color="FFFFFF" w:themeColor="text1" w:themeTint="00" w:themeShade="00"/>
-            </w:tcBorders>
-          </w:tcPr>
-          <w:p>
-            <w:pPr>
-              <w:spacing w:before="80"/>
-              <w:rPr>
-                <w:rFonts w:cs="Segoe UI"/>
-                <w:lang w:val="en-US"/>
-              </w:rPr>
-            </w:pPr>
-          </w:p>
-        </w:tc>
-        <w:tc>
-          <w:tcPr>
-            <w:tcW w:w="4620" w:type="dxa"/>
-            <w:tcBorders>
-              <w:left w:val="single" w:sz="8" w:space="0" w:color="FFFFFF" w:themeColor="text1" w:themeTint="00" w:themeShade="00"/>
-              <w:bottom w:val="single" w:sz="8" w:space="0" w:color="FFFFFF" w:themeColor="text1" w:themeTint="00" w:themeShade="00"/>
-              <w:right w:val="single" w:sz="8" w:space="0" w:color="FFFFFF" w:themeColor="background1"/>
-            </w:tcBorders>
-          </w:tcPr>
-          <w:p>
-            <w:pPr>
-              <w:spacing w:before="80"/>
-              <w:rPr>
-                <w:rFonts w:cs="Segoe UI"/>
-                <w:lang w:val="en-US"/>
-              </w:rPr>
-            </w:pPr>
-          </w:p>
-        </w:tc>
-      </w:tr>
-      <w:tr>
-        <w:trPr>
-          <w:trHeight w:val="491"/>
-        </w:trPr>
-        <w:tc>
-          <w:tcPr>
-            <w:tcW w:w="949" w:type="dxa"/>
-            <w:tcBorders>
-              <w:bottom w:val="single" w:sz="8" w:space="0" w:color="FFFFFF" w:themeColor="text1" w:themeTint="00" w:themeShade="00"/>
-              <w:right w:val="single" w:sz="8" w:space="0" w:color="FFFFFF" w:themeColor="text1" w:themeTint="00" w:themeShade="00"/>
-            </w:tcBorders>
-          </w:tcPr>
-          <w:p>
-            <w:pPr>
-              <w:spacing w:before="80"/>
-              <w:rPr>
-                <w:rFonts w:cs="Segoe UI"/>
-                <w:lang w:val="en-US"/>
-              </w:rPr>
-            </w:pPr>
-          </w:p>
-        </w:tc>
-        <w:tc>
-          <w:tcPr>
-            <w:tcW w:w="1656" w:type="dxa"/>
-            <w:tcBorders>
-              <w:left w:val="single" w:sz="8" w:space="0" w:color="FFFFFF" w:themeColor="text1" w:themeTint="00" w:themeShade="00"/>
-              <w:bottom w:val="single" w:sz="8" w:space="0" w:color="FFFFFF" w:themeColor="text1" w:themeTint="00" w:themeShade="00"/>
-              <w:right w:val="single" w:sz="8" w:space="0" w:color="FFFFFF" w:themeColor="text1" w:themeTint="00" w:themeShade="00"/>
-            </w:tcBorders>
-          </w:tcPr>
-          <w:p>
-            <w:pPr>
-              <w:spacing w:before="80"/>
-              <w:rPr>
-                <w:rFonts w:cs="Segoe UI"/>
-                <w:lang w:val="en-US"/>
-              </w:rPr>
-            </w:pPr>
-          </w:p>
-        </w:tc>
-        <w:tc>
-          <w:tcPr>
-            <w:tcW w:w="2237" w:type="dxa"/>
-            <w:tcBorders>
-              <w:left w:val="single" w:sz="8" w:space="0" w:color="FFFFFF" w:themeColor="text1" w:themeTint="00" w:themeShade="00"/>
-              <w:bottom w:val="single" w:sz="8" w:space="0" w:color="FFFFFF" w:themeColor="text1" w:themeTint="00" w:themeShade="00"/>
-              <w:right w:val="single" w:sz="8" w:space="0" w:color="FFFFFF" w:themeColor="text1" w:themeTint="00" w:themeShade="00"/>
-            </w:tcBorders>
-          </w:tcPr>
-          <w:p>
-            <w:pPr>
-              <w:spacing w:before="80"/>
-              <w:rPr>
-                <w:rFonts w:cs="Segoe UI"/>
-                <w:lang w:val="en-US"/>
-              </w:rPr>
-            </w:pPr>
-          </w:p>
-        </w:tc>
-        <w:tc>
-          <w:tcPr>
-            <w:tcW w:w="4620" w:type="dxa"/>
-            <w:tcBorders>
-              <w:left w:val="single" w:sz="8" w:space="0" w:color="FFFFFF" w:themeColor="text1" w:themeTint="00" w:themeShade="00"/>
-              <w:bottom w:val="single" w:sz="8" w:space="0" w:color="FFFFFF" w:themeColor="text1" w:themeTint="00" w:themeShade="00"/>
-              <w:right w:val="single" w:sz="8" w:space="0" w:color="FFFFFF" w:themeColor="background1"/>
-            </w:tcBorders>
-          </w:tcPr>
-          <w:p>
-            <w:pPr>
-              <w:spacing w:before="80"/>
-              <w:rPr>
-                <w:rFonts w:cs="Segoe UI"/>
-                <w:lang w:val="en-US"/>
-              </w:rPr>
-            </w:pPr>
-          </w:p>
-        </w:tc>
-      </w:tr>
-      <w:tr>
-        <w:trPr>
-          <w:trHeight w:val="395"/>
-        </w:trPr>
-        <w:tc>
-          <w:tcPr>
-            <w:tcW w:w="949" w:type="dxa"/>
-            <w:tcBorders>
-              <w:top w:val="single" w:sz="8" w:space="0" w:color="FFFFFF" w:themeColor="text1" w:themeTint="00" w:themeShade="00"/>
-              <w:right w:val="single" w:sz="8" w:space="0" w:color="FFFFFF" w:themeColor="text1" w:themeTint="00" w:themeShade="00"/>
-            </w:tcBorders>
-          </w:tcPr>
-          <w:p>
-            <w:pPr>
-              <w:spacing w:before="80"/>
-              <w:rPr>
-                <w:rFonts w:cs="Segoe UI"/>
-                <w:lang w:val="en-US"/>
-              </w:rPr>
-            </w:pPr>
-          </w:p>
-        </w:tc>
-        <w:tc>
-          <w:tcPr>
-            <w:tcW w:w="1656" w:type="dxa"/>
-            <w:tcBorders>
-              <w:top w:val="single" w:sz="8" w:space="0" w:color="FFFFFF" w:themeColor="text1" w:themeTint="00" w:themeShade="00"/>
-              <w:left w:val="single" w:sz="8" w:space="0" w:color="FFFFFF" w:themeColor="text1" w:themeTint="00" w:themeShade="00"/>
-              <w:right w:val="single" w:sz="8" w:space="0" w:color="FFFFFF" w:themeColor="text1" w:themeTint="00" w:themeShade="00"/>
-            </w:tcBorders>
-          </w:tcPr>
-          <w:p>
-            <w:pPr>
-              <w:spacing w:before="80"/>
-              <w:rPr>
-                <w:rFonts w:cs="Segoe UI"/>
-                <w:lang w:val="en-US"/>
-              </w:rPr>
-            </w:pPr>
-          </w:p>
-        </w:tc>
-        <w:tc>
-          <w:tcPr>
-            <w:tcW w:w="2237" w:type="dxa"/>
-            <w:tcBorders>
-              <w:top w:val="single" w:sz="8" w:space="0" w:color="FFFFFF" w:themeColor="text1" w:themeTint="00" w:themeShade="00"/>
-              <w:left w:val="single" w:sz="8" w:space="0" w:color="FFFFFF" w:themeColor="text1" w:themeTint="00" w:themeShade="00"/>
-              <w:right w:val="single" w:sz="8" w:space="0" w:color="FFFFFF" w:themeColor="text1" w:themeTint="00" w:themeShade="00"/>
-            </w:tcBorders>
-          </w:tcPr>
-          <w:p>
-            <w:pPr>
-              <w:spacing w:before="80"/>
-              <w:rPr>
-                <w:rFonts w:cs="Segoe UI"/>
-                <w:lang w:val="en-US"/>
-              </w:rPr>
-            </w:pPr>
-          </w:p>
-        </w:tc>
-        <w:tc>
-          <w:tcPr>
-            <w:tcW w:w="4620" w:type="dxa"/>
-            <w:tcBorders>
-              <w:top w:val="single" w:sz="8" w:space="0" w:color="FFFFFF" w:themeColor="text1" w:themeTint="00" w:themeShade="00"/>
-              <w:left w:val="single" w:sz="8" w:space="0" w:color="FFFFFF" w:themeColor="text1" w:themeTint="00" w:themeShade="00"/>
-              <w:right w:val="single" w:sz="8" w:space="0" w:color="FFFFFF" w:themeColor="background1"/>
-            </w:tcBorders>
+            </w:pPr>
+          </w:p>
+        </w:tc>
+        <w:tc>
+          <w:tcPr>
+            <w:tcW w:w="4725" w:type="dxa"/>
           </w:tcPr>
           <w:p>
             <w:pPr>
@@ -2881,7 +2357,7 @@
       <w:bookmarkStart w:id="3" w:name="_Toc1064194174"/>
       <w:bookmarkStart w:id="4" w:name="_Toc1330546468"/>
       <w:bookmarkStart w:id="5" w:name="_Toc1378117360"/>
-      <w:bookmarkStart w:id="6" w:name="_Toc168324263"/>
+      <w:bookmarkStart w:id="6" w:name="_Toc230699454"/>
       <w:r>
         <w:rPr>
           <w:rFonts w:cs="Segoe UI"/>
@@ -2954,7 +2430,7 @@
               <w:kern w:val="2"/>
               <w:sz w:val="24"/>
               <w:szCs w:val="24"/>
-              <w:lang w:eastAsia="es-AR"/>
+              <w:lang w:val="es-ES" w:eastAsia="es-ES"/>
               <w14:ligatures w14:val="standardContextual"/>
             </w:rPr>
           </w:pPr>
@@ -2976,7 +2452,7 @@
             </w:rPr>
             <w:fldChar w:fldCharType="separate"/>
           </w:r>
-          <w:hyperlink w:anchor="_Toc168324263" w:history="1">
+          <w:hyperlink w:anchor="_Toc230699454" w:history="1">
             <w:r>
               <w:rPr>
                 <w:rStyle w:val="Hyperlink"/>
@@ -2992,7 +2468,7 @@
                 <w:kern w:val="2"/>
                 <w:sz w:val="24"/>
                 <w:szCs w:val="24"/>
-                <w:lang w:eastAsia="es-AR"/>
+                <w:lang w:val="es-ES" w:eastAsia="es-ES"/>
                 <w14:ligatures w14:val="standardContextual"/>
               </w:rPr>
               <w:tab/>
@@ -3020,7 +2496,7 @@
               <w:rPr>
                 <w:webHidden/>
               </w:rPr>
-              <w:instrText xml:space="preserve"> PAGEREF _Toc168324263 \h </w:instrText>
+              <w:instrText xml:space="preserve"> PAGEREF _Toc230699454 \h </w:instrText>
             </w:r>
             <w:r>
               <w:rPr>
@@ -3057,11 +2533,11 @@
               <w:kern w:val="2"/>
               <w:sz w:val="24"/>
               <w:szCs w:val="24"/>
-              <w:lang w:eastAsia="es-AR"/>
+              <w:lang w:val="es-ES" w:eastAsia="es-ES"/>
               <w14:ligatures w14:val="standardContextual"/>
             </w:rPr>
           </w:pPr>
-          <w:hyperlink w:anchor="_Toc168324264" w:history="1">
+          <w:hyperlink w:anchor="_Toc230699455" w:history="1">
             <w:r>
               <w:rPr>
                 <w:rStyle w:val="Hyperlink"/>
@@ -3077,7 +2553,7 @@
                 <w:kern w:val="2"/>
                 <w:sz w:val="24"/>
                 <w:szCs w:val="24"/>
-                <w:lang w:eastAsia="es-AR"/>
+                <w:lang w:val="es-ES" w:eastAsia="es-ES"/>
                 <w14:ligatures w14:val="standardContextual"/>
               </w:rPr>
               <w:tab/>
@@ -3105,7 +2581,7 @@
               <w:rPr>
                 <w:webHidden/>
               </w:rPr>
-              <w:instrText xml:space="preserve"> PAGEREF _Toc168324264 \h </w:instrText>
+              <w:instrText xml:space="preserve"> PAGEREF _Toc230699455 \h </w:instrText>
             </w:r>
             <w:r>
               <w:rPr>
@@ -3141,11 +2617,11 @@
               <w:kern w:val="2"/>
               <w:sz w:val="24"/>
               <w:szCs w:val="24"/>
-              <w:lang w:eastAsia="es-AR"/>
+              <w:lang w:val="es-ES" w:eastAsia="es-ES"/>
               <w14:ligatures w14:val="standardContextual"/>
             </w:rPr>
           </w:pPr>
-          <w:hyperlink w:anchor="_Toc168324265" w:history="1">
+          <w:hyperlink w:anchor="_Toc230699456" w:history="1">
             <w:r>
               <w:rPr>
                 <w:rStyle w:val="Hyperlink"/>
@@ -3159,7 +2635,7 @@
                 <w:kern w:val="2"/>
                 <w:sz w:val="24"/>
                 <w:szCs w:val="24"/>
-                <w:lang w:eastAsia="es-AR"/>
+                <w:lang w:val="es-ES" w:eastAsia="es-ES"/>
                 <w14:ligatures w14:val="standardContextual"/>
               </w:rPr>
               <w:tab/>
@@ -3186,7 +2662,7 @@
               <w:rPr>
                 <w:webHidden/>
               </w:rPr>
-              <w:instrText xml:space="preserve"> PAGEREF _Toc168324265 \h </w:instrText>
+              <w:instrText xml:space="preserve"> PAGEREF _Toc230699456 \h </w:instrText>
             </w:r>
             <w:r>
               <w:rPr>
@@ -3222,11 +2698,11 @@
               <w:kern w:val="2"/>
               <w:sz w:val="24"/>
               <w:szCs w:val="24"/>
-              <w:lang w:eastAsia="es-AR"/>
+              <w:lang w:val="es-ES" w:eastAsia="es-ES"/>
               <w14:ligatures w14:val="standardContextual"/>
             </w:rPr>
           </w:pPr>
-          <w:hyperlink w:anchor="_Toc168324266" w:history="1">
+          <w:hyperlink w:anchor="_Toc230699457" w:history="1">
             <w:r>
               <w:rPr>
                 <w:rStyle w:val="Hyperlink"/>
@@ -3240,7 +2716,7 @@
                 <w:kern w:val="2"/>
                 <w:sz w:val="24"/>
                 <w:szCs w:val="24"/>
-                <w:lang w:eastAsia="es-AR"/>
+                <w:lang w:val="es-ES" w:eastAsia="es-ES"/>
                 <w14:ligatures w14:val="standardContextual"/>
               </w:rPr>
               <w:tab/>
@@ -3249,7 +2725,7 @@
               <w:rPr>
                 <w:rStyle w:val="Hyperlink"/>
               </w:rPr>
-              <w:t>Diagrama de flujo – Low level (Solución automatización)</w:t>
+              <w:t>Diagrama de flujo – High level (Solución automatización)</w:t>
             </w:r>
             <w:r>
               <w:rPr>
@@ -3267,7 +2743,7 @@
               <w:rPr>
                 <w:webHidden/>
               </w:rPr>
-              <w:instrText xml:space="preserve"> PAGEREF _Toc168324266 \h </w:instrText>
+              <w:instrText xml:space="preserve"> PAGEREF _Toc230699457 \h </w:instrText>
             </w:r>
             <w:r>
               <w:rPr>
@@ -3303,11 +2779,11 @@
               <w:kern w:val="2"/>
               <w:sz w:val="24"/>
               <w:szCs w:val="24"/>
-              <w:lang w:eastAsia="es-AR"/>
+              <w:lang w:val="es-ES" w:eastAsia="es-ES"/>
               <w14:ligatures w14:val="standardContextual"/>
             </w:rPr>
           </w:pPr>
-          <w:hyperlink w:anchor="_Toc168324267" w:history="1">
+          <w:hyperlink w:anchor="_Toc230699458" w:history="1">
             <w:r>
               <w:rPr>
                 <w:rStyle w:val="Hyperlink"/>
@@ -3321,7 +2797,7 @@
                 <w:kern w:val="2"/>
                 <w:sz w:val="24"/>
                 <w:szCs w:val="24"/>
-                <w:lang w:eastAsia="es-AR"/>
+                <w:lang w:val="es-ES" w:eastAsia="es-ES"/>
                 <w14:ligatures w14:val="standardContextual"/>
               </w:rPr>
               <w:tab/>
@@ -3330,7 +2806,7 @@
               <w:rPr>
                 <w:rStyle w:val="Hyperlink"/>
               </w:rPr>
-              <w:t>Sistemas Involucrados</w:t>
+              <w:t>Diagrama de flujo – Low level (Solución automatización)</w:t>
             </w:r>
             <w:r>
               <w:rPr>
@@ -3348,7 +2824,7 @@
               <w:rPr>
                 <w:webHidden/>
               </w:rPr>
-              <w:instrText xml:space="preserve"> PAGEREF _Toc168324267 \h </w:instrText>
+              <w:instrText xml:space="preserve"> PAGEREF _Toc230699458 \h </w:instrText>
             </w:r>
             <w:r>
               <w:rPr>
@@ -3365,7 +2841,7 @@
               <w:rPr>
                 <w:webHidden/>
               </w:rPr>
-              <w:t>5</w:t>
+              <w:t>4</w:t>
             </w:r>
             <w:r>
               <w:rPr>
@@ -3384,11 +2860,11 @@
               <w:kern w:val="2"/>
               <w:sz w:val="24"/>
               <w:szCs w:val="24"/>
-              <w:lang w:eastAsia="es-AR"/>
+              <w:lang w:val="es-ES" w:eastAsia="es-ES"/>
               <w14:ligatures w14:val="standardContextual"/>
             </w:rPr>
           </w:pPr>
-          <w:hyperlink w:anchor="_Toc168324268" w:history="1">
+          <w:hyperlink w:anchor="_Toc230699459" w:history="1">
             <w:r>
               <w:rPr>
                 <w:rStyle w:val="Hyperlink"/>
@@ -3403,7 +2879,7 @@
                 <w:kern w:val="2"/>
                 <w:sz w:val="24"/>
                 <w:szCs w:val="24"/>
-                <w:lang w:eastAsia="es-AR"/>
+                <w:lang w:val="es-ES" w:eastAsia="es-ES"/>
                 <w14:ligatures w14:val="standardContextual"/>
               </w:rPr>
               <w:tab/>
@@ -3411,8 +2887,9 @@
             <w:r>
               <w:rPr>
                 <w:rStyle w:val="Hyperlink"/>
-              </w:rPr>
-              <w:t>Entradas</w:t>
+                <w:rFonts w:eastAsia="Segoe UI"/>
+              </w:rPr>
+              <w:t>Sistemas involucrados</w:t>
             </w:r>
             <w:r>
               <w:rPr>
@@ -3430,7 +2907,7 @@
               <w:rPr>
                 <w:webHidden/>
               </w:rPr>
-              <w:instrText xml:space="preserve"> PAGEREF _Toc168324268 \h </w:instrText>
+              <w:instrText xml:space="preserve"> PAGEREF _Toc230699459 \h </w:instrText>
             </w:r>
             <w:r>
               <w:rPr>
@@ -3447,7 +2924,7 @@
               <w:rPr>
                 <w:webHidden/>
               </w:rPr>
-              <w:t>5</w:t>
+              <w:t>4</w:t>
             </w:r>
             <w:r>
               <w:rPr>
@@ -3466,14 +2943,15 @@
               <w:kern w:val="2"/>
               <w:sz w:val="24"/>
               <w:szCs w:val="24"/>
-              <w:lang w:eastAsia="es-AR"/>
+              <w:lang w:val="es-ES" w:eastAsia="es-ES"/>
               <w14:ligatures w14:val="standardContextual"/>
             </w:rPr>
           </w:pPr>
-          <w:hyperlink w:anchor="_Toc168324269" w:history="1">
+          <w:hyperlink w:anchor="_Toc230699460" w:history="1">
             <w:r>
               <w:rPr>
                 <w:rStyle w:val="Hyperlink"/>
+                <w:rFonts w:eastAsia="Segoe UI"/>
               </w:rPr>
               <w:t>2.5</w:t>
             </w:r>
@@ -3484,7 +2962,7 @@
                 <w:kern w:val="2"/>
                 <w:sz w:val="24"/>
                 <w:szCs w:val="24"/>
-                <w:lang w:eastAsia="es-AR"/>
+                <w:lang w:val="es-ES" w:eastAsia="es-ES"/>
                 <w14:ligatures w14:val="standardContextual"/>
               </w:rPr>
               <w:tab/>
@@ -3493,7 +2971,7 @@
               <w:rPr>
                 <w:rStyle w:val="Hyperlink"/>
               </w:rPr>
-              <w:t>Salidas</w:t>
+              <w:t>Entradas</w:t>
             </w:r>
             <w:r>
               <w:rPr>
@@ -3511,7 +2989,7 @@
               <w:rPr>
                 <w:webHidden/>
               </w:rPr>
-              <w:instrText xml:space="preserve"> PAGEREF _Toc168324269 \h </w:instrText>
+              <w:instrText xml:space="preserve"> PAGEREF _Toc230699460 \h </w:instrText>
             </w:r>
             <w:r>
               <w:rPr>
@@ -3528,7 +3006,7 @@
               <w:rPr>
                 <w:webHidden/>
               </w:rPr>
-              <w:t>5</w:t>
+              <w:t>4</w:t>
             </w:r>
             <w:r>
               <w:rPr>
@@ -3547,11 +3025,11 @@
               <w:kern w:val="2"/>
               <w:sz w:val="24"/>
               <w:szCs w:val="24"/>
-              <w:lang w:eastAsia="es-AR"/>
+              <w:lang w:val="es-ES" w:eastAsia="es-ES"/>
               <w14:ligatures w14:val="standardContextual"/>
             </w:rPr>
           </w:pPr>
-          <w:hyperlink w:anchor="_Toc168324270" w:history="1">
+          <w:hyperlink w:anchor="_Toc230699461" w:history="1">
             <w:r>
               <w:rPr>
                 <w:rStyle w:val="Hyperlink"/>
@@ -3565,7 +3043,7 @@
                 <w:kern w:val="2"/>
                 <w:sz w:val="24"/>
                 <w:szCs w:val="24"/>
-                <w:lang w:eastAsia="es-AR"/>
+                <w:lang w:val="es-ES" w:eastAsia="es-ES"/>
                 <w14:ligatures w14:val="standardContextual"/>
               </w:rPr>
               <w:tab/>
@@ -3574,6 +3052,87 @@
               <w:rPr>
                 <w:rStyle w:val="Hyperlink"/>
               </w:rPr>
+              <w:t>Salidas</w:t>
+            </w:r>
+            <w:r>
+              <w:rPr>
+                <w:webHidden/>
+              </w:rPr>
+              <w:tab/>
+            </w:r>
+            <w:r>
+              <w:rPr>
+                <w:webHidden/>
+              </w:rPr>
+              <w:fldChar w:fldCharType="begin"/>
+            </w:r>
+            <w:r>
+              <w:rPr>
+                <w:webHidden/>
+              </w:rPr>
+              <w:instrText xml:space="preserve"> PAGEREF _Toc230699461 \h </w:instrText>
+            </w:r>
+            <w:r>
+              <w:rPr>
+                <w:webHidden/>
+              </w:rPr>
+            </w:r>
+            <w:r>
+              <w:rPr>
+                <w:webHidden/>
+              </w:rPr>
+              <w:fldChar w:fldCharType="separate"/>
+            </w:r>
+            <w:r>
+              <w:rPr>
+                <w:webHidden/>
+              </w:rPr>
+              <w:t>4</w:t>
+            </w:r>
+            <w:r>
+              <w:rPr>
+                <w:webHidden/>
+              </w:rPr>
+              <w:fldChar w:fldCharType="end"/>
+            </w:r>
+          </w:hyperlink>
+        </w:p>
+        <w:p>
+          <w:pPr>
+            <w:pStyle w:val="TOC2"/>
+            <w:rPr>
+              <w:rFonts w:asciiTheme="minorHAnsi" w:eastAsiaTheme="minorEastAsia" w:hAnsiTheme="minorHAnsi" w:cstheme="minorBidi"/>
+              <w:color w:val="auto"/>
+              <w:kern w:val="2"/>
+              <w:sz w:val="24"/>
+              <w:szCs w:val="24"/>
+              <w:lang w:val="es-ES" w:eastAsia="es-ES"/>
+              <w14:ligatures w14:val="standardContextual"/>
+            </w:rPr>
+          </w:pPr>
+          <w:hyperlink w:anchor="_Toc230699462" w:history="1">
+            <w:r>
+              <w:rPr>
+                <w:rStyle w:val="Hyperlink"/>
+              </w:rPr>
+              <w:t>2.7</w:t>
+            </w:r>
+            <w:r>
+              <w:rPr>
+                <w:rFonts w:asciiTheme="minorHAnsi" w:eastAsiaTheme="minorEastAsia" w:hAnsiTheme="minorHAnsi" w:cstheme="minorBidi"/>
+                <w:color w:val="auto"/>
+                <w:kern w:val="2"/>
+                <w:sz w:val="24"/>
+                <w:szCs w:val="24"/>
+                <w:lang w:val="es-ES" w:eastAsia="es-ES"/>
+                <w14:ligatures w14:val="standardContextual"/>
+              </w:rPr>
+              <w:tab/>
+            </w:r>
+            <w:r>
+              <w:rPr>
+                <w:rStyle w:val="Hyperlink"/>
+              </w:rPr>
               <w:t>Precondiciones</w:t>
             </w:r>
             <w:r>
@@ -3592,7 +3151,7 @@
               <w:rPr>
                 <w:webHidden/>
               </w:rPr>
-              <w:instrText xml:space="preserve"> PAGEREF _Toc168324270 \h </w:instrText>
+              <w:instrText xml:space="preserve"> PAGEREF _Toc230699462 \h </w:instrText>
             </w:r>
             <w:r>
               <w:rPr>
@@ -3609,7 +3168,7 @@
               <w:rPr>
                 <w:webHidden/>
               </w:rPr>
-              <w:t>5</w:t>
+              <w:t>4</w:t>
             </w:r>
             <w:r>
               <w:rPr>
@@ -3629,11 +3188,11 @@
               <w:kern w:val="2"/>
               <w:sz w:val="24"/>
               <w:szCs w:val="24"/>
-              <w:lang w:eastAsia="es-AR"/>
+              <w:lang w:val="es-ES" w:eastAsia="es-ES"/>
               <w14:ligatures w14:val="standardContextual"/>
             </w:rPr>
           </w:pPr>
-          <w:hyperlink w:anchor="_Toc168324271" w:history="1">
+          <w:hyperlink w:anchor="_Toc230699463" w:history="1">
             <w:r>
               <w:rPr>
                 <w:rStyle w:val="Hyperlink"/>
@@ -3649,7 +3208,7 @@
                 <w:kern w:val="2"/>
                 <w:sz w:val="24"/>
                 <w:szCs w:val="24"/>
-                <w:lang w:eastAsia="es-AR"/>
+                <w:lang w:val="es-ES" w:eastAsia="es-ES"/>
                 <w14:ligatures w14:val="standardContextual"/>
               </w:rPr>
               <w:tab/>
@@ -3677,7 +3236,7 @@
               <w:rPr>
                 <w:webHidden/>
               </w:rPr>
-              <w:instrText xml:space="preserve"> PAGEREF _Toc168324271 \h </w:instrText>
+              <w:instrText xml:space="preserve"> PAGEREF _Toc230699463 \h </w:instrText>
             </w:r>
             <w:r>
               <w:rPr>
@@ -3713,11 +3272,11 @@
               <w:kern w:val="2"/>
               <w:sz w:val="24"/>
               <w:szCs w:val="24"/>
-              <w:lang w:eastAsia="es-AR"/>
+              <w:lang w:val="es-ES" w:eastAsia="es-ES"/>
               <w14:ligatures w14:val="standardContextual"/>
             </w:rPr>
           </w:pPr>
-          <w:hyperlink w:anchor="_Toc168324272" w:history="1">
+          <w:hyperlink w:anchor="_Toc230699464" w:history="1">
             <w:r>
               <w:rPr>
                 <w:rStyle w:val="Hyperlink"/>
@@ -3731,7 +3290,7 @@
                 <w:kern w:val="2"/>
                 <w:sz w:val="24"/>
                 <w:szCs w:val="24"/>
-                <w:lang w:eastAsia="es-AR"/>
+                <w:lang w:val="es-ES" w:eastAsia="es-ES"/>
                 <w14:ligatures w14:val="standardContextual"/>
               </w:rPr>
               <w:tab/>
@@ -3740,7 +3299,7 @@
               <w:rPr>
                 <w:rStyle w:val="Hyperlink"/>
               </w:rPr>
-              <w:t>Cruce información</w:t>
+              <w:t>{{fase.tituloFase}}</w:t>
             </w:r>
             <w:r>
               <w:rPr>
@@ -3758,7 +3317,7 @@
               <w:rPr>
                 <w:webHidden/>
               </w:rPr>
-              <w:instrText xml:space="preserve"> PAGEREF _Toc168324272 \h </w:instrText>
+              <w:instrText xml:space="preserve"> PAGEREF _Toc230699464 \h </w:instrText>
             </w:r>
             <w:r>
               <w:rPr>
@@ -3794,11 +3353,11 @@
               <w:kern w:val="2"/>
               <w:sz w:val="24"/>
               <w:szCs w:val="24"/>
-              <w:lang w:eastAsia="es-AR"/>
+              <w:lang w:val="es-ES" w:eastAsia="es-ES"/>
               <w14:ligatures w14:val="standardContextual"/>
             </w:rPr>
           </w:pPr>
-          <w:hyperlink w:anchor="_Toc168324273" w:history="1">
+          <w:hyperlink w:anchor="_Toc230699465" w:history="1">
             <w:r>
               <w:rPr>
                 <w:rStyle w:val="Hyperlink"/>
@@ -3812,7 +3371,7 @@
                 <w:kern w:val="2"/>
                 <w:sz w:val="24"/>
                 <w:szCs w:val="24"/>
-                <w:lang w:eastAsia="es-AR"/>
+                <w:lang w:val="es-ES" w:eastAsia="es-ES"/>
                 <w14:ligatures w14:val="standardContextual"/>
               </w:rPr>
               <w:tab/>
@@ -3821,7 +3380,7 @@
               <w:rPr>
                 <w:rStyle w:val="Hyperlink"/>
               </w:rPr>
-              <w:t>Notificación final del Bot</w:t>
+              <w:t>Notificación fina del Bot</w:t>
             </w:r>
             <w:r>
               <w:rPr>
@@ -3839,7 +3398,7 @@
               <w:rPr>
                 <w:webHidden/>
               </w:rPr>
-              <w:instrText xml:space="preserve"> PAGEREF _Toc168324273 \h </w:instrText>
+              <w:instrText xml:space="preserve"> PAGEREF _Toc230699465 \h </w:instrText>
             </w:r>
             <w:r>
               <w:rPr>
@@ -3856,7 +3415,7 @@
               <w:rPr>
                 <w:webHidden/>
               </w:rPr>
-              <w:t>9</w:t>
+              <w:t>6</w:t>
             </w:r>
             <w:r>
               <w:rPr>
@@ -3875,11 +3434,11 @@
               <w:kern w:val="2"/>
               <w:sz w:val="24"/>
               <w:szCs w:val="24"/>
-              <w:lang w:eastAsia="es-AR"/>
+              <w:lang w:val="es-ES" w:eastAsia="es-ES"/>
               <w14:ligatures w14:val="standardContextual"/>
             </w:rPr>
           </w:pPr>
-          <w:hyperlink w:anchor="_Toc168324274" w:history="1">
+          <w:hyperlink w:anchor="_Toc230699466" w:history="1">
             <w:r>
               <w:rPr>
                 <w:rStyle w:val="Hyperlink"/>
@@ -3893,7 +3452,7 @@
                 <w:kern w:val="2"/>
                 <w:sz w:val="24"/>
                 <w:szCs w:val="24"/>
-                <w:lang w:eastAsia="es-AR"/>
+                <w:lang w:val="es-ES" w:eastAsia="es-ES"/>
                 <w14:ligatures w14:val="standardContextual"/>
               </w:rPr>
               <w:tab/>
@@ -3920,7 +3479,7 @@
               <w:rPr>
                 <w:webHidden/>
               </w:rPr>
-              <w:instrText xml:space="preserve"> PAGEREF _Toc168324274 \h </w:instrText>
+              <w:instrText xml:space="preserve"> PAGEREF _Toc230699466 \h </w:instrText>
             </w:r>
             <w:r>
               <w:rPr>
@@ -3937,7 +3496,7 @@
               <w:rPr>
                 <w:webHidden/>
               </w:rPr>
-              <w:t>11</w:t>
+              <w:t>7</w:t>
             </w:r>
             <w:r>
               <w:rPr>
@@ -3957,11 +3516,11 @@
               <w:kern w:val="2"/>
               <w:sz w:val="24"/>
               <w:szCs w:val="24"/>
-              <w:lang w:eastAsia="es-AR"/>
+              <w:lang w:val="es-ES" w:eastAsia="es-ES"/>
               <w14:ligatures w14:val="standardContextual"/>
             </w:rPr>
           </w:pPr>
-          <w:hyperlink w:anchor="_Toc168324275" w:history="1">
+          <w:hyperlink w:anchor="_Toc230699467" w:history="1">
             <w:r>
               <w:rPr>
                 <w:rStyle w:val="Hyperlink"/>
@@ -3977,7 +3536,7 @@
                 <w:kern w:val="2"/>
                 <w:sz w:val="24"/>
                 <w:szCs w:val="24"/>
-                <w:lang w:eastAsia="es-AR"/>
+                <w:lang w:val="es-ES" w:eastAsia="es-ES"/>
                 <w14:ligatures w14:val="standardContextual"/>
               </w:rPr>
               <w:tab/>
@@ -4005,7 +3564,7 @@
               <w:rPr>
                 <w:webHidden/>
               </w:rPr>
-              <w:instrText xml:space="preserve"> PAGEREF _Toc168324275 \h </w:instrText>
+              <w:instrText xml:space="preserve"> PAGEREF _Toc230699467 \h </w:instrText>
             </w:r>
             <w:r>
               <w:rPr>
@@ -4022,7 +3581,7 @@
               <w:rPr>
                 <w:webHidden/>
               </w:rPr>
-              <w:t>12</w:t>
+              <w:t>8</w:t>
             </w:r>
             <w:r>
               <w:rPr>
@@ -4041,11 +3600,11 @@
               <w:kern w:val="2"/>
               <w:sz w:val="24"/>
               <w:szCs w:val="24"/>
-              <w:lang w:eastAsia="es-AR"/>
+              <w:lang w:val="es-ES" w:eastAsia="es-ES"/>
               <w14:ligatures w14:val="standardContextual"/>
             </w:rPr>
           </w:pPr>
-          <w:hyperlink w:anchor="_Toc168324276" w:history="1">
+          <w:hyperlink w:anchor="_Toc230699468" w:history="1">
             <w:r>
               <w:rPr>
                 <w:rStyle w:val="Hyperlink"/>
@@ -4059,7 +3618,7 @@
                 <w:kern w:val="2"/>
                 <w:sz w:val="24"/>
                 <w:szCs w:val="24"/>
-                <w:lang w:eastAsia="es-AR"/>
+                <w:lang w:val="es-ES" w:eastAsia="es-ES"/>
                 <w14:ligatures w14:val="standardContextual"/>
               </w:rPr>
               <w:tab/>
@@ -4086,7 +3645,7 @@
               <w:rPr>
                 <w:webHidden/>
               </w:rPr>
-              <w:instrText xml:space="preserve"> PAGEREF _Toc168324276 \h </w:instrText>
+              <w:instrText xml:space="preserve"> PAGEREF _Toc230699468 \h </w:instrText>
             </w:r>
             <w:r>
               <w:rPr>
@@ -4103,7 +3662,7 @@
               <w:rPr>
                 <w:webHidden/>
               </w:rPr>
-              <w:t>12</w:t>
+              <w:t>8</w:t>
             </w:r>
             <w:r>
               <w:rPr>
@@ -4122,11 +3681,11 @@
               <w:kern w:val="2"/>
               <w:sz w:val="24"/>
               <w:szCs w:val="24"/>
-              <w:lang w:eastAsia="es-AR"/>
+              <w:lang w:val="es-ES" w:eastAsia="es-ES"/>
               <w14:ligatures w14:val="standardContextual"/>
             </w:rPr>
           </w:pPr>
-          <w:hyperlink w:anchor="_Toc168324277" w:history="1">
+          <w:hyperlink w:anchor="_Toc230699469" w:history="1">
             <w:r>
               <w:rPr>
                 <w:rStyle w:val="Hyperlink"/>
@@ -4140,7 +3699,7 @@
                 <w:kern w:val="2"/>
                 <w:sz w:val="24"/>
                 <w:szCs w:val="24"/>
-                <w:lang w:eastAsia="es-AR"/>
+                <w:lang w:val="es-ES" w:eastAsia="es-ES"/>
                 <w14:ligatures w14:val="standardContextual"/>
               </w:rPr>
               <w:tab/>
@@ -4167,7 +3726,7 @@
               <w:rPr>
                 <w:webHidden/>
               </w:rPr>
-              <w:instrText xml:space="preserve"> PAGEREF _Toc168324277 \h </w:instrText>
+              <w:instrText xml:space="preserve"> PAGEREF _Toc230699469 \h </w:instrText>
             </w:r>
             <w:r>
               <w:rPr>
@@ -4184,7 +3743,7 @@
               <w:rPr>
                 <w:webHidden/>
               </w:rPr>
-              <w:t>12</w:t>
+              <w:t>8</w:t>
             </w:r>
             <w:r>
               <w:rPr>
@@ -4204,11 +3763,11 @@
               <w:kern w:val="2"/>
               <w:sz w:val="24"/>
               <w:szCs w:val="24"/>
-              <w:lang w:eastAsia="es-AR"/>
+              <w:lang w:val="es-ES" w:eastAsia="es-ES"/>
               <w14:ligatures w14:val="standardContextual"/>
             </w:rPr>
           </w:pPr>
-          <w:hyperlink w:anchor="_Toc168324278" w:history="1">
+          <w:hyperlink w:anchor="_Toc230699470" w:history="1">
             <w:r>
               <w:rPr>
                 <w:rStyle w:val="Hyperlink"/>
@@ -4224,7 +3783,7 @@
                 <w:kern w:val="2"/>
                 <w:sz w:val="24"/>
                 <w:szCs w:val="24"/>
-                <w:lang w:eastAsia="es-AR"/>
+                <w:lang w:val="es-ES" w:eastAsia="es-ES"/>
                 <w14:ligatures w14:val="standardContextual"/>
               </w:rPr>
               <w:tab/>
@@ -4252,7 +3811,7 @@
               <w:rPr>
                 <w:webHidden/>
               </w:rPr>
-              <w:instrText xml:space="preserve"> PAGEREF _Toc168324278 \h </w:instrText>
+              <w:instrText xml:space="preserve"> PAGEREF _Toc230699470 \h </w:instrText>
             </w:r>
             <w:r>
               <w:rPr>
@@ -4269,7 +3828,7 @@
               <w:rPr>
                 <w:webHidden/>
               </w:rPr>
-              <w:t>14</w:t>
+              <w:t>9</w:t>
             </w:r>
             <w:r>
               <w:rPr>
@@ -4288,11 +3847,11 @@
               <w:kern w:val="2"/>
               <w:sz w:val="24"/>
               <w:szCs w:val="24"/>
-              <w:lang w:eastAsia="es-AR"/>
+              <w:lang w:val="es-ES" w:eastAsia="es-ES"/>
               <w14:ligatures w14:val="standardContextual"/>
             </w:rPr>
           </w:pPr>
-          <w:hyperlink w:anchor="_Toc168324279" w:history="1">
+          <w:hyperlink w:anchor="_Toc230699471" w:history="1">
             <w:r>
               <w:rPr>
                 <w:rStyle w:val="Hyperlink"/>
@@ -4306,7 +3865,7 @@
                 <w:kern w:val="2"/>
                 <w:sz w:val="24"/>
                 <w:szCs w:val="24"/>
-                <w:lang w:eastAsia="es-AR"/>
+                <w:lang w:val="es-ES" w:eastAsia="es-ES"/>
                 <w14:ligatures w14:val="standardContextual"/>
               </w:rPr>
               <w:tab/>
@@ -4333,7 +3892,7 @@
               <w:rPr>
                 <w:webHidden/>
               </w:rPr>
-              <w:instrText xml:space="preserve"> PAGEREF _Toc168324279 \h </w:instrText>
+              <w:instrText xml:space="preserve"> PAGEREF _Toc230699471 \h </w:instrText>
             </w:r>
             <w:r>
               <w:rPr>
@@ -4350,7 +3909,7 @@
               <w:rPr>
                 <w:webHidden/>
               </w:rPr>
-              <w:t>14</w:t>
+              <w:t>9</w:t>
             </w:r>
             <w:r>
               <w:rPr>
@@ -4369,11 +3928,11 @@
               <w:kern w:val="2"/>
               <w:sz w:val="24"/>
               <w:szCs w:val="24"/>
-              <w:lang w:eastAsia="es-AR"/>
+              <w:lang w:val="es-ES" w:eastAsia="es-ES"/>
               <w14:ligatures w14:val="standardContextual"/>
             </w:rPr>
           </w:pPr>
-          <w:hyperlink w:anchor="_Toc168324280" w:history="1">
+          <w:hyperlink w:anchor="_Toc230699472" w:history="1">
             <w:r>
               <w:rPr>
                 <w:rStyle w:val="Hyperlink"/>
@@ -4387,7 +3946,7 @@
                 <w:kern w:val="2"/>
                 <w:sz w:val="24"/>
                 <w:szCs w:val="24"/>
-                <w:lang w:eastAsia="es-AR"/>
+                <w:lang w:val="es-ES" w:eastAsia="es-ES"/>
                 <w14:ligatures w14:val="standardContextual"/>
               </w:rPr>
               <w:tab/>
@@ -4414,7 +3973,7 @@
               <w:rPr>
                 <w:webHidden/>
               </w:rPr>
-              <w:instrText xml:space="preserve"> PAGEREF _Toc168324280 \h </w:instrText>
+              <w:instrText xml:space="preserve"> PAGEREF _Toc230699472 \h </w:instrText>
             </w:r>
             <w:r>
               <w:rPr>
@@ -4431,7 +3990,7 @@
               <w:rPr>
                 <w:webHidden/>
               </w:rPr>
-              <w:t>14</w:t>
+              <w:t>9</w:t>
             </w:r>
             <w:r>
               <w:rPr>
@@ -4486,7 +4045,7 @@
       <w:bookmarkStart w:id="9" w:name="_Toc1706077670"/>
       <w:bookmarkStart w:id="10" w:name="_Toc1344938608"/>
       <w:bookmarkStart w:id="11" w:name="_Toc757564981"/>
-      <w:bookmarkStart w:id="12" w:name="_Toc168324264"/>
+      <w:bookmarkStart w:id="12" w:name="_Toc230699455"/>
       <w:bookmarkEnd w:id="0"/>
       <w:bookmarkEnd w:id="1"/>
       <w:bookmarkEnd w:id="2"/>
@@ -4516,11 +4075,12 @@
     <w:p>
       <w:pPr>
         <w:pStyle w:val="Heading2"/>
+        <w:spacing w:before="0"/>
       </w:pPr>
       <w:bookmarkStart w:id="13" w:name="_Toc1144896120"/>
       <w:bookmarkStart w:id="14" w:name="_Toc2079226559"/>
       <w:bookmarkStart w:id="15" w:name="_Toc1677232689"/>
-      <w:bookmarkStart w:id="16" w:name="_Toc168324265"/>
+      <w:bookmarkStart w:id="16" w:name="_Toc230699456"/>
       <w:r>
         <w:t>Propósito del Proceso</w:t>
       </w:r>
@@ -4532,7 +4092,7 @@
     <w:p>
       <w:pPr>
         <w:spacing w:before="123"/>
-        <w:ind w:left="160" w:right="236"/>
+        <w:ind w:right="236"/>
         <w:rPr>
           <w:color w:val="7E7E7E"/>
         </w:rPr>
@@ -4584,6 +4144,7 @@
           <w:lang w:eastAsia="en-US"/>
         </w:rPr>
       </w:pPr>
+      <w:bookmarkStart w:id="17" w:name="_Toc230699457"/>
       <w:r>
         <w:rPr>
           <w:lang w:eastAsia="en-US"/>
@@ -4602,6 +4163,7 @@
         </w:rPr>
         <w:t xml:space="preserve"> level (Solución automatización)</w:t>
       </w:r>
+      <w:bookmarkEnd w:id="17"/>
     </w:p>
     <w:p>
       <w:pPr>
@@ -4659,14 +4221,14 @@
           <w:lang w:eastAsia="en-US"/>
         </w:rPr>
       </w:pPr>
-      <w:bookmarkStart w:id="17" w:name="_Toc168324266"/>
+      <w:bookmarkStart w:id="18" w:name="_Toc230699458"/>
       <w:r>
         <w:rPr>
           <w:lang w:eastAsia="en-US"/>
         </w:rPr>
         <w:t>Diagrama de flujo – Low level (Solución automatización)</w:t>
       </w:r>
-      <w:bookmarkEnd w:id="17"/>
+      <w:bookmarkEnd w:id="18"/>
     </w:p>
     <w:p>
       <w:pPr>
@@ -4724,91 +4286,492 @@
           <w:rFonts w:eastAsia="Segoe UI"/>
         </w:rPr>
       </w:pPr>
-      <w:bookmarkStart w:id="18" w:name="_Toc361053176"/>
-      <w:bookmarkStart w:id="19" w:name="_Toc258487844"/>
-      <w:bookmarkStart w:id="20" w:name="_Toc1021448858"/>
-      <w:bookmarkStart w:id="21" w:name="_Toc168324268"/>
+      <w:bookmarkStart w:id="19" w:name="_Toc361053176"/>
+      <w:bookmarkStart w:id="20" w:name="_Toc258487844"/>
+      <w:bookmarkStart w:id="21" w:name="_Toc1021448858"/>
+      <w:bookmarkStart w:id="22" w:name="_Toc230699459"/>
+      <w:r>
+        <w:rPr>
+          <w:rFonts w:eastAsia="Segoe UI"/>
+        </w:rPr>
+        <w:t>Sistemas involucrados</w:t>
+      </w:r>
+      <w:bookmarkEnd w:id="22"/>
+    </w:p>
+    <w:p>
+      <w:pPr>
+        <w:pStyle w:val="NormalWeb"/>
+        <w:spacing w:before="0" w:beforeAutospacing="0" w:after="160" w:afterAutospacing="0"/>
+        <w:rPr>
+          <w:rFonts w:ascii="Segoe UI" w:eastAsia="SimSun" w:hAnsi="Segoe UI"/>
+          <w:szCs w:val="22"/>
+          <w:lang w:eastAsia="zh-CN"/>
+        </w:rPr>
+      </w:pPr>
+      <w:r>
+        <w:rPr>
+          <w:rFonts w:ascii="Segoe UI" w:eastAsia="SimSun" w:hAnsi="Segoe UI"/>
+          <w:szCs w:val="22"/>
+          <w:lang w:eastAsia="zh-CN"/>
+        </w:rPr>
+        <w:t>Los siguientes sistemas son los involucrados en el proceso</w:t>
+      </w:r>
+    </w:p>
+    <w:tbl>
+      <w:tblPr>
+        <w:tblStyle w:val="GridTable4-Accent6"/>
+        <w:tblW w:w="9726" w:type="dxa"/>
+        <w:tblLook w:val="04A0" w:firstRow="1" w:lastRow="0" w:firstColumn="1" w:lastColumn="0" w:noHBand="0" w:noVBand="1"/>
+      </w:tblPr>
+      <w:tblGrid>
+        <w:gridCol w:w="3246"/>
+        <w:gridCol w:w="4896"/>
+        <w:gridCol w:w="1584"/>
+      </w:tblGrid>
+      <w:tr>
+        <w:trPr>
+          <w:cnfStyle w:val="100000000000" w:firstRow="1" w:lastRow="0" w:firstColumn="0" w:lastColumn="0" w:oddVBand="0" w:evenVBand="0" w:oddHBand="0" w:evenHBand="0" w:firstRowFirstColumn="0" w:firstRowLastColumn="0" w:lastRowFirstColumn="0" w:lastRowLastColumn="0"/>
+        </w:trPr>
+        <w:tc>
+          <w:tcPr>
+            <w:cnfStyle w:val="001000000000" w:firstRow="0" w:lastRow="0" w:firstColumn="1" w:lastColumn="0" w:oddVBand="0" w:evenVBand="0" w:oddHBand="0" w:evenHBand="0" w:firstRowFirstColumn="0" w:firstRowLastColumn="0" w:lastRowFirstColumn="0" w:lastRowLastColumn="0"/>
+            <w:tcW w:w="3246" w:type="dxa"/>
+          </w:tcPr>
+          <w:p>
+            <w:pPr>
+              <w:spacing w:before="80" w:after="80"/>
+              <w:jc w:val="center"/>
+              <w:rPr>
+                <w:rFonts w:cs="Segoe UI"/>
+                <w:color w:val="auto"/>
+                <w:sz w:val="18"/>
+                <w:szCs w:val="18"/>
+              </w:rPr>
+            </w:pPr>
+            <w:r>
+              <w:rPr>
+                <w:rFonts w:cs="Segoe UI"/>
+                <w:color w:val="auto"/>
+                <w:sz w:val="18"/>
+                <w:szCs w:val="18"/>
+              </w:rPr>
+              <w:t>Sistema</w:t>
+            </w:r>
+          </w:p>
+        </w:tc>
+        <w:tc>
+          <w:tcPr>
+            <w:tcW w:w="4896" w:type="dxa"/>
+          </w:tcPr>
+          <w:p>
+            <w:pPr>
+              <w:spacing w:before="80" w:after="80"/>
+              <w:jc w:val="center"/>
+              <w:cnfStyle w:val="100000000000" w:firstRow="1" w:lastRow="0" w:firstColumn="0" w:lastColumn="0" w:oddVBand="0" w:evenVBand="0" w:oddHBand="0" w:evenHBand="0" w:firstRowFirstColumn="0" w:firstRowLastColumn="0" w:lastRowFirstColumn="0" w:lastRowLastColumn="0"/>
+              <w:rPr>
+                <w:rFonts w:cs="Segoe UI"/>
+                <w:color w:val="auto"/>
+                <w:sz w:val="18"/>
+                <w:szCs w:val="18"/>
+              </w:rPr>
+            </w:pPr>
+            <w:r>
+              <w:rPr>
+                <w:rFonts w:cs="Segoe UI"/>
+                <w:color w:val="auto"/>
+                <w:sz w:val="18"/>
+                <w:szCs w:val="18"/>
+              </w:rPr>
+              <w:t>Descripción</w:t>
+            </w:r>
+          </w:p>
+        </w:tc>
+        <w:tc>
+          <w:tcPr>
+            <w:tcW w:w="1584" w:type="dxa"/>
+          </w:tcPr>
+          <w:p>
+            <w:pPr>
+              <w:spacing w:before="80" w:after="80"/>
+              <w:jc w:val="center"/>
+              <w:cnfStyle w:val="100000000000" w:firstRow="1" w:lastRow="0" w:firstColumn="0" w:lastColumn="0" w:oddVBand="0" w:evenVBand="0" w:oddHBand="0" w:evenHBand="0" w:firstRowFirstColumn="0" w:firstRowLastColumn="0" w:lastRowFirstColumn="0" w:lastRowLastColumn="0"/>
+              <w:rPr>
+                <w:rFonts w:cs="Segoe UI"/>
+                <w:color w:val="auto"/>
+                <w:sz w:val="18"/>
+                <w:szCs w:val="18"/>
+              </w:rPr>
+            </w:pPr>
+            <w:r>
+              <w:rPr>
+                <w:rFonts w:cs="Segoe UI"/>
+                <w:color w:val="auto"/>
+                <w:sz w:val="18"/>
+                <w:szCs w:val="18"/>
+              </w:rPr>
+              <w:t>Detalle</w:t>
+            </w:r>
+          </w:p>
+        </w:tc>
+      </w:tr>
+      <w:tr>
+        <w:trPr>
+          <w:cnfStyle w:val="000000100000" w:firstRow="0" w:lastRow="0" w:firstColumn="0" w:lastColumn="0" w:oddVBand="0" w:evenVBand="0" w:oddHBand="1" w:evenHBand="0" w:firstRowFirstColumn="0" w:firstRowLastColumn="0" w:lastRowFirstColumn="0" w:lastRowLastColumn="0"/>
+        </w:trPr>
+        <w:tc>
+          <w:tcPr>
+            <w:cnfStyle w:val="001000000000" w:firstRow="0" w:lastRow="0" w:firstColumn="1" w:lastColumn="0" w:oddVBand="0" w:evenVBand="0" w:oddHBand="0" w:evenHBand="0" w:firstRowFirstColumn="0" w:firstRowLastColumn="0" w:lastRowFirstColumn="0" w:lastRowLastColumn="0"/>
+            <w:tcW w:w="3246" w:type="dxa"/>
+          </w:tcPr>
+          <w:p>
+            <w:pPr>
+              <w:spacing w:before="80" w:after="80"/>
+              <w:jc w:val="left"/>
+              <w:rPr>
+                <w:rFonts w:cs="Segoe UI"/>
+                <w:b w:val="0"/>
+                <w:bCs w:val="0"/>
+                <w:lang w:val="en-US"/>
+              </w:rPr>
+            </w:pPr>
+            <w:r>
+              <w:rPr>
+                <w:rFonts w:cs="Segoe UI"/>
+                <w:b w:val="0"/>
+                <w:bCs w:val="0"/>
+                <w:lang w:val="en-US"/>
+              </w:rPr>
+              <w:t>{</w:t>
+            </w:r>
+            <w:r>
+              <w:rPr>
+                <w:rFonts w:cs="Segoe UI"/>
+                <w:b w:val="0"/>
+                <w:bCs w:val="0"/>
+                <w:lang w:val="en-US"/>
+              </w:rPr>
+              <w:t xml:space="preserve">%tr for s in </w:t>
+            </w:r>
+            <w:proofErr w:type="spellStart"/>
+            <w:r>
+              <w:rPr>
+                <w:rFonts w:cs="Segoe UI"/>
+                <w:b w:val="0"/>
+                <w:bCs w:val="0"/>
+                <w:lang w:val="en-US"/>
+              </w:rPr>
+              <w:t>sistemas</w:t>
+            </w:r>
+            <w:r>
+              <w:rPr>
+                <w:rFonts w:cs="Segoe UI"/>
+                <w:b w:val="0"/>
+                <w:bCs w:val="0"/>
+                <w:lang w:val="en-US"/>
+              </w:rPr>
+              <w:t>Involucrados</w:t>
+            </w:r>
+            <w:proofErr w:type="spellEnd"/>
+            <w:r>
+              <w:rPr>
+                <w:rFonts w:cs="Segoe UI"/>
+                <w:b w:val="0"/>
+                <w:bCs w:val="0"/>
+                <w:lang w:val="en-US"/>
+              </w:rPr>
+              <w:t>%}</w:t>
+            </w:r>
+          </w:p>
+        </w:tc>
+        <w:tc>
+          <w:tcPr>
+            <w:tcW w:w="4896" w:type="dxa"/>
+          </w:tcPr>
+          <w:p>
+            <w:pPr>
+              <w:spacing w:before="80" w:after="80"/>
+              <w:jc w:val="center"/>
+              <w:cnfStyle w:val="000000100000" w:firstRow="0" w:lastRow="0" w:firstColumn="0" w:lastColumn="0" w:oddVBand="0" w:evenVBand="0" w:oddHBand="1" w:evenHBand="0" w:firstRowFirstColumn="0" w:firstRowLastColumn="0" w:lastRowFirstColumn="0" w:lastRowLastColumn="0"/>
+              <w:rPr>
+                <w:rFonts w:cs="Segoe UI"/>
+                <w:lang w:val="en-US"/>
+              </w:rPr>
+            </w:pPr>
+          </w:p>
+        </w:tc>
+        <w:tc>
+          <w:tcPr>
+            <w:tcW w:w="1584" w:type="dxa"/>
+          </w:tcPr>
+          <w:p>
+            <w:pPr>
+              <w:spacing w:before="80" w:after="80"/>
+              <w:jc w:val="center"/>
+              <w:cnfStyle w:val="000000100000" w:firstRow="0" w:lastRow="0" w:firstColumn="0" w:lastColumn="0" w:oddVBand="0" w:evenVBand="0" w:oddHBand="1" w:evenHBand="0" w:firstRowFirstColumn="0" w:firstRowLastColumn="0" w:lastRowFirstColumn="0" w:lastRowLastColumn="0"/>
+              <w:rPr>
+                <w:rFonts w:cs="Segoe UI"/>
+                <w:lang w:val="en-US"/>
+              </w:rPr>
+            </w:pPr>
+          </w:p>
+        </w:tc>
+      </w:tr>
+      <w:tr>
+        <w:tc>
+          <w:tcPr>
+            <w:cnfStyle w:val="001000000000" w:firstRow="0" w:lastRow="0" w:firstColumn="1" w:lastColumn="0" w:oddVBand="0" w:evenVBand="0" w:oddHBand="0" w:evenHBand="0" w:firstRowFirstColumn="0" w:firstRowLastColumn="0" w:lastRowFirstColumn="0" w:lastRowLastColumn="0"/>
+            <w:tcW w:w="3246" w:type="dxa"/>
+          </w:tcPr>
+          <w:p>
+            <w:pPr>
+              <w:spacing w:before="80" w:after="80"/>
+              <w:rPr>
+                <w:rFonts w:cs="Segoe UI"/>
+                <w:b w:val="0"/>
+                <w:bCs w:val="0"/>
+              </w:rPr>
+            </w:pPr>
+            <w:r>
+              <w:rPr>
+                <w:rFonts w:cs="Segoe UI"/>
+                <w:b w:val="0"/>
+                <w:bCs w:val="0"/>
+              </w:rPr>
+              <w:t>{{</w:t>
+            </w:r>
+            <w:proofErr w:type="spellStart"/>
+            <w:r>
+              <w:rPr>
+                <w:rFonts w:cs="Segoe UI"/>
+                <w:b w:val="0"/>
+                <w:bCs w:val="0"/>
+              </w:rPr>
+              <w:t>s.</w:t>
+            </w:r>
+            <w:r>
+              <w:rPr>
+                <w:rFonts w:cs="Segoe UI"/>
+                <w:b w:val="0"/>
+                <w:bCs w:val="0"/>
+              </w:rPr>
+              <w:t>sistema</w:t>
+            </w:r>
+            <w:proofErr w:type="spellEnd"/>
+            <w:r>
+              <w:rPr>
+                <w:rFonts w:cs="Segoe UI"/>
+                <w:b w:val="0"/>
+                <w:bCs w:val="0"/>
+              </w:rPr>
+              <w:t>}}</w:t>
+            </w:r>
+          </w:p>
+        </w:tc>
+        <w:tc>
+          <w:tcPr>
+            <w:tcW w:w="4896" w:type="dxa"/>
+          </w:tcPr>
+          <w:p>
+            <w:pPr>
+              <w:spacing w:before="80" w:after="80"/>
+              <w:jc w:val="center"/>
+              <w:cnfStyle w:val="000000000000" w:firstRow="0" w:lastRow="0" w:firstColumn="0" w:lastColumn="0" w:oddVBand="0" w:evenVBand="0" w:oddHBand="0" w:evenHBand="0" w:firstRowFirstColumn="0" w:firstRowLastColumn="0" w:lastRowFirstColumn="0" w:lastRowLastColumn="0"/>
+              <w:rPr>
+                <w:rFonts w:cs="Segoe UI"/>
+              </w:rPr>
+            </w:pPr>
+            <w:r>
+              <w:rPr>
+                <w:rFonts w:cs="Segoe UI"/>
+              </w:rPr>
+              <w:t>{{</w:t>
+            </w:r>
+            <w:proofErr w:type="spellStart"/>
+            <w:r>
+              <w:rPr>
+                <w:rFonts w:cs="Segoe UI"/>
+              </w:rPr>
+              <w:t>s.descripcion</w:t>
+            </w:r>
+            <w:proofErr w:type="spellEnd"/>
+            <w:r>
+              <w:rPr>
+                <w:rFonts w:cs="Segoe UI"/>
+              </w:rPr>
+              <w:t>}}</w:t>
+            </w:r>
+          </w:p>
+        </w:tc>
+        <w:tc>
+          <w:tcPr>
+            <w:tcW w:w="1584" w:type="dxa"/>
+          </w:tcPr>
+          <w:p>
+            <w:pPr>
+              <w:spacing w:before="80" w:after="80"/>
+              <w:jc w:val="center"/>
+              <w:cnfStyle w:val="000000000000" w:firstRow="0" w:lastRow="0" w:firstColumn="0" w:lastColumn="0" w:oddVBand="0" w:evenVBand="0" w:oddHBand="0" w:evenHBand="0" w:firstRowFirstColumn="0" w:firstRowLastColumn="0" w:lastRowFirstColumn="0" w:lastRowLastColumn="0"/>
+              <w:rPr>
+                <w:rFonts w:cs="Segoe UI"/>
+              </w:rPr>
+            </w:pPr>
+            <w:r>
+              <w:rPr>
+                <w:rFonts w:cs="Segoe UI"/>
+              </w:rPr>
+              <w:t>{{</w:t>
+            </w:r>
+            <w:proofErr w:type="spellStart"/>
+            <w:r>
+              <w:rPr>
+                <w:rFonts w:cs="Segoe UI"/>
+              </w:rPr>
+              <w:t>s</w:t>
+            </w:r>
+            <w:r>
+              <w:rPr>
+                <w:rFonts w:cs="Segoe UI"/>
+              </w:rPr>
+              <w:t>.detalle</w:t>
+            </w:r>
+            <w:proofErr w:type="spellEnd"/>
+            <w:r>
+              <w:rPr>
+                <w:rFonts w:cs="Segoe UI"/>
+              </w:rPr>
+              <w:t>}}</w:t>
+            </w:r>
+          </w:p>
+        </w:tc>
+      </w:tr>
+      <w:tr>
+        <w:trPr>
+          <w:cnfStyle w:val="000000100000" w:firstRow="0" w:lastRow="0" w:firstColumn="0" w:lastColumn="0" w:oddVBand="0" w:evenVBand="0" w:oddHBand="1" w:evenHBand="0" w:firstRowFirstColumn="0" w:firstRowLastColumn="0" w:lastRowFirstColumn="0" w:lastRowLastColumn="0"/>
+        </w:trPr>
+        <w:tc>
+          <w:tcPr>
+            <w:cnfStyle w:val="001000000000" w:firstRow="0" w:lastRow="0" w:firstColumn="1" w:lastColumn="0" w:oddVBand="0" w:evenVBand="0" w:oddHBand="0" w:evenHBand="0" w:firstRowFirstColumn="0" w:firstRowLastColumn="0" w:lastRowFirstColumn="0" w:lastRowLastColumn="0"/>
+            <w:tcW w:w="3246" w:type="dxa"/>
+          </w:tcPr>
+          <w:p>
+            <w:pPr>
+              <w:spacing w:before="80" w:after="80"/>
+              <w:rPr>
+                <w:rFonts w:cs="Segoe UI"/>
+                <w:b w:val="0"/>
+                <w:bCs w:val="0"/>
+              </w:rPr>
+            </w:pPr>
+            <w:r>
+              <w:rPr>
+                <w:rFonts w:cs="Segoe UI"/>
+                <w:b w:val="0"/>
+                <w:bCs w:val="0"/>
+              </w:rPr>
+              <w:t>{%</w:t>
+            </w:r>
+            <w:proofErr w:type="spellStart"/>
+            <w:r>
+              <w:rPr>
+                <w:rFonts w:cs="Segoe UI"/>
+                <w:b w:val="0"/>
+                <w:bCs w:val="0"/>
+              </w:rPr>
+              <w:t>tr</w:t>
+            </w:r>
+            <w:proofErr w:type="spellEnd"/>
+            <w:r>
+              <w:rPr>
+                <w:rFonts w:cs="Segoe UI"/>
+                <w:b w:val="0"/>
+                <w:bCs w:val="0"/>
+              </w:rPr>
+              <w:t xml:space="preserve"> endfor %}</w:t>
+            </w:r>
+          </w:p>
+        </w:tc>
+        <w:tc>
+          <w:tcPr>
+            <w:tcW w:w="4896" w:type="dxa"/>
+          </w:tcPr>
+          <w:p>
+            <w:pPr>
+              <w:spacing w:before="80" w:after="80"/>
+              <w:jc w:val="center"/>
+              <w:cnfStyle w:val="000000100000" w:firstRow="0" w:lastRow="0" w:firstColumn="0" w:lastColumn="0" w:oddVBand="0" w:evenVBand="0" w:oddHBand="1" w:evenHBand="0" w:firstRowFirstColumn="0" w:firstRowLastColumn="0" w:lastRowFirstColumn="0" w:lastRowLastColumn="0"/>
+              <w:rPr>
+                <w:rFonts w:cs="Segoe UI"/>
+              </w:rPr>
+            </w:pPr>
+          </w:p>
+        </w:tc>
+        <w:tc>
+          <w:tcPr>
+            <w:tcW w:w="1584" w:type="dxa"/>
+          </w:tcPr>
+          <w:p>
+            <w:pPr>
+              <w:spacing w:before="80" w:after="80"/>
+              <w:jc w:val="center"/>
+              <w:cnfStyle w:val="000000100000" w:firstRow="0" w:lastRow="0" w:firstColumn="0" w:lastColumn="0" w:oddVBand="0" w:evenVBand="0" w:oddHBand="1" w:evenHBand="0" w:firstRowFirstColumn="0" w:firstRowLastColumn="0" w:lastRowFirstColumn="0" w:lastRowLastColumn="0"/>
+              <w:rPr>
+                <w:rFonts w:cs="Segoe UI"/>
+              </w:rPr>
+            </w:pPr>
+          </w:p>
+        </w:tc>
+      </w:tr>
+    </w:tbl>
+    <w:p/>
+    <w:p>
+      <w:pPr>
+        <w:pStyle w:val="Heading2"/>
+        <w:rPr>
+          <w:rFonts w:eastAsia="Segoe UI"/>
+        </w:rPr>
+      </w:pPr>
+      <w:bookmarkStart w:id="23" w:name="_Toc230699460"/>
       <w:r>
         <w:t>Entradas</w:t>
       </w:r>
-      <w:bookmarkEnd w:id="18"/>
       <w:bookmarkEnd w:id="19"/>
       <w:bookmarkEnd w:id="20"/>
       <w:bookmarkEnd w:id="21"/>
+      <w:bookmarkEnd w:id="23"/>
     </w:p>
     <w:p>
       <w:pPr>
         <w:pStyle w:val="NormalWeb"/>
-        <w:spacing w:before="0" w:beforeAutospacing="0" w:after="0" w:afterAutospacing="0" w:line="259" w:lineRule="auto"/>
+        <w:spacing w:before="0" w:beforeAutospacing="0" w:after="0" w:afterAutospacing="0"/>
         <w:rPr>
-          <w:rFonts w:eastAsia="Segoe UI" w:cs="Segoe UI"/>
-          <w:color w:val="808080" w:themeColor="background1" w:themeShade="80"/>
-          <w:sz w:val="20"/>
-          <w:szCs w:val="20"/>
+          <w:rFonts w:ascii="Segoe UI" w:eastAsia="SimSun" w:hAnsi="Segoe UI"/>
+          <w:szCs w:val="22"/>
+          <w:lang w:eastAsia="zh-CN"/>
         </w:rPr>
       </w:pPr>
       <w:r>
         <w:rPr>
-          <w:rFonts w:eastAsia="Segoe UI" w:cs="Segoe UI"/>
-          <w:color w:val="808080" w:themeColor="background1" w:themeShade="80"/>
-          <w:sz w:val="20"/>
-          <w:szCs w:val="20"/>
+          <w:rFonts w:ascii="Segoe UI" w:eastAsia="SimSun" w:hAnsi="Segoe UI"/>
+          <w:szCs w:val="22"/>
+          <w:lang w:eastAsia="zh-CN"/>
         </w:rPr>
         <w:t>{%</w:t>
       </w:r>
       <w:r>
         <w:rPr>
-          <w:rFonts w:eastAsia="Segoe UI" w:cs="Segoe UI"/>
-          <w:color w:val="808080" w:themeColor="background1" w:themeShade="80"/>
-          <w:sz w:val="20"/>
-          <w:szCs w:val="20"/>
+          <w:rFonts w:ascii="Segoe UI" w:eastAsia="SimSun" w:hAnsi="Segoe UI"/>
+          <w:szCs w:val="22"/>
+          <w:lang w:eastAsia="zh-CN"/>
         </w:rPr>
         <w:t>p</w:t>
       </w:r>
       <w:r>
         <w:rPr>
-          <w:rFonts w:eastAsia="Segoe UI" w:cs="Segoe UI"/>
-          <w:color w:val="808080" w:themeColor="background1" w:themeShade="80"/>
-          <w:sz w:val="20"/>
-          <w:szCs w:val="20"/>
+          <w:rFonts w:ascii="Segoe UI" w:eastAsia="SimSun" w:hAnsi="Segoe UI"/>
+          <w:szCs w:val="22"/>
+          <w:lang w:eastAsia="zh-CN"/>
         </w:rPr>
-        <w:t xml:space="preserve"> for </w:t>
-      </w:r>
-      <w:r>
-        <w:rPr>
-          <w:rFonts w:eastAsia="Segoe UI" w:cs="Segoe UI"/>
-          <w:color w:val="808080" w:themeColor="background1" w:themeShade="80"/>
-          <w:sz w:val="20"/>
-          <w:szCs w:val="20"/>
-        </w:rPr>
-        <w:t>entrada</w:t>
-      </w:r>
-      <w:r>
-        <w:rPr>
-          <w:rFonts w:eastAsia="Segoe UI" w:cs="Segoe UI"/>
-          <w:color w:val="808080" w:themeColor="background1" w:themeShade="80"/>
-          <w:sz w:val="20"/>
-          <w:szCs w:val="20"/>
-        </w:rPr>
-        <w:t xml:space="preserve"> in</w:t>
-      </w:r>
-      <w:r>
-        <w:rPr>
-          <w:rFonts w:eastAsia="Segoe UI" w:cs="Segoe UI"/>
-          <w:color w:val="808080" w:themeColor="background1" w:themeShade="80"/>
-          <w:sz w:val="20"/>
-          <w:szCs w:val="20"/>
-        </w:rPr>
-        <w:t xml:space="preserve"> entrada</w:t>
-      </w:r>
-      <w:r>
-        <w:rPr>
-          <w:rFonts w:eastAsia="Segoe UI" w:cs="Segoe UI"/>
-          <w:color w:val="808080" w:themeColor="background1" w:themeShade="80"/>
-          <w:sz w:val="20"/>
-          <w:szCs w:val="20"/>
-        </w:rPr>
-        <w:t>s %}</w:t>
+        <w:t xml:space="preserve"> for entrada in entradas %}</w:t>
       </w:r>
     </w:p>
     <w:p>
@@ -4816,80 +4779,59 @@
         <w:pStyle w:val="NormalWeb"/>
         <w:numPr>
           <w:ilvl w:val="0"/>
-          <w:numId w:val="49"/>
+          <w:numId w:val="15"/>
         </w:numPr>
-        <w:spacing w:before="0" w:beforeAutospacing="0" w:after="240" w:afterAutospacing="0" w:line="259" w:lineRule="auto"/>
-        <w:jc w:val="left"/>
+        <w:tabs>
+          <w:tab w:val="left" w:pos="450"/>
+        </w:tabs>
+        <w:spacing w:before="0" w:beforeAutospacing="0" w:after="160" w:afterAutospacing="0"/>
+        <w:ind w:left="450"/>
         <w:rPr>
-          <w:rFonts w:eastAsia="Segoe UI" w:cs="Segoe UI"/>
-          <w:color w:val="808080" w:themeColor="background1" w:themeShade="80"/>
-          <w:sz w:val="20"/>
-          <w:szCs w:val="20"/>
+          <w:rFonts w:ascii="Segoe UI" w:eastAsia="SimSun" w:hAnsi="Segoe UI"/>
+          <w:szCs w:val="22"/>
+          <w:lang w:eastAsia="zh-CN"/>
         </w:rPr>
       </w:pPr>
       <w:r>
         <w:rPr>
-          <w:rFonts w:eastAsia="Segoe UI" w:cs="Segoe UI"/>
-          <w:color w:val="808080" w:themeColor="background1" w:themeShade="80"/>
-          <w:sz w:val="20"/>
-          <w:szCs w:val="20"/>
+          <w:rFonts w:ascii="Segoe UI" w:eastAsia="SimSun" w:hAnsi="Segoe UI"/>
+          <w:szCs w:val="22"/>
+          <w:lang w:eastAsia="zh-CN"/>
         </w:rPr>
-        <w:t>{{</w:t>
-      </w:r>
-      <w:r>
-        <w:rPr>
-          <w:rFonts w:eastAsia="Segoe UI" w:cs="Segoe UI"/>
-          <w:color w:val="808080" w:themeColor="background1" w:themeShade="80"/>
-          <w:sz w:val="20"/>
-          <w:szCs w:val="20"/>
-        </w:rPr>
-        <w:t>entrada</w:t>
-      </w:r>
-      <w:r>
-        <w:rPr>
-          <w:rFonts w:eastAsia="Segoe UI" w:cs="Segoe UI"/>
-          <w:color w:val="808080" w:themeColor="background1" w:themeShade="80"/>
-          <w:sz w:val="20"/>
-          <w:szCs w:val="20"/>
-        </w:rPr>
-        <w:t>}}</w:t>
+        <w:t>{{entrada}}</w:t>
       </w:r>
     </w:p>
     <w:p>
       <w:pPr>
         <w:pStyle w:val="NormalWeb"/>
-        <w:spacing w:before="0" w:beforeAutospacing="0" w:after="0" w:afterAutospacing="0" w:line="259" w:lineRule="auto"/>
+        <w:spacing w:before="0" w:beforeAutospacing="0" w:after="160" w:afterAutospacing="0"/>
         <w:rPr>
-          <w:rFonts w:eastAsia="Segoe UI" w:cs="Segoe UI"/>
-          <w:color w:val="808080" w:themeColor="background1" w:themeShade="80"/>
-          <w:sz w:val="20"/>
-          <w:szCs w:val="20"/>
+          <w:rFonts w:ascii="Segoe UI" w:eastAsia="SimSun" w:hAnsi="Segoe UI"/>
+          <w:szCs w:val="22"/>
+          <w:lang w:eastAsia="zh-CN"/>
         </w:rPr>
       </w:pPr>
       <w:r>
         <w:rPr>
-          <w:rFonts w:eastAsia="Segoe UI" w:cs="Segoe UI"/>
-          <w:color w:val="808080" w:themeColor="background1" w:themeShade="80"/>
-          <w:sz w:val="20"/>
-          <w:szCs w:val="20"/>
+          <w:rFonts w:ascii="Segoe UI" w:eastAsia="SimSun" w:hAnsi="Segoe UI"/>
+          <w:szCs w:val="22"/>
+          <w:lang w:eastAsia="zh-CN"/>
         </w:rPr>
         <w:t>{%</w:t>
       </w:r>
       <w:r>
         <w:rPr>
-          <w:rFonts w:eastAsia="Segoe UI" w:cs="Segoe UI"/>
-          <w:color w:val="808080" w:themeColor="background1" w:themeShade="80"/>
-          <w:sz w:val="20"/>
-          <w:szCs w:val="20"/>
+          <w:rFonts w:ascii="Segoe UI" w:eastAsia="SimSun" w:hAnsi="Segoe UI"/>
+          <w:szCs w:val="22"/>
+          <w:lang w:eastAsia="zh-CN"/>
         </w:rPr>
         <w:t>p</w:t>
       </w:r>
       <w:r>
         <w:rPr>
-          <w:rFonts w:eastAsia="Segoe UI" w:cs="Segoe UI"/>
-          <w:color w:val="808080" w:themeColor="background1" w:themeShade="80"/>
-          <w:sz w:val="20"/>
-          <w:szCs w:val="20"/>
+          <w:rFonts w:ascii="Segoe UI" w:eastAsia="SimSun" w:hAnsi="Segoe UI"/>
+          <w:szCs w:val="22"/>
+          <w:lang w:eastAsia="zh-CN"/>
         </w:rPr>
         <w:t xml:space="preserve"> endfor %}</w:t>
       </w:r>
@@ -4898,94 +4840,54 @@
       <w:pPr>
         <w:pStyle w:val="Heading2"/>
       </w:pPr>
-      <w:bookmarkStart w:id="22" w:name="_Toc311805699"/>
-      <w:bookmarkStart w:id="23" w:name="_Toc1459339247"/>
-      <w:bookmarkStart w:id="24" w:name="_Toc1186964546"/>
-      <w:bookmarkStart w:id="25" w:name="_Toc168324269"/>
+      <w:bookmarkStart w:id="24" w:name="_Toc311805699"/>
+      <w:bookmarkStart w:id="25" w:name="_Toc1459339247"/>
+      <w:bookmarkStart w:id="26" w:name="_Toc1186964546"/>
+      <w:bookmarkStart w:id="27" w:name="_Toc230699461"/>
       <w:r>
         <w:t>Salida</w:t>
       </w:r>
       <w:r>
         <w:t>s</w:t>
       </w:r>
-      <w:bookmarkEnd w:id="22"/>
-      <w:bookmarkEnd w:id="23"/>
       <w:bookmarkEnd w:id="24"/>
       <w:bookmarkEnd w:id="25"/>
+      <w:bookmarkEnd w:id="26"/>
+      <w:bookmarkEnd w:id="27"/>
     </w:p>
     <w:p>
       <w:pPr>
         <w:pStyle w:val="NormalWeb"/>
         <w:spacing w:before="0" w:beforeAutospacing="0" w:after="0" w:afterAutospacing="0" w:line="259" w:lineRule="auto"/>
         <w:rPr>
-          <w:rFonts w:eastAsia="Segoe UI" w:cs="Segoe UI"/>
-          <w:color w:val="808080" w:themeColor="background1" w:themeShade="80"/>
-          <w:sz w:val="20"/>
-          <w:szCs w:val="20"/>
+          <w:rFonts w:ascii="Segoe UI" w:eastAsia="SimSun" w:hAnsi="Segoe UI"/>
+          <w:szCs w:val="22"/>
+          <w:lang w:eastAsia="zh-CN"/>
         </w:rPr>
       </w:pPr>
       <w:r>
         <w:rPr>
-          <w:rFonts w:eastAsia="Segoe UI" w:cs="Segoe UI"/>
-          <w:color w:val="808080" w:themeColor="background1" w:themeShade="80"/>
-          <w:sz w:val="20"/>
-          <w:szCs w:val="20"/>
+          <w:rFonts w:ascii="Segoe UI" w:eastAsia="SimSun" w:hAnsi="Segoe UI"/>
+          <w:szCs w:val="22"/>
+          <w:lang w:eastAsia="zh-CN"/>
         </w:rPr>
         <w:t>{%</w:t>
       </w:r>
       <w:r>
         <w:rPr>
-          <w:rFonts w:eastAsia="Segoe UI" w:cs="Segoe UI"/>
-          <w:color w:val="808080" w:themeColor="background1" w:themeShade="80"/>
-          <w:sz w:val="20"/>
-          <w:szCs w:val="20"/>
+          <w:rFonts w:ascii="Segoe UI" w:eastAsia="SimSun" w:hAnsi="Segoe UI"/>
+          <w:szCs w:val="22"/>
+          <w:lang w:eastAsia="zh-CN"/>
         </w:rPr>
         <w:t>p</w:t>
       </w:r>
       <w:r>
         <w:rPr>
-          <w:rFonts w:eastAsia="Segoe UI" w:cs="Segoe UI"/>
-          <w:color w:val="808080" w:themeColor="background1" w:themeShade="80"/>
-          <w:sz w:val="20"/>
-          <w:szCs w:val="20"/>
+          <w:rFonts w:ascii="Segoe UI" w:eastAsia="SimSun" w:hAnsi="Segoe UI"/>
+          <w:szCs w:val="22"/>
+          <w:lang w:eastAsia="zh-CN"/>
         </w:rPr>
-        <w:t xml:space="preserve"> for </w:t>
-      </w:r>
-      <w:r>
-        <w:rPr>
-          <w:rFonts w:eastAsia="Segoe UI" w:cs="Segoe UI"/>
-          <w:color w:val="808080" w:themeColor="background1" w:themeShade="80"/>
-          <w:sz w:val="20"/>
-          <w:szCs w:val="20"/>
-        </w:rPr>
-        <w:t>salida</w:t>
-      </w:r>
-      <w:r>
-        <w:rPr>
-          <w:rFonts w:eastAsia="Segoe UI" w:cs="Segoe UI"/>
-          <w:color w:val="808080" w:themeColor="background1" w:themeShade="80"/>
-          <w:sz w:val="20"/>
-          <w:szCs w:val="20"/>
-        </w:rPr>
-        <w:t xml:space="preserve"> in</w:t>
-      </w:r>
-      <w:r>
-        <w:rPr>
-          <w:rFonts w:eastAsia="Segoe UI" w:cs="Segoe UI"/>
-          <w:color w:val="808080" w:themeColor="background1" w:themeShade="80"/>
-          <w:sz w:val="20"/>
-          <w:szCs w:val="20"/>
-        </w:rPr>
-        <w:t xml:space="preserve"> salida</w:t>
-      </w:r>
-      <w:r>
-        <w:rPr>
-          <w:rFonts w:eastAsia="Segoe UI" w:cs="Segoe UI"/>
-          <w:color w:val="808080" w:themeColor="background1" w:themeShade="80"/>
-          <w:sz w:val="20"/>
-          <w:szCs w:val="20"/>
-        </w:rPr>
-        <w:t>s %}</w:t>
+        <w:t xml:space="preserve"> for salida in salidas %}</w:t>
       </w:r>
     </w:p>
     <w:p>
@@ -4993,43 +4895,24 @@
         <w:pStyle w:val="NormalWeb"/>
         <w:numPr>
           <w:ilvl w:val="0"/>
-          <w:numId w:val="49"/>
+          <w:numId w:val="13"/>
         </w:numPr>
         <w:spacing w:before="0" w:beforeAutospacing="0" w:after="240" w:afterAutospacing="0" w:line="259" w:lineRule="auto"/>
+        <w:ind w:left="450"/>
         <w:jc w:val="left"/>
         <w:rPr>
-          <w:rFonts w:eastAsia="Segoe UI" w:cs="Segoe UI"/>
-          <w:color w:val="808080" w:themeColor="background1" w:themeShade="80"/>
-          <w:sz w:val="20"/>
-          <w:szCs w:val="20"/>
+          <w:rFonts w:ascii="Segoe UI" w:eastAsia="SimSun" w:hAnsi="Segoe UI"/>
+          <w:szCs w:val="22"/>
+          <w:lang w:eastAsia="zh-CN"/>
         </w:rPr>
       </w:pPr>
       <w:r>
         <w:rPr>
-          <w:rFonts w:eastAsia="Segoe UI" w:cs="Segoe UI"/>
-          <w:color w:val="808080" w:themeColor="background1" w:themeShade="80"/>
-          <w:sz w:val="20"/>
-          <w:szCs w:val="20"/>
+          <w:rFonts w:ascii="Segoe UI" w:eastAsia="SimSun" w:hAnsi="Segoe UI"/>
+          <w:szCs w:val="22"/>
+          <w:lang w:eastAsia="zh-CN"/>
         </w:rPr>
-        <w:t>{{</w:t>
-      </w:r>
-      <w:r>
-        <w:rPr>
-          <w:rFonts w:eastAsia="Segoe UI" w:cs="Segoe UI"/>
-          <w:color w:val="808080" w:themeColor="background1" w:themeShade="80"/>
-          <w:sz w:val="20"/>
-          <w:szCs w:val="20"/>
-        </w:rPr>
-        <w:t>salida</w:t>
-      </w:r>
-      <w:r>
-        <w:rPr>
-          <w:rFonts w:eastAsia="Segoe UI" w:cs="Segoe UI"/>
-          <w:color w:val="808080" w:themeColor="background1" w:themeShade="80"/>
-          <w:sz w:val="20"/>
-          <w:szCs w:val="20"/>
-        </w:rPr>
-        <w:t>}}</w:t>
+        <w:t>{{salida}}</w:t>
       </w:r>
     </w:p>
     <w:p>
@@ -5037,36 +4920,32 @@
         <w:pStyle w:val="NormalWeb"/>
         <w:spacing w:before="0" w:beforeAutospacing="0" w:after="0" w:afterAutospacing="0" w:line="259" w:lineRule="auto"/>
         <w:rPr>
-          <w:rFonts w:eastAsia="Segoe UI" w:cs="Segoe UI"/>
-          <w:color w:val="808080" w:themeColor="background1" w:themeShade="80"/>
-          <w:sz w:val="20"/>
-          <w:szCs w:val="20"/>
+          <w:rFonts w:ascii="Segoe UI" w:eastAsia="SimSun" w:hAnsi="Segoe UI"/>
+          <w:szCs w:val="22"/>
+          <w:lang w:eastAsia="zh-CN"/>
         </w:rPr>
       </w:pPr>
       <w:r>
         <w:rPr>
-          <w:rFonts w:eastAsia="Segoe UI" w:cs="Segoe UI"/>
-          <w:color w:val="808080" w:themeColor="background1" w:themeShade="80"/>
-          <w:sz w:val="20"/>
-          <w:szCs w:val="20"/>
+          <w:rFonts w:ascii="Segoe UI" w:eastAsia="SimSun" w:hAnsi="Segoe UI"/>
+          <w:szCs w:val="22"/>
+          <w:lang w:eastAsia="zh-CN"/>
         </w:rPr>
         <w:t>{%</w:t>
       </w:r>
       <w:r>
         <w:rPr>
-          <w:rFonts w:eastAsia="Segoe UI" w:cs="Segoe UI"/>
-          <w:color w:val="808080" w:themeColor="background1" w:themeShade="80"/>
-          <w:sz w:val="20"/>
-          <w:szCs w:val="20"/>
+          <w:rFonts w:ascii="Segoe UI" w:eastAsia="SimSun" w:hAnsi="Segoe UI"/>
+          <w:szCs w:val="22"/>
+          <w:lang w:eastAsia="zh-CN"/>
         </w:rPr>
         <w:t>p</w:t>
       </w:r>
       <w:r>
         <w:rPr>
-          <w:rFonts w:eastAsia="Segoe UI" w:cs="Segoe UI"/>
-          <w:color w:val="808080" w:themeColor="background1" w:themeShade="80"/>
-          <w:sz w:val="20"/>
-          <w:szCs w:val="20"/>
+          <w:rFonts w:ascii="Segoe UI" w:eastAsia="SimSun" w:hAnsi="Segoe UI"/>
+          <w:szCs w:val="22"/>
+          <w:lang w:eastAsia="zh-CN"/>
         </w:rPr>
         <w:t xml:space="preserve"> endfor %}</w:t>
       </w:r>
@@ -5075,10 +4954,10 @@
       <w:pPr>
         <w:pStyle w:val="Heading2"/>
       </w:pPr>
-      <w:bookmarkStart w:id="26" w:name="_Toc1106515774"/>
-      <w:bookmarkStart w:id="27" w:name="_Toc1071446955"/>
-      <w:bookmarkStart w:id="28" w:name="_Toc1780198675"/>
-      <w:bookmarkStart w:id="29" w:name="_Toc168324270"/>
+      <w:bookmarkStart w:id="28" w:name="_Toc1106515774"/>
+      <w:bookmarkStart w:id="29" w:name="_Toc1071446955"/>
+      <w:bookmarkStart w:id="30" w:name="_Toc1780198675"/>
+      <w:bookmarkStart w:id="31" w:name="_Toc230699462"/>
       <w:r>
         <w:t>Precon</w:t>
       </w:r>
@@ -5088,10 +4967,10 @@
       <w:r>
         <w:t>s</w:t>
       </w:r>
-      <w:bookmarkEnd w:id="26"/>
-      <w:bookmarkEnd w:id="27"/>
       <w:bookmarkEnd w:id="28"/>
       <w:bookmarkEnd w:id="29"/>
+      <w:bookmarkEnd w:id="30"/>
+      <w:bookmarkEnd w:id="31"/>
     </w:p>
     <w:tbl>
       <w:tblPr>
@@ -5213,7 +5092,7 @@
       </w:tr>
       <w:tr>
         <w:trPr>
-          <w:trHeight w:val="974"/>
+          <w:trHeight w:val="637"/>
         </w:trPr>
         <w:tc>
           <w:tcPr>
@@ -5286,25 +5165,7 @@
                 <w:sz w:val="18"/>
                 <w:szCs w:val="18"/>
               </w:rPr>
-              <w:t>{{</w:t>
-            </w:r>
-            <w:proofErr w:type="spellStart"/>
-            <w:r>
-              <w:rPr>
-                <w:rFonts w:cs="Segoe UI"/>
-                <w:sz w:val="18"/>
-                <w:szCs w:val="18"/>
-              </w:rPr>
-              <w:t>carpetaCompartida</w:t>
-            </w:r>
-            <w:proofErr w:type="spellEnd"/>
-            <w:r>
-              <w:rPr>
-                <w:rFonts w:cs="Segoe UI"/>
-                <w:sz w:val="18"/>
-                <w:szCs w:val="18"/>
-              </w:rPr>
-              <w:t>}}</w:t>
+              <w:t>{{carpetaCompartida}}</w:t>
             </w:r>
           </w:p>
         </w:tc>
@@ -5666,10 +5527,10 @@
               <w:pStyle w:val="NormalWeb"/>
               <w:numPr>
                 <w:ilvl w:val="0"/>
-                <w:numId w:val="50"/>
+                <w:numId w:val="14"/>
               </w:numPr>
               <w:spacing w:before="0" w:beforeAutospacing="0" w:after="0" w:afterAutospacing="0" w:line="259" w:lineRule="auto"/>
-              <w:ind w:left="436"/>
+              <w:ind w:left="241" w:hanging="180"/>
               <w:rPr>
                 <w:rFonts w:eastAsia="Segoe UI" w:cs="Segoe UI"/>
                 <w:color w:val="808080" w:themeColor="background1" w:themeShade="80"/>
@@ -5820,7 +5681,7 @@
           </w:tcPr>
           <w:p>
             <w:pPr>
-              <w:spacing w:before="80"/>
+              <w:spacing w:before="80" w:after="240"/>
               <w:rPr>
                 <w:rFonts w:cs="Segoe UI"/>
                 <w:sz w:val="18"/>
@@ -5877,10 +5738,10 @@
           <w:color w:val="E37800"/>
         </w:rPr>
       </w:pPr>
-      <w:bookmarkStart w:id="30" w:name="_Toc91966809"/>
-      <w:bookmarkStart w:id="31" w:name="_Toc1937440578"/>
-      <w:bookmarkStart w:id="32" w:name="_Toc957621633"/>
-      <w:bookmarkStart w:id="33" w:name="_Toc168324271"/>
+      <w:bookmarkStart w:id="32" w:name="_Toc91966809"/>
+      <w:bookmarkStart w:id="33" w:name="_Toc1937440578"/>
+      <w:bookmarkStart w:id="34" w:name="_Toc957621633"/>
+      <w:bookmarkStart w:id="35" w:name="_Toc230699463"/>
       <w:r>
         <w:rPr>
           <w:rFonts w:cs="Segoe UI"/>
@@ -5898,10 +5759,10 @@
         </w:rPr>
         <w:t>Descripción paso a paso</w:t>
       </w:r>
-      <w:bookmarkEnd w:id="30"/>
-      <w:bookmarkEnd w:id="31"/>
       <w:bookmarkEnd w:id="32"/>
       <w:bookmarkEnd w:id="33"/>
+      <w:bookmarkEnd w:id="34"/>
+      <w:bookmarkEnd w:id="35"/>
     </w:p>
     <w:p>
       <w:pPr>
@@ -5953,17 +5814,19 @@
           <w:lang w:eastAsia="en-US"/>
         </w:rPr>
       </w:pPr>
-      <w:bookmarkStart w:id="34" w:name="_Mover_archivo_de"/>
-      <w:bookmarkStart w:id="35" w:name="_Identificar_reporte_FK"/>
-      <w:bookmarkStart w:id="36" w:name="N_3_1_PDF_Interbanking"/>
-      <w:bookmarkEnd w:id="34"/>
-      <w:bookmarkEnd w:id="35"/>
+      <w:bookmarkStart w:id="36" w:name="_Mover_archivo_de"/>
+      <w:bookmarkStart w:id="37" w:name="_Identificar_reporte_FK"/>
+      <w:bookmarkStart w:id="38" w:name="N_3_1_PDF_Interbanking"/>
+      <w:bookmarkStart w:id="39" w:name="_Toc230699464"/>
+      <w:bookmarkEnd w:id="36"/>
+      <w:bookmarkEnd w:id="37"/>
       <w:r>
         <w:rPr>
           <w:lang w:eastAsia="en-US"/>
         </w:rPr>
         <w:t>{{fase.tituloFase}}</w:t>
       </w:r>
+      <w:bookmarkEnd w:id="39"/>
     </w:p>
     <w:tbl>
       <w:tblPr>
@@ -5975,8 +5838,8 @@
       <w:tblGrid>
         <w:gridCol w:w="2952"/>
         <w:gridCol w:w="2250"/>
-        <w:gridCol w:w="2520"/>
-        <w:gridCol w:w="1980"/>
+        <w:gridCol w:w="3240"/>
+        <w:gridCol w:w="1260"/>
       </w:tblGrid>
       <w:tr>
         <w:trPr>
@@ -6046,7 +5909,7 @@
         </w:tc>
         <w:tc>
           <w:tcPr>
-            <w:tcW w:w="2520" w:type="dxa"/>
+            <w:tcW w:w="3240" w:type="dxa"/>
             <w:tcBorders>
               <w:left w:val="single" w:sz="8" w:space="0" w:color="FFFFFF" w:themeColor="background1"/>
               <w:bottom w:val="single" w:sz="4" w:space="0" w:color="808080" w:themeColor="background1" w:themeShade="80"/>
@@ -6077,7 +5940,7 @@
         </w:tc>
         <w:tc>
           <w:tcPr>
-            <w:tcW w:w="1980" w:type="dxa"/>
+            <w:tcW w:w="1260" w:type="dxa"/>
             <w:tcBorders>
               <w:left w:val="single" w:sz="8" w:space="0" w:color="FFFFFF" w:themeColor="background1"/>
               <w:bottom w:val="single" w:sz="4" w:space="0" w:color="808080" w:themeColor="background1" w:themeShade="80"/>
@@ -6183,7 +6046,7 @@
         </w:tc>
         <w:tc>
           <w:tcPr>
-            <w:tcW w:w="2520" w:type="dxa"/>
+            <w:tcW w:w="3240" w:type="dxa"/>
             <w:tcBorders>
               <w:top w:val="single" w:sz="4" w:space="0" w:color="808080" w:themeColor="background1" w:themeShade="80"/>
               <w:left w:val="single" w:sz="4" w:space="0" w:color="808080" w:themeColor="background1" w:themeShade="80"/>
@@ -6204,7 +6067,7 @@
         </w:tc>
         <w:tc>
           <w:tcPr>
-            <w:tcW w:w="1980" w:type="dxa"/>
+            <w:tcW w:w="1260" w:type="dxa"/>
             <w:tcBorders>
               <w:top w:val="single" w:sz="4" w:space="0" w:color="808080" w:themeColor="background1" w:themeShade="80"/>
               <w:left w:val="single" w:sz="4" w:space="0" w:color="808080" w:themeColor="background1" w:themeShade="80"/>
@@ -6237,7 +6100,6 @@
               <w:bottom w:val="single" w:sz="4" w:space="0" w:color="808080" w:themeColor="background1" w:themeShade="80"/>
               <w:right w:val="single" w:sz="4" w:space="0" w:color="808080" w:themeColor="background1" w:themeShade="80"/>
             </w:tcBorders>
-            <w:vAlign w:val="center"/>
           </w:tcPr>
           <w:p>
             <w:pPr>
@@ -6272,7 +6134,6 @@
               <w:bottom w:val="single" w:sz="4" w:space="0" w:color="808080" w:themeColor="background1" w:themeShade="80"/>
               <w:right w:val="single" w:sz="4" w:space="0" w:color="808080" w:themeColor="background1" w:themeShade="80"/>
             </w:tcBorders>
-            <w:vAlign w:val="center"/>
           </w:tcPr>
           <w:p>
             <w:pPr>
@@ -6298,18 +6159,18 @@
         </w:tc>
         <w:tc>
           <w:tcPr>
-            <w:tcW w:w="2520" w:type="dxa"/>
+            <w:tcW w:w="3240" w:type="dxa"/>
             <w:tcBorders>
               <w:top w:val="single" w:sz="4" w:space="0" w:color="808080" w:themeColor="background1" w:themeShade="80"/>
               <w:left w:val="single" w:sz="4" w:space="0" w:color="808080" w:themeColor="background1" w:themeShade="80"/>
               <w:bottom w:val="single" w:sz="4" w:space="0" w:color="808080" w:themeColor="background1" w:themeShade="80"/>
               <w:right w:val="single" w:sz="4" w:space="0" w:color="808080" w:themeColor="background1" w:themeShade="80"/>
             </w:tcBorders>
-            <w:vAlign w:val="center"/>
           </w:tcPr>
           <w:p>
             <w:pPr>
               <w:spacing w:before="240" w:after="240"/>
+              <w:ind w:left="76" w:right="165"/>
               <w:rPr>
                 <w:bCs/>
                 <w:sz w:val="18"/>
@@ -6330,14 +6191,13 @@
         </w:tc>
         <w:tc>
           <w:tcPr>
-            <w:tcW w:w="1980" w:type="dxa"/>
+            <w:tcW w:w="1260" w:type="dxa"/>
             <w:tcBorders>
               <w:top w:val="single" w:sz="4" w:space="0" w:color="808080" w:themeColor="background1" w:themeShade="80"/>
               <w:left w:val="single" w:sz="4" w:space="0" w:color="808080" w:themeColor="background1" w:themeShade="80"/>
               <w:bottom w:val="single" w:sz="4" w:space="0" w:color="808080" w:themeColor="background1" w:themeShade="80"/>
               <w:right w:val="single" w:sz="4" w:space="0" w:color="808080" w:themeColor="background1" w:themeShade="80"/>
             </w:tcBorders>
-            <w:vAlign w:val="center"/>
           </w:tcPr>
           <w:p>
             <w:pPr>
@@ -6456,7 +6316,7 @@
         </w:tc>
         <w:tc>
           <w:tcPr>
-            <w:tcW w:w="2520" w:type="dxa"/>
+            <w:tcW w:w="3240" w:type="dxa"/>
             <w:tcBorders>
               <w:top w:val="single" w:sz="4" w:space="0" w:color="808080" w:themeColor="background1" w:themeShade="80"/>
               <w:left w:val="single" w:sz="4" w:space="0" w:color="808080" w:themeColor="background1" w:themeShade="80"/>
@@ -6476,7 +6336,7 @@
         </w:tc>
         <w:tc>
           <w:tcPr>
-            <w:tcW w:w="1980" w:type="dxa"/>
+            <w:tcW w:w="1260" w:type="dxa"/>
             <w:tcBorders>
               <w:top w:val="single" w:sz="4" w:space="0" w:color="808080" w:themeColor="background1" w:themeShade="80"/>
               <w:left w:val="single" w:sz="4" w:space="0" w:color="808080" w:themeColor="background1" w:themeShade="80"/>
@@ -6506,45 +6366,43 @@
         <w:rPr>
           <w:lang w:val="en-US" w:eastAsia="en-US"/>
         </w:rPr>
-        <w:t>{%p endfor %}</w:t>
+        <w:t xml:space="preserve">{%p </w:t>
       </w:r>
+      <w:proofErr w:type="gramStart"/>
+      <w:r>
+        <w:rPr>
+          <w:lang w:val="en-US" w:eastAsia="en-US"/>
+        </w:rPr>
+        <w:t>endfor %}</w:t>
+      </w:r>
+      <w:bookmarkEnd w:id="38"/>
+      <w:proofErr w:type="gramEnd"/>
     </w:p>
-    <w:bookmarkEnd w:id="36"/>
     <w:p>
       <w:pPr>
-        <w:spacing w:before="0"/>
-        <w:jc w:val="left"/>
-      </w:pPr>
+        <w:pStyle w:val="Heading2"/>
+      </w:pPr>
+      <w:bookmarkStart w:id="40" w:name="_Toc230699465"/>
       <w:r>
-        <w:br w:type="page"/>
+        <w:t>Notificación fina del Bot</w:t>
       </w:r>
-    </w:p>
-    <w:p/>
-    <w:p>
-      <w:pPr>
-        <w:pStyle w:val="Heading2"/>
-      </w:pPr>
-      <w:bookmarkStart w:id="37" w:name="_Toc168324273"/>
-      <w:r>
-        <w:t>Notificación final del Bot</w:t>
-      </w:r>
-      <w:bookmarkEnd w:id="37"/>
+      <w:bookmarkEnd w:id="40"/>
       <w:r>
         <w:t xml:space="preserve"> </w:t>
       </w:r>
     </w:p>
     <w:tbl>
       <w:tblPr>
-        <w:tblW w:w="9248" w:type="dxa"/>
+        <w:tblW w:w="9648" w:type="dxa"/>
         <w:tblInd w:w="108" w:type="dxa"/>
         <w:tblLayout w:type="fixed"/>
         <w:tblLook w:val="01E0" w:firstRow="1" w:lastRow="1" w:firstColumn="1" w:lastColumn="1" w:noHBand="0" w:noVBand="0"/>
       </w:tblPr>
       <w:tblGrid>
-        <w:gridCol w:w="743"/>
-        <w:gridCol w:w="1276"/>
-        <w:gridCol w:w="5953"/>
-        <w:gridCol w:w="1276"/>
+        <w:gridCol w:w="864"/>
+        <w:gridCol w:w="2160"/>
+        <w:gridCol w:w="5328"/>
+        <w:gridCol w:w="1296"/>
       </w:tblGrid>
       <w:tr>
         <w:trPr>
@@ -6553,7 +6411,7 @@
         </w:trPr>
         <w:tc>
           <w:tcPr>
-            <w:tcW w:w="743" w:type="dxa"/>
+            <w:tcW w:w="864" w:type="dxa"/>
             <w:tcBorders>
               <w:right w:val="single" w:sz="8" w:space="0" w:color="FFFFFF" w:themeColor="background1"/>
             </w:tcBorders>
@@ -6582,7 +6440,7 @@
         </w:tc>
         <w:tc>
           <w:tcPr>
-            <w:tcW w:w="1276" w:type="dxa"/>
+            <w:tcW w:w="2160" w:type="dxa"/>
             <w:tcBorders>
               <w:left w:val="single" w:sz="8" w:space="0" w:color="FFFFFF" w:themeColor="background1"/>
               <w:right w:val="single" w:sz="8" w:space="0" w:color="FFFFFF" w:themeColor="background1"/>
@@ -6612,7 +6470,7 @@
         </w:tc>
         <w:tc>
           <w:tcPr>
-            <w:tcW w:w="5953" w:type="dxa"/>
+            <w:tcW w:w="5328" w:type="dxa"/>
             <w:tcBorders>
               <w:left w:val="single" w:sz="8" w:space="0" w:color="FFFFFF" w:themeColor="background1"/>
               <w:right w:val="single" w:sz="8" w:space="0" w:color="FFFFFF" w:themeColor="background1"/>
@@ -6642,7 +6500,7 @@
         </w:tc>
         <w:tc>
           <w:tcPr>
-            <w:tcW w:w="1276" w:type="dxa"/>
+            <w:tcW w:w="1296" w:type="dxa"/>
             <w:tcBorders>
               <w:left w:val="single" w:sz="8" w:space="0" w:color="FFFFFF" w:themeColor="background1"/>
               <w:right w:val="single" w:sz="8" w:space="0" w:color="FFFFFF" w:themeColor="background1"/>
@@ -6677,7 +6535,7 @@
         </w:trPr>
         <w:tc>
           <w:tcPr>
-            <w:tcW w:w="743" w:type="dxa"/>
+            <w:tcW w:w="864" w:type="dxa"/>
             <w:tcBorders>
               <w:bottom w:val="single" w:sz="8" w:space="0" w:color="7F7F7F" w:themeColor="text1" w:themeTint="80"/>
               <w:right w:val="single" w:sz="8" w:space="0" w:color="7F7F7F" w:themeColor="text1" w:themeTint="80"/>
@@ -6686,12 +6544,14 @@
           <w:p>
             <w:pPr>
               <w:pStyle w:val="Style30"/>
-            </w:pPr>
-          </w:p>
-        </w:tc>
-        <w:tc>
-          <w:tcPr>
-            <w:tcW w:w="1276" w:type="dxa"/>
+              <w:spacing w:before="120" w:after="240"/>
+              <w:ind w:left="778" w:hanging="720"/>
+            </w:pPr>
+          </w:p>
+        </w:tc>
+        <w:tc>
+          <w:tcPr>
+            <w:tcW w:w="2160" w:type="dxa"/>
             <w:tcBorders>
               <w:left w:val="single" w:sz="8" w:space="0" w:color="7F7F7F" w:themeColor="text1" w:themeTint="80"/>
               <w:bottom w:val="single" w:sz="8" w:space="0" w:color="7F7F7F" w:themeColor="text1" w:themeTint="80"/>
@@ -6700,7 +6560,7 @@
           </w:tcPr>
           <w:p>
             <w:pPr>
-              <w:spacing w:before="100" w:beforeAutospacing="1"/>
+              <w:jc w:val="left"/>
               <w:rPr>
                 <w:color w:val="7E7E7E"/>
                 <w:sz w:val="18"/>
@@ -6711,7 +6571,32 @@
                 <w:color w:val="7E7E7E"/>
                 <w:sz w:val="18"/>
               </w:rPr>
-              <w:t>Envío de mail de notificación final Exitosa sin Excepciones Negocio</w:t>
+              <w:t xml:space="preserve">Envío de mail de notificación final </w:t>
+            </w:r>
+            <w:r>
+              <w:rPr>
+                <w:b/>
+                <w:bCs/>
+                <w:color w:val="7E7E7E"/>
+                <w:sz w:val="18"/>
+              </w:rPr>
+              <w:t>Exitosa</w:t>
+            </w:r>
+            <w:r>
+              <w:rPr>
+                <w:color w:val="7E7E7E"/>
+                <w:sz w:val="18"/>
+              </w:rPr>
+              <w:t xml:space="preserve"> </w:t>
+            </w:r>
+            <w:r>
+              <w:rPr>
+                <w:b/>
+                <w:bCs/>
+                <w:color w:val="7E7E7E"/>
+                <w:sz w:val="18"/>
+              </w:rPr>
+              <w:t>sin Excepciones Negocio</w:t>
             </w:r>
           </w:p>
           <w:p>
@@ -6728,7 +6613,7 @@
         </w:tc>
         <w:tc>
           <w:tcPr>
-            <w:tcW w:w="5953" w:type="dxa"/>
+            <w:tcW w:w="5328" w:type="dxa"/>
             <w:tcBorders>
               <w:left w:val="single" w:sz="8" w:space="0" w:color="7F7F7F" w:themeColor="text1" w:themeTint="80"/>
               <w:bottom w:val="single" w:sz="8" w:space="0" w:color="7F7F7F" w:themeColor="text1" w:themeTint="80"/>
@@ -6737,7 +6622,7 @@
           </w:tcPr>
           <w:p>
             <w:pPr>
-              <w:spacing w:before="100" w:beforeAutospacing="1"/>
+              <w:ind w:left="91" w:right="165"/>
               <w:rPr>
                 <w:color w:val="7E7E7E"/>
                 <w:sz w:val="18"/>
@@ -6777,6 +6662,7 @@
           <w:p>
             <w:pPr>
               <w:spacing w:before="80"/>
+              <w:ind w:left="91" w:right="165"/>
               <w:rPr>
                 <w:color w:val="7E7E7E"/>
                 <w:sz w:val="18"/>
@@ -6823,6 +6709,7 @@
           <w:p>
             <w:pPr>
               <w:spacing w:before="80"/>
+              <w:ind w:left="91" w:right="165"/>
               <w:rPr>
                 <w:color w:val="7E7E7E"/>
                 <w:sz w:val="18"/>
@@ -6846,6 +6733,7 @@
           <w:p>
             <w:pPr>
               <w:spacing w:before="100" w:beforeAutospacing="1"/>
+              <w:ind w:left="91" w:right="165"/>
               <w:rPr>
                 <w:color w:val="7E7E7E"/>
                 <w:sz w:val="18"/>
@@ -6862,6 +6750,7 @@
           <w:p>
             <w:pPr>
               <w:spacing w:before="100" w:beforeAutospacing="1"/>
+              <w:ind w:left="91" w:right="165"/>
               <w:rPr>
                 <w:color w:val="7E7E7E"/>
                 <w:sz w:val="18"/>
@@ -6885,6 +6774,7 @@
           <w:p>
             <w:pPr>
               <w:spacing w:before="100" w:beforeAutospacing="1"/>
+              <w:ind w:left="91" w:right="165"/>
               <w:rPr>
                 <w:color w:val="7E7E7E"/>
                 <w:sz w:val="18"/>
@@ -6901,6 +6791,7 @@
           <w:p>
             <w:pPr>
               <w:spacing w:before="100" w:beforeAutospacing="1"/>
+              <w:ind w:left="91" w:right="165"/>
               <w:rPr>
                 <w:color w:val="7E7E7E"/>
                 <w:sz w:val="18"/>
@@ -6938,6 +6829,7 @@
           <w:p>
             <w:pPr>
               <w:spacing w:before="100" w:beforeAutospacing="1"/>
+              <w:ind w:left="91" w:right="165"/>
               <w:rPr>
                 <w:color w:val="7E7E7E"/>
                 <w:sz w:val="18"/>
@@ -6955,6 +6847,8 @@
           </w:p>
           <w:p>
             <w:pPr>
+              <w:spacing w:after="240"/>
+              <w:ind w:left="91" w:right="165"/>
               <w:rPr>
                 <w:sz w:val="18"/>
                 <w:szCs w:val="18"/>
@@ -7004,7 +6898,7 @@
         </w:tc>
         <w:tc>
           <w:tcPr>
-            <w:tcW w:w="1276" w:type="dxa"/>
+            <w:tcW w:w="1296" w:type="dxa"/>
             <w:tcBorders>
               <w:left w:val="single" w:sz="8" w:space="0" w:color="7F7F7F" w:themeColor="text1" w:themeTint="80"/>
               <w:bottom w:val="single" w:sz="8" w:space="0" w:color="7F7F7F" w:themeColor="text1" w:themeTint="80"/>
@@ -7027,7 +6921,7 @@
         </w:trPr>
         <w:tc>
           <w:tcPr>
-            <w:tcW w:w="743" w:type="dxa"/>
+            <w:tcW w:w="864" w:type="dxa"/>
             <w:tcBorders>
               <w:bottom w:val="single" w:sz="8" w:space="0" w:color="808080" w:themeColor="background1" w:themeShade="80"/>
               <w:right w:val="single" w:sz="8" w:space="0" w:color="7F7F7F" w:themeColor="text1" w:themeTint="80"/>
@@ -7036,6 +6930,8 @@
           <w:p>
             <w:pPr>
               <w:pStyle w:val="Style30"/>
+              <w:spacing w:before="120"/>
+              <w:ind w:left="778" w:hanging="720"/>
               <w:rPr>
                 <w:lang w:val="pt-PT"/>
               </w:rPr>
@@ -7044,7 +6940,7 @@
         </w:tc>
         <w:tc>
           <w:tcPr>
-            <w:tcW w:w="1276" w:type="dxa"/>
+            <w:tcW w:w="2160" w:type="dxa"/>
             <w:tcBorders>
               <w:left w:val="single" w:sz="8" w:space="0" w:color="7F7F7F" w:themeColor="text1" w:themeTint="80"/>
               <w:bottom w:val="single" w:sz="8" w:space="0" w:color="808080" w:themeColor="background1" w:themeShade="80"/>
@@ -7061,20 +6957,29 @@
                 <w:szCs w:val="18"/>
               </w:rPr>
             </w:pPr>
-            <w:bookmarkStart w:id="38" w:name="N_3_4_2_Notif_sin_pdf_inter"/>
+            <w:bookmarkStart w:id="41" w:name="N_3_4_2_Notif_sin_pdf_inter"/>
             <w:r>
               <w:rPr>
                 <w:color w:val="7E7E7E"/>
                 <w:sz w:val="18"/>
               </w:rPr>
-              <w:t>Envío de mail de notificación final Exitosa con Excepciones Negocio</w:t>
-            </w:r>
-            <w:bookmarkEnd w:id="38"/>
-          </w:p>
-        </w:tc>
-        <w:tc>
-          <w:tcPr>
-            <w:tcW w:w="5953" w:type="dxa"/>
+              <w:t xml:space="preserve">Envío de mail de notificación final </w:t>
+            </w:r>
+            <w:r>
+              <w:rPr>
+                <w:b/>
+                <w:bCs/>
+                <w:color w:val="7E7E7E"/>
+                <w:sz w:val="18"/>
+              </w:rPr>
+              <w:t>Exitosa con Excepciones Negocio</w:t>
+            </w:r>
+            <w:bookmarkEnd w:id="41"/>
+          </w:p>
+        </w:tc>
+        <w:tc>
+          <w:tcPr>
+            <w:tcW w:w="5328" w:type="dxa"/>
             <w:tcBorders>
               <w:left w:val="single" w:sz="8" w:space="0" w:color="7F7F7F" w:themeColor="text1" w:themeTint="80"/>
               <w:bottom w:val="single" w:sz="8" w:space="0" w:color="808080" w:themeColor="background1" w:themeShade="80"/>
@@ -7083,7 +6988,7 @@
           </w:tcPr>
           <w:p>
             <w:pPr>
-              <w:spacing w:before="100" w:beforeAutospacing="1"/>
+              <w:ind w:left="91" w:right="165"/>
               <w:rPr>
                 <w:color w:val="7E7E7E"/>
                 <w:sz w:val="18"/>
@@ -7130,6 +7035,7 @@
           <w:p>
             <w:pPr>
               <w:spacing w:before="80"/>
+              <w:ind w:left="91" w:right="165"/>
               <w:rPr>
                 <w:color w:val="7E7E7E"/>
                 <w:sz w:val="18"/>
@@ -7170,12 +7076,20 @@
                 <w:color w:val="7E7E7E"/>
                 <w:sz w:val="18"/>
               </w:rPr>
-              <w:t xml:space="preserve"> sin embargo existieron problemas para cargar algunos de sus datos: </w:t>
+              <w:t xml:space="preserve"> sin embargo existieron problemas para cargar algunos de sus datos</w:t>
+            </w:r>
+            <w:r>
+              <w:rPr>
+                <w:color w:val="7E7E7E"/>
+                <w:sz w:val="18"/>
+              </w:rPr>
+              <w:t>.</w:t>
             </w:r>
           </w:p>
           <w:p>
             <w:pPr>
               <w:spacing w:before="80"/>
+              <w:ind w:left="91" w:right="165"/>
               <w:rPr>
                 <w:color w:val="7E7E7E"/>
                 <w:sz w:val="18"/>
@@ -7198,39 +7112,49 @@
           </w:p>
           <w:p>
             <w:pPr>
-              <w:spacing w:before="80"/>
+              <w:spacing w:before="100" w:beforeAutospacing="1"/>
+              <w:ind w:left="91" w:right="165"/>
               <w:rPr>
                 <w:color w:val="7E7E7E"/>
                 <w:sz w:val="18"/>
               </w:rPr>
             </w:pPr>
-          </w:p>
-          <w:p>
-            <w:pPr>
-              <w:spacing w:before="80"/>
+            <w:r>
               <w:rPr>
                 <w:color w:val="7E7E7E"/>
                 <w:sz w:val="18"/>
               </w:rPr>
-            </w:pPr>
-            <w:r>
+              <w:t>[Tabla con resumen del proceso]</w:t>
+            </w:r>
+          </w:p>
+          <w:p>
+            <w:pPr>
+              <w:spacing w:before="100" w:beforeAutospacing="1"/>
+              <w:ind w:left="91" w:right="165"/>
               <w:rPr>
                 <w:color w:val="7E7E7E"/>
                 <w:sz w:val="18"/>
               </w:rPr>
-              <w:t xml:space="preserve">Para una información más detallada se muestra un resumen con los </w:t>
-            </w:r>
+            </w:pPr>
             <w:r>
               <w:rPr>
                 <w:color w:val="7E7E7E"/>
                 <w:sz w:val="18"/>
               </w:rPr>
-              <w:t>N° de solicitud:</w:t>
+              <w:t xml:space="preserve">En el enlace de debajo está el </w:t>
+            </w:r>
+            <w:r>
+              <w:rPr>
+                <w:color w:val="7E7E7E"/>
+                <w:sz w:val="18"/>
+              </w:rPr>
+              <w:t>Excel del índice actualizado donde estera el detalle de cada registro</w:t>
             </w:r>
           </w:p>
           <w:p>
             <w:pPr>
               <w:spacing w:before="100" w:beforeAutospacing="1"/>
+              <w:ind w:left="91" w:right="165"/>
               <w:rPr>
                 <w:color w:val="7E7E7E"/>
                 <w:sz w:val="18"/>
@@ -7241,12 +7165,14 @@
                 <w:color w:val="7E7E7E"/>
                 <w:sz w:val="18"/>
               </w:rPr>
-              <w:t>[Tabla con resumen del proceso]</w:t>
+              <w:lastRenderedPageBreak/>
+              <w:t>Enlace de acceso:</w:t>
             </w:r>
           </w:p>
           <w:p>
             <w:pPr>
               <w:spacing w:before="100" w:beforeAutospacing="1"/>
+              <w:ind w:left="91" w:right="165"/>
               <w:rPr>
                 <w:color w:val="7E7E7E"/>
                 <w:sz w:val="18"/>
@@ -7257,83 +7183,46 @@
                 <w:color w:val="7E7E7E"/>
                 <w:sz w:val="18"/>
               </w:rPr>
-              <w:t xml:space="preserve">En el enlace de debajo está el </w:t>
+              <w:t>[Link</w:t>
             </w:r>
             <w:r>
               <w:rPr>
                 <w:color w:val="7E7E7E"/>
                 <w:sz w:val="18"/>
               </w:rPr>
-              <w:t>Excel del índice actualizado donde estera el detalle de cada registro</w:t>
+              <w:t xml:space="preserve"> Output generado por el</w:t>
+            </w:r>
+            <w:r>
+              <w:rPr>
+                <w:color w:val="7E7E7E"/>
+                <w:sz w:val="18"/>
+              </w:rPr>
+              <w:t xml:space="preserve"> Bot ]</w:t>
             </w:r>
           </w:p>
           <w:p>
             <w:pPr>
               <w:spacing w:before="100" w:beforeAutospacing="1"/>
+              <w:ind w:left="91" w:right="165"/>
               <w:rPr>
                 <w:color w:val="7E7E7E"/>
                 <w:sz w:val="18"/>
+                <w:lang w:val="pt-PT"/>
               </w:rPr>
             </w:pPr>
             <w:r>
               <w:rPr>
                 <w:color w:val="7E7E7E"/>
                 <w:sz w:val="18"/>
-              </w:rPr>
-              <w:t>Enlace de acceso:</w:t>
-            </w:r>
-          </w:p>
-          <w:p>
-            <w:pPr>
-              <w:spacing w:before="100" w:beforeAutospacing="1"/>
-              <w:rPr>
-                <w:color w:val="7E7E7E"/>
-                <w:sz w:val="18"/>
-              </w:rPr>
-            </w:pPr>
-            <w:r>
-              <w:rPr>
-                <w:color w:val="7E7E7E"/>
-                <w:sz w:val="18"/>
-              </w:rPr>
-              <w:t>[Link</w:t>
-            </w:r>
-            <w:r>
-              <w:rPr>
-                <w:color w:val="7E7E7E"/>
-                <w:sz w:val="18"/>
-              </w:rPr>
-              <w:t xml:space="preserve"> Output generado por el</w:t>
-            </w:r>
-            <w:r>
-              <w:rPr>
-                <w:color w:val="7E7E7E"/>
-                <w:sz w:val="18"/>
-              </w:rPr>
-              <w:t xml:space="preserve"> Bot ]</w:t>
-            </w:r>
-          </w:p>
-          <w:p>
-            <w:pPr>
-              <w:spacing w:before="100" w:beforeAutospacing="1"/>
-              <w:rPr>
-                <w:color w:val="7E7E7E"/>
-                <w:sz w:val="18"/>
                 <w:lang w:val="pt-PT"/>
               </w:rPr>
-            </w:pPr>
-            <w:r>
-              <w:rPr>
-                <w:color w:val="7E7E7E"/>
-                <w:sz w:val="18"/>
-                <w:lang w:val="pt-PT"/>
-              </w:rPr>
               <w:t>Cordialmente,</w:t>
             </w:r>
           </w:p>
           <w:p>
             <w:pPr>
-              <w:spacing w:line="259" w:lineRule="auto"/>
+              <w:spacing w:after="240" w:line="259" w:lineRule="auto"/>
+              <w:ind w:left="91" w:right="165"/>
               <w:jc w:val="left"/>
               <w:rPr>
                 <w:sz w:val="18"/>
@@ -7377,7 +7266,7 @@
         </w:tc>
         <w:tc>
           <w:tcPr>
-            <w:tcW w:w="1276" w:type="dxa"/>
+            <w:tcW w:w="1296" w:type="dxa"/>
             <w:tcBorders>
               <w:left w:val="single" w:sz="8" w:space="0" w:color="7F7F7F" w:themeColor="text1" w:themeTint="80"/>
               <w:bottom w:val="single" w:sz="8" w:space="0" w:color="808080" w:themeColor="background1" w:themeShade="80"/>
@@ -7400,7 +7289,7 @@
         </w:trPr>
         <w:tc>
           <w:tcPr>
-            <w:tcW w:w="743" w:type="dxa"/>
+            <w:tcW w:w="864" w:type="dxa"/>
             <w:tcBorders>
               <w:top w:val="single" w:sz="8" w:space="0" w:color="808080" w:themeColor="background1" w:themeShade="80"/>
               <w:bottom w:val="single" w:sz="8" w:space="0" w:color="808080" w:themeColor="background1" w:themeShade="80"/>
@@ -7410,6 +7299,8 @@
           <w:p>
             <w:pPr>
               <w:pStyle w:val="Style30"/>
+              <w:spacing w:before="120"/>
+              <w:ind w:left="778" w:hanging="720"/>
               <w:rPr>
                 <w:lang w:val="pt-PT"/>
               </w:rPr>
@@ -7418,7 +7309,7 @@
         </w:tc>
         <w:tc>
           <w:tcPr>
-            <w:tcW w:w="1276" w:type="dxa"/>
+            <w:tcW w:w="2160" w:type="dxa"/>
             <w:tcBorders>
               <w:top w:val="single" w:sz="8" w:space="0" w:color="808080" w:themeColor="background1" w:themeShade="80"/>
               <w:left w:val="single" w:sz="8" w:space="0" w:color="7F7F7F" w:themeColor="text1" w:themeTint="80"/>
@@ -7440,13 +7331,22 @@
                 <w:color w:val="7E7E7E"/>
                 <w:sz w:val="18"/>
               </w:rPr>
-              <w:t>Envío de mail de notificación final Errónea</w:t>
-            </w:r>
-          </w:p>
-        </w:tc>
-        <w:tc>
-          <w:tcPr>
-            <w:tcW w:w="5953" w:type="dxa"/>
+              <w:t xml:space="preserve">Envío de mail de notificación final </w:t>
+            </w:r>
+            <w:r>
+              <w:rPr>
+                <w:b/>
+                <w:bCs/>
+                <w:color w:val="7E7E7E"/>
+                <w:sz w:val="18"/>
+              </w:rPr>
+              <w:t>Errónea</w:t>
+            </w:r>
+          </w:p>
+        </w:tc>
+        <w:tc>
+          <w:tcPr>
+            <w:tcW w:w="5328" w:type="dxa"/>
             <w:tcBorders>
               <w:top w:val="single" w:sz="8" w:space="0" w:color="808080" w:themeColor="background1" w:themeShade="80"/>
               <w:left w:val="single" w:sz="8" w:space="0" w:color="7F7F7F" w:themeColor="text1" w:themeTint="80"/>
@@ -7456,7 +7356,7 @@
           </w:tcPr>
           <w:p>
             <w:pPr>
-              <w:spacing w:before="100" w:beforeAutospacing="1"/>
+              <w:ind w:left="91" w:right="165"/>
               <w:rPr>
                 <w:color w:val="7E7E7E"/>
                 <w:sz w:val="18"/>
@@ -7502,7 +7402,7 @@
           </w:p>
           <w:p>
             <w:pPr>
-              <w:spacing w:before="100" w:beforeAutospacing="1"/>
+              <w:ind w:left="86" w:right="158"/>
               <w:rPr>
                 <w:b/>
                 <w:bCs/>
@@ -7539,7 +7439,7 @@
           <w:p>
             <w:pPr>
               <w:spacing w:before="100" w:beforeAutospacing="1"/>
-              <w:ind w:left="708"/>
+              <w:ind w:left="91" w:right="165"/>
               <w:rPr>
                 <w:color w:val="7E7E7E"/>
                 <w:sz w:val="18"/>
@@ -7556,7 +7456,7 @@
           <w:p>
             <w:pPr>
               <w:spacing w:before="100" w:beforeAutospacing="1"/>
-              <w:ind w:left="708"/>
+              <w:ind w:left="91" w:right="165"/>
               <w:rPr>
                 <w:color w:val="7E7E7E"/>
                 <w:sz w:val="18"/>
@@ -7569,7 +7469,6 @@
                 <w:sz w:val="18"/>
                 <w:highlight w:val="yellow"/>
               </w:rPr>
-              <w:lastRenderedPageBreak/>
               <w:t xml:space="preserve">[LINEA ERROR] Linea: 79 - </w:t>
             </w:r>
             <w:proofErr w:type="spellStart"/>
@@ -7588,25 +7487,7 @@
                 <w:sz w:val="18"/>
                 <w:highlight w:val="yellow"/>
               </w:rPr>
-              <w:t xml:space="preserve"> </w:t>
-            </w:r>
-            <w:proofErr w:type="spellStart"/>
-            <w:r>
-              <w:rPr>
-                <w:color w:val="7E7E7E"/>
-                <w:sz w:val="18"/>
-                <w:highlight w:val="yellow"/>
-              </w:rPr>
-              <w:t>to</w:t>
-            </w:r>
-            <w:proofErr w:type="spellEnd"/>
-            <w:r>
-              <w:rPr>
-                <w:color w:val="7E7E7E"/>
-                <w:sz w:val="18"/>
-                <w:highlight w:val="yellow"/>
-              </w:rPr>
-              <w:t xml:space="preserve"> </w:t>
+              <w:t xml:space="preserve"> to </w:t>
             </w:r>
             <w:proofErr w:type="spellStart"/>
             <w:r>
@@ -7639,7 +7520,7 @@
           <w:p>
             <w:pPr>
               <w:spacing w:before="100" w:beforeAutospacing="1"/>
-              <w:ind w:left="708"/>
+              <w:ind w:left="91" w:right="165"/>
               <w:rPr>
                 <w:color w:val="7E7E7E"/>
                 <w:sz w:val="18"/>
@@ -7658,6 +7539,7 @@
           <w:p>
             <w:pPr>
               <w:spacing w:before="100" w:beforeAutospacing="1"/>
+              <w:ind w:left="91" w:right="165"/>
               <w:rPr>
                 <w:color w:val="7E7E7E"/>
                 <w:sz w:val="18"/>
@@ -7675,7 +7557,8 @@
           </w:p>
           <w:p>
             <w:pPr>
-              <w:spacing w:before="100" w:beforeAutospacing="1"/>
+              <w:spacing w:before="100" w:beforeAutospacing="1" w:after="240"/>
+              <w:ind w:left="91" w:right="165"/>
               <w:rPr>
                 <w:b/>
                 <w:bCs/>
@@ -7712,7 +7595,7 @@
         </w:tc>
         <w:tc>
           <w:tcPr>
-            <w:tcW w:w="1276" w:type="dxa"/>
+            <w:tcW w:w="1296" w:type="dxa"/>
             <w:tcBorders>
               <w:top w:val="single" w:sz="8" w:space="0" w:color="808080" w:themeColor="background1" w:themeShade="80"/>
               <w:left w:val="single" w:sz="8" w:space="0" w:color="7F7F7F" w:themeColor="text1" w:themeTint="80"/>
@@ -7735,14 +7618,14 @@
       <w:pPr>
         <w:pStyle w:val="Heading2"/>
       </w:pPr>
-      <w:bookmarkStart w:id="39" w:name="_Toc168324274"/>
-      <w:bookmarkStart w:id="40" w:name="_Toc1050584978"/>
-      <w:bookmarkStart w:id="41" w:name="_Toc1822544869"/>
-      <w:bookmarkStart w:id="42" w:name="_Toc1743700277"/>
+      <w:bookmarkStart w:id="42" w:name="_Toc1050584978"/>
+      <w:bookmarkStart w:id="43" w:name="_Toc1822544869"/>
+      <w:bookmarkStart w:id="44" w:name="_Toc1743700277"/>
+      <w:bookmarkStart w:id="45" w:name="_Toc230699466"/>
       <w:r>
         <w:t>Criterios de Aceptación</w:t>
       </w:r>
-      <w:bookmarkEnd w:id="39"/>
+      <w:bookmarkEnd w:id="45"/>
     </w:p>
     <w:p>
       <w:r>
@@ -7767,7 +7650,7 @@
           <w:color w:val="E37800"/>
         </w:rPr>
       </w:pPr>
-      <w:bookmarkStart w:id="43" w:name="_Toc168324275"/>
+      <w:bookmarkStart w:id="46" w:name="_Toc230699467"/>
       <w:r>
         <w:rPr>
           <w:rFonts w:cs="Segoe UI"/>
@@ -7785,26 +7668,26 @@
         </w:rPr>
         <w:t>Supuestos y Excepciones</w:t>
       </w:r>
-      <w:bookmarkEnd w:id="40"/>
-      <w:bookmarkEnd w:id="41"/>
       <w:bookmarkEnd w:id="42"/>
       <w:bookmarkEnd w:id="43"/>
+      <w:bookmarkEnd w:id="44"/>
+      <w:bookmarkEnd w:id="46"/>
     </w:p>
     <w:p>
       <w:pPr>
         <w:pStyle w:val="Heading2"/>
       </w:pPr>
-      <w:bookmarkStart w:id="44" w:name="_Toc652164441"/>
-      <w:bookmarkStart w:id="45" w:name="_Toc1388200510"/>
-      <w:bookmarkStart w:id="46" w:name="_Toc1957458184"/>
-      <w:bookmarkStart w:id="47" w:name="_Toc168324276"/>
+      <w:bookmarkStart w:id="47" w:name="_Toc652164441"/>
+      <w:bookmarkStart w:id="48" w:name="_Toc1388200510"/>
+      <w:bookmarkStart w:id="49" w:name="_Toc1957458184"/>
+      <w:bookmarkStart w:id="50" w:name="_Toc230699468"/>
       <w:r>
         <w:t>Suposiciones y Restricciones</w:t>
       </w:r>
-      <w:bookmarkEnd w:id="44"/>
-      <w:bookmarkEnd w:id="45"/>
-      <w:bookmarkEnd w:id="46"/>
       <w:bookmarkEnd w:id="47"/>
+      <w:bookmarkEnd w:id="48"/>
+      <w:bookmarkEnd w:id="49"/>
+      <w:bookmarkEnd w:id="50"/>
     </w:p>
     <w:p>
       <w:pPr>
@@ -8083,28 +7966,28 @@
       </w:tr>
     </w:tbl>
     <w:p>
-      <w:bookmarkStart w:id="48" w:name="_Excepciones_de_Negocios"/>
-      <w:bookmarkStart w:id="49" w:name="_Excepciones"/>
-      <w:bookmarkStart w:id="50" w:name="_Toc392820838"/>
-      <w:bookmarkStart w:id="51" w:name="_Toc1177264510"/>
-      <w:bookmarkStart w:id="52" w:name="_Toc155375820"/>
-      <w:bookmarkEnd w:id="48"/>
-      <w:bookmarkEnd w:id="49"/>
+      <w:bookmarkStart w:id="51" w:name="_Excepciones_de_Negocios"/>
+      <w:bookmarkStart w:id="52" w:name="_Excepciones"/>
+      <w:bookmarkStart w:id="53" w:name="_Toc392820838"/>
+      <w:bookmarkStart w:id="54" w:name="_Toc1177264510"/>
+      <w:bookmarkStart w:id="55" w:name="_Toc155375820"/>
+      <w:bookmarkEnd w:id="51"/>
+      <w:bookmarkEnd w:id="52"/>
     </w:p>
     <w:p>
       <w:pPr>
         <w:pStyle w:val="Heading2"/>
       </w:pPr>
-      <w:bookmarkStart w:id="53" w:name="_Excepciones_1"/>
-      <w:bookmarkStart w:id="54" w:name="_Toc168324277"/>
-      <w:bookmarkEnd w:id="53"/>
+      <w:bookmarkStart w:id="56" w:name="_Excepciones_1"/>
+      <w:bookmarkStart w:id="57" w:name="_Toc230699469"/>
+      <w:bookmarkEnd w:id="56"/>
       <w:r>
         <w:t>Excepciones</w:t>
       </w:r>
-      <w:bookmarkEnd w:id="50"/>
-      <w:bookmarkEnd w:id="51"/>
-      <w:bookmarkEnd w:id="52"/>
+      <w:bookmarkEnd w:id="53"/>
       <w:bookmarkEnd w:id="54"/>
+      <w:bookmarkEnd w:id="55"/>
+      <w:bookmarkEnd w:id="57"/>
     </w:p>
     <w:p>
       <w:pPr>
@@ -8384,7 +8267,7 @@
           <w:p>
             <w:pPr>
               <w:spacing w:before="240" w:after="240"/>
-              <w:jc w:val="center"/>
+              <w:jc w:val="left"/>
               <w:rPr>
                 <w:sz w:val="18"/>
                 <w:szCs w:val="18"/>
@@ -8734,7 +8617,7 @@
                 <w:numId w:val="0"/>
               </w:numPr>
             </w:pPr>
-            <w:bookmarkStart w:id="55" w:name="N_4_2_2_No_encontramos_campos" w:colFirst="1" w:colLast="1"/>
+            <w:bookmarkStart w:id="58" w:name="N_4_2_2_No_encontramos_campos" w:colFirst="1" w:colLast="1"/>
             <w:r>
               <w:rPr>
                 <w:rFonts w:cs="Segoe UI"/>
@@ -8822,7 +8705,7 @@
           </w:p>
         </w:tc>
       </w:tr>
-      <w:bookmarkEnd w:id="55"/>
+      <w:bookmarkEnd w:id="58"/>
       <w:tr>
         <w:trPr>
           <w:trHeight w:val="367"/>
@@ -8917,6 +8800,7 @@
               <w:pStyle w:val="TableParagraph"/>
               <w:spacing w:before="240" w:after="240" w:line="219" w:lineRule="exact"/>
               <w:ind w:left="97"/>
+              <w:jc w:val="both"/>
               <w:rPr>
                 <w:color w:val="7E7E7E"/>
                 <w:sz w:val="18"/>
@@ -9063,10 +8947,10 @@
           <w:color w:val="E37800"/>
         </w:rPr>
       </w:pPr>
-      <w:bookmarkStart w:id="56" w:name="_Toc168324278"/>
-      <w:bookmarkStart w:id="57" w:name="_Toc403573617"/>
-      <w:bookmarkStart w:id="58" w:name="_Toc287539165"/>
-      <w:bookmarkStart w:id="59" w:name="_Toc164432237"/>
+      <w:bookmarkStart w:id="59" w:name="_Toc403573617"/>
+      <w:bookmarkStart w:id="60" w:name="_Toc287539165"/>
+      <w:bookmarkStart w:id="61" w:name="_Toc164432237"/>
+      <w:bookmarkStart w:id="62" w:name="_Toc230699470"/>
       <w:r>
         <w:rPr>
           <w:rFonts w:cs="Segoe UI"/>
@@ -9092,7 +8976,7 @@
         </w:rPr>
         <w:t>off</w:t>
       </w:r>
-      <w:bookmarkEnd w:id="56"/>
+      <w:bookmarkEnd w:id="62"/>
       <w:r>
         <w:rPr>
           <w:rFonts w:cs="Segoe UI"/>
@@ -9101,33 +8985,33 @@
         </w:rPr>
         <w:t xml:space="preserve"> </w:t>
       </w:r>
-      <w:bookmarkEnd w:id="57"/>
-      <w:bookmarkEnd w:id="58"/>
       <w:bookmarkEnd w:id="59"/>
+      <w:bookmarkEnd w:id="60"/>
+      <w:bookmarkEnd w:id="61"/>
     </w:p>
     <w:p>
       <w:pPr>
         <w:pStyle w:val="Heading2"/>
       </w:pPr>
-      <w:bookmarkStart w:id="60" w:name="_Toc44779822"/>
-      <w:bookmarkStart w:id="61" w:name="_Toc1118495918"/>
-      <w:bookmarkStart w:id="62" w:name="_Toc397702809"/>
-      <w:bookmarkStart w:id="63" w:name="_Toc168324279"/>
+      <w:bookmarkStart w:id="63" w:name="_Toc44779822"/>
+      <w:bookmarkStart w:id="64" w:name="_Toc1118495918"/>
+      <w:bookmarkStart w:id="65" w:name="_Toc397702809"/>
+      <w:bookmarkStart w:id="66" w:name="_Toc230699471"/>
       <w:r>
         <w:t>Intern</w:t>
       </w:r>
       <w:r>
         <w:t>o</w:t>
       </w:r>
-      <w:bookmarkEnd w:id="60"/>
-      <w:bookmarkEnd w:id="61"/>
-      <w:bookmarkEnd w:id="62"/>
       <w:bookmarkEnd w:id="63"/>
+      <w:bookmarkEnd w:id="64"/>
+      <w:bookmarkEnd w:id="65"/>
+      <w:bookmarkEnd w:id="66"/>
     </w:p>
     <w:p/>
     <w:tbl>
       <w:tblPr>
-        <w:tblW w:w="7284" w:type="dxa"/>
+        <w:tblW w:w="7090" w:type="dxa"/>
         <w:tblInd w:w="1370" w:type="dxa"/>
         <w:tblCellMar>
           <w:left w:w="70" w:type="dxa"/>
@@ -9139,7 +9023,7 @@
         <w:gridCol w:w="1465"/>
         <w:gridCol w:w="2552"/>
         <w:gridCol w:w="1093"/>
-        <w:gridCol w:w="2174"/>
+        <w:gridCol w:w="1980"/>
       </w:tblGrid>
       <w:tr>
         <w:trPr>
@@ -9174,7 +9058,7 @@
         </w:tc>
         <w:tc>
           <w:tcPr>
-            <w:tcW w:w="5819" w:type="dxa"/>
+            <w:tcW w:w="5625" w:type="dxa"/>
             <w:gridSpan w:val="3"/>
             <w:tcBorders>
               <w:top w:val="single" w:sz="4" w:space="0" w:color="auto"/>
@@ -9321,7 +9205,7 @@
         </w:tc>
         <w:tc>
           <w:tcPr>
-            <w:tcW w:w="2174" w:type="dxa"/>
+            <w:tcW w:w="1980" w:type="dxa"/>
             <w:tcBorders>
               <w:top w:val="nil"/>
               <w:left w:val="nil"/>
@@ -9506,7 +9390,7 @@
         </w:tc>
         <w:tc>
           <w:tcPr>
-            <w:tcW w:w="2174" w:type="dxa"/>
+            <w:tcW w:w="1980" w:type="dxa"/>
             <w:tcBorders>
               <w:top w:val="nil"/>
               <w:left w:val="nil"/>
@@ -9649,7 +9533,7 @@
         </w:tc>
         <w:tc>
           <w:tcPr>
-            <w:tcW w:w="2174" w:type="dxa"/>
+            <w:tcW w:w="1980" w:type="dxa"/>
             <w:tcBorders>
               <w:top w:val="nil"/>
               <w:left w:val="nil"/>
@@ -9680,20 +9564,20 @@
       <w:pPr>
         <w:pStyle w:val="Heading2"/>
       </w:pPr>
-      <w:bookmarkStart w:id="64" w:name="_Toc2129261087"/>
-      <w:bookmarkStart w:id="65" w:name="_Toc1923159334"/>
-      <w:bookmarkStart w:id="66" w:name="_Toc1511586511"/>
-      <w:bookmarkStart w:id="67" w:name="_Toc168324280"/>
+      <w:bookmarkStart w:id="67" w:name="_Toc2129261087"/>
+      <w:bookmarkStart w:id="68" w:name="_Toc1923159334"/>
+      <w:bookmarkStart w:id="69" w:name="_Toc1511586511"/>
+      <w:bookmarkStart w:id="70" w:name="_Toc230699472"/>
       <w:r>
         <w:t>Client</w:t>
       </w:r>
-      <w:bookmarkEnd w:id="64"/>
-      <w:bookmarkEnd w:id="65"/>
-      <w:bookmarkEnd w:id="66"/>
+      <w:bookmarkEnd w:id="67"/>
+      <w:bookmarkEnd w:id="68"/>
+      <w:bookmarkEnd w:id="69"/>
       <w:r>
         <w:t>e</w:t>
       </w:r>
-      <w:bookmarkEnd w:id="67"/>
+      <w:bookmarkEnd w:id="70"/>
     </w:p>
     <w:p>
       <w:pPr>
@@ -11162,27 +11046,7 @@
               <w:sz w:val="20"/>
               <w:szCs w:val="20"/>
             </w:rPr>
-            <w:t>{{</w:t>
-          </w:r>
-          <w:proofErr w:type="spellStart"/>
-          <w:r>
-            <w:rPr>
-              <w:b/>
-              <w:bCs/>
-              <w:sz w:val="20"/>
-              <w:szCs w:val="20"/>
-            </w:rPr>
-            <w:t>nombreBot</w:t>
-          </w:r>
-          <w:proofErr w:type="spellEnd"/>
-          <w:r>
-            <w:rPr>
-              <w:b/>
-              <w:bCs/>
-              <w:sz w:val="20"/>
-              <w:szCs w:val="20"/>
-            </w:rPr>
-            <w:t>}}</w:t>
+            <w:t>{{nombreBot}}</w:t>
           </w:r>
           <w:r>
             <w:rPr>
@@ -11337,982 +11201,6 @@
     </w:lvl>
   </w:abstractNum>
   <w:abstractNum w:abstractNumId="1" w15:restartNumberingAfterBreak="0">
-    <w:nsid w:val="042C39F9"/>
-    <w:multiLevelType w:val="hybridMultilevel"/>
-    <w:tmpl w:val="8828E0B0"/>
-    <w:lvl w:ilvl="0" w:tplc="2C0A0001">
-      <w:start w:val="1"/>
-      <w:numFmt w:val="bullet"/>
-      <w:lvlText w:val=""/>
-      <w:lvlJc w:val="left"/>
-      <w:pPr>
-        <w:ind w:left="720" w:hanging="360"/>
-      </w:pPr>
-      <w:rPr>
-        <w:rFonts w:ascii="Symbol" w:hAnsi="Symbol" w:hint="default"/>
-      </w:rPr>
-    </w:lvl>
-    <w:lvl w:ilvl="1" w:tplc="2C0A0003">
-      <w:start w:val="1"/>
-      <w:numFmt w:val="bullet"/>
-      <w:lvlText w:val="o"/>
-      <w:lvlJc w:val="left"/>
-      <w:pPr>
-        <w:ind w:left="1440" w:hanging="360"/>
-      </w:pPr>
-      <w:rPr>
-        <w:rFonts w:ascii="Courier New" w:hAnsi="Courier New" w:cs="Courier New" w:hint="default"/>
-      </w:rPr>
-    </w:lvl>
-    <w:lvl w:ilvl="2" w:tplc="2C0A0005">
-      <w:start w:val="1"/>
-      <w:numFmt w:val="bullet"/>
-      <w:lvlText w:val=""/>
-      <w:lvlJc w:val="left"/>
-      <w:pPr>
-        <w:ind w:left="2160" w:hanging="360"/>
-      </w:pPr>
-      <w:rPr>
-        <w:rFonts w:ascii="Wingdings" w:hAnsi="Wingdings" w:hint="default"/>
-      </w:rPr>
-    </w:lvl>
-    <w:lvl w:ilvl="3" w:tplc="2C0A0001">
-      <w:start w:val="1"/>
-      <w:numFmt w:val="bullet"/>
-      <w:lvlText w:val=""/>
-      <w:lvlJc w:val="left"/>
-      <w:pPr>
-        <w:ind w:left="2880" w:hanging="360"/>
-      </w:pPr>
-      <w:rPr>
-        <w:rFonts w:ascii="Symbol" w:hAnsi="Symbol" w:hint="default"/>
-      </w:rPr>
-    </w:lvl>
-    <w:lvl w:ilvl="4" w:tplc="2C0A0003">
-      <w:start w:val="1"/>
-      <w:numFmt w:val="bullet"/>
-      <w:lvlText w:val="o"/>
-      <w:lvlJc w:val="left"/>
-      <w:pPr>
-        <w:ind w:left="3600" w:hanging="360"/>
-      </w:pPr>
-      <w:rPr>
-        <w:rFonts w:ascii="Courier New" w:hAnsi="Courier New" w:cs="Courier New" w:hint="default"/>
-      </w:rPr>
-    </w:lvl>
-    <w:lvl w:ilvl="5" w:tplc="2C0A0005">
-      <w:start w:val="1"/>
-      <w:numFmt w:val="bullet"/>
-      <w:lvlText w:val=""/>
-      <w:lvlJc w:val="left"/>
-      <w:pPr>
-        <w:ind w:left="4320" w:hanging="360"/>
-      </w:pPr>
-      <w:rPr>
-        <w:rFonts w:ascii="Wingdings" w:hAnsi="Wingdings" w:hint="default"/>
-      </w:rPr>
-    </w:lvl>
-    <w:lvl w:ilvl="6" w:tplc="2C0A0001">
-      <w:start w:val="1"/>
-      <w:numFmt w:val="bullet"/>
-      <w:lvlText w:val=""/>
-      <w:lvlJc w:val="left"/>
-      <w:pPr>
-        <w:ind w:left="5040" w:hanging="360"/>
-      </w:pPr>
-      <w:rPr>
-        <w:rFonts w:ascii="Symbol" w:hAnsi="Symbol" w:hint="default"/>
-      </w:rPr>
-    </w:lvl>
-    <w:lvl w:ilvl="7" w:tplc="2C0A0003">
-      <w:start w:val="1"/>
-      <w:numFmt w:val="bullet"/>
-      <w:lvlText w:val="o"/>
-      <w:lvlJc w:val="left"/>
-      <w:pPr>
-        <w:ind w:left="5760" w:hanging="360"/>
-      </w:pPr>
-      <w:rPr>
-        <w:rFonts w:ascii="Courier New" w:hAnsi="Courier New" w:cs="Courier New" w:hint="default"/>
-      </w:rPr>
-    </w:lvl>
-    <w:lvl w:ilvl="8" w:tplc="2C0A0005">
-      <w:start w:val="1"/>
-      <w:numFmt w:val="bullet"/>
-      <w:lvlText w:val=""/>
-      <w:lvlJc w:val="left"/>
-      <w:pPr>
-        <w:ind w:left="6480" w:hanging="360"/>
-      </w:pPr>
-      <w:rPr>
-        <w:rFonts w:ascii="Wingdings" w:hAnsi="Wingdings" w:hint="default"/>
-      </w:rPr>
-    </w:lvl>
-  </w:abstractNum>
-  <w:abstractNum w:abstractNumId="2" w15:restartNumberingAfterBreak="0">
-    <w:nsid w:val="05CA5825"/>
-    <w:multiLevelType w:val="hybridMultilevel"/>
-    <w:tmpl w:val="8DFC79C4"/>
-    <w:lvl w:ilvl="0" w:tplc="EB9E9DAA">
-      <w:start w:val="1"/>
-      <w:numFmt w:val="bullet"/>
-      <w:lvlText w:val=""/>
-      <w:lvlJc w:val="left"/>
-      <w:pPr>
-        <w:tabs>
-          <w:tab w:val="num" w:pos="928"/>
-        </w:tabs>
-        <w:ind w:left="928" w:hanging="360"/>
-      </w:pPr>
-      <w:rPr>
-        <w:rFonts w:ascii="Wingdings" w:hAnsi="Wingdings" w:hint="default"/>
-      </w:rPr>
-    </w:lvl>
-    <w:lvl w:ilvl="1" w:tplc="EDBE1776" w:tentative="1">
-      <w:start w:val="1"/>
-      <w:numFmt w:val="bullet"/>
-      <w:lvlText w:val=""/>
-      <w:lvlJc w:val="left"/>
-      <w:pPr>
-        <w:tabs>
-          <w:tab w:val="num" w:pos="1648"/>
-        </w:tabs>
-        <w:ind w:left="1648" w:hanging="360"/>
-      </w:pPr>
-      <w:rPr>
-        <w:rFonts w:ascii="Wingdings" w:hAnsi="Wingdings" w:hint="default"/>
-      </w:rPr>
-    </w:lvl>
-    <w:lvl w:ilvl="2" w:tplc="5832F5F0" w:tentative="1">
-      <w:start w:val="1"/>
-      <w:numFmt w:val="bullet"/>
-      <w:lvlText w:val=""/>
-      <w:lvlJc w:val="left"/>
-      <w:pPr>
-        <w:tabs>
-          <w:tab w:val="num" w:pos="2368"/>
-        </w:tabs>
-        <w:ind w:left="2368" w:hanging="360"/>
-      </w:pPr>
-      <w:rPr>
-        <w:rFonts w:ascii="Wingdings" w:hAnsi="Wingdings" w:hint="default"/>
-      </w:rPr>
-    </w:lvl>
-    <w:lvl w:ilvl="3" w:tplc="860E2D56" w:tentative="1">
-      <w:start w:val="1"/>
-      <w:numFmt w:val="bullet"/>
-      <w:lvlText w:val=""/>
-      <w:lvlJc w:val="left"/>
-      <w:pPr>
-        <w:tabs>
-          <w:tab w:val="num" w:pos="3088"/>
-        </w:tabs>
-        <w:ind w:left="3088" w:hanging="360"/>
-      </w:pPr>
-      <w:rPr>
-        <w:rFonts w:ascii="Wingdings" w:hAnsi="Wingdings" w:hint="default"/>
-      </w:rPr>
-    </w:lvl>
-    <w:lvl w:ilvl="4" w:tplc="BB1CC3F4" w:tentative="1">
-      <w:start w:val="1"/>
-      <w:numFmt w:val="bullet"/>
-      <w:lvlText w:val=""/>
-      <w:lvlJc w:val="left"/>
-      <w:pPr>
-        <w:tabs>
-          <w:tab w:val="num" w:pos="3808"/>
-        </w:tabs>
-        <w:ind w:left="3808" w:hanging="360"/>
-      </w:pPr>
-      <w:rPr>
-        <w:rFonts w:ascii="Wingdings" w:hAnsi="Wingdings" w:hint="default"/>
-      </w:rPr>
-    </w:lvl>
-    <w:lvl w:ilvl="5" w:tplc="1A385888" w:tentative="1">
-      <w:start w:val="1"/>
-      <w:numFmt w:val="bullet"/>
-      <w:lvlText w:val=""/>
-      <w:lvlJc w:val="left"/>
-      <w:pPr>
-        <w:tabs>
-          <w:tab w:val="num" w:pos="4528"/>
-        </w:tabs>
-        <w:ind w:left="4528" w:hanging="360"/>
-      </w:pPr>
-      <w:rPr>
-        <w:rFonts w:ascii="Wingdings" w:hAnsi="Wingdings" w:hint="default"/>
-      </w:rPr>
-    </w:lvl>
-    <w:lvl w:ilvl="6" w:tplc="C87E153A" w:tentative="1">
-      <w:start w:val="1"/>
-      <w:numFmt w:val="bullet"/>
-      <w:lvlText w:val=""/>
-      <w:lvlJc w:val="left"/>
-      <w:pPr>
-        <w:tabs>
-          <w:tab w:val="num" w:pos="5248"/>
-        </w:tabs>
-        <w:ind w:left="5248" w:hanging="360"/>
-      </w:pPr>
-      <w:rPr>
-        <w:rFonts w:ascii="Wingdings" w:hAnsi="Wingdings" w:hint="default"/>
-      </w:rPr>
-    </w:lvl>
-    <w:lvl w:ilvl="7" w:tplc="944A5188" w:tentative="1">
-      <w:start w:val="1"/>
-      <w:numFmt w:val="bullet"/>
-      <w:lvlText w:val=""/>
-      <w:lvlJc w:val="left"/>
-      <w:pPr>
-        <w:tabs>
-          <w:tab w:val="num" w:pos="5968"/>
-        </w:tabs>
-        <w:ind w:left="5968" w:hanging="360"/>
-      </w:pPr>
-      <w:rPr>
-        <w:rFonts w:ascii="Wingdings" w:hAnsi="Wingdings" w:hint="default"/>
-      </w:rPr>
-    </w:lvl>
-    <w:lvl w:ilvl="8" w:tplc="3F5AD836" w:tentative="1">
-      <w:start w:val="1"/>
-      <w:numFmt w:val="bullet"/>
-      <w:lvlText w:val=""/>
-      <w:lvlJc w:val="left"/>
-      <w:pPr>
-        <w:tabs>
-          <w:tab w:val="num" w:pos="6688"/>
-        </w:tabs>
-        <w:ind w:left="6688" w:hanging="360"/>
-      </w:pPr>
-      <w:rPr>
-        <w:rFonts w:ascii="Wingdings" w:hAnsi="Wingdings" w:hint="default"/>
-      </w:rPr>
-    </w:lvl>
-  </w:abstractNum>
-  <w:abstractNum w:abstractNumId="3" w15:restartNumberingAfterBreak="0">
-    <w:nsid w:val="06E65EB4"/>
-    <w:multiLevelType w:val="hybridMultilevel"/>
-    <w:tmpl w:val="DD7A2E4C"/>
-    <w:lvl w:ilvl="0" w:tplc="2C0A0001">
-      <w:start w:val="1"/>
-      <w:numFmt w:val="bullet"/>
-      <w:lvlText w:val=""/>
-      <w:lvlJc w:val="left"/>
-      <w:pPr>
-        <w:ind w:left="720" w:hanging="360"/>
-      </w:pPr>
-      <w:rPr>
-        <w:rFonts w:ascii="Symbol" w:hAnsi="Symbol" w:hint="default"/>
-      </w:rPr>
-    </w:lvl>
-    <w:lvl w:ilvl="1" w:tplc="2C0A0003" w:tentative="1">
-      <w:start w:val="1"/>
-      <w:numFmt w:val="bullet"/>
-      <w:lvlText w:val="o"/>
-      <w:lvlJc w:val="left"/>
-      <w:pPr>
-        <w:ind w:left="1440" w:hanging="360"/>
-      </w:pPr>
-      <w:rPr>
-        <w:rFonts w:ascii="Courier New" w:hAnsi="Courier New" w:cs="Courier New" w:hint="default"/>
-      </w:rPr>
-    </w:lvl>
-    <w:lvl w:ilvl="2" w:tplc="2C0A0005" w:tentative="1">
-      <w:start w:val="1"/>
-      <w:numFmt w:val="bullet"/>
-      <w:lvlText w:val=""/>
-      <w:lvlJc w:val="left"/>
-      <w:pPr>
-        <w:ind w:left="2160" w:hanging="360"/>
-      </w:pPr>
-      <w:rPr>
-        <w:rFonts w:ascii="Wingdings" w:hAnsi="Wingdings" w:hint="default"/>
-      </w:rPr>
-    </w:lvl>
-    <w:lvl w:ilvl="3" w:tplc="2C0A0001" w:tentative="1">
-      <w:start w:val="1"/>
-      <w:numFmt w:val="bullet"/>
-      <w:lvlText w:val=""/>
-      <w:lvlJc w:val="left"/>
-      <w:pPr>
-        <w:ind w:left="2880" w:hanging="360"/>
-      </w:pPr>
-      <w:rPr>
-        <w:rFonts w:ascii="Symbol" w:hAnsi="Symbol" w:hint="default"/>
-      </w:rPr>
-    </w:lvl>
-    <w:lvl w:ilvl="4" w:tplc="2C0A0003" w:tentative="1">
-      <w:start w:val="1"/>
-      <w:numFmt w:val="bullet"/>
-      <w:lvlText w:val="o"/>
-      <w:lvlJc w:val="left"/>
-      <w:pPr>
-        <w:ind w:left="3600" w:hanging="360"/>
-      </w:pPr>
-      <w:rPr>
-        <w:rFonts w:ascii="Courier New" w:hAnsi="Courier New" w:cs="Courier New" w:hint="default"/>
-      </w:rPr>
-    </w:lvl>
-    <w:lvl w:ilvl="5" w:tplc="2C0A0005" w:tentative="1">
-      <w:start w:val="1"/>
-      <w:numFmt w:val="bullet"/>
-      <w:lvlText w:val=""/>
-      <w:lvlJc w:val="left"/>
-      <w:pPr>
-        <w:ind w:left="4320" w:hanging="360"/>
-      </w:pPr>
-      <w:rPr>
-        <w:rFonts w:ascii="Wingdings" w:hAnsi="Wingdings" w:hint="default"/>
-      </w:rPr>
-    </w:lvl>
-    <w:lvl w:ilvl="6" w:tplc="2C0A0001" w:tentative="1">
-      <w:start w:val="1"/>
-      <w:numFmt w:val="bullet"/>
-      <w:lvlText w:val=""/>
-      <w:lvlJc w:val="left"/>
-      <w:pPr>
-        <w:ind w:left="5040" w:hanging="360"/>
-      </w:pPr>
-      <w:rPr>
-        <w:rFonts w:ascii="Symbol" w:hAnsi="Symbol" w:hint="default"/>
-      </w:rPr>
-    </w:lvl>
-    <w:lvl w:ilvl="7" w:tplc="2C0A0003" w:tentative="1">
-      <w:start w:val="1"/>
-      <w:numFmt w:val="bullet"/>
-      <w:lvlText w:val="o"/>
-      <w:lvlJc w:val="left"/>
-      <w:pPr>
-        <w:ind w:left="5760" w:hanging="360"/>
-      </w:pPr>
-      <w:rPr>
-        <w:rFonts w:ascii="Courier New" w:hAnsi="Courier New" w:cs="Courier New" w:hint="default"/>
-      </w:rPr>
-    </w:lvl>
-    <w:lvl w:ilvl="8" w:tplc="2C0A0005" w:tentative="1">
-      <w:start w:val="1"/>
-      <w:numFmt w:val="bullet"/>
-      <w:lvlText w:val=""/>
-      <w:lvlJc w:val="left"/>
-      <w:pPr>
-        <w:ind w:left="6480" w:hanging="360"/>
-      </w:pPr>
-      <w:rPr>
-        <w:rFonts w:ascii="Wingdings" w:hAnsi="Wingdings" w:hint="default"/>
-      </w:rPr>
-    </w:lvl>
-  </w:abstractNum>
-  <w:abstractNum w:abstractNumId="4" w15:restartNumberingAfterBreak="0">
-    <w:nsid w:val="0C7C1AB8"/>
-    <w:multiLevelType w:val="hybridMultilevel"/>
-    <w:tmpl w:val="8CAAD744"/>
-    <w:lvl w:ilvl="0" w:tplc="E182D9F6">
-      <w:start w:val="1"/>
-      <w:numFmt w:val="bullet"/>
-      <w:lvlText w:val=""/>
-      <w:lvlJc w:val="left"/>
-      <w:pPr>
-        <w:tabs>
-          <w:tab w:val="num" w:pos="720"/>
-        </w:tabs>
-        <w:ind w:left="720" w:hanging="360"/>
-      </w:pPr>
-      <w:rPr>
-        <w:rFonts w:ascii="Wingdings" w:hAnsi="Wingdings" w:hint="default"/>
-      </w:rPr>
-    </w:lvl>
-    <w:lvl w:ilvl="1" w:tplc="650CEEC6" w:tentative="1">
-      <w:start w:val="1"/>
-      <w:numFmt w:val="bullet"/>
-      <w:lvlText w:val=""/>
-      <w:lvlJc w:val="left"/>
-      <w:pPr>
-        <w:tabs>
-          <w:tab w:val="num" w:pos="1440"/>
-        </w:tabs>
-        <w:ind w:left="1440" w:hanging="360"/>
-      </w:pPr>
-      <w:rPr>
-        <w:rFonts w:ascii="Wingdings" w:hAnsi="Wingdings" w:hint="default"/>
-      </w:rPr>
-    </w:lvl>
-    <w:lvl w:ilvl="2" w:tplc="A928E8C0" w:tentative="1">
-      <w:start w:val="1"/>
-      <w:numFmt w:val="bullet"/>
-      <w:lvlText w:val=""/>
-      <w:lvlJc w:val="left"/>
-      <w:pPr>
-        <w:tabs>
-          <w:tab w:val="num" w:pos="2160"/>
-        </w:tabs>
-        <w:ind w:left="2160" w:hanging="360"/>
-      </w:pPr>
-      <w:rPr>
-        <w:rFonts w:ascii="Wingdings" w:hAnsi="Wingdings" w:hint="default"/>
-      </w:rPr>
-    </w:lvl>
-    <w:lvl w:ilvl="3" w:tplc="C80CF5FA" w:tentative="1">
-      <w:start w:val="1"/>
-      <w:numFmt w:val="bullet"/>
-      <w:lvlText w:val=""/>
-      <w:lvlJc w:val="left"/>
-      <w:pPr>
-        <w:tabs>
-          <w:tab w:val="num" w:pos="2880"/>
-        </w:tabs>
-        <w:ind w:left="2880" w:hanging="360"/>
-      </w:pPr>
-      <w:rPr>
-        <w:rFonts w:ascii="Wingdings" w:hAnsi="Wingdings" w:hint="default"/>
-      </w:rPr>
-    </w:lvl>
-    <w:lvl w:ilvl="4" w:tplc="1EEA5B28" w:tentative="1">
-      <w:start w:val="1"/>
-      <w:numFmt w:val="bullet"/>
-      <w:lvlText w:val=""/>
-      <w:lvlJc w:val="left"/>
-      <w:pPr>
-        <w:tabs>
-          <w:tab w:val="num" w:pos="3600"/>
-        </w:tabs>
-        <w:ind w:left="3600" w:hanging="360"/>
-      </w:pPr>
-      <w:rPr>
-        <w:rFonts w:ascii="Wingdings" w:hAnsi="Wingdings" w:hint="default"/>
-      </w:rPr>
-    </w:lvl>
-    <w:lvl w:ilvl="5" w:tplc="9A7E6184" w:tentative="1">
-      <w:start w:val="1"/>
-      <w:numFmt w:val="bullet"/>
-      <w:lvlText w:val=""/>
-      <w:lvlJc w:val="left"/>
-      <w:pPr>
-        <w:tabs>
-          <w:tab w:val="num" w:pos="4320"/>
-        </w:tabs>
-        <w:ind w:left="4320" w:hanging="360"/>
-      </w:pPr>
-      <w:rPr>
-        <w:rFonts w:ascii="Wingdings" w:hAnsi="Wingdings" w:hint="default"/>
-      </w:rPr>
-    </w:lvl>
-    <w:lvl w:ilvl="6" w:tplc="934E803C" w:tentative="1">
-      <w:start w:val="1"/>
-      <w:numFmt w:val="bullet"/>
-      <w:lvlText w:val=""/>
-      <w:lvlJc w:val="left"/>
-      <w:pPr>
-        <w:tabs>
-          <w:tab w:val="num" w:pos="5040"/>
-        </w:tabs>
-        <w:ind w:left="5040" w:hanging="360"/>
-      </w:pPr>
-      <w:rPr>
-        <w:rFonts w:ascii="Wingdings" w:hAnsi="Wingdings" w:hint="default"/>
-      </w:rPr>
-    </w:lvl>
-    <w:lvl w:ilvl="7" w:tplc="DA686388" w:tentative="1">
-      <w:start w:val="1"/>
-      <w:numFmt w:val="bullet"/>
-      <w:lvlText w:val=""/>
-      <w:lvlJc w:val="left"/>
-      <w:pPr>
-        <w:tabs>
-          <w:tab w:val="num" w:pos="5760"/>
-        </w:tabs>
-        <w:ind w:left="5760" w:hanging="360"/>
-      </w:pPr>
-      <w:rPr>
-        <w:rFonts w:ascii="Wingdings" w:hAnsi="Wingdings" w:hint="default"/>
-      </w:rPr>
-    </w:lvl>
-    <w:lvl w:ilvl="8" w:tplc="B66AACC6" w:tentative="1">
-      <w:start w:val="1"/>
-      <w:numFmt w:val="bullet"/>
-      <w:lvlText w:val=""/>
-      <w:lvlJc w:val="left"/>
-      <w:pPr>
-        <w:tabs>
-          <w:tab w:val="num" w:pos="6480"/>
-        </w:tabs>
-        <w:ind w:left="6480" w:hanging="360"/>
-      </w:pPr>
-      <w:rPr>
-        <w:rFonts w:ascii="Wingdings" w:hAnsi="Wingdings" w:hint="default"/>
-      </w:rPr>
-    </w:lvl>
-  </w:abstractNum>
-  <w:abstractNum w:abstractNumId="5" w15:restartNumberingAfterBreak="0">
-    <w:nsid w:val="120C1082"/>
-    <w:multiLevelType w:val="hybridMultilevel"/>
-    <w:tmpl w:val="15BE8EDA"/>
-    <w:lvl w:ilvl="0" w:tplc="2C0A0001">
-      <w:start w:val="1"/>
-      <w:numFmt w:val="bullet"/>
-      <w:lvlText w:val=""/>
-      <w:lvlJc w:val="left"/>
-      <w:pPr>
-        <w:ind w:left="720" w:hanging="360"/>
-      </w:pPr>
-      <w:rPr>
-        <w:rFonts w:ascii="Symbol" w:hAnsi="Symbol" w:hint="default"/>
-      </w:rPr>
-    </w:lvl>
-    <w:lvl w:ilvl="1" w:tplc="2C0A0003" w:tentative="1">
-      <w:start w:val="1"/>
-      <w:numFmt w:val="bullet"/>
-      <w:lvlText w:val="o"/>
-      <w:lvlJc w:val="left"/>
-      <w:pPr>
-        <w:ind w:left="1440" w:hanging="360"/>
-      </w:pPr>
-      <w:rPr>
-        <w:rFonts w:ascii="Courier New" w:hAnsi="Courier New" w:cs="Courier New" w:hint="default"/>
-      </w:rPr>
-    </w:lvl>
-    <w:lvl w:ilvl="2" w:tplc="2C0A0005" w:tentative="1">
-      <w:start w:val="1"/>
-      <w:numFmt w:val="bullet"/>
-      <w:lvlText w:val=""/>
-      <w:lvlJc w:val="left"/>
-      <w:pPr>
-        <w:ind w:left="2160" w:hanging="360"/>
-      </w:pPr>
-      <w:rPr>
-        <w:rFonts w:ascii="Wingdings" w:hAnsi="Wingdings" w:hint="default"/>
-      </w:rPr>
-    </w:lvl>
-    <w:lvl w:ilvl="3" w:tplc="2C0A0001" w:tentative="1">
-      <w:start w:val="1"/>
-      <w:numFmt w:val="bullet"/>
-      <w:lvlText w:val=""/>
-      <w:lvlJc w:val="left"/>
-      <w:pPr>
-        <w:ind w:left="2880" w:hanging="360"/>
-      </w:pPr>
-      <w:rPr>
-        <w:rFonts w:ascii="Symbol" w:hAnsi="Symbol" w:hint="default"/>
-      </w:rPr>
-    </w:lvl>
-    <w:lvl w:ilvl="4" w:tplc="2C0A0003" w:tentative="1">
-      <w:start w:val="1"/>
-      <w:numFmt w:val="bullet"/>
-      <w:lvlText w:val="o"/>
-      <w:lvlJc w:val="left"/>
-      <w:pPr>
-        <w:ind w:left="3600" w:hanging="360"/>
-      </w:pPr>
-      <w:rPr>
-        <w:rFonts w:ascii="Courier New" w:hAnsi="Courier New" w:cs="Courier New" w:hint="default"/>
-      </w:rPr>
-    </w:lvl>
-    <w:lvl w:ilvl="5" w:tplc="2C0A0005" w:tentative="1">
-      <w:start w:val="1"/>
-      <w:numFmt w:val="bullet"/>
-      <w:lvlText w:val=""/>
-      <w:lvlJc w:val="left"/>
-      <w:pPr>
-        <w:ind w:left="4320" w:hanging="360"/>
-      </w:pPr>
-      <w:rPr>
-        <w:rFonts w:ascii="Wingdings" w:hAnsi="Wingdings" w:hint="default"/>
-      </w:rPr>
-    </w:lvl>
-    <w:lvl w:ilvl="6" w:tplc="2C0A0001" w:tentative="1">
-      <w:start w:val="1"/>
-      <w:numFmt w:val="bullet"/>
-      <w:lvlText w:val=""/>
-      <w:lvlJc w:val="left"/>
-      <w:pPr>
-        <w:ind w:left="5040" w:hanging="360"/>
-      </w:pPr>
-      <w:rPr>
-        <w:rFonts w:ascii="Symbol" w:hAnsi="Symbol" w:hint="default"/>
-      </w:rPr>
-    </w:lvl>
-    <w:lvl w:ilvl="7" w:tplc="2C0A0003" w:tentative="1">
-      <w:start w:val="1"/>
-      <w:numFmt w:val="bullet"/>
-      <w:lvlText w:val="o"/>
-      <w:lvlJc w:val="left"/>
-      <w:pPr>
-        <w:ind w:left="5760" w:hanging="360"/>
-      </w:pPr>
-      <w:rPr>
-        <w:rFonts w:ascii="Courier New" w:hAnsi="Courier New" w:cs="Courier New" w:hint="default"/>
-      </w:rPr>
-    </w:lvl>
-    <w:lvl w:ilvl="8" w:tplc="2C0A0005" w:tentative="1">
-      <w:start w:val="1"/>
-      <w:numFmt w:val="bullet"/>
-      <w:lvlText w:val=""/>
-      <w:lvlJc w:val="left"/>
-      <w:pPr>
-        <w:ind w:left="6480" w:hanging="360"/>
-      </w:pPr>
-      <w:rPr>
-        <w:rFonts w:ascii="Wingdings" w:hAnsi="Wingdings" w:hint="default"/>
-      </w:rPr>
-    </w:lvl>
-  </w:abstractNum>
-  <w:abstractNum w:abstractNumId="6" w15:restartNumberingAfterBreak="0">
-    <w:nsid w:val="13CE0BE0"/>
-    <w:multiLevelType w:val="hybridMultilevel"/>
-    <w:tmpl w:val="38A817C6"/>
-    <w:lvl w:ilvl="0" w:tplc="23D89C46">
-      <w:numFmt w:val="bullet"/>
-      <w:lvlText w:val="-"/>
-      <w:lvlJc w:val="left"/>
-      <w:pPr>
-        <w:ind w:left="360" w:hanging="360"/>
-      </w:pPr>
-      <w:rPr>
-        <w:rFonts w:ascii="Segoe UI" w:eastAsia="SimSun" w:hAnsi="Segoe UI" w:cs="Segoe UI" w:hint="default"/>
-      </w:rPr>
-    </w:lvl>
-    <w:lvl w:ilvl="1" w:tplc="0C0A0003" w:tentative="1">
-      <w:start w:val="1"/>
-      <w:numFmt w:val="bullet"/>
-      <w:lvlText w:val="o"/>
-      <w:lvlJc w:val="left"/>
-      <w:pPr>
-        <w:ind w:left="1080" w:hanging="360"/>
-      </w:pPr>
-      <w:rPr>
-        <w:rFonts w:ascii="Courier New" w:hAnsi="Courier New" w:cs="Courier New" w:hint="default"/>
-      </w:rPr>
-    </w:lvl>
-    <w:lvl w:ilvl="2" w:tplc="0C0A0005" w:tentative="1">
-      <w:start w:val="1"/>
-      <w:numFmt w:val="bullet"/>
-      <w:lvlText w:val=""/>
-      <w:lvlJc w:val="left"/>
-      <w:pPr>
-        <w:ind w:left="1800" w:hanging="360"/>
-      </w:pPr>
-      <w:rPr>
-        <w:rFonts w:ascii="Wingdings" w:hAnsi="Wingdings" w:hint="default"/>
-      </w:rPr>
-    </w:lvl>
-    <w:lvl w:ilvl="3" w:tplc="0C0A0001" w:tentative="1">
-      <w:start w:val="1"/>
-      <w:numFmt w:val="bullet"/>
-      <w:lvlText w:val=""/>
-      <w:lvlJc w:val="left"/>
-      <w:pPr>
-        <w:ind w:left="2520" w:hanging="360"/>
-      </w:pPr>
-      <w:rPr>
-        <w:rFonts w:ascii="Symbol" w:hAnsi="Symbol" w:hint="default"/>
-      </w:rPr>
-    </w:lvl>
-    <w:lvl w:ilvl="4" w:tplc="0C0A0003" w:tentative="1">
-      <w:start w:val="1"/>
-      <w:numFmt w:val="bullet"/>
-      <w:lvlText w:val="o"/>
-      <w:lvlJc w:val="left"/>
-      <w:pPr>
-        <w:ind w:left="3240" w:hanging="360"/>
-      </w:pPr>
-      <w:rPr>
-        <w:rFonts w:ascii="Courier New" w:hAnsi="Courier New" w:cs="Courier New" w:hint="default"/>
-      </w:rPr>
-    </w:lvl>
-    <w:lvl w:ilvl="5" w:tplc="0C0A0005" w:tentative="1">
-      <w:start w:val="1"/>
-      <w:numFmt w:val="bullet"/>
-      <w:lvlText w:val=""/>
-      <w:lvlJc w:val="left"/>
-      <w:pPr>
-        <w:ind w:left="3960" w:hanging="360"/>
-      </w:pPr>
-      <w:rPr>
-        <w:rFonts w:ascii="Wingdings" w:hAnsi="Wingdings" w:hint="default"/>
-      </w:rPr>
-    </w:lvl>
-    <w:lvl w:ilvl="6" w:tplc="0C0A0001" w:tentative="1">
-      <w:start w:val="1"/>
-      <w:numFmt w:val="bullet"/>
-      <w:lvlText w:val=""/>
-      <w:lvlJc w:val="left"/>
-      <w:pPr>
-        <w:ind w:left="4680" w:hanging="360"/>
-      </w:pPr>
-      <w:rPr>
-        <w:rFonts w:ascii="Symbol" w:hAnsi="Symbol" w:hint="default"/>
-      </w:rPr>
-    </w:lvl>
-    <w:lvl w:ilvl="7" w:tplc="0C0A0003" w:tentative="1">
-      <w:start w:val="1"/>
-      <w:numFmt w:val="bullet"/>
-      <w:lvlText w:val="o"/>
-      <w:lvlJc w:val="left"/>
-      <w:pPr>
-        <w:ind w:left="5400" w:hanging="360"/>
-      </w:pPr>
-      <w:rPr>
-        <w:rFonts w:ascii="Courier New" w:hAnsi="Courier New" w:cs="Courier New" w:hint="default"/>
-      </w:rPr>
-    </w:lvl>
-    <w:lvl w:ilvl="8" w:tplc="0C0A0005" w:tentative="1">
-      <w:start w:val="1"/>
-      <w:numFmt w:val="bullet"/>
-      <w:lvlText w:val=""/>
-      <w:lvlJc w:val="left"/>
-      <w:pPr>
-        <w:ind w:left="6120" w:hanging="360"/>
-      </w:pPr>
-      <w:rPr>
-        <w:rFonts w:ascii="Wingdings" w:hAnsi="Wingdings" w:hint="default"/>
-      </w:rPr>
-    </w:lvl>
-  </w:abstractNum>
-  <w:abstractNum w:abstractNumId="7" w15:restartNumberingAfterBreak="0">
-    <w:nsid w:val="15EB1998"/>
-    <w:multiLevelType w:val="multilevel"/>
-    <w:tmpl w:val="2A846810"/>
-    <w:lvl w:ilvl="0">
-      <w:start w:val="2"/>
-      <w:numFmt w:val="decimal"/>
-      <w:lvlText w:val="%1"/>
-      <w:lvlJc w:val="left"/>
-      <w:pPr>
-        <w:ind w:left="587" w:hanging="435"/>
-      </w:pPr>
-      <w:rPr>
-        <w:rFonts w:ascii="Segoe UI" w:eastAsia="Segoe UI" w:hAnsi="Segoe UI" w:cs="Segoe UI" w:hint="default"/>
-        <w:b/>
-        <w:bCs/>
-        <w:color w:val="E27800"/>
-        <w:w w:val="100"/>
-        <w:sz w:val="36"/>
-        <w:szCs w:val="36"/>
-        <w:lang w:val="es-ES" w:eastAsia="en-US" w:bidi="ar-SA"/>
-      </w:rPr>
-    </w:lvl>
-    <w:lvl w:ilvl="1">
-      <w:start w:val="1"/>
-      <w:numFmt w:val="decimal"/>
-      <w:lvlText w:val="%1.%2"/>
-      <w:lvlJc w:val="left"/>
-      <w:pPr>
-        <w:ind w:left="736" w:hanging="577"/>
-      </w:pPr>
-      <w:rPr>
-        <w:rFonts w:ascii="Segoe UI" w:eastAsia="Segoe UI" w:hAnsi="Segoe UI" w:cs="Segoe UI" w:hint="default"/>
-        <w:b/>
-        <w:bCs/>
-        <w:color w:val="E27800"/>
-        <w:spacing w:val="-1"/>
-        <w:w w:val="100"/>
-        <w:sz w:val="28"/>
-        <w:szCs w:val="28"/>
-        <w:lang w:val="es-ES" w:eastAsia="en-US" w:bidi="ar-SA"/>
-      </w:rPr>
-    </w:lvl>
-    <w:lvl w:ilvl="2">
-      <w:numFmt w:val="bullet"/>
-      <w:lvlText w:val=""/>
-      <w:lvlJc w:val="left"/>
-      <w:pPr>
-        <w:ind w:left="880" w:hanging="360"/>
-      </w:pPr>
-      <w:rPr>
-        <w:rFonts w:ascii="Symbol" w:eastAsia="Symbol" w:hAnsi="Symbol" w:cs="Symbol" w:hint="default"/>
-        <w:color w:val="808080"/>
-        <w:w w:val="99"/>
-        <w:sz w:val="20"/>
-        <w:szCs w:val="20"/>
-        <w:lang w:val="es-ES" w:eastAsia="en-US" w:bidi="ar-SA"/>
-      </w:rPr>
-    </w:lvl>
-    <w:lvl w:ilvl="3">
-      <w:numFmt w:val="bullet"/>
-      <w:lvlText w:val="•"/>
-      <w:lvlJc w:val="left"/>
-      <w:pPr>
-        <w:ind w:left="2038" w:hanging="360"/>
-      </w:pPr>
-      <w:rPr>
-        <w:rFonts w:hint="default"/>
-        <w:lang w:val="es-ES" w:eastAsia="en-US" w:bidi="ar-SA"/>
-      </w:rPr>
-    </w:lvl>
-    <w:lvl w:ilvl="4">
-      <w:numFmt w:val="bullet"/>
-      <w:lvlText w:val="•"/>
-      <w:lvlJc w:val="left"/>
-      <w:pPr>
-        <w:ind w:left="3197" w:hanging="360"/>
-      </w:pPr>
-      <w:rPr>
-        <w:rFonts w:hint="default"/>
-        <w:lang w:val="es-ES" w:eastAsia="en-US" w:bidi="ar-SA"/>
-      </w:rPr>
-    </w:lvl>
-    <w:lvl w:ilvl="5">
-      <w:numFmt w:val="bullet"/>
-      <w:lvlText w:val="•"/>
-      <w:lvlJc w:val="left"/>
-      <w:pPr>
-        <w:ind w:left="4355" w:hanging="360"/>
-      </w:pPr>
-      <w:rPr>
-        <w:rFonts w:hint="default"/>
-        <w:lang w:val="es-ES" w:eastAsia="en-US" w:bidi="ar-SA"/>
-      </w:rPr>
-    </w:lvl>
-    <w:lvl w:ilvl="6">
-      <w:numFmt w:val="bullet"/>
-      <w:lvlText w:val="•"/>
-      <w:lvlJc w:val="left"/>
-      <w:pPr>
-        <w:ind w:left="5514" w:hanging="360"/>
-      </w:pPr>
-      <w:rPr>
-        <w:rFonts w:hint="default"/>
-        <w:lang w:val="es-ES" w:eastAsia="en-US" w:bidi="ar-SA"/>
-      </w:rPr>
-    </w:lvl>
-    <w:lvl w:ilvl="7">
-      <w:numFmt w:val="bullet"/>
-      <w:lvlText w:val="•"/>
-      <w:lvlJc w:val="left"/>
-      <w:pPr>
-        <w:ind w:left="6673" w:hanging="360"/>
-      </w:pPr>
-      <w:rPr>
-        <w:rFonts w:hint="default"/>
-        <w:lang w:val="es-ES" w:eastAsia="en-US" w:bidi="ar-SA"/>
-      </w:rPr>
-    </w:lvl>
-    <w:lvl w:ilvl="8">
-      <w:numFmt w:val="bullet"/>
-      <w:lvlText w:val="•"/>
-      <w:lvlJc w:val="left"/>
-      <w:pPr>
-        <w:ind w:left="7831" w:hanging="360"/>
-      </w:pPr>
-      <w:rPr>
-        <w:rFonts w:hint="default"/>
-        <w:lang w:val="es-ES" w:eastAsia="en-US" w:bidi="ar-SA"/>
-      </w:rPr>
-    </w:lvl>
-  </w:abstractNum>
-  <w:abstractNum w:abstractNumId="8" w15:restartNumberingAfterBreak="0">
-    <w:nsid w:val="15FD2C8F"/>
-    <w:multiLevelType w:val="hybridMultilevel"/>
-    <w:tmpl w:val="7F740836"/>
-    <w:lvl w:ilvl="0" w:tplc="A52E77C0">
-      <w:start w:val="1"/>
-      <w:numFmt w:val="bullet"/>
-      <w:lvlText w:val="-"/>
-      <w:lvlJc w:val="left"/>
-      <w:pPr>
-        <w:ind w:left="360" w:hanging="360"/>
-      </w:pPr>
-      <w:rPr>
-        <w:rFonts w:ascii="Calibri" w:eastAsia="Calibri" w:hAnsi="Calibri" w:cs="Calibri" w:hint="default"/>
-      </w:rPr>
-    </w:lvl>
-    <w:lvl w:ilvl="1" w:tplc="2C0A0003">
-      <w:start w:val="1"/>
-      <w:numFmt w:val="bullet"/>
-      <w:lvlText w:val="o"/>
-      <w:lvlJc w:val="left"/>
-      <w:pPr>
-        <w:ind w:left="1080" w:hanging="360"/>
-      </w:pPr>
-      <w:rPr>
-        <w:rFonts w:ascii="Courier New" w:hAnsi="Courier New" w:cs="Courier New" w:hint="default"/>
-      </w:rPr>
-    </w:lvl>
-    <w:lvl w:ilvl="2" w:tplc="2C0A0005">
-      <w:start w:val="1"/>
-      <w:numFmt w:val="bullet"/>
-      <w:lvlText w:val=""/>
-      <w:lvlJc w:val="left"/>
-      <w:pPr>
-        <w:ind w:left="1800" w:hanging="360"/>
-      </w:pPr>
-      <w:rPr>
-        <w:rFonts w:ascii="Wingdings" w:hAnsi="Wingdings" w:hint="default"/>
-      </w:rPr>
-    </w:lvl>
-    <w:lvl w:ilvl="3" w:tplc="2C0A0001">
-      <w:start w:val="1"/>
-      <w:numFmt w:val="bullet"/>
-      <w:lvlText w:val=""/>
-      <w:lvlJc w:val="left"/>
-      <w:pPr>
-        <w:ind w:left="2520" w:hanging="360"/>
-      </w:pPr>
-      <w:rPr>
-        <w:rFonts w:ascii="Symbol" w:hAnsi="Symbol" w:hint="default"/>
-      </w:rPr>
-    </w:lvl>
-    <w:lvl w:ilvl="4" w:tplc="2C0A0003">
-      <w:start w:val="1"/>
-      <w:numFmt w:val="bullet"/>
-      <w:lvlText w:val="o"/>
-      <w:lvlJc w:val="left"/>
-      <w:pPr>
-        <w:ind w:left="3240" w:hanging="360"/>
-      </w:pPr>
-      <w:rPr>
-        <w:rFonts w:ascii="Courier New" w:hAnsi="Courier New" w:cs="Courier New" w:hint="default"/>
-      </w:rPr>
-    </w:lvl>
-    <w:lvl w:ilvl="5" w:tplc="2C0A0005">
-      <w:start w:val="1"/>
-      <w:numFmt w:val="bullet"/>
-      <w:lvlText w:val=""/>
-      <w:lvlJc w:val="left"/>
-      <w:pPr>
-        <w:ind w:left="3960" w:hanging="360"/>
-      </w:pPr>
-      <w:rPr>
-        <w:rFonts w:ascii="Wingdings" w:hAnsi="Wingdings" w:hint="default"/>
-      </w:rPr>
-    </w:lvl>
-    <w:lvl w:ilvl="6" w:tplc="2C0A0001">
-      <w:start w:val="1"/>
-      <w:numFmt w:val="bullet"/>
-      <w:lvlText w:val=""/>
-      <w:lvlJc w:val="left"/>
-      <w:pPr>
-        <w:ind w:left="4680" w:hanging="360"/>
-      </w:pPr>
-      <w:rPr>
-        <w:rFonts w:ascii="Symbol" w:hAnsi="Symbol" w:hint="default"/>
-      </w:rPr>
-    </w:lvl>
-    <w:lvl w:ilvl="7" w:tplc="2C0A0003">
-      <w:start w:val="1"/>
-      <w:numFmt w:val="bullet"/>
-      <w:lvlText w:val="o"/>
-      <w:lvlJc w:val="left"/>
-      <w:pPr>
-        <w:ind w:left="5400" w:hanging="360"/>
-      </w:pPr>
-      <w:rPr>
-        <w:rFonts w:ascii="Courier New" w:hAnsi="Courier New" w:cs="Courier New" w:hint="default"/>
-      </w:rPr>
-    </w:lvl>
-    <w:lvl w:ilvl="8" w:tplc="2C0A0005">
-      <w:start w:val="1"/>
-      <w:numFmt w:val="bullet"/>
-      <w:lvlText w:val=""/>
-      <w:lvlJc w:val="left"/>
-      <w:pPr>
-        <w:ind w:left="6120" w:hanging="360"/>
-      </w:pPr>
-      <w:rPr>
-        <w:rFonts w:ascii="Wingdings" w:hAnsi="Wingdings" w:hint="default"/>
-      </w:rPr>
-    </w:lvl>
-  </w:abstractNum>
-  <w:abstractNum w:abstractNumId="9" w15:restartNumberingAfterBreak="0">
     <w:nsid w:val="1BA42B62"/>
     <w:multiLevelType w:val="hybridMultilevel"/>
     <w:tmpl w:val="1152E728"/>
@@ -12425,319 +11313,7 @@
       </w:rPr>
     </w:lvl>
   </w:abstractNum>
-  <w:abstractNum w:abstractNumId="10" w15:restartNumberingAfterBreak="0">
-    <w:nsid w:val="1BDF68F5"/>
-    <w:multiLevelType w:val="hybridMultilevel"/>
-    <w:tmpl w:val="1BCE0874"/>
-    <w:lvl w:ilvl="0" w:tplc="2C0A0001">
-      <w:start w:val="1"/>
-      <w:numFmt w:val="bullet"/>
-      <w:lvlText w:val=""/>
-      <w:lvlJc w:val="left"/>
-      <w:pPr>
-        <w:ind w:left="720" w:hanging="360"/>
-      </w:pPr>
-      <w:rPr>
-        <w:rFonts w:ascii="Symbol" w:hAnsi="Symbol" w:hint="default"/>
-      </w:rPr>
-    </w:lvl>
-    <w:lvl w:ilvl="1" w:tplc="2C0A0003" w:tentative="1">
-      <w:start w:val="1"/>
-      <w:numFmt w:val="bullet"/>
-      <w:lvlText w:val="o"/>
-      <w:lvlJc w:val="left"/>
-      <w:pPr>
-        <w:ind w:left="1440" w:hanging="360"/>
-      </w:pPr>
-      <w:rPr>
-        <w:rFonts w:ascii="Courier New" w:hAnsi="Courier New" w:cs="Courier New" w:hint="default"/>
-      </w:rPr>
-    </w:lvl>
-    <w:lvl w:ilvl="2" w:tplc="2C0A0005" w:tentative="1">
-      <w:start w:val="1"/>
-      <w:numFmt w:val="bullet"/>
-      <w:lvlText w:val=""/>
-      <w:lvlJc w:val="left"/>
-      <w:pPr>
-        <w:ind w:left="2160" w:hanging="360"/>
-      </w:pPr>
-      <w:rPr>
-        <w:rFonts w:ascii="Wingdings" w:hAnsi="Wingdings" w:hint="default"/>
-      </w:rPr>
-    </w:lvl>
-    <w:lvl w:ilvl="3" w:tplc="2C0A0001" w:tentative="1">
-      <w:start w:val="1"/>
-      <w:numFmt w:val="bullet"/>
-      <w:lvlText w:val=""/>
-      <w:lvlJc w:val="left"/>
-      <w:pPr>
-        <w:ind w:left="2880" w:hanging="360"/>
-      </w:pPr>
-      <w:rPr>
-        <w:rFonts w:ascii="Symbol" w:hAnsi="Symbol" w:hint="default"/>
-      </w:rPr>
-    </w:lvl>
-    <w:lvl w:ilvl="4" w:tplc="2C0A0003" w:tentative="1">
-      <w:start w:val="1"/>
-      <w:numFmt w:val="bullet"/>
-      <w:lvlText w:val="o"/>
-      <w:lvlJc w:val="left"/>
-      <w:pPr>
-        <w:ind w:left="3600" w:hanging="360"/>
-      </w:pPr>
-      <w:rPr>
-        <w:rFonts w:ascii="Courier New" w:hAnsi="Courier New" w:cs="Courier New" w:hint="default"/>
-      </w:rPr>
-    </w:lvl>
-    <w:lvl w:ilvl="5" w:tplc="2C0A0005" w:tentative="1">
-      <w:start w:val="1"/>
-      <w:numFmt w:val="bullet"/>
-      <w:lvlText w:val=""/>
-      <w:lvlJc w:val="left"/>
-      <w:pPr>
-        <w:ind w:left="4320" w:hanging="360"/>
-      </w:pPr>
-      <w:rPr>
-        <w:rFonts w:ascii="Wingdings" w:hAnsi="Wingdings" w:hint="default"/>
-      </w:rPr>
-    </w:lvl>
-    <w:lvl w:ilvl="6" w:tplc="2C0A0001" w:tentative="1">
-      <w:start w:val="1"/>
-      <w:numFmt w:val="bullet"/>
-      <w:lvlText w:val=""/>
-      <w:lvlJc w:val="left"/>
-      <w:pPr>
-        <w:ind w:left="5040" w:hanging="360"/>
-      </w:pPr>
-      <w:rPr>
-        <w:rFonts w:ascii="Symbol" w:hAnsi="Symbol" w:hint="default"/>
-      </w:rPr>
-    </w:lvl>
-    <w:lvl w:ilvl="7" w:tplc="2C0A0003" w:tentative="1">
-      <w:start w:val="1"/>
-      <w:numFmt w:val="bullet"/>
-      <w:lvlText w:val="o"/>
-      <w:lvlJc w:val="left"/>
-      <w:pPr>
-        <w:ind w:left="5760" w:hanging="360"/>
-      </w:pPr>
-      <w:rPr>
-        <w:rFonts w:ascii="Courier New" w:hAnsi="Courier New" w:cs="Courier New" w:hint="default"/>
-      </w:rPr>
-    </w:lvl>
-    <w:lvl w:ilvl="8" w:tplc="2C0A0005" w:tentative="1">
-      <w:start w:val="1"/>
-      <w:numFmt w:val="bullet"/>
-      <w:lvlText w:val=""/>
-      <w:lvlJc w:val="left"/>
-      <w:pPr>
-        <w:ind w:left="6480" w:hanging="360"/>
-      </w:pPr>
-      <w:rPr>
-        <w:rFonts w:ascii="Wingdings" w:hAnsi="Wingdings" w:hint="default"/>
-      </w:rPr>
-    </w:lvl>
-  </w:abstractNum>
-  <w:abstractNum w:abstractNumId="11" w15:restartNumberingAfterBreak="0">
-    <w:nsid w:val="1C3C6AF0"/>
-    <w:multiLevelType w:val="hybridMultilevel"/>
-    <w:tmpl w:val="93164206"/>
-    <w:lvl w:ilvl="0" w:tplc="2C0A000F">
-      <w:start w:val="1"/>
-      <w:numFmt w:val="decimal"/>
-      <w:lvlText w:val="%1."/>
-      <w:lvlJc w:val="left"/>
-      <w:pPr>
-        <w:ind w:left="720" w:hanging="360"/>
-      </w:pPr>
-    </w:lvl>
-    <w:lvl w:ilvl="1" w:tplc="2C0A0019" w:tentative="1">
-      <w:start w:val="1"/>
-      <w:numFmt w:val="lowerLetter"/>
-      <w:lvlText w:val="%2."/>
-      <w:lvlJc w:val="left"/>
-      <w:pPr>
-        <w:ind w:left="1440" w:hanging="360"/>
-      </w:pPr>
-    </w:lvl>
-    <w:lvl w:ilvl="2" w:tplc="2C0A001B" w:tentative="1">
-      <w:start w:val="1"/>
-      <w:numFmt w:val="lowerRoman"/>
-      <w:lvlText w:val="%3."/>
-      <w:lvlJc w:val="right"/>
-      <w:pPr>
-        <w:ind w:left="2160" w:hanging="180"/>
-      </w:pPr>
-    </w:lvl>
-    <w:lvl w:ilvl="3" w:tplc="2C0A000F" w:tentative="1">
-      <w:start w:val="1"/>
-      <w:numFmt w:val="decimal"/>
-      <w:lvlText w:val="%4."/>
-      <w:lvlJc w:val="left"/>
-      <w:pPr>
-        <w:ind w:left="2880" w:hanging="360"/>
-      </w:pPr>
-    </w:lvl>
-    <w:lvl w:ilvl="4" w:tplc="2C0A0019" w:tentative="1">
-      <w:start w:val="1"/>
-      <w:numFmt w:val="lowerLetter"/>
-      <w:lvlText w:val="%5."/>
-      <w:lvlJc w:val="left"/>
-      <w:pPr>
-        <w:ind w:left="3600" w:hanging="360"/>
-      </w:pPr>
-    </w:lvl>
-    <w:lvl w:ilvl="5" w:tplc="2C0A001B" w:tentative="1">
-      <w:start w:val="1"/>
-      <w:numFmt w:val="lowerRoman"/>
-      <w:lvlText w:val="%6."/>
-      <w:lvlJc w:val="right"/>
-      <w:pPr>
-        <w:ind w:left="4320" w:hanging="180"/>
-      </w:pPr>
-    </w:lvl>
-    <w:lvl w:ilvl="6" w:tplc="2C0A000F" w:tentative="1">
-      <w:start w:val="1"/>
-      <w:numFmt w:val="decimal"/>
-      <w:lvlText w:val="%7."/>
-      <w:lvlJc w:val="left"/>
-      <w:pPr>
-        <w:ind w:left="5040" w:hanging="360"/>
-      </w:pPr>
-    </w:lvl>
-    <w:lvl w:ilvl="7" w:tplc="2C0A0019" w:tentative="1">
-      <w:start w:val="1"/>
-      <w:numFmt w:val="lowerLetter"/>
-      <w:lvlText w:val="%8."/>
-      <w:lvlJc w:val="left"/>
-      <w:pPr>
-        <w:ind w:left="5760" w:hanging="360"/>
-      </w:pPr>
-    </w:lvl>
-    <w:lvl w:ilvl="8" w:tplc="2C0A001B" w:tentative="1">
-      <w:start w:val="1"/>
-      <w:numFmt w:val="lowerRoman"/>
-      <w:lvlText w:val="%9."/>
-      <w:lvlJc w:val="right"/>
-      <w:pPr>
-        <w:ind w:left="6480" w:hanging="180"/>
-      </w:pPr>
-    </w:lvl>
-  </w:abstractNum>
-  <w:abstractNum w:abstractNumId="12" w15:restartNumberingAfterBreak="0">
-    <w:nsid w:val="1ED62196"/>
-    <w:multiLevelType w:val="hybridMultilevel"/>
-    <w:tmpl w:val="4A064636"/>
-    <w:lvl w:ilvl="0" w:tplc="0C0A0001">
-      <w:start w:val="1"/>
-      <w:numFmt w:val="bullet"/>
-      <w:lvlText w:val=""/>
-      <w:lvlJc w:val="left"/>
-      <w:pPr>
-        <w:ind w:left="360" w:hanging="360"/>
-      </w:pPr>
-      <w:rPr>
-        <w:rFonts w:ascii="Symbol" w:hAnsi="Symbol" w:hint="default"/>
-      </w:rPr>
-    </w:lvl>
-    <w:lvl w:ilvl="1" w:tplc="0C0A0003" w:tentative="1">
-      <w:start w:val="1"/>
-      <w:numFmt w:val="bullet"/>
-      <w:lvlText w:val="o"/>
-      <w:lvlJc w:val="left"/>
-      <w:pPr>
-        <w:ind w:left="1080" w:hanging="360"/>
-      </w:pPr>
-      <w:rPr>
-        <w:rFonts w:ascii="Courier New" w:hAnsi="Courier New" w:cs="Courier New" w:hint="default"/>
-      </w:rPr>
-    </w:lvl>
-    <w:lvl w:ilvl="2" w:tplc="0C0A0005" w:tentative="1">
-      <w:start w:val="1"/>
-      <w:numFmt w:val="bullet"/>
-      <w:lvlText w:val=""/>
-      <w:lvlJc w:val="left"/>
-      <w:pPr>
-        <w:ind w:left="1800" w:hanging="360"/>
-      </w:pPr>
-      <w:rPr>
-        <w:rFonts w:ascii="Wingdings" w:hAnsi="Wingdings" w:hint="default"/>
-      </w:rPr>
-    </w:lvl>
-    <w:lvl w:ilvl="3" w:tplc="0C0A0001" w:tentative="1">
-      <w:start w:val="1"/>
-      <w:numFmt w:val="bullet"/>
-      <w:lvlText w:val=""/>
-      <w:lvlJc w:val="left"/>
-      <w:pPr>
-        <w:ind w:left="2520" w:hanging="360"/>
-      </w:pPr>
-      <w:rPr>
-        <w:rFonts w:ascii="Symbol" w:hAnsi="Symbol" w:hint="default"/>
-      </w:rPr>
-    </w:lvl>
-    <w:lvl w:ilvl="4" w:tplc="0C0A0003" w:tentative="1">
-      <w:start w:val="1"/>
-      <w:numFmt w:val="bullet"/>
-      <w:lvlText w:val="o"/>
-      <w:lvlJc w:val="left"/>
-      <w:pPr>
-        <w:ind w:left="3240" w:hanging="360"/>
-      </w:pPr>
-      <w:rPr>
-        <w:rFonts w:ascii="Courier New" w:hAnsi="Courier New" w:cs="Courier New" w:hint="default"/>
-      </w:rPr>
-    </w:lvl>
-    <w:lvl w:ilvl="5" w:tplc="0C0A0005" w:tentative="1">
-      <w:start w:val="1"/>
-      <w:numFmt w:val="bullet"/>
-      <w:lvlText w:val=""/>
-      <w:lvlJc w:val="left"/>
-      <w:pPr>
-        <w:ind w:left="3960" w:hanging="360"/>
-      </w:pPr>
-      <w:rPr>
-        <w:rFonts w:ascii="Wingdings" w:hAnsi="Wingdings" w:hint="default"/>
-      </w:rPr>
-    </w:lvl>
-    <w:lvl w:ilvl="6" w:tplc="0C0A0001" w:tentative="1">
-      <w:start w:val="1"/>
-      <w:numFmt w:val="bullet"/>
-      <w:lvlText w:val=""/>
-      <w:lvlJc w:val="left"/>
-      <w:pPr>
-        <w:ind w:left="4680" w:hanging="360"/>
-      </w:pPr>
-      <w:rPr>
-        <w:rFonts w:ascii="Symbol" w:hAnsi="Symbol" w:hint="default"/>
-      </w:rPr>
-    </w:lvl>
-    <w:lvl w:ilvl="7" w:tplc="0C0A0003" w:tentative="1">
-      <w:start w:val="1"/>
-      <w:numFmt w:val="bullet"/>
-      <w:lvlText w:val="o"/>
-      <w:lvlJc w:val="left"/>
-      <w:pPr>
-        <w:ind w:left="5400" w:hanging="360"/>
-      </w:pPr>
-      <w:rPr>
-        <w:rFonts w:ascii="Courier New" w:hAnsi="Courier New" w:cs="Courier New" w:hint="default"/>
-      </w:rPr>
-    </w:lvl>
-    <w:lvl w:ilvl="8" w:tplc="0C0A0005" w:tentative="1">
-      <w:start w:val="1"/>
-      <w:numFmt w:val="bullet"/>
-      <w:lvlText w:val=""/>
-      <w:lvlJc w:val="left"/>
-      <w:pPr>
-        <w:ind w:left="6120" w:hanging="360"/>
-      </w:pPr>
-      <w:rPr>
-        <w:rFonts w:ascii="Wingdings" w:hAnsi="Wingdings" w:hint="default"/>
-      </w:rPr>
-    </w:lvl>
-  </w:abstractNum>
-  <w:abstractNum w:abstractNumId="13" w15:restartNumberingAfterBreak="0">
+  <w:abstractNum w:abstractNumId="2" w15:restartNumberingAfterBreak="0">
     <w:nsid w:val="1F8E3646"/>
     <w:multiLevelType w:val="hybridMultilevel"/>
     <w:tmpl w:val="03F8C356"/>
@@ -12849,7 +11425,7 @@
       </w:rPr>
     </w:lvl>
   </w:abstractNum>
-  <w:abstractNum w:abstractNumId="14" w15:restartNumberingAfterBreak="0">
+  <w:abstractNum w:abstractNumId="3" w15:restartNumberingAfterBreak="0">
     <w:nsid w:val="21A459C0"/>
     <w:multiLevelType w:val="hybridMultilevel"/>
     <w:tmpl w:val="68C0F3D2"/>
@@ -12936,636 +11512,7 @@
       </w:pPr>
     </w:lvl>
   </w:abstractNum>
-  <w:abstractNum w:abstractNumId="15" w15:restartNumberingAfterBreak="0">
-    <w:nsid w:val="23715849"/>
-    <w:multiLevelType w:val="hybridMultilevel"/>
-    <w:tmpl w:val="4EF8D57A"/>
-    <w:lvl w:ilvl="0" w:tplc="53E8834A">
-      <w:start w:val="2"/>
-      <w:numFmt w:val="bullet"/>
-      <w:lvlText w:val="-"/>
-      <w:lvlJc w:val="left"/>
-      <w:pPr>
-        <w:ind w:left="720" w:hanging="360"/>
-      </w:pPr>
-      <w:rPr>
-        <w:rFonts w:ascii="Segoe UI" w:eastAsia="SimSun" w:hAnsi="Segoe UI" w:cs="Segoe UI" w:hint="default"/>
-      </w:rPr>
-    </w:lvl>
-    <w:lvl w:ilvl="1" w:tplc="0C0A0003" w:tentative="1">
-      <w:start w:val="1"/>
-      <w:numFmt w:val="bullet"/>
-      <w:lvlText w:val="o"/>
-      <w:lvlJc w:val="left"/>
-      <w:pPr>
-        <w:ind w:left="1440" w:hanging="360"/>
-      </w:pPr>
-      <w:rPr>
-        <w:rFonts w:ascii="Courier New" w:hAnsi="Courier New" w:cs="Courier New" w:hint="default"/>
-      </w:rPr>
-    </w:lvl>
-    <w:lvl w:ilvl="2" w:tplc="0C0A0005" w:tentative="1">
-      <w:start w:val="1"/>
-      <w:numFmt w:val="bullet"/>
-      <w:lvlText w:val=""/>
-      <w:lvlJc w:val="left"/>
-      <w:pPr>
-        <w:ind w:left="2160" w:hanging="360"/>
-      </w:pPr>
-      <w:rPr>
-        <w:rFonts w:ascii="Wingdings" w:hAnsi="Wingdings" w:hint="default"/>
-      </w:rPr>
-    </w:lvl>
-    <w:lvl w:ilvl="3" w:tplc="0C0A0001" w:tentative="1">
-      <w:start w:val="1"/>
-      <w:numFmt w:val="bullet"/>
-      <w:lvlText w:val=""/>
-      <w:lvlJc w:val="left"/>
-      <w:pPr>
-        <w:ind w:left="2880" w:hanging="360"/>
-      </w:pPr>
-      <w:rPr>
-        <w:rFonts w:ascii="Symbol" w:hAnsi="Symbol" w:hint="default"/>
-      </w:rPr>
-    </w:lvl>
-    <w:lvl w:ilvl="4" w:tplc="0C0A0003" w:tentative="1">
-      <w:start w:val="1"/>
-      <w:numFmt w:val="bullet"/>
-      <w:lvlText w:val="o"/>
-      <w:lvlJc w:val="left"/>
-      <w:pPr>
-        <w:ind w:left="3600" w:hanging="360"/>
-      </w:pPr>
-      <w:rPr>
-        <w:rFonts w:ascii="Courier New" w:hAnsi="Courier New" w:cs="Courier New" w:hint="default"/>
-      </w:rPr>
-    </w:lvl>
-    <w:lvl w:ilvl="5" w:tplc="0C0A0005" w:tentative="1">
-      <w:start w:val="1"/>
-      <w:numFmt w:val="bullet"/>
-      <w:lvlText w:val=""/>
-      <w:lvlJc w:val="left"/>
-      <w:pPr>
-        <w:ind w:left="4320" w:hanging="360"/>
-      </w:pPr>
-      <w:rPr>
-        <w:rFonts w:ascii="Wingdings" w:hAnsi="Wingdings" w:hint="default"/>
-      </w:rPr>
-    </w:lvl>
-    <w:lvl w:ilvl="6" w:tplc="0C0A0001" w:tentative="1">
-      <w:start w:val="1"/>
-      <w:numFmt w:val="bullet"/>
-      <w:lvlText w:val=""/>
-      <w:lvlJc w:val="left"/>
-      <w:pPr>
-        <w:ind w:left="5040" w:hanging="360"/>
-      </w:pPr>
-      <w:rPr>
-        <w:rFonts w:ascii="Symbol" w:hAnsi="Symbol" w:hint="default"/>
-      </w:rPr>
-    </w:lvl>
-    <w:lvl w:ilvl="7" w:tplc="0C0A0003" w:tentative="1">
-      <w:start w:val="1"/>
-      <w:numFmt w:val="bullet"/>
-      <w:lvlText w:val="o"/>
-      <w:lvlJc w:val="left"/>
-      <w:pPr>
-        <w:ind w:left="5760" w:hanging="360"/>
-      </w:pPr>
-      <w:rPr>
-        <w:rFonts w:ascii="Courier New" w:hAnsi="Courier New" w:cs="Courier New" w:hint="default"/>
-      </w:rPr>
-    </w:lvl>
-    <w:lvl w:ilvl="8" w:tplc="0C0A0005" w:tentative="1">
-      <w:start w:val="1"/>
-      <w:numFmt w:val="bullet"/>
-      <w:lvlText w:val=""/>
-      <w:lvlJc w:val="left"/>
-      <w:pPr>
-        <w:ind w:left="6480" w:hanging="360"/>
-      </w:pPr>
-      <w:rPr>
-        <w:rFonts w:ascii="Wingdings" w:hAnsi="Wingdings" w:hint="default"/>
-      </w:rPr>
-    </w:lvl>
-  </w:abstractNum>
-  <w:abstractNum w:abstractNumId="16" w15:restartNumberingAfterBreak="0">
-    <w:nsid w:val="242978DC"/>
-    <w:multiLevelType w:val="hybridMultilevel"/>
-    <w:tmpl w:val="9F282F08"/>
-    <w:lvl w:ilvl="0" w:tplc="6C021B66">
-      <w:numFmt w:val="bullet"/>
-      <w:lvlText w:val="-"/>
-      <w:lvlJc w:val="left"/>
-      <w:pPr>
-        <w:ind w:left="720" w:hanging="360"/>
-      </w:pPr>
-      <w:rPr>
-        <w:rFonts w:ascii="Segoe UI" w:eastAsia="SimSun" w:hAnsi="Segoe UI" w:cs="Segoe UI" w:hint="default"/>
-      </w:rPr>
-    </w:lvl>
-    <w:lvl w:ilvl="1" w:tplc="2C0A0003" w:tentative="1">
-      <w:start w:val="1"/>
-      <w:numFmt w:val="bullet"/>
-      <w:lvlText w:val="o"/>
-      <w:lvlJc w:val="left"/>
-      <w:pPr>
-        <w:ind w:left="1440" w:hanging="360"/>
-      </w:pPr>
-      <w:rPr>
-        <w:rFonts w:ascii="Courier New" w:hAnsi="Courier New" w:cs="Courier New" w:hint="default"/>
-      </w:rPr>
-    </w:lvl>
-    <w:lvl w:ilvl="2" w:tplc="2C0A0005" w:tentative="1">
-      <w:start w:val="1"/>
-      <w:numFmt w:val="bullet"/>
-      <w:lvlText w:val=""/>
-      <w:lvlJc w:val="left"/>
-      <w:pPr>
-        <w:ind w:left="2160" w:hanging="360"/>
-      </w:pPr>
-      <w:rPr>
-        <w:rFonts w:ascii="Wingdings" w:hAnsi="Wingdings" w:hint="default"/>
-      </w:rPr>
-    </w:lvl>
-    <w:lvl w:ilvl="3" w:tplc="2C0A0001" w:tentative="1">
-      <w:start w:val="1"/>
-      <w:numFmt w:val="bullet"/>
-      <w:lvlText w:val=""/>
-      <w:lvlJc w:val="left"/>
-      <w:pPr>
-        <w:ind w:left="2880" w:hanging="360"/>
-      </w:pPr>
-      <w:rPr>
-        <w:rFonts w:ascii="Symbol" w:hAnsi="Symbol" w:hint="default"/>
-      </w:rPr>
-    </w:lvl>
-    <w:lvl w:ilvl="4" w:tplc="2C0A0003" w:tentative="1">
-      <w:start w:val="1"/>
-      <w:numFmt w:val="bullet"/>
-      <w:lvlText w:val="o"/>
-      <w:lvlJc w:val="left"/>
-      <w:pPr>
-        <w:ind w:left="3600" w:hanging="360"/>
-      </w:pPr>
-      <w:rPr>
-        <w:rFonts w:ascii="Courier New" w:hAnsi="Courier New" w:cs="Courier New" w:hint="default"/>
-      </w:rPr>
-    </w:lvl>
-    <w:lvl w:ilvl="5" w:tplc="2C0A0005" w:tentative="1">
-      <w:start w:val="1"/>
-      <w:numFmt w:val="bullet"/>
-      <w:lvlText w:val=""/>
-      <w:lvlJc w:val="left"/>
-      <w:pPr>
-        <w:ind w:left="4320" w:hanging="360"/>
-      </w:pPr>
-      <w:rPr>
-        <w:rFonts w:ascii="Wingdings" w:hAnsi="Wingdings" w:hint="default"/>
-      </w:rPr>
-    </w:lvl>
-    <w:lvl w:ilvl="6" w:tplc="2C0A0001" w:tentative="1">
-      <w:start w:val="1"/>
-      <w:numFmt w:val="bullet"/>
-      <w:lvlText w:val=""/>
-      <w:lvlJc w:val="left"/>
-      <w:pPr>
-        <w:ind w:left="5040" w:hanging="360"/>
-      </w:pPr>
-      <w:rPr>
-        <w:rFonts w:ascii="Symbol" w:hAnsi="Symbol" w:hint="default"/>
-      </w:rPr>
-    </w:lvl>
-    <w:lvl w:ilvl="7" w:tplc="2C0A0003" w:tentative="1">
-      <w:start w:val="1"/>
-      <w:numFmt w:val="bullet"/>
-      <w:lvlText w:val="o"/>
-      <w:lvlJc w:val="left"/>
-      <w:pPr>
-        <w:ind w:left="5760" w:hanging="360"/>
-      </w:pPr>
-      <w:rPr>
-        <w:rFonts w:ascii="Courier New" w:hAnsi="Courier New" w:cs="Courier New" w:hint="default"/>
-      </w:rPr>
-    </w:lvl>
-    <w:lvl w:ilvl="8" w:tplc="2C0A0005" w:tentative="1">
-      <w:start w:val="1"/>
-      <w:numFmt w:val="bullet"/>
-      <w:lvlText w:val=""/>
-      <w:lvlJc w:val="left"/>
-      <w:pPr>
-        <w:ind w:left="6480" w:hanging="360"/>
-      </w:pPr>
-      <w:rPr>
-        <w:rFonts w:ascii="Wingdings" w:hAnsi="Wingdings" w:hint="default"/>
-      </w:rPr>
-    </w:lvl>
-  </w:abstractNum>
-  <w:abstractNum w:abstractNumId="17" w15:restartNumberingAfterBreak="0">
-    <w:nsid w:val="24C00657"/>
-    <w:multiLevelType w:val="hybridMultilevel"/>
-    <w:tmpl w:val="B4E68E12"/>
-    <w:lvl w:ilvl="0" w:tplc="2C0A0001">
-      <w:start w:val="1"/>
-      <w:numFmt w:val="bullet"/>
-      <w:lvlText w:val=""/>
-      <w:lvlJc w:val="left"/>
-      <w:pPr>
-        <w:ind w:left="720" w:hanging="360"/>
-      </w:pPr>
-      <w:rPr>
-        <w:rFonts w:ascii="Symbol" w:hAnsi="Symbol" w:hint="default"/>
-      </w:rPr>
-    </w:lvl>
-    <w:lvl w:ilvl="1" w:tplc="2C0A0003" w:tentative="1">
-      <w:start w:val="1"/>
-      <w:numFmt w:val="bullet"/>
-      <w:lvlText w:val="o"/>
-      <w:lvlJc w:val="left"/>
-      <w:pPr>
-        <w:ind w:left="1440" w:hanging="360"/>
-      </w:pPr>
-      <w:rPr>
-        <w:rFonts w:ascii="Courier New" w:hAnsi="Courier New" w:cs="Courier New" w:hint="default"/>
-      </w:rPr>
-    </w:lvl>
-    <w:lvl w:ilvl="2" w:tplc="2C0A0005" w:tentative="1">
-      <w:start w:val="1"/>
-      <w:numFmt w:val="bullet"/>
-      <w:lvlText w:val=""/>
-      <w:lvlJc w:val="left"/>
-      <w:pPr>
-        <w:ind w:left="2160" w:hanging="360"/>
-      </w:pPr>
-      <w:rPr>
-        <w:rFonts w:ascii="Wingdings" w:hAnsi="Wingdings" w:hint="default"/>
-      </w:rPr>
-    </w:lvl>
-    <w:lvl w:ilvl="3" w:tplc="2C0A0001" w:tentative="1">
-      <w:start w:val="1"/>
-      <w:numFmt w:val="bullet"/>
-      <w:lvlText w:val=""/>
-      <w:lvlJc w:val="left"/>
-      <w:pPr>
-        <w:ind w:left="2880" w:hanging="360"/>
-      </w:pPr>
-      <w:rPr>
-        <w:rFonts w:ascii="Symbol" w:hAnsi="Symbol" w:hint="default"/>
-      </w:rPr>
-    </w:lvl>
-    <w:lvl w:ilvl="4" w:tplc="2C0A0003" w:tentative="1">
-      <w:start w:val="1"/>
-      <w:numFmt w:val="bullet"/>
-      <w:lvlText w:val="o"/>
-      <w:lvlJc w:val="left"/>
-      <w:pPr>
-        <w:ind w:left="3600" w:hanging="360"/>
-      </w:pPr>
-      <w:rPr>
-        <w:rFonts w:ascii="Courier New" w:hAnsi="Courier New" w:cs="Courier New" w:hint="default"/>
-      </w:rPr>
-    </w:lvl>
-    <w:lvl w:ilvl="5" w:tplc="2C0A0005" w:tentative="1">
-      <w:start w:val="1"/>
-      <w:numFmt w:val="bullet"/>
-      <w:lvlText w:val=""/>
-      <w:lvlJc w:val="left"/>
-      <w:pPr>
-        <w:ind w:left="4320" w:hanging="360"/>
-      </w:pPr>
-      <w:rPr>
-        <w:rFonts w:ascii="Wingdings" w:hAnsi="Wingdings" w:hint="default"/>
-      </w:rPr>
-    </w:lvl>
-    <w:lvl w:ilvl="6" w:tplc="2C0A0001" w:tentative="1">
-      <w:start w:val="1"/>
-      <w:numFmt w:val="bullet"/>
-      <w:lvlText w:val=""/>
-      <w:lvlJc w:val="left"/>
-      <w:pPr>
-        <w:ind w:left="5040" w:hanging="360"/>
-      </w:pPr>
-      <w:rPr>
-        <w:rFonts w:ascii="Symbol" w:hAnsi="Symbol" w:hint="default"/>
-      </w:rPr>
-    </w:lvl>
-    <w:lvl w:ilvl="7" w:tplc="2C0A0003" w:tentative="1">
-      <w:start w:val="1"/>
-      <w:numFmt w:val="bullet"/>
-      <w:lvlText w:val="o"/>
-      <w:lvlJc w:val="left"/>
-      <w:pPr>
-        <w:ind w:left="5760" w:hanging="360"/>
-      </w:pPr>
-      <w:rPr>
-        <w:rFonts w:ascii="Courier New" w:hAnsi="Courier New" w:cs="Courier New" w:hint="default"/>
-      </w:rPr>
-    </w:lvl>
-    <w:lvl w:ilvl="8" w:tplc="2C0A0005" w:tentative="1">
-      <w:start w:val="1"/>
-      <w:numFmt w:val="bullet"/>
-      <w:lvlText w:val=""/>
-      <w:lvlJc w:val="left"/>
-      <w:pPr>
-        <w:ind w:left="6480" w:hanging="360"/>
-      </w:pPr>
-      <w:rPr>
-        <w:rFonts w:ascii="Wingdings" w:hAnsi="Wingdings" w:hint="default"/>
-      </w:rPr>
-    </w:lvl>
-  </w:abstractNum>
-  <w:abstractNum w:abstractNumId="18" w15:restartNumberingAfterBreak="0">
-    <w:nsid w:val="2A680573"/>
-    <w:multiLevelType w:val="hybridMultilevel"/>
-    <w:tmpl w:val="5C14DA1C"/>
-    <w:lvl w:ilvl="0" w:tplc="2C0A0001">
-      <w:start w:val="1"/>
-      <w:numFmt w:val="bullet"/>
-      <w:lvlText w:val=""/>
-      <w:lvlJc w:val="left"/>
-      <w:pPr>
-        <w:ind w:left="720" w:hanging="360"/>
-      </w:pPr>
-      <w:rPr>
-        <w:rFonts w:ascii="Symbol" w:hAnsi="Symbol" w:hint="default"/>
-      </w:rPr>
-    </w:lvl>
-    <w:lvl w:ilvl="1" w:tplc="2C0A0003" w:tentative="1">
-      <w:start w:val="1"/>
-      <w:numFmt w:val="bullet"/>
-      <w:lvlText w:val="o"/>
-      <w:lvlJc w:val="left"/>
-      <w:pPr>
-        <w:ind w:left="1440" w:hanging="360"/>
-      </w:pPr>
-      <w:rPr>
-        <w:rFonts w:ascii="Courier New" w:hAnsi="Courier New" w:cs="Courier New" w:hint="default"/>
-      </w:rPr>
-    </w:lvl>
-    <w:lvl w:ilvl="2" w:tplc="2C0A0005" w:tentative="1">
-      <w:start w:val="1"/>
-      <w:numFmt w:val="bullet"/>
-      <w:lvlText w:val=""/>
-      <w:lvlJc w:val="left"/>
-      <w:pPr>
-        <w:ind w:left="2160" w:hanging="360"/>
-      </w:pPr>
-      <w:rPr>
-        <w:rFonts w:ascii="Wingdings" w:hAnsi="Wingdings" w:hint="default"/>
-      </w:rPr>
-    </w:lvl>
-    <w:lvl w:ilvl="3" w:tplc="2C0A0001" w:tentative="1">
-      <w:start w:val="1"/>
-      <w:numFmt w:val="bullet"/>
-      <w:lvlText w:val=""/>
-      <w:lvlJc w:val="left"/>
-      <w:pPr>
-        <w:ind w:left="2880" w:hanging="360"/>
-      </w:pPr>
-      <w:rPr>
-        <w:rFonts w:ascii="Symbol" w:hAnsi="Symbol" w:hint="default"/>
-      </w:rPr>
-    </w:lvl>
-    <w:lvl w:ilvl="4" w:tplc="2C0A0003" w:tentative="1">
-      <w:start w:val="1"/>
-      <w:numFmt w:val="bullet"/>
-      <w:lvlText w:val="o"/>
-      <w:lvlJc w:val="left"/>
-      <w:pPr>
-        <w:ind w:left="3600" w:hanging="360"/>
-      </w:pPr>
-      <w:rPr>
-        <w:rFonts w:ascii="Courier New" w:hAnsi="Courier New" w:cs="Courier New" w:hint="default"/>
-      </w:rPr>
-    </w:lvl>
-    <w:lvl w:ilvl="5" w:tplc="2C0A0005" w:tentative="1">
-      <w:start w:val="1"/>
-      <w:numFmt w:val="bullet"/>
-      <w:lvlText w:val=""/>
-      <w:lvlJc w:val="left"/>
-      <w:pPr>
-        <w:ind w:left="4320" w:hanging="360"/>
-      </w:pPr>
-      <w:rPr>
-        <w:rFonts w:ascii="Wingdings" w:hAnsi="Wingdings" w:hint="default"/>
-      </w:rPr>
-    </w:lvl>
-    <w:lvl w:ilvl="6" w:tplc="2C0A0001" w:tentative="1">
-      <w:start w:val="1"/>
-      <w:numFmt w:val="bullet"/>
-      <w:lvlText w:val=""/>
-      <w:lvlJc w:val="left"/>
-      <w:pPr>
-        <w:ind w:left="5040" w:hanging="360"/>
-      </w:pPr>
-      <w:rPr>
-        <w:rFonts w:ascii="Symbol" w:hAnsi="Symbol" w:hint="default"/>
-      </w:rPr>
-    </w:lvl>
-    <w:lvl w:ilvl="7" w:tplc="2C0A0003" w:tentative="1">
-      <w:start w:val="1"/>
-      <w:numFmt w:val="bullet"/>
-      <w:lvlText w:val="o"/>
-      <w:lvlJc w:val="left"/>
-      <w:pPr>
-        <w:ind w:left="5760" w:hanging="360"/>
-      </w:pPr>
-      <w:rPr>
-        <w:rFonts w:ascii="Courier New" w:hAnsi="Courier New" w:cs="Courier New" w:hint="default"/>
-      </w:rPr>
-    </w:lvl>
-    <w:lvl w:ilvl="8" w:tplc="2C0A0005" w:tentative="1">
-      <w:start w:val="1"/>
-      <w:numFmt w:val="bullet"/>
-      <w:lvlText w:val=""/>
-      <w:lvlJc w:val="left"/>
-      <w:pPr>
-        <w:ind w:left="6480" w:hanging="360"/>
-      </w:pPr>
-      <w:rPr>
-        <w:rFonts w:ascii="Wingdings" w:hAnsi="Wingdings" w:hint="default"/>
-      </w:rPr>
-    </w:lvl>
-  </w:abstractNum>
-  <w:abstractNum w:abstractNumId="19" w15:restartNumberingAfterBreak="0">
-    <w:nsid w:val="2AE0054A"/>
-    <w:multiLevelType w:val="hybridMultilevel"/>
-    <w:tmpl w:val="62C8FB4C"/>
-    <w:lvl w:ilvl="0" w:tplc="489A930A">
-      <w:start w:val="1"/>
-      <w:numFmt w:val="decimal"/>
-      <w:lvlText w:val="%1-"/>
-      <w:lvlJc w:val="left"/>
-      <w:pPr>
-        <w:ind w:left="720" w:hanging="360"/>
-      </w:pPr>
-      <w:rPr>
-        <w:rFonts w:hint="default"/>
-      </w:rPr>
-    </w:lvl>
-    <w:lvl w:ilvl="1" w:tplc="0C0A0019" w:tentative="1">
-      <w:start w:val="1"/>
-      <w:numFmt w:val="lowerLetter"/>
-      <w:lvlText w:val="%2."/>
-      <w:lvlJc w:val="left"/>
-      <w:pPr>
-        <w:ind w:left="1440" w:hanging="360"/>
-      </w:pPr>
-    </w:lvl>
-    <w:lvl w:ilvl="2" w:tplc="0C0A001B" w:tentative="1">
-      <w:start w:val="1"/>
-      <w:numFmt w:val="lowerRoman"/>
-      <w:lvlText w:val="%3."/>
-      <w:lvlJc w:val="right"/>
-      <w:pPr>
-        <w:ind w:left="2160" w:hanging="180"/>
-      </w:pPr>
-    </w:lvl>
-    <w:lvl w:ilvl="3" w:tplc="0C0A000F" w:tentative="1">
-      <w:start w:val="1"/>
-      <w:numFmt w:val="decimal"/>
-      <w:lvlText w:val="%4."/>
-      <w:lvlJc w:val="left"/>
-      <w:pPr>
-        <w:ind w:left="2880" w:hanging="360"/>
-      </w:pPr>
-    </w:lvl>
-    <w:lvl w:ilvl="4" w:tplc="0C0A0019" w:tentative="1">
-      <w:start w:val="1"/>
-      <w:numFmt w:val="lowerLetter"/>
-      <w:lvlText w:val="%5."/>
-      <w:lvlJc w:val="left"/>
-      <w:pPr>
-        <w:ind w:left="3600" w:hanging="360"/>
-      </w:pPr>
-    </w:lvl>
-    <w:lvl w:ilvl="5" w:tplc="0C0A001B" w:tentative="1">
-      <w:start w:val="1"/>
-      <w:numFmt w:val="lowerRoman"/>
-      <w:lvlText w:val="%6."/>
-      <w:lvlJc w:val="right"/>
-      <w:pPr>
-        <w:ind w:left="4320" w:hanging="180"/>
-      </w:pPr>
-    </w:lvl>
-    <w:lvl w:ilvl="6" w:tplc="0C0A000F" w:tentative="1">
-      <w:start w:val="1"/>
-      <w:numFmt w:val="decimal"/>
-      <w:lvlText w:val="%7."/>
-      <w:lvlJc w:val="left"/>
-      <w:pPr>
-        <w:ind w:left="5040" w:hanging="360"/>
-      </w:pPr>
-    </w:lvl>
-    <w:lvl w:ilvl="7" w:tplc="0C0A0019" w:tentative="1">
-      <w:start w:val="1"/>
-      <w:numFmt w:val="lowerLetter"/>
-      <w:lvlText w:val="%8."/>
-      <w:lvlJc w:val="left"/>
-      <w:pPr>
-        <w:ind w:left="5760" w:hanging="360"/>
-      </w:pPr>
-    </w:lvl>
-    <w:lvl w:ilvl="8" w:tplc="0C0A001B" w:tentative="1">
-      <w:start w:val="1"/>
-      <w:numFmt w:val="lowerRoman"/>
-      <w:lvlText w:val="%9."/>
-      <w:lvlJc w:val="right"/>
-      <w:pPr>
-        <w:ind w:left="6480" w:hanging="180"/>
-      </w:pPr>
-    </w:lvl>
-  </w:abstractNum>
-  <w:abstractNum w:abstractNumId="20" w15:restartNumberingAfterBreak="0">
-    <w:nsid w:val="2B495A72"/>
-    <w:multiLevelType w:val="hybridMultilevel"/>
-    <w:tmpl w:val="6082DA46"/>
-    <w:lvl w:ilvl="0" w:tplc="0C0A0011">
-      <w:start w:val="1"/>
-      <w:numFmt w:val="decimal"/>
-      <w:lvlText w:val="%1)"/>
-      <w:lvlJc w:val="left"/>
-      <w:pPr>
-        <w:ind w:left="720" w:hanging="360"/>
-      </w:pPr>
-      <w:rPr>
-        <w:rFonts w:hint="default"/>
-      </w:rPr>
-    </w:lvl>
-    <w:lvl w:ilvl="1" w:tplc="0C0A0019" w:tentative="1">
-      <w:start w:val="1"/>
-      <w:numFmt w:val="lowerLetter"/>
-      <w:lvlText w:val="%2."/>
-      <w:lvlJc w:val="left"/>
-      <w:pPr>
-        <w:ind w:left="1440" w:hanging="360"/>
-      </w:pPr>
-    </w:lvl>
-    <w:lvl w:ilvl="2" w:tplc="0C0A001B" w:tentative="1">
-      <w:start w:val="1"/>
-      <w:numFmt w:val="lowerRoman"/>
-      <w:lvlText w:val="%3."/>
-      <w:lvlJc w:val="right"/>
-      <w:pPr>
-        <w:ind w:left="2160" w:hanging="180"/>
-      </w:pPr>
-    </w:lvl>
-    <w:lvl w:ilvl="3" w:tplc="0C0A000F" w:tentative="1">
-      <w:start w:val="1"/>
-      <w:numFmt w:val="decimal"/>
-      <w:lvlText w:val="%4."/>
-      <w:lvlJc w:val="left"/>
-      <w:pPr>
-        <w:ind w:left="2880" w:hanging="360"/>
-      </w:pPr>
-    </w:lvl>
-    <w:lvl w:ilvl="4" w:tplc="0C0A0019" w:tentative="1">
-      <w:start w:val="1"/>
-      <w:numFmt w:val="lowerLetter"/>
-      <w:lvlText w:val="%5."/>
-      <w:lvlJc w:val="left"/>
-      <w:pPr>
-        <w:ind w:left="3600" w:hanging="360"/>
-      </w:pPr>
-    </w:lvl>
-    <w:lvl w:ilvl="5" w:tplc="0C0A001B" w:tentative="1">
-      <w:start w:val="1"/>
-      <w:numFmt w:val="lowerRoman"/>
-      <w:lvlText w:val="%6."/>
-      <w:lvlJc w:val="right"/>
-      <w:pPr>
-        <w:ind w:left="4320" w:hanging="180"/>
-      </w:pPr>
-    </w:lvl>
-    <w:lvl w:ilvl="6" w:tplc="0C0A000F" w:tentative="1">
-      <w:start w:val="1"/>
-      <w:numFmt w:val="decimal"/>
-      <w:lvlText w:val="%7."/>
-      <w:lvlJc w:val="left"/>
-      <w:pPr>
-        <w:ind w:left="5040" w:hanging="360"/>
-      </w:pPr>
-    </w:lvl>
-    <w:lvl w:ilvl="7" w:tplc="0C0A0019" w:tentative="1">
-      <w:start w:val="1"/>
-      <w:numFmt w:val="lowerLetter"/>
-      <w:lvlText w:val="%8."/>
-      <w:lvlJc w:val="left"/>
-      <w:pPr>
-        <w:ind w:left="5760" w:hanging="360"/>
-      </w:pPr>
-    </w:lvl>
-    <w:lvl w:ilvl="8" w:tplc="0C0A001B" w:tentative="1">
-      <w:start w:val="1"/>
-      <w:numFmt w:val="lowerRoman"/>
-      <w:lvlText w:val="%9."/>
-      <w:lvlJc w:val="right"/>
-      <w:pPr>
-        <w:ind w:left="6480" w:hanging="180"/>
-      </w:pPr>
-    </w:lvl>
-  </w:abstractNum>
-  <w:abstractNum w:abstractNumId="21" w15:restartNumberingAfterBreak="0">
+  <w:abstractNum w:abstractNumId="4" w15:restartNumberingAfterBreak="0">
     <w:nsid w:val="2E522BD3"/>
     <w:multiLevelType w:val="hybridMultilevel"/>
     <w:tmpl w:val="C964A888"/>
@@ -13682,120 +11629,7 @@
       </w:rPr>
     </w:lvl>
   </w:abstractNum>
-  <w:abstractNum w:abstractNumId="22" w15:restartNumberingAfterBreak="0">
-    <w:nsid w:val="2EBA4B85"/>
-    <w:multiLevelType w:val="hybridMultilevel"/>
-    <w:tmpl w:val="83C47ED0"/>
-    <w:lvl w:ilvl="0" w:tplc="0C0A0011">
-      <w:start w:val="1"/>
-      <w:numFmt w:val="decimal"/>
-      <w:lvlText w:val="%1)"/>
-      <w:lvlJc w:val="left"/>
-      <w:pPr>
-        <w:ind w:left="360" w:hanging="360"/>
-      </w:pPr>
-      <w:rPr>
-        <w:rFonts w:hint="default"/>
-      </w:rPr>
-    </w:lvl>
-    <w:lvl w:ilvl="1" w:tplc="FFFFFFFF" w:tentative="1">
-      <w:start w:val="1"/>
-      <w:numFmt w:val="bullet"/>
-      <w:lvlText w:val="o"/>
-      <w:lvlJc w:val="left"/>
-      <w:pPr>
-        <w:ind w:left="1080" w:hanging="360"/>
-      </w:pPr>
-      <w:rPr>
-        <w:rFonts w:ascii="Courier New" w:hAnsi="Courier New" w:cs="Courier New" w:hint="default"/>
-      </w:rPr>
-    </w:lvl>
-    <w:lvl w:ilvl="2" w:tplc="FFFFFFFF" w:tentative="1">
-      <w:start w:val="1"/>
-      <w:numFmt w:val="bullet"/>
-      <w:lvlText w:val=""/>
-      <w:lvlJc w:val="left"/>
-      <w:pPr>
-        <w:ind w:left="1800" w:hanging="360"/>
-      </w:pPr>
-      <w:rPr>
-        <w:rFonts w:ascii="Wingdings" w:hAnsi="Wingdings" w:hint="default"/>
-      </w:rPr>
-    </w:lvl>
-    <w:lvl w:ilvl="3" w:tplc="FFFFFFFF" w:tentative="1">
-      <w:start w:val="1"/>
-      <w:numFmt w:val="bullet"/>
-      <w:lvlText w:val=""/>
-      <w:lvlJc w:val="left"/>
-      <w:pPr>
-        <w:ind w:left="2520" w:hanging="360"/>
-      </w:pPr>
-      <w:rPr>
-        <w:rFonts w:ascii="Symbol" w:hAnsi="Symbol" w:hint="default"/>
-      </w:rPr>
-    </w:lvl>
-    <w:lvl w:ilvl="4" w:tplc="FFFFFFFF" w:tentative="1">
-      <w:start w:val="1"/>
-      <w:numFmt w:val="bullet"/>
-      <w:lvlText w:val="o"/>
-      <w:lvlJc w:val="left"/>
-      <w:pPr>
-        <w:ind w:left="3240" w:hanging="360"/>
-      </w:pPr>
-      <w:rPr>
-        <w:rFonts w:ascii="Courier New" w:hAnsi="Courier New" w:cs="Courier New" w:hint="default"/>
-      </w:rPr>
-    </w:lvl>
-    <w:lvl w:ilvl="5" w:tplc="FFFFFFFF" w:tentative="1">
-      <w:start w:val="1"/>
-      <w:numFmt w:val="bullet"/>
-      <w:lvlText w:val=""/>
-      <w:lvlJc w:val="left"/>
-      <w:pPr>
-        <w:ind w:left="3960" w:hanging="360"/>
-      </w:pPr>
-      <w:rPr>
-        <w:rFonts w:ascii="Wingdings" w:hAnsi="Wingdings" w:hint="default"/>
-      </w:rPr>
-    </w:lvl>
-    <w:lvl w:ilvl="6" w:tplc="FFFFFFFF" w:tentative="1">
-      <w:start w:val="1"/>
-      <w:numFmt w:val="bullet"/>
-      <w:lvlText w:val=""/>
-      <w:lvlJc w:val="left"/>
-      <w:pPr>
-        <w:ind w:left="4680" w:hanging="360"/>
-      </w:pPr>
-      <w:rPr>
-        <w:rFonts w:ascii="Symbol" w:hAnsi="Symbol" w:hint="default"/>
-      </w:rPr>
-    </w:lvl>
-    <w:lvl w:ilvl="7" w:tplc="FFFFFFFF" w:tentative="1">
-      <w:start w:val="1"/>
-      <w:numFmt w:val="bullet"/>
-      <w:lvlText w:val="o"/>
-      <w:lvlJc w:val="left"/>
-      <w:pPr>
-        <w:ind w:left="5400" w:hanging="360"/>
-      </w:pPr>
-      <w:rPr>
-        <w:rFonts w:ascii="Courier New" w:hAnsi="Courier New" w:cs="Courier New" w:hint="default"/>
-      </w:rPr>
-    </w:lvl>
-    <w:lvl w:ilvl="8" w:tplc="FFFFFFFF" w:tentative="1">
-      <w:start w:val="1"/>
-      <w:numFmt w:val="bullet"/>
-      <w:lvlText w:val=""/>
-      <w:lvlJc w:val="left"/>
-      <w:pPr>
-        <w:ind w:left="6120" w:hanging="360"/>
-      </w:pPr>
-      <w:rPr>
-        <w:rFonts w:ascii="Wingdings" w:hAnsi="Wingdings" w:hint="default"/>
-      </w:rPr>
-    </w:lvl>
-  </w:abstractNum>
-  <w:abstractNum w:abstractNumId="23" w15:restartNumberingAfterBreak="0">
+  <w:abstractNum w:abstractNumId="5" w15:restartNumberingAfterBreak="0">
     <w:nsid w:val="2F592655"/>
     <w:multiLevelType w:val="hybridMultilevel"/>
     <w:tmpl w:val="2728AA8A"/>
@@ -13915,233 +11749,7 @@
       </w:rPr>
     </w:lvl>
   </w:abstractNum>
-  <w:abstractNum w:abstractNumId="24" w15:restartNumberingAfterBreak="0">
-    <w:nsid w:val="30D05094"/>
-    <w:multiLevelType w:val="hybridMultilevel"/>
-    <w:tmpl w:val="E7D6A246"/>
-    <w:lvl w:ilvl="0" w:tplc="2C0A0001">
-      <w:start w:val="1"/>
-      <w:numFmt w:val="bullet"/>
-      <w:lvlText w:val=""/>
-      <w:lvlJc w:val="left"/>
-      <w:pPr>
-        <w:ind w:left="720" w:hanging="360"/>
-      </w:pPr>
-      <w:rPr>
-        <w:rFonts w:ascii="Symbol" w:hAnsi="Symbol" w:hint="default"/>
-      </w:rPr>
-    </w:lvl>
-    <w:lvl w:ilvl="1" w:tplc="2C0A0003" w:tentative="1">
-      <w:start w:val="1"/>
-      <w:numFmt w:val="bullet"/>
-      <w:lvlText w:val="o"/>
-      <w:lvlJc w:val="left"/>
-      <w:pPr>
-        <w:ind w:left="1440" w:hanging="360"/>
-      </w:pPr>
-      <w:rPr>
-        <w:rFonts w:ascii="Courier New" w:hAnsi="Courier New" w:cs="Courier New" w:hint="default"/>
-      </w:rPr>
-    </w:lvl>
-    <w:lvl w:ilvl="2" w:tplc="2C0A0005" w:tentative="1">
-      <w:start w:val="1"/>
-      <w:numFmt w:val="bullet"/>
-      <w:lvlText w:val=""/>
-      <w:lvlJc w:val="left"/>
-      <w:pPr>
-        <w:ind w:left="2160" w:hanging="360"/>
-      </w:pPr>
-      <w:rPr>
-        <w:rFonts w:ascii="Wingdings" w:hAnsi="Wingdings" w:hint="default"/>
-      </w:rPr>
-    </w:lvl>
-    <w:lvl w:ilvl="3" w:tplc="2C0A0001" w:tentative="1">
-      <w:start w:val="1"/>
-      <w:numFmt w:val="bullet"/>
-      <w:lvlText w:val=""/>
-      <w:lvlJc w:val="left"/>
-      <w:pPr>
-        <w:ind w:left="2880" w:hanging="360"/>
-      </w:pPr>
-      <w:rPr>
-        <w:rFonts w:ascii="Symbol" w:hAnsi="Symbol" w:hint="default"/>
-      </w:rPr>
-    </w:lvl>
-    <w:lvl w:ilvl="4" w:tplc="2C0A0003" w:tentative="1">
-      <w:start w:val="1"/>
-      <w:numFmt w:val="bullet"/>
-      <w:lvlText w:val="o"/>
-      <w:lvlJc w:val="left"/>
-      <w:pPr>
-        <w:ind w:left="3600" w:hanging="360"/>
-      </w:pPr>
-      <w:rPr>
-        <w:rFonts w:ascii="Courier New" w:hAnsi="Courier New" w:cs="Courier New" w:hint="default"/>
-      </w:rPr>
-    </w:lvl>
-    <w:lvl w:ilvl="5" w:tplc="2C0A0005" w:tentative="1">
-      <w:start w:val="1"/>
-      <w:numFmt w:val="bullet"/>
-      <w:lvlText w:val=""/>
-      <w:lvlJc w:val="left"/>
-      <w:pPr>
-        <w:ind w:left="4320" w:hanging="360"/>
-      </w:pPr>
-      <w:rPr>
-        <w:rFonts w:ascii="Wingdings" w:hAnsi="Wingdings" w:hint="default"/>
-      </w:rPr>
-    </w:lvl>
-    <w:lvl w:ilvl="6" w:tplc="2C0A0001" w:tentative="1">
-      <w:start w:val="1"/>
-      <w:numFmt w:val="bullet"/>
-      <w:lvlText w:val=""/>
-      <w:lvlJc w:val="left"/>
-      <w:pPr>
-        <w:ind w:left="5040" w:hanging="360"/>
-      </w:pPr>
-      <w:rPr>
-        <w:rFonts w:ascii="Symbol" w:hAnsi="Symbol" w:hint="default"/>
-      </w:rPr>
-    </w:lvl>
-    <w:lvl w:ilvl="7" w:tplc="2C0A0003" w:tentative="1">
-      <w:start w:val="1"/>
-      <w:numFmt w:val="bullet"/>
-      <w:lvlText w:val="o"/>
-      <w:lvlJc w:val="left"/>
-      <w:pPr>
-        <w:ind w:left="5760" w:hanging="360"/>
-      </w:pPr>
-      <w:rPr>
-        <w:rFonts w:ascii="Courier New" w:hAnsi="Courier New" w:cs="Courier New" w:hint="default"/>
-      </w:rPr>
-    </w:lvl>
-    <w:lvl w:ilvl="8" w:tplc="2C0A0005" w:tentative="1">
-      <w:start w:val="1"/>
-      <w:numFmt w:val="bullet"/>
-      <w:lvlText w:val=""/>
-      <w:lvlJc w:val="left"/>
-      <w:pPr>
-        <w:ind w:left="6480" w:hanging="360"/>
-      </w:pPr>
-      <w:rPr>
-        <w:rFonts w:ascii="Wingdings" w:hAnsi="Wingdings" w:hint="default"/>
-      </w:rPr>
-    </w:lvl>
-  </w:abstractNum>
-  <w:abstractNum w:abstractNumId="25" w15:restartNumberingAfterBreak="0">
-    <w:nsid w:val="33075155"/>
-    <w:multiLevelType w:val="hybridMultilevel"/>
-    <w:tmpl w:val="C316C656"/>
-    <w:lvl w:ilvl="0" w:tplc="2C0A0001">
-      <w:start w:val="1"/>
-      <w:numFmt w:val="bullet"/>
-      <w:lvlText w:val=""/>
-      <w:lvlJc w:val="left"/>
-      <w:pPr>
-        <w:ind w:left="720" w:hanging="360"/>
-      </w:pPr>
-      <w:rPr>
-        <w:rFonts w:ascii="Symbol" w:hAnsi="Symbol" w:hint="default"/>
-      </w:rPr>
-    </w:lvl>
-    <w:lvl w:ilvl="1" w:tplc="2C0A0003" w:tentative="1">
-      <w:start w:val="1"/>
-      <w:numFmt w:val="bullet"/>
-      <w:lvlText w:val="o"/>
-      <w:lvlJc w:val="left"/>
-      <w:pPr>
-        <w:ind w:left="1440" w:hanging="360"/>
-      </w:pPr>
-      <w:rPr>
-        <w:rFonts w:ascii="Courier New" w:hAnsi="Courier New" w:cs="Courier New" w:hint="default"/>
-      </w:rPr>
-    </w:lvl>
-    <w:lvl w:ilvl="2" w:tplc="2C0A0005" w:tentative="1">
-      <w:start w:val="1"/>
-      <w:numFmt w:val="bullet"/>
-      <w:lvlText w:val=""/>
-      <w:lvlJc w:val="left"/>
-      <w:pPr>
-        <w:ind w:left="2160" w:hanging="360"/>
-      </w:pPr>
-      <w:rPr>
-        <w:rFonts w:ascii="Wingdings" w:hAnsi="Wingdings" w:hint="default"/>
-      </w:rPr>
-    </w:lvl>
-    <w:lvl w:ilvl="3" w:tplc="2C0A0001" w:tentative="1">
-      <w:start w:val="1"/>
-      <w:numFmt w:val="bullet"/>
-      <w:lvlText w:val=""/>
-      <w:lvlJc w:val="left"/>
-      <w:pPr>
-        <w:ind w:left="2880" w:hanging="360"/>
-      </w:pPr>
-      <w:rPr>
-        <w:rFonts w:ascii="Symbol" w:hAnsi="Symbol" w:hint="default"/>
-      </w:rPr>
-    </w:lvl>
-    <w:lvl w:ilvl="4" w:tplc="2C0A0003" w:tentative="1">
-      <w:start w:val="1"/>
-      <w:numFmt w:val="bullet"/>
-      <w:lvlText w:val="o"/>
-      <w:lvlJc w:val="left"/>
-      <w:pPr>
-        <w:ind w:left="3600" w:hanging="360"/>
-      </w:pPr>
-      <w:rPr>
-        <w:rFonts w:ascii="Courier New" w:hAnsi="Courier New" w:cs="Courier New" w:hint="default"/>
-      </w:rPr>
-    </w:lvl>
-    <w:lvl w:ilvl="5" w:tplc="2C0A0005" w:tentative="1">
-      <w:start w:val="1"/>
-      <w:numFmt w:val="bullet"/>
-      <w:lvlText w:val=""/>
-      <w:lvlJc w:val="left"/>
-      <w:pPr>
-        <w:ind w:left="4320" w:hanging="360"/>
-      </w:pPr>
-      <w:rPr>
-        <w:rFonts w:ascii="Wingdings" w:hAnsi="Wingdings" w:hint="default"/>
-      </w:rPr>
-    </w:lvl>
-    <w:lvl w:ilvl="6" w:tplc="2C0A0001" w:tentative="1">
-      <w:start w:val="1"/>
-      <w:numFmt w:val="bullet"/>
-      <w:lvlText w:val=""/>
-      <w:lvlJc w:val="left"/>
-      <w:pPr>
-        <w:ind w:left="5040" w:hanging="360"/>
-      </w:pPr>
-      <w:rPr>
-        <w:rFonts w:ascii="Symbol" w:hAnsi="Symbol" w:hint="default"/>
-      </w:rPr>
-    </w:lvl>
-    <w:lvl w:ilvl="7" w:tplc="2C0A0003" w:tentative="1">
-      <w:start w:val="1"/>
-      <w:numFmt w:val="bullet"/>
-      <w:lvlText w:val="o"/>
-      <w:lvlJc w:val="left"/>
-      <w:pPr>
-        <w:ind w:left="5760" w:hanging="360"/>
-      </w:pPr>
-      <w:rPr>
-        <w:rFonts w:ascii="Courier New" w:hAnsi="Courier New" w:cs="Courier New" w:hint="default"/>
-      </w:rPr>
-    </w:lvl>
-    <w:lvl w:ilvl="8" w:tplc="2C0A0005" w:tentative="1">
-      <w:start w:val="1"/>
-      <w:numFmt w:val="bullet"/>
-      <w:lvlText w:val=""/>
-      <w:lvlJc w:val="left"/>
-      <w:pPr>
-        <w:ind w:left="6480" w:hanging="360"/>
-      </w:pPr>
-      <w:rPr>
-        <w:rFonts w:ascii="Wingdings" w:hAnsi="Wingdings" w:hint="default"/>
-      </w:rPr>
-    </w:lvl>
-  </w:abstractNum>
-  <w:abstractNum w:abstractNumId="26" w15:restartNumberingAfterBreak="0">
+  <w:abstractNum w:abstractNumId="6" w15:restartNumberingAfterBreak="0">
     <w:nsid w:val="36175820"/>
     <w:multiLevelType w:val="hybridMultilevel"/>
     <w:tmpl w:val="FE0E2BC4"/>
@@ -14255,147 +11863,7 @@
       </w:rPr>
     </w:lvl>
   </w:abstractNum>
-  <w:abstractNum w:abstractNumId="27" w15:restartNumberingAfterBreak="0">
-    <w:nsid w:val="3A87133F"/>
-    <w:multiLevelType w:val="hybridMultilevel"/>
-    <w:tmpl w:val="2B5256EC"/>
-    <w:lvl w:ilvl="0" w:tplc="ED103468">
-      <w:start w:val="1"/>
-      <w:numFmt w:val="bullet"/>
-      <w:lvlText w:val=""/>
-      <w:lvlJc w:val="left"/>
-      <w:pPr>
-        <w:tabs>
-          <w:tab w:val="num" w:pos="720"/>
-        </w:tabs>
-        <w:ind w:left="720" w:hanging="360"/>
-      </w:pPr>
-      <w:rPr>
-        <w:rFonts w:ascii="Wingdings" w:hAnsi="Wingdings" w:hint="default"/>
-      </w:rPr>
-    </w:lvl>
-    <w:lvl w:ilvl="1" w:tplc="EB6C1186" w:tentative="1">
-      <w:start w:val="1"/>
-      <w:numFmt w:val="bullet"/>
-      <w:lvlText w:val=""/>
-      <w:lvlJc w:val="left"/>
-      <w:pPr>
-        <w:tabs>
-          <w:tab w:val="num" w:pos="1440"/>
-        </w:tabs>
-        <w:ind w:left="1440" w:hanging="360"/>
-      </w:pPr>
-      <w:rPr>
-        <w:rFonts w:ascii="Wingdings" w:hAnsi="Wingdings" w:hint="default"/>
-      </w:rPr>
-    </w:lvl>
-    <w:lvl w:ilvl="2" w:tplc="B66489A2" w:tentative="1">
-      <w:start w:val="1"/>
-      <w:numFmt w:val="bullet"/>
-      <w:lvlText w:val=""/>
-      <w:lvlJc w:val="left"/>
-      <w:pPr>
-        <w:tabs>
-          <w:tab w:val="num" w:pos="2160"/>
-        </w:tabs>
-        <w:ind w:left="2160" w:hanging="360"/>
-      </w:pPr>
-      <w:rPr>
-        <w:rFonts w:ascii="Wingdings" w:hAnsi="Wingdings" w:hint="default"/>
-      </w:rPr>
-    </w:lvl>
-    <w:lvl w:ilvl="3" w:tplc="779E5B54" w:tentative="1">
-      <w:start w:val="1"/>
-      <w:numFmt w:val="bullet"/>
-      <w:lvlText w:val=""/>
-      <w:lvlJc w:val="left"/>
-      <w:pPr>
-        <w:tabs>
-          <w:tab w:val="num" w:pos="2880"/>
-        </w:tabs>
-        <w:ind w:left="2880" w:hanging="360"/>
-      </w:pPr>
-      <w:rPr>
-        <w:rFonts w:ascii="Wingdings" w:hAnsi="Wingdings" w:hint="default"/>
-      </w:rPr>
-    </w:lvl>
-    <w:lvl w:ilvl="4" w:tplc="0C268102" w:tentative="1">
-      <w:start w:val="1"/>
-      <w:numFmt w:val="bullet"/>
-      <w:lvlText w:val=""/>
-      <w:lvlJc w:val="left"/>
-      <w:pPr>
-        <w:tabs>
-          <w:tab w:val="num" w:pos="3600"/>
-        </w:tabs>
-        <w:ind w:left="3600" w:hanging="360"/>
-      </w:pPr>
-      <w:rPr>
-        <w:rFonts w:ascii="Wingdings" w:hAnsi="Wingdings" w:hint="default"/>
-      </w:rPr>
-    </w:lvl>
-    <w:lvl w:ilvl="5" w:tplc="C7CEA42A" w:tentative="1">
-      <w:start w:val="1"/>
-      <w:numFmt w:val="bullet"/>
-      <w:lvlText w:val=""/>
-      <w:lvlJc w:val="left"/>
-      <w:pPr>
-        <w:tabs>
-          <w:tab w:val="num" w:pos="4320"/>
-        </w:tabs>
-        <w:ind w:left="4320" w:hanging="360"/>
-      </w:pPr>
-      <w:rPr>
-        <w:rFonts w:ascii="Wingdings" w:hAnsi="Wingdings" w:hint="default"/>
-      </w:rPr>
-    </w:lvl>
-    <w:lvl w:ilvl="6" w:tplc="8CC032C2" w:tentative="1">
-      <w:start w:val="1"/>
-      <w:numFmt w:val="bullet"/>
-      <w:lvlText w:val=""/>
-      <w:lvlJc w:val="left"/>
-      <w:pPr>
-        <w:tabs>
-          <w:tab w:val="num" w:pos="5040"/>
-        </w:tabs>
-        <w:ind w:left="5040" w:hanging="360"/>
-      </w:pPr>
-      <w:rPr>
-        <w:rFonts w:ascii="Wingdings" w:hAnsi="Wingdings" w:hint="default"/>
-      </w:rPr>
-    </w:lvl>
-    <w:lvl w:ilvl="7" w:tplc="91D40FF0" w:tentative="1">
-      <w:start w:val="1"/>
-      <w:numFmt w:val="bullet"/>
-      <w:lvlText w:val=""/>
-      <w:lvlJc w:val="left"/>
-      <w:pPr>
-        <w:tabs>
-          <w:tab w:val="num" w:pos="5760"/>
-        </w:tabs>
-        <w:ind w:left="5760" w:hanging="360"/>
-      </w:pPr>
-      <w:rPr>
-        <w:rFonts w:ascii="Wingdings" w:hAnsi="Wingdings" w:hint="default"/>
-      </w:rPr>
-    </w:lvl>
-    <w:lvl w:ilvl="8" w:tplc="CA2EB9B2" w:tentative="1">
-      <w:start w:val="1"/>
-      <w:numFmt w:val="bullet"/>
-      <w:lvlText w:val=""/>
-      <w:lvlJc w:val="left"/>
-      <w:pPr>
-        <w:tabs>
-          <w:tab w:val="num" w:pos="6480"/>
-        </w:tabs>
-        <w:ind w:left="6480" w:hanging="360"/>
-      </w:pPr>
-      <w:rPr>
-        <w:rFonts w:ascii="Wingdings" w:hAnsi="Wingdings" w:hint="default"/>
-      </w:rPr>
-    </w:lvl>
-  </w:abstractNum>
-  <w:abstractNum w:abstractNumId="28" w15:restartNumberingAfterBreak="0">
+  <w:abstractNum w:abstractNumId="7" w15:restartNumberingAfterBreak="0">
     <w:nsid w:val="3D6A56E2"/>
     <w:multiLevelType w:val="hybridMultilevel"/>
     <w:tmpl w:val="63AC3042"/>
@@ -14509,387 +11977,7 @@
       </w:rPr>
     </w:lvl>
   </w:abstractNum>
-  <w:abstractNum w:abstractNumId="29" w15:restartNumberingAfterBreak="0">
-    <w:nsid w:val="3E73120B"/>
-    <w:multiLevelType w:val="hybridMultilevel"/>
-    <w:tmpl w:val="D1D43B8C"/>
-    <w:lvl w:ilvl="0" w:tplc="B86458B0">
-      <w:start w:val="1"/>
-      <w:numFmt w:val="decimal"/>
-      <w:lvlText w:val="%1-"/>
-      <w:lvlJc w:val="left"/>
-      <w:pPr>
-        <w:ind w:left="720" w:hanging="360"/>
-      </w:pPr>
-      <w:rPr>
-        <w:rFonts w:hint="default"/>
-      </w:rPr>
-    </w:lvl>
-    <w:lvl w:ilvl="1" w:tplc="0C0A0019" w:tentative="1">
-      <w:start w:val="1"/>
-      <w:numFmt w:val="lowerLetter"/>
-      <w:lvlText w:val="%2."/>
-      <w:lvlJc w:val="left"/>
-      <w:pPr>
-        <w:ind w:left="1440" w:hanging="360"/>
-      </w:pPr>
-    </w:lvl>
-    <w:lvl w:ilvl="2" w:tplc="0C0A001B" w:tentative="1">
-      <w:start w:val="1"/>
-      <w:numFmt w:val="lowerRoman"/>
-      <w:lvlText w:val="%3."/>
-      <w:lvlJc w:val="right"/>
-      <w:pPr>
-        <w:ind w:left="2160" w:hanging="180"/>
-      </w:pPr>
-    </w:lvl>
-    <w:lvl w:ilvl="3" w:tplc="0C0A000F" w:tentative="1">
-      <w:start w:val="1"/>
-      <w:numFmt w:val="decimal"/>
-      <w:lvlText w:val="%4."/>
-      <w:lvlJc w:val="left"/>
-      <w:pPr>
-        <w:ind w:left="2880" w:hanging="360"/>
-      </w:pPr>
-    </w:lvl>
-    <w:lvl w:ilvl="4" w:tplc="0C0A0019" w:tentative="1">
-      <w:start w:val="1"/>
-      <w:numFmt w:val="lowerLetter"/>
-      <w:lvlText w:val="%5."/>
-      <w:lvlJc w:val="left"/>
-      <w:pPr>
-        <w:ind w:left="3600" w:hanging="360"/>
-      </w:pPr>
-    </w:lvl>
-    <w:lvl w:ilvl="5" w:tplc="0C0A001B" w:tentative="1">
-      <w:start w:val="1"/>
-      <w:numFmt w:val="lowerRoman"/>
-      <w:lvlText w:val="%6."/>
-      <w:lvlJc w:val="right"/>
-      <w:pPr>
-        <w:ind w:left="4320" w:hanging="180"/>
-      </w:pPr>
-    </w:lvl>
-    <w:lvl w:ilvl="6" w:tplc="0C0A000F" w:tentative="1">
-      <w:start w:val="1"/>
-      <w:numFmt w:val="decimal"/>
-      <w:lvlText w:val="%7."/>
-      <w:lvlJc w:val="left"/>
-      <w:pPr>
-        <w:ind w:left="5040" w:hanging="360"/>
-      </w:pPr>
-    </w:lvl>
-    <w:lvl w:ilvl="7" w:tplc="0C0A0019" w:tentative="1">
-      <w:start w:val="1"/>
-      <w:numFmt w:val="lowerLetter"/>
-      <w:lvlText w:val="%8."/>
-      <w:lvlJc w:val="left"/>
-      <w:pPr>
-        <w:ind w:left="5760" w:hanging="360"/>
-      </w:pPr>
-    </w:lvl>
-    <w:lvl w:ilvl="8" w:tplc="0C0A001B" w:tentative="1">
-      <w:start w:val="1"/>
-      <w:numFmt w:val="lowerRoman"/>
-      <w:lvlText w:val="%9."/>
-      <w:lvlJc w:val="right"/>
-      <w:pPr>
-        <w:ind w:left="6480" w:hanging="180"/>
-      </w:pPr>
-    </w:lvl>
-  </w:abstractNum>
-  <w:abstractNum w:abstractNumId="30" w15:restartNumberingAfterBreak="0">
-    <w:nsid w:val="3F0721D2"/>
-    <w:multiLevelType w:val="hybridMultilevel"/>
-    <w:tmpl w:val="0A26C2BE"/>
-    <w:lvl w:ilvl="0" w:tplc="2C0A000F">
-      <w:start w:val="1"/>
-      <w:numFmt w:val="decimal"/>
-      <w:lvlText w:val="%1."/>
-      <w:lvlJc w:val="left"/>
-      <w:pPr>
-        <w:ind w:left="720" w:hanging="360"/>
-      </w:pPr>
-    </w:lvl>
-    <w:lvl w:ilvl="1" w:tplc="2C0A0019" w:tentative="1">
-      <w:start w:val="1"/>
-      <w:numFmt w:val="lowerLetter"/>
-      <w:lvlText w:val="%2."/>
-      <w:lvlJc w:val="left"/>
-      <w:pPr>
-        <w:ind w:left="1440" w:hanging="360"/>
-      </w:pPr>
-    </w:lvl>
-    <w:lvl w:ilvl="2" w:tplc="2C0A001B" w:tentative="1">
-      <w:start w:val="1"/>
-      <w:numFmt w:val="lowerRoman"/>
-      <w:lvlText w:val="%3."/>
-      <w:lvlJc w:val="right"/>
-      <w:pPr>
-        <w:ind w:left="2160" w:hanging="180"/>
-      </w:pPr>
-    </w:lvl>
-    <w:lvl w:ilvl="3" w:tplc="2C0A000F" w:tentative="1">
-      <w:start w:val="1"/>
-      <w:numFmt w:val="decimal"/>
-      <w:lvlText w:val="%4."/>
-      <w:lvlJc w:val="left"/>
-      <w:pPr>
-        <w:ind w:left="2880" w:hanging="360"/>
-      </w:pPr>
-    </w:lvl>
-    <w:lvl w:ilvl="4" w:tplc="2C0A0019" w:tentative="1">
-      <w:start w:val="1"/>
-      <w:numFmt w:val="lowerLetter"/>
-      <w:lvlText w:val="%5."/>
-      <w:lvlJc w:val="left"/>
-      <w:pPr>
-        <w:ind w:left="3600" w:hanging="360"/>
-      </w:pPr>
-    </w:lvl>
-    <w:lvl w:ilvl="5" w:tplc="2C0A001B" w:tentative="1">
-      <w:start w:val="1"/>
-      <w:numFmt w:val="lowerRoman"/>
-      <w:lvlText w:val="%6."/>
-      <w:lvlJc w:val="right"/>
-      <w:pPr>
-        <w:ind w:left="4320" w:hanging="180"/>
-      </w:pPr>
-    </w:lvl>
-    <w:lvl w:ilvl="6" w:tplc="2C0A000F" w:tentative="1">
-      <w:start w:val="1"/>
-      <w:numFmt w:val="decimal"/>
-      <w:lvlText w:val="%7."/>
-      <w:lvlJc w:val="left"/>
-      <w:pPr>
-        <w:ind w:left="5040" w:hanging="360"/>
-      </w:pPr>
-    </w:lvl>
-    <w:lvl w:ilvl="7" w:tplc="2C0A0019" w:tentative="1">
-      <w:start w:val="1"/>
-      <w:numFmt w:val="lowerLetter"/>
-      <w:lvlText w:val="%8."/>
-      <w:lvlJc w:val="left"/>
-      <w:pPr>
-        <w:ind w:left="5760" w:hanging="360"/>
-      </w:pPr>
-    </w:lvl>
-    <w:lvl w:ilvl="8" w:tplc="2C0A001B" w:tentative="1">
-      <w:start w:val="1"/>
-      <w:numFmt w:val="lowerRoman"/>
-      <w:lvlText w:val="%9."/>
-      <w:lvlJc w:val="right"/>
-      <w:pPr>
-        <w:ind w:left="6480" w:hanging="180"/>
-      </w:pPr>
-    </w:lvl>
-  </w:abstractNum>
-  <w:abstractNum w:abstractNumId="31" w15:restartNumberingAfterBreak="0">
-    <w:nsid w:val="3FB0738F"/>
-    <w:multiLevelType w:val="hybridMultilevel"/>
-    <w:tmpl w:val="0F3CED0A"/>
-    <w:lvl w:ilvl="0" w:tplc="2C0A0001">
-      <w:start w:val="1"/>
-      <w:numFmt w:val="bullet"/>
-      <w:lvlText w:val=""/>
-      <w:lvlJc w:val="left"/>
-      <w:pPr>
-        <w:ind w:left="720" w:hanging="360"/>
-      </w:pPr>
-      <w:rPr>
-        <w:rFonts w:ascii="Symbol" w:hAnsi="Symbol" w:hint="default"/>
-      </w:rPr>
-    </w:lvl>
-    <w:lvl w:ilvl="1" w:tplc="2C0A0003" w:tentative="1">
-      <w:start w:val="1"/>
-      <w:numFmt w:val="bullet"/>
-      <w:lvlText w:val="o"/>
-      <w:lvlJc w:val="left"/>
-      <w:pPr>
-        <w:ind w:left="1440" w:hanging="360"/>
-      </w:pPr>
-      <w:rPr>
-        <w:rFonts w:ascii="Courier New" w:hAnsi="Courier New" w:cs="Courier New" w:hint="default"/>
-      </w:rPr>
-    </w:lvl>
-    <w:lvl w:ilvl="2" w:tplc="2C0A0005" w:tentative="1">
-      <w:start w:val="1"/>
-      <w:numFmt w:val="bullet"/>
-      <w:lvlText w:val=""/>
-      <w:lvlJc w:val="left"/>
-      <w:pPr>
-        <w:ind w:left="2160" w:hanging="360"/>
-      </w:pPr>
-      <w:rPr>
-        <w:rFonts w:ascii="Wingdings" w:hAnsi="Wingdings" w:hint="default"/>
-      </w:rPr>
-    </w:lvl>
-    <w:lvl w:ilvl="3" w:tplc="2C0A0001" w:tentative="1">
-      <w:start w:val="1"/>
-      <w:numFmt w:val="bullet"/>
-      <w:lvlText w:val=""/>
-      <w:lvlJc w:val="left"/>
-      <w:pPr>
-        <w:ind w:left="2880" w:hanging="360"/>
-      </w:pPr>
-      <w:rPr>
-        <w:rFonts w:ascii="Symbol" w:hAnsi="Symbol" w:hint="default"/>
-      </w:rPr>
-    </w:lvl>
-    <w:lvl w:ilvl="4" w:tplc="2C0A0003" w:tentative="1">
-      <w:start w:val="1"/>
-      <w:numFmt w:val="bullet"/>
-      <w:lvlText w:val="o"/>
-      <w:lvlJc w:val="left"/>
-      <w:pPr>
-        <w:ind w:left="3600" w:hanging="360"/>
-      </w:pPr>
-      <w:rPr>
-        <w:rFonts w:ascii="Courier New" w:hAnsi="Courier New" w:cs="Courier New" w:hint="default"/>
-      </w:rPr>
-    </w:lvl>
-    <w:lvl w:ilvl="5" w:tplc="2C0A0005" w:tentative="1">
-      <w:start w:val="1"/>
-      <w:numFmt w:val="bullet"/>
-      <w:lvlText w:val=""/>
-      <w:lvlJc w:val="left"/>
-      <w:pPr>
-        <w:ind w:left="4320" w:hanging="360"/>
-      </w:pPr>
-      <w:rPr>
-        <w:rFonts w:ascii="Wingdings" w:hAnsi="Wingdings" w:hint="default"/>
-      </w:rPr>
-    </w:lvl>
-    <w:lvl w:ilvl="6" w:tplc="2C0A0001" w:tentative="1">
-      <w:start w:val="1"/>
-      <w:numFmt w:val="bullet"/>
-      <w:lvlText w:val=""/>
-      <w:lvlJc w:val="left"/>
-      <w:pPr>
-        <w:ind w:left="5040" w:hanging="360"/>
-      </w:pPr>
-      <w:rPr>
-        <w:rFonts w:ascii="Symbol" w:hAnsi="Symbol" w:hint="default"/>
-      </w:rPr>
-    </w:lvl>
-    <w:lvl w:ilvl="7" w:tplc="2C0A0003" w:tentative="1">
-      <w:start w:val="1"/>
-      <w:numFmt w:val="bullet"/>
-      <w:lvlText w:val="o"/>
-      <w:lvlJc w:val="left"/>
-      <w:pPr>
-        <w:ind w:left="5760" w:hanging="360"/>
-      </w:pPr>
-      <w:rPr>
-        <w:rFonts w:ascii="Courier New" w:hAnsi="Courier New" w:cs="Courier New" w:hint="default"/>
-      </w:rPr>
-    </w:lvl>
-    <w:lvl w:ilvl="8" w:tplc="2C0A0005" w:tentative="1">
-      <w:start w:val="1"/>
-      <w:numFmt w:val="bullet"/>
-      <w:lvlText w:val=""/>
-      <w:lvlJc w:val="left"/>
-      <w:pPr>
-        <w:ind w:left="6480" w:hanging="360"/>
-      </w:pPr>
-      <w:rPr>
-        <w:rFonts w:ascii="Wingdings" w:hAnsi="Wingdings" w:hint="default"/>
-      </w:rPr>
-    </w:lvl>
-  </w:abstractNum>
-  <w:abstractNum w:abstractNumId="32" w15:restartNumberingAfterBreak="0">
-    <w:nsid w:val="4211459A"/>
-    <w:multiLevelType w:val="hybridMultilevel"/>
-    <w:tmpl w:val="AC8E3856"/>
-    <w:lvl w:ilvl="0" w:tplc="7CDEB2A4">
-      <w:start w:val="1"/>
-      <w:numFmt w:val="decimal"/>
-      <w:lvlText w:val="%1-"/>
-      <w:lvlJc w:val="left"/>
-      <w:pPr>
-        <w:ind w:left="720" w:hanging="360"/>
-      </w:pPr>
-      <w:rPr>
-        <w:rFonts w:cs="Segoe UI" w:hint="default"/>
-        <w:color w:val="7F7F7F" w:themeColor="text1" w:themeTint="80"/>
-        <w:sz w:val="18"/>
-        <w:u w:val="none"/>
-      </w:rPr>
-    </w:lvl>
-    <w:lvl w:ilvl="1" w:tplc="0C0A0019" w:tentative="1">
-      <w:start w:val="1"/>
-      <w:numFmt w:val="lowerLetter"/>
-      <w:lvlText w:val="%2."/>
-      <w:lvlJc w:val="left"/>
-      <w:pPr>
-        <w:ind w:left="1440" w:hanging="360"/>
-      </w:pPr>
-    </w:lvl>
-    <w:lvl w:ilvl="2" w:tplc="0C0A001B" w:tentative="1">
-      <w:start w:val="1"/>
-      <w:numFmt w:val="lowerRoman"/>
-      <w:lvlText w:val="%3."/>
-      <w:lvlJc w:val="right"/>
-      <w:pPr>
-        <w:ind w:left="2160" w:hanging="180"/>
-      </w:pPr>
-    </w:lvl>
-    <w:lvl w:ilvl="3" w:tplc="0C0A000F" w:tentative="1">
-      <w:start w:val="1"/>
-      <w:numFmt w:val="decimal"/>
-      <w:lvlText w:val="%4."/>
-      <w:lvlJc w:val="left"/>
-      <w:pPr>
-        <w:ind w:left="2880" w:hanging="360"/>
-      </w:pPr>
-    </w:lvl>
-    <w:lvl w:ilvl="4" w:tplc="0C0A0019" w:tentative="1">
-      <w:start w:val="1"/>
-      <w:numFmt w:val="lowerLetter"/>
-      <w:lvlText w:val="%5."/>
-      <w:lvlJc w:val="left"/>
-      <w:pPr>
-        <w:ind w:left="3600" w:hanging="360"/>
-      </w:pPr>
-    </w:lvl>
-    <w:lvl w:ilvl="5" w:tplc="0C0A001B" w:tentative="1">
-      <w:start w:val="1"/>
-      <w:numFmt w:val="lowerRoman"/>
-      <w:lvlText w:val="%6."/>
-      <w:lvlJc w:val="right"/>
-      <w:pPr>
-        <w:ind w:left="4320" w:hanging="180"/>
-      </w:pPr>
-    </w:lvl>
-    <w:lvl w:ilvl="6" w:tplc="0C0A000F" w:tentative="1">
-      <w:start w:val="1"/>
-      <w:numFmt w:val="decimal"/>
-      <w:lvlText w:val="%7."/>
-      <w:lvlJc w:val="left"/>
-      <w:pPr>
-        <w:ind w:left="5040" w:hanging="360"/>
-      </w:pPr>
-    </w:lvl>
-    <w:lvl w:ilvl="7" w:tplc="0C0A0019" w:tentative="1">
-      <w:start w:val="1"/>
-      <w:numFmt w:val="lowerLetter"/>
-      <w:lvlText w:val="%8."/>
-      <w:lvlJc w:val="left"/>
-      <w:pPr>
-        <w:ind w:left="5760" w:hanging="360"/>
-      </w:pPr>
-    </w:lvl>
-    <w:lvl w:ilvl="8" w:tplc="0C0A001B" w:tentative="1">
-      <w:start w:val="1"/>
-      <w:numFmt w:val="lowerRoman"/>
-      <w:lvlText w:val="%9."/>
-      <w:lvlJc w:val="right"/>
-      <w:pPr>
-        <w:ind w:left="6480" w:hanging="180"/>
-      </w:pPr>
-    </w:lvl>
-  </w:abstractNum>
-  <w:abstractNum w:abstractNumId="33" w15:restartNumberingAfterBreak="0">
+  <w:abstractNum w:abstractNumId="8" w15:restartNumberingAfterBreak="0">
     <w:nsid w:val="423D51F8"/>
     <w:multiLevelType w:val="hybridMultilevel"/>
     <w:tmpl w:val="6102ED28"/>
@@ -15004,120 +12092,7 @@
       </w:rPr>
     </w:lvl>
   </w:abstractNum>
-  <w:abstractNum w:abstractNumId="34" w15:restartNumberingAfterBreak="0">
-    <w:nsid w:val="438805E6"/>
-    <w:multiLevelType w:val="hybridMultilevel"/>
-    <w:tmpl w:val="388825AA"/>
-    <w:lvl w:ilvl="0" w:tplc="08090001">
-      <w:start w:val="1"/>
-      <w:numFmt w:val="bullet"/>
-      <w:lvlText w:val=""/>
-      <w:lvlJc w:val="left"/>
-      <w:pPr>
-        <w:ind w:left="501" w:hanging="360"/>
-      </w:pPr>
-      <w:rPr>
-        <w:rFonts w:ascii="Symbol" w:hAnsi="Symbol" w:hint="default"/>
-      </w:rPr>
-    </w:lvl>
-    <w:lvl w:ilvl="1" w:tplc="08090003">
-      <w:start w:val="1"/>
-      <w:numFmt w:val="bullet"/>
-      <w:lvlText w:val="o"/>
-      <w:lvlJc w:val="left"/>
-      <w:pPr>
-        <w:ind w:left="1440" w:hanging="360"/>
-      </w:pPr>
-      <w:rPr>
-        <w:rFonts w:ascii="Courier New" w:hAnsi="Courier New" w:cs="Courier New" w:hint="default"/>
-      </w:rPr>
-    </w:lvl>
-    <w:lvl w:ilvl="2" w:tplc="08090005" w:tentative="1">
-      <w:start w:val="1"/>
-      <w:numFmt w:val="bullet"/>
-      <w:lvlText w:val=""/>
-      <w:lvlJc w:val="left"/>
-      <w:pPr>
-        <w:ind w:left="2160" w:hanging="360"/>
-      </w:pPr>
-      <w:rPr>
-        <w:rFonts w:ascii="Wingdings" w:hAnsi="Wingdings" w:hint="default"/>
-      </w:rPr>
-    </w:lvl>
-    <w:lvl w:ilvl="3" w:tplc="08090001" w:tentative="1">
-      <w:start w:val="1"/>
-      <w:numFmt w:val="bullet"/>
-      <w:lvlText w:val=""/>
-      <w:lvlJc w:val="left"/>
-      <w:pPr>
-        <w:ind w:left="2880" w:hanging="360"/>
-      </w:pPr>
-      <w:rPr>
-        <w:rFonts w:ascii="Symbol" w:hAnsi="Symbol" w:hint="default"/>
-      </w:rPr>
-    </w:lvl>
-    <w:lvl w:ilvl="4" w:tplc="08090003" w:tentative="1">
-      <w:start w:val="1"/>
-      <w:numFmt w:val="bullet"/>
-      <w:lvlText w:val="o"/>
-      <w:lvlJc w:val="left"/>
-      <w:pPr>
-        <w:ind w:left="3600" w:hanging="360"/>
-      </w:pPr>
-      <w:rPr>
-        <w:rFonts w:ascii="Courier New" w:hAnsi="Courier New" w:cs="Courier New" w:hint="default"/>
-      </w:rPr>
-    </w:lvl>
-    <w:lvl w:ilvl="5" w:tplc="08090005" w:tentative="1">
-      <w:start w:val="1"/>
-      <w:numFmt w:val="bullet"/>
-      <w:lvlText w:val=""/>
-      <w:lvlJc w:val="left"/>
-      <w:pPr>
-        <w:ind w:left="4320" w:hanging="360"/>
-      </w:pPr>
-      <w:rPr>
-        <w:rFonts w:ascii="Wingdings" w:hAnsi="Wingdings" w:hint="default"/>
-      </w:rPr>
-    </w:lvl>
-    <w:lvl w:ilvl="6" w:tplc="08090001" w:tentative="1">
-      <w:start w:val="1"/>
-      <w:numFmt w:val="bullet"/>
-      <w:lvlText w:val=""/>
-      <w:lvlJc w:val="left"/>
-      <w:pPr>
-        <w:ind w:left="5040" w:hanging="360"/>
-      </w:pPr>
-      <w:rPr>
-        <w:rFonts w:ascii="Symbol" w:hAnsi="Symbol" w:hint="default"/>
-      </w:rPr>
-    </w:lvl>
-    <w:lvl w:ilvl="7" w:tplc="08090003" w:tentative="1">
-      <w:start w:val="1"/>
-      <w:numFmt w:val="bullet"/>
-      <w:lvlText w:val="o"/>
-      <w:lvlJc w:val="left"/>
-      <w:pPr>
-        <w:ind w:left="5760" w:hanging="360"/>
-      </w:pPr>
-      <w:rPr>
-        <w:rFonts w:ascii="Courier New" w:hAnsi="Courier New" w:cs="Courier New" w:hint="default"/>
-      </w:rPr>
-    </w:lvl>
-    <w:lvl w:ilvl="8" w:tplc="08090005" w:tentative="1">
-      <w:start w:val="1"/>
-      <w:numFmt w:val="bullet"/>
-      <w:lvlText w:val=""/>
-      <w:lvlJc w:val="left"/>
-      <w:pPr>
-        <w:ind w:left="6480" w:hanging="360"/>
-      </w:pPr>
-      <w:rPr>
-        <w:rFonts w:ascii="Wingdings" w:hAnsi="Wingdings" w:hint="default"/>
-      </w:rPr>
-    </w:lvl>
-  </w:abstractNum>
-  <w:abstractNum w:abstractNumId="35" w15:restartNumberingAfterBreak="0">
+  <w:abstractNum w:abstractNumId="9" w15:restartNumberingAfterBreak="0">
     <w:nsid w:val="48D95F30"/>
     <w:multiLevelType w:val="hybridMultilevel"/>
     <w:tmpl w:val="7F0A0834"/>
@@ -15231,459 +12206,7 @@
       </w:rPr>
     </w:lvl>
   </w:abstractNum>
-  <w:abstractNum w:abstractNumId="36" w15:restartNumberingAfterBreak="0">
-    <w:nsid w:val="4B4B4929"/>
-    <w:multiLevelType w:val="hybridMultilevel"/>
-    <w:tmpl w:val="D1CAF1D0"/>
-    <w:lvl w:ilvl="0" w:tplc="53E8834A">
-      <w:start w:val="2"/>
-      <w:numFmt w:val="bullet"/>
-      <w:lvlText w:val="-"/>
-      <w:lvlJc w:val="left"/>
-      <w:pPr>
-        <w:ind w:left="360" w:hanging="360"/>
-      </w:pPr>
-      <w:rPr>
-        <w:rFonts w:ascii="Segoe UI" w:eastAsia="SimSun" w:hAnsi="Segoe UI" w:cs="Segoe UI" w:hint="default"/>
-      </w:rPr>
-    </w:lvl>
-    <w:lvl w:ilvl="1" w:tplc="0C0A0003" w:tentative="1">
-      <w:start w:val="1"/>
-      <w:numFmt w:val="bullet"/>
-      <w:lvlText w:val="o"/>
-      <w:lvlJc w:val="left"/>
-      <w:pPr>
-        <w:ind w:left="1080" w:hanging="360"/>
-      </w:pPr>
-      <w:rPr>
-        <w:rFonts w:ascii="Courier New" w:hAnsi="Courier New" w:cs="Courier New" w:hint="default"/>
-      </w:rPr>
-    </w:lvl>
-    <w:lvl w:ilvl="2" w:tplc="0C0A0005" w:tentative="1">
-      <w:start w:val="1"/>
-      <w:numFmt w:val="bullet"/>
-      <w:lvlText w:val=""/>
-      <w:lvlJc w:val="left"/>
-      <w:pPr>
-        <w:ind w:left="1800" w:hanging="360"/>
-      </w:pPr>
-      <w:rPr>
-        <w:rFonts w:ascii="Wingdings" w:hAnsi="Wingdings" w:hint="default"/>
-      </w:rPr>
-    </w:lvl>
-    <w:lvl w:ilvl="3" w:tplc="0C0A0001" w:tentative="1">
-      <w:start w:val="1"/>
-      <w:numFmt w:val="bullet"/>
-      <w:lvlText w:val=""/>
-      <w:lvlJc w:val="left"/>
-      <w:pPr>
-        <w:ind w:left="2520" w:hanging="360"/>
-      </w:pPr>
-      <w:rPr>
-        <w:rFonts w:ascii="Symbol" w:hAnsi="Symbol" w:hint="default"/>
-      </w:rPr>
-    </w:lvl>
-    <w:lvl w:ilvl="4" w:tplc="0C0A0003" w:tentative="1">
-      <w:start w:val="1"/>
-      <w:numFmt w:val="bullet"/>
-      <w:lvlText w:val="o"/>
-      <w:lvlJc w:val="left"/>
-      <w:pPr>
-        <w:ind w:left="3240" w:hanging="360"/>
-      </w:pPr>
-      <w:rPr>
-        <w:rFonts w:ascii="Courier New" w:hAnsi="Courier New" w:cs="Courier New" w:hint="default"/>
-      </w:rPr>
-    </w:lvl>
-    <w:lvl w:ilvl="5" w:tplc="0C0A0005" w:tentative="1">
-      <w:start w:val="1"/>
-      <w:numFmt w:val="bullet"/>
-      <w:lvlText w:val=""/>
-      <w:lvlJc w:val="left"/>
-      <w:pPr>
-        <w:ind w:left="3960" w:hanging="360"/>
-      </w:pPr>
-      <w:rPr>
-        <w:rFonts w:ascii="Wingdings" w:hAnsi="Wingdings" w:hint="default"/>
-      </w:rPr>
-    </w:lvl>
-    <w:lvl w:ilvl="6" w:tplc="0C0A0001" w:tentative="1">
-      <w:start w:val="1"/>
-      <w:numFmt w:val="bullet"/>
-      <w:lvlText w:val=""/>
-      <w:lvlJc w:val="left"/>
-      <w:pPr>
-        <w:ind w:left="4680" w:hanging="360"/>
-      </w:pPr>
-      <w:rPr>
-        <w:rFonts w:ascii="Symbol" w:hAnsi="Symbol" w:hint="default"/>
-      </w:rPr>
-    </w:lvl>
-    <w:lvl w:ilvl="7" w:tplc="0C0A0003" w:tentative="1">
-      <w:start w:val="1"/>
-      <w:numFmt w:val="bullet"/>
-      <w:lvlText w:val="o"/>
-      <w:lvlJc w:val="left"/>
-      <w:pPr>
-        <w:ind w:left="5400" w:hanging="360"/>
-      </w:pPr>
-      <w:rPr>
-        <w:rFonts w:ascii="Courier New" w:hAnsi="Courier New" w:cs="Courier New" w:hint="default"/>
-      </w:rPr>
-    </w:lvl>
-    <w:lvl w:ilvl="8" w:tplc="0C0A0005" w:tentative="1">
-      <w:start w:val="1"/>
-      <w:numFmt w:val="bullet"/>
-      <w:lvlText w:val=""/>
-      <w:lvlJc w:val="left"/>
-      <w:pPr>
-        <w:ind w:left="6120" w:hanging="360"/>
-      </w:pPr>
-      <w:rPr>
-        <w:rFonts w:ascii="Wingdings" w:hAnsi="Wingdings" w:hint="default"/>
-      </w:rPr>
-    </w:lvl>
-  </w:abstractNum>
-  <w:abstractNum w:abstractNumId="37" w15:restartNumberingAfterBreak="0">
-    <w:nsid w:val="4C9A7AB8"/>
-    <w:multiLevelType w:val="hybridMultilevel"/>
-    <w:tmpl w:val="8BE07E3A"/>
-    <w:lvl w:ilvl="0" w:tplc="0C0A0001">
-      <w:start w:val="1"/>
-      <w:numFmt w:val="bullet"/>
-      <w:lvlText w:val=""/>
-      <w:lvlJc w:val="left"/>
-      <w:pPr>
-        <w:ind w:left="720" w:hanging="360"/>
-      </w:pPr>
-      <w:rPr>
-        <w:rFonts w:ascii="Symbol" w:hAnsi="Symbol" w:hint="default"/>
-      </w:rPr>
-    </w:lvl>
-    <w:lvl w:ilvl="1" w:tplc="0C0A0003" w:tentative="1">
-      <w:start w:val="1"/>
-      <w:numFmt w:val="bullet"/>
-      <w:lvlText w:val="o"/>
-      <w:lvlJc w:val="left"/>
-      <w:pPr>
-        <w:ind w:left="1440" w:hanging="360"/>
-      </w:pPr>
-      <w:rPr>
-        <w:rFonts w:ascii="Courier New" w:hAnsi="Courier New" w:cs="Courier New" w:hint="default"/>
-      </w:rPr>
-    </w:lvl>
-    <w:lvl w:ilvl="2" w:tplc="0C0A0005" w:tentative="1">
-      <w:start w:val="1"/>
-      <w:numFmt w:val="bullet"/>
-      <w:lvlText w:val=""/>
-      <w:lvlJc w:val="left"/>
-      <w:pPr>
-        <w:ind w:left="2160" w:hanging="360"/>
-      </w:pPr>
-      <w:rPr>
-        <w:rFonts w:ascii="Wingdings" w:hAnsi="Wingdings" w:hint="default"/>
-      </w:rPr>
-    </w:lvl>
-    <w:lvl w:ilvl="3" w:tplc="0C0A0001" w:tentative="1">
-      <w:start w:val="1"/>
-      <w:numFmt w:val="bullet"/>
-      <w:lvlText w:val=""/>
-      <w:lvlJc w:val="left"/>
-      <w:pPr>
-        <w:ind w:left="2880" w:hanging="360"/>
-      </w:pPr>
-      <w:rPr>
-        <w:rFonts w:ascii="Symbol" w:hAnsi="Symbol" w:hint="default"/>
-      </w:rPr>
-    </w:lvl>
-    <w:lvl w:ilvl="4" w:tplc="0C0A0003" w:tentative="1">
-      <w:start w:val="1"/>
-      <w:numFmt w:val="bullet"/>
-      <w:lvlText w:val="o"/>
-      <w:lvlJc w:val="left"/>
-      <w:pPr>
-        <w:ind w:left="3600" w:hanging="360"/>
-      </w:pPr>
-      <w:rPr>
-        <w:rFonts w:ascii="Courier New" w:hAnsi="Courier New" w:cs="Courier New" w:hint="default"/>
-      </w:rPr>
-    </w:lvl>
-    <w:lvl w:ilvl="5" w:tplc="0C0A0005" w:tentative="1">
-      <w:start w:val="1"/>
-      <w:numFmt w:val="bullet"/>
-      <w:lvlText w:val=""/>
-      <w:lvlJc w:val="left"/>
-      <w:pPr>
-        <w:ind w:left="4320" w:hanging="360"/>
-      </w:pPr>
-      <w:rPr>
-        <w:rFonts w:ascii="Wingdings" w:hAnsi="Wingdings" w:hint="default"/>
-      </w:rPr>
-    </w:lvl>
-    <w:lvl w:ilvl="6" w:tplc="0C0A0001" w:tentative="1">
-      <w:start w:val="1"/>
-      <w:numFmt w:val="bullet"/>
-      <w:lvlText w:val=""/>
-      <w:lvlJc w:val="left"/>
-      <w:pPr>
-        <w:ind w:left="5040" w:hanging="360"/>
-      </w:pPr>
-      <w:rPr>
-        <w:rFonts w:ascii="Symbol" w:hAnsi="Symbol" w:hint="default"/>
-      </w:rPr>
-    </w:lvl>
-    <w:lvl w:ilvl="7" w:tplc="0C0A0003" w:tentative="1">
-      <w:start w:val="1"/>
-      <w:numFmt w:val="bullet"/>
-      <w:lvlText w:val="o"/>
-      <w:lvlJc w:val="left"/>
-      <w:pPr>
-        <w:ind w:left="5760" w:hanging="360"/>
-      </w:pPr>
-      <w:rPr>
-        <w:rFonts w:ascii="Courier New" w:hAnsi="Courier New" w:cs="Courier New" w:hint="default"/>
-      </w:rPr>
-    </w:lvl>
-    <w:lvl w:ilvl="8" w:tplc="0C0A0005" w:tentative="1">
-      <w:start w:val="1"/>
-      <w:numFmt w:val="bullet"/>
-      <w:lvlText w:val=""/>
-      <w:lvlJc w:val="left"/>
-      <w:pPr>
-        <w:ind w:left="6480" w:hanging="360"/>
-      </w:pPr>
-      <w:rPr>
-        <w:rFonts w:ascii="Wingdings" w:hAnsi="Wingdings" w:hint="default"/>
-      </w:rPr>
-    </w:lvl>
-  </w:abstractNum>
-  <w:abstractNum w:abstractNumId="38" w15:restartNumberingAfterBreak="0">
-    <w:nsid w:val="4CD130A1"/>
-    <w:multiLevelType w:val="hybridMultilevel"/>
-    <w:tmpl w:val="90CC63D8"/>
-    <w:lvl w:ilvl="0" w:tplc="0C0A0001">
-      <w:start w:val="1"/>
-      <w:numFmt w:val="bullet"/>
-      <w:lvlText w:val=""/>
-      <w:lvlJc w:val="left"/>
-      <w:pPr>
-        <w:ind w:left="720" w:hanging="360"/>
-      </w:pPr>
-      <w:rPr>
-        <w:rFonts w:ascii="Symbol" w:hAnsi="Symbol" w:hint="default"/>
-      </w:rPr>
-    </w:lvl>
-    <w:lvl w:ilvl="1" w:tplc="0C0A0003" w:tentative="1">
-      <w:start w:val="1"/>
-      <w:numFmt w:val="bullet"/>
-      <w:lvlText w:val="o"/>
-      <w:lvlJc w:val="left"/>
-      <w:pPr>
-        <w:ind w:left="1440" w:hanging="360"/>
-      </w:pPr>
-      <w:rPr>
-        <w:rFonts w:ascii="Courier New" w:hAnsi="Courier New" w:cs="Courier New" w:hint="default"/>
-      </w:rPr>
-    </w:lvl>
-    <w:lvl w:ilvl="2" w:tplc="0C0A0005" w:tentative="1">
-      <w:start w:val="1"/>
-      <w:numFmt w:val="bullet"/>
-      <w:lvlText w:val=""/>
-      <w:lvlJc w:val="left"/>
-      <w:pPr>
-        <w:ind w:left="2160" w:hanging="360"/>
-      </w:pPr>
-      <w:rPr>
-        <w:rFonts w:ascii="Wingdings" w:hAnsi="Wingdings" w:hint="default"/>
-      </w:rPr>
-    </w:lvl>
-    <w:lvl w:ilvl="3" w:tplc="0C0A0001" w:tentative="1">
-      <w:start w:val="1"/>
-      <w:numFmt w:val="bullet"/>
-      <w:lvlText w:val=""/>
-      <w:lvlJc w:val="left"/>
-      <w:pPr>
-        <w:ind w:left="2880" w:hanging="360"/>
-      </w:pPr>
-      <w:rPr>
-        <w:rFonts w:ascii="Symbol" w:hAnsi="Symbol" w:hint="default"/>
-      </w:rPr>
-    </w:lvl>
-    <w:lvl w:ilvl="4" w:tplc="0C0A0003" w:tentative="1">
-      <w:start w:val="1"/>
-      <w:numFmt w:val="bullet"/>
-      <w:lvlText w:val="o"/>
-      <w:lvlJc w:val="left"/>
-      <w:pPr>
-        <w:ind w:left="3600" w:hanging="360"/>
-      </w:pPr>
-      <w:rPr>
-        <w:rFonts w:ascii="Courier New" w:hAnsi="Courier New" w:cs="Courier New" w:hint="default"/>
-      </w:rPr>
-    </w:lvl>
-    <w:lvl w:ilvl="5" w:tplc="0C0A0005" w:tentative="1">
-      <w:start w:val="1"/>
-      <w:numFmt w:val="bullet"/>
-      <w:lvlText w:val=""/>
-      <w:lvlJc w:val="left"/>
-      <w:pPr>
-        <w:ind w:left="4320" w:hanging="360"/>
-      </w:pPr>
-      <w:rPr>
-        <w:rFonts w:ascii="Wingdings" w:hAnsi="Wingdings" w:hint="default"/>
-      </w:rPr>
-    </w:lvl>
-    <w:lvl w:ilvl="6" w:tplc="0C0A0001" w:tentative="1">
-      <w:start w:val="1"/>
-      <w:numFmt w:val="bullet"/>
-      <w:lvlText w:val=""/>
-      <w:lvlJc w:val="left"/>
-      <w:pPr>
-        <w:ind w:left="5040" w:hanging="360"/>
-      </w:pPr>
-      <w:rPr>
-        <w:rFonts w:ascii="Symbol" w:hAnsi="Symbol" w:hint="default"/>
-      </w:rPr>
-    </w:lvl>
-    <w:lvl w:ilvl="7" w:tplc="0C0A0003" w:tentative="1">
-      <w:start w:val="1"/>
-      <w:numFmt w:val="bullet"/>
-      <w:lvlText w:val="o"/>
-      <w:lvlJc w:val="left"/>
-      <w:pPr>
-        <w:ind w:left="5760" w:hanging="360"/>
-      </w:pPr>
-      <w:rPr>
-        <w:rFonts w:ascii="Courier New" w:hAnsi="Courier New" w:cs="Courier New" w:hint="default"/>
-      </w:rPr>
-    </w:lvl>
-    <w:lvl w:ilvl="8" w:tplc="0C0A0005" w:tentative="1">
-      <w:start w:val="1"/>
-      <w:numFmt w:val="bullet"/>
-      <w:lvlText w:val=""/>
-      <w:lvlJc w:val="left"/>
-      <w:pPr>
-        <w:ind w:left="6480" w:hanging="360"/>
-      </w:pPr>
-      <w:rPr>
-        <w:rFonts w:ascii="Wingdings" w:hAnsi="Wingdings" w:hint="default"/>
-      </w:rPr>
-    </w:lvl>
-  </w:abstractNum>
-  <w:abstractNum w:abstractNumId="39" w15:restartNumberingAfterBreak="0">
-    <w:nsid w:val="4E085135"/>
-    <w:multiLevelType w:val="hybridMultilevel"/>
-    <w:tmpl w:val="2D1CFA32"/>
-    <w:lvl w:ilvl="0" w:tplc="2C0A0001">
-      <w:start w:val="1"/>
-      <w:numFmt w:val="bullet"/>
-      <w:lvlText w:val=""/>
-      <w:lvlJc w:val="left"/>
-      <w:pPr>
-        <w:ind w:left="720" w:hanging="360"/>
-      </w:pPr>
-      <w:rPr>
-        <w:rFonts w:ascii="Symbol" w:hAnsi="Symbol" w:hint="default"/>
-      </w:rPr>
-    </w:lvl>
-    <w:lvl w:ilvl="1" w:tplc="2C0A0003" w:tentative="1">
-      <w:start w:val="1"/>
-      <w:numFmt w:val="bullet"/>
-      <w:lvlText w:val="o"/>
-      <w:lvlJc w:val="left"/>
-      <w:pPr>
-        <w:ind w:left="1440" w:hanging="360"/>
-      </w:pPr>
-      <w:rPr>
-        <w:rFonts w:ascii="Courier New" w:hAnsi="Courier New" w:cs="Courier New" w:hint="default"/>
-      </w:rPr>
-    </w:lvl>
-    <w:lvl w:ilvl="2" w:tplc="2C0A0005" w:tentative="1">
-      <w:start w:val="1"/>
-      <w:numFmt w:val="bullet"/>
-      <w:lvlText w:val=""/>
-      <w:lvlJc w:val="left"/>
-      <w:pPr>
-        <w:ind w:left="2160" w:hanging="360"/>
-      </w:pPr>
-      <w:rPr>
-        <w:rFonts w:ascii="Wingdings" w:hAnsi="Wingdings" w:hint="default"/>
-      </w:rPr>
-    </w:lvl>
-    <w:lvl w:ilvl="3" w:tplc="2C0A0001" w:tentative="1">
-      <w:start w:val="1"/>
-      <w:numFmt w:val="bullet"/>
-      <w:lvlText w:val=""/>
-      <w:lvlJc w:val="left"/>
-      <w:pPr>
-        <w:ind w:left="2880" w:hanging="360"/>
-      </w:pPr>
-      <w:rPr>
-        <w:rFonts w:ascii="Symbol" w:hAnsi="Symbol" w:hint="default"/>
-      </w:rPr>
-    </w:lvl>
-    <w:lvl w:ilvl="4" w:tplc="2C0A0003" w:tentative="1">
-      <w:start w:val="1"/>
-      <w:numFmt w:val="bullet"/>
-      <w:lvlText w:val="o"/>
-      <w:lvlJc w:val="left"/>
-      <w:pPr>
-        <w:ind w:left="3600" w:hanging="360"/>
-      </w:pPr>
-      <w:rPr>
-        <w:rFonts w:ascii="Courier New" w:hAnsi="Courier New" w:cs="Courier New" w:hint="default"/>
-      </w:rPr>
-    </w:lvl>
-    <w:lvl w:ilvl="5" w:tplc="2C0A0005" w:tentative="1">
-      <w:start w:val="1"/>
-      <w:numFmt w:val="bullet"/>
-      <w:lvlText w:val=""/>
-      <w:lvlJc w:val="left"/>
-      <w:pPr>
-        <w:ind w:left="4320" w:hanging="360"/>
-      </w:pPr>
-      <w:rPr>
-        <w:rFonts w:ascii="Wingdings" w:hAnsi="Wingdings" w:hint="default"/>
-      </w:rPr>
-    </w:lvl>
-    <w:lvl w:ilvl="6" w:tplc="2C0A0001" w:tentative="1">
-      <w:start w:val="1"/>
-      <w:numFmt w:val="bullet"/>
-      <w:lvlText w:val=""/>
-      <w:lvlJc w:val="left"/>
-      <w:pPr>
-        <w:ind w:left="5040" w:hanging="360"/>
-      </w:pPr>
-      <w:rPr>
-        <w:rFonts w:ascii="Symbol" w:hAnsi="Symbol" w:hint="default"/>
-      </w:rPr>
-    </w:lvl>
-    <w:lvl w:ilvl="7" w:tplc="2C0A0003" w:tentative="1">
-      <w:start w:val="1"/>
-      <w:numFmt w:val="bullet"/>
-      <w:lvlText w:val="o"/>
-      <w:lvlJc w:val="left"/>
-      <w:pPr>
-        <w:ind w:left="5760" w:hanging="360"/>
-      </w:pPr>
-      <w:rPr>
-        <w:rFonts w:ascii="Courier New" w:hAnsi="Courier New" w:cs="Courier New" w:hint="default"/>
-      </w:rPr>
-    </w:lvl>
-    <w:lvl w:ilvl="8" w:tplc="2C0A0005" w:tentative="1">
-      <w:start w:val="1"/>
-      <w:numFmt w:val="bullet"/>
-      <w:lvlText w:val=""/>
-      <w:lvlJc w:val="left"/>
-      <w:pPr>
-        <w:ind w:left="6480" w:hanging="360"/>
-      </w:pPr>
-      <w:rPr>
-        <w:rFonts w:ascii="Wingdings" w:hAnsi="Wingdings" w:hint="default"/>
-      </w:rPr>
-    </w:lvl>
-  </w:abstractNum>
-  <w:abstractNum w:abstractNumId="40" w15:restartNumberingAfterBreak="0">
+  <w:abstractNum w:abstractNumId="10" w15:restartNumberingAfterBreak="0">
     <w:nsid w:val="51E75DEB"/>
     <w:multiLevelType w:val="hybridMultilevel"/>
     <w:tmpl w:val="FFFFFFFF"/>
@@ -15769,7 +12292,7 @@
       </w:pPr>
     </w:lvl>
   </w:abstractNum>
-  <w:abstractNum w:abstractNumId="41" w15:restartNumberingAfterBreak="0">
+  <w:abstractNum w:abstractNumId="11" w15:restartNumberingAfterBreak="0">
     <w:nsid w:val="53EE204D"/>
     <w:multiLevelType w:val="hybridMultilevel"/>
     <w:tmpl w:val="652CE610"/>
@@ -15913,120 +12436,7 @@
       </w:rPr>
     </w:lvl>
   </w:abstractNum>
-  <w:abstractNum w:abstractNumId="42" w15:restartNumberingAfterBreak="0">
-    <w:nsid w:val="58516C78"/>
-    <w:multiLevelType w:val="hybridMultilevel"/>
-    <w:tmpl w:val="F1DABF7A"/>
-    <w:lvl w:ilvl="0" w:tplc="2C0A0001">
-      <w:start w:val="1"/>
-      <w:numFmt w:val="bullet"/>
-      <w:lvlText w:val=""/>
-      <w:lvlJc w:val="left"/>
-      <w:pPr>
-        <w:ind w:left="720" w:hanging="360"/>
-      </w:pPr>
-      <w:rPr>
-        <w:rFonts w:ascii="Symbol" w:hAnsi="Symbol" w:hint="default"/>
-      </w:rPr>
-    </w:lvl>
-    <w:lvl w:ilvl="1" w:tplc="2C0A0003" w:tentative="1">
-      <w:start w:val="1"/>
-      <w:numFmt w:val="bullet"/>
-      <w:lvlText w:val="o"/>
-      <w:lvlJc w:val="left"/>
-      <w:pPr>
-        <w:ind w:left="1440" w:hanging="360"/>
-      </w:pPr>
-      <w:rPr>
-        <w:rFonts w:ascii="Courier New" w:hAnsi="Courier New" w:cs="Courier New" w:hint="default"/>
-      </w:rPr>
-    </w:lvl>
-    <w:lvl w:ilvl="2" w:tplc="2C0A0005" w:tentative="1">
-      <w:start w:val="1"/>
-      <w:numFmt w:val="bullet"/>
-      <w:lvlText w:val=""/>
-      <w:lvlJc w:val="left"/>
-      <w:pPr>
-        <w:ind w:left="2160" w:hanging="360"/>
-      </w:pPr>
-      <w:rPr>
-        <w:rFonts w:ascii="Wingdings" w:hAnsi="Wingdings" w:hint="default"/>
-      </w:rPr>
-    </w:lvl>
-    <w:lvl w:ilvl="3" w:tplc="2C0A0001" w:tentative="1">
-      <w:start w:val="1"/>
-      <w:numFmt w:val="bullet"/>
-      <w:lvlText w:val=""/>
-      <w:lvlJc w:val="left"/>
-      <w:pPr>
-        <w:ind w:left="2880" w:hanging="360"/>
-      </w:pPr>
-      <w:rPr>
-        <w:rFonts w:ascii="Symbol" w:hAnsi="Symbol" w:hint="default"/>
-      </w:rPr>
-    </w:lvl>
-    <w:lvl w:ilvl="4" w:tplc="2C0A0003" w:tentative="1">
-      <w:start w:val="1"/>
-      <w:numFmt w:val="bullet"/>
-      <w:lvlText w:val="o"/>
-      <w:lvlJc w:val="left"/>
-      <w:pPr>
-        <w:ind w:left="3600" w:hanging="360"/>
-      </w:pPr>
-      <w:rPr>
-        <w:rFonts w:ascii="Courier New" w:hAnsi="Courier New" w:cs="Courier New" w:hint="default"/>
-      </w:rPr>
-    </w:lvl>
-    <w:lvl w:ilvl="5" w:tplc="2C0A0005" w:tentative="1">
-      <w:start w:val="1"/>
-      <w:numFmt w:val="bullet"/>
-      <w:lvlText w:val=""/>
-      <w:lvlJc w:val="left"/>
-      <w:pPr>
-        <w:ind w:left="4320" w:hanging="360"/>
-      </w:pPr>
-      <w:rPr>
-        <w:rFonts w:ascii="Wingdings" w:hAnsi="Wingdings" w:hint="default"/>
-      </w:rPr>
-    </w:lvl>
-    <w:lvl w:ilvl="6" w:tplc="2C0A0001" w:tentative="1">
-      <w:start w:val="1"/>
-      <w:numFmt w:val="bullet"/>
-      <w:lvlText w:val=""/>
-      <w:lvlJc w:val="left"/>
-      <w:pPr>
-        <w:ind w:left="5040" w:hanging="360"/>
-      </w:pPr>
-      <w:rPr>
-        <w:rFonts w:ascii="Symbol" w:hAnsi="Symbol" w:hint="default"/>
-      </w:rPr>
-    </w:lvl>
-    <w:lvl w:ilvl="7" w:tplc="2C0A0003" w:tentative="1">
-      <w:start w:val="1"/>
-      <w:numFmt w:val="bullet"/>
-      <w:lvlText w:val="o"/>
-      <w:lvlJc w:val="left"/>
-      <w:pPr>
-        <w:ind w:left="5760" w:hanging="360"/>
-      </w:pPr>
-      <w:rPr>
-        <w:rFonts w:ascii="Courier New" w:hAnsi="Courier New" w:cs="Courier New" w:hint="default"/>
-      </w:rPr>
-    </w:lvl>
-    <w:lvl w:ilvl="8" w:tplc="2C0A0005" w:tentative="1">
-      <w:start w:val="1"/>
-      <w:numFmt w:val="bullet"/>
-      <w:lvlText w:val=""/>
-      <w:lvlJc w:val="left"/>
-      <w:pPr>
-        <w:ind w:left="6480" w:hanging="360"/>
-      </w:pPr>
-      <w:rPr>
-        <w:rFonts w:ascii="Wingdings" w:hAnsi="Wingdings" w:hint="default"/>
-      </w:rPr>
-    </w:lvl>
-  </w:abstractNum>
-  <w:abstractNum w:abstractNumId="43" w15:restartNumberingAfterBreak="0">
+  <w:abstractNum w:abstractNumId="12" w15:restartNumberingAfterBreak="0">
     <w:nsid w:val="5E680334"/>
     <w:multiLevelType w:val="multilevel"/>
     <w:tmpl w:val="F6107F4A"/>
@@ -16132,7 +12542,7 @@
       </w:pPr>
     </w:lvl>
   </w:abstractNum>
-  <w:abstractNum w:abstractNumId="44" w15:restartNumberingAfterBreak="0">
+  <w:abstractNum w:abstractNumId="13" w15:restartNumberingAfterBreak="0">
     <w:nsid w:val="62DD0BD1"/>
     <w:multiLevelType w:val="singleLevel"/>
     <w:tmpl w:val="D6D0AB50"/>
@@ -16153,508 +12563,166 @@
       </w:rPr>
     </w:lvl>
   </w:abstractNum>
-  <w:abstractNum w:abstractNumId="45" w15:restartNumberingAfterBreak="0">
-    <w:nsid w:val="656469AD"/>
+  <w:abstractNum w:abstractNumId="14" w15:restartNumberingAfterBreak="0">
+    <w:nsid w:val="70960590"/>
     <w:multiLevelType w:val="hybridMultilevel"/>
-    <w:tmpl w:val="9C46C6CC"/>
-    <w:lvl w:ilvl="0" w:tplc="0C0A0011">
+    <w:tmpl w:val="27B82F48"/>
+    <w:lvl w:ilvl="0" w:tplc="0C0A0001">
       <w:start w:val="1"/>
-      <w:numFmt w:val="decimal"/>
-      <w:lvlText w:val="%1)"/>
+      <w:numFmt w:val="bullet"/>
+      <w:lvlText w:val=""/>
       <w:lvlJc w:val="left"/>
       <w:pPr>
         <w:ind w:left="720" w:hanging="360"/>
       </w:pPr>
       <w:rPr>
-        <w:rFonts w:hint="default"/>
+        <w:rFonts w:ascii="Symbol" w:hAnsi="Symbol" w:hint="default"/>
       </w:rPr>
     </w:lvl>
-    <w:lvl w:ilvl="1" w:tplc="0C0A0019" w:tentative="1">
+    <w:lvl w:ilvl="1" w:tplc="0C0A0003" w:tentative="1">
       <w:start w:val="1"/>
-      <w:numFmt w:val="lowerLetter"/>
-      <w:lvlText w:val="%2."/>
+      <w:numFmt w:val="bullet"/>
+      <w:lvlText w:val="o"/>
       <w:lvlJc w:val="left"/>
       <w:pPr>
         <w:ind w:left="1440" w:hanging="360"/>
       </w:pPr>
+      <w:rPr>
+        <w:rFonts w:ascii="Courier New" w:hAnsi="Courier New" w:cs="Courier New" w:hint="default"/>
+      </w:rPr>
     </w:lvl>
-    <w:lvl w:ilvl="2" w:tplc="0C0A001B" w:tentative="1">
+    <w:lvl w:ilvl="2" w:tplc="0C0A0005" w:tentative="1">
       <w:start w:val="1"/>
-      <w:numFmt w:val="lowerRoman"/>
-      <w:lvlText w:val="%3."/>
-      <w:lvlJc w:val="right"/>
-      <w:pPr>
-        <w:ind w:left="2160" w:hanging="180"/>
-      </w:pPr>
+      <w:numFmt w:val="bullet"/>
+      <w:lvlText w:val=""/>
+      <w:lvlJc w:val="left"/>
+      <w:pPr>
+        <w:ind w:left="2160" w:hanging="360"/>
+      </w:pPr>
+      <w:rPr>
+        <w:rFonts w:ascii="Wingdings" w:hAnsi="Wingdings" w:hint="default"/>
+      </w:rPr>
     </w:lvl>
-    <w:lvl w:ilvl="3" w:tplc="0C0A000F" w:tentative="1">
+    <w:lvl w:ilvl="3" w:tplc="0C0A0001" w:tentative="1">
       <w:start w:val="1"/>
-      <w:numFmt w:val="decimal"/>
-      <w:lvlText w:val="%4."/>
+      <w:numFmt w:val="bullet"/>
+      <w:lvlText w:val=""/>
       <w:lvlJc w:val="left"/>
       <w:pPr>
         <w:ind w:left="2880" w:hanging="360"/>
       </w:pPr>
+      <w:rPr>
+        <w:rFonts w:ascii="Symbol" w:hAnsi="Symbol" w:hint="default"/>
+      </w:rPr>
     </w:lvl>
-    <w:lvl w:ilvl="4" w:tplc="0C0A0019" w:tentative="1">
+    <w:lvl w:ilvl="4" w:tplc="0C0A0003" w:tentative="1">
       <w:start w:val="1"/>
-      <w:numFmt w:val="lowerLetter"/>
-      <w:lvlText w:val="%5."/>
+      <w:numFmt w:val="bullet"/>
+      <w:lvlText w:val="o"/>
       <w:lvlJc w:val="left"/>
       <w:pPr>
         <w:ind w:left="3600" w:hanging="360"/>
       </w:pPr>
+      <w:rPr>
+        <w:rFonts w:ascii="Courier New" w:hAnsi="Courier New" w:cs="Courier New" w:hint="default"/>
+      </w:rPr>
     </w:lvl>
-    <w:lvl w:ilvl="5" w:tplc="0C0A001B" w:tentative="1">
+    <w:lvl w:ilvl="5" w:tplc="0C0A0005" w:tentative="1">
       <w:start w:val="1"/>
-      <w:numFmt w:val="lowerRoman"/>
-      <w:lvlText w:val="%6."/>
-      <w:lvlJc w:val="right"/>
-      <w:pPr>
-        <w:ind w:left="4320" w:hanging="180"/>
-      </w:pPr>
+      <w:numFmt w:val="bullet"/>
+      <w:lvlText w:val=""/>
+      <w:lvlJc w:val="left"/>
+      <w:pPr>
+        <w:ind w:left="4320" w:hanging="360"/>
+      </w:pPr>
+      <w:rPr>
+        <w:rFonts w:ascii="Wingdings" w:hAnsi="Wingdings" w:hint="default"/>
+      </w:rPr>
     </w:lvl>
-    <w:lvl w:ilvl="6" w:tplc="0C0A000F" w:tentative="1">
+    <w:lvl w:ilvl="6" w:tplc="0C0A0001" w:tentative="1">
       <w:start w:val="1"/>
-      <w:numFmt w:val="decimal"/>
-      <w:lvlText w:val="%7."/>
+      <w:numFmt w:val="bullet"/>
+      <w:lvlText w:val=""/>
       <w:lvlJc w:val="left"/>
       <w:pPr>
         <w:ind w:left="5040" w:hanging="360"/>
       </w:pPr>
+      <w:rPr>
+        <w:rFonts w:ascii="Symbol" w:hAnsi="Symbol" w:hint="default"/>
+      </w:rPr>
     </w:lvl>
-    <w:lvl w:ilvl="7" w:tplc="0C0A0019" w:tentative="1">
+    <w:lvl w:ilvl="7" w:tplc="0C0A0003" w:tentative="1">
       <w:start w:val="1"/>
-      <w:numFmt w:val="lowerLetter"/>
-      <w:lvlText w:val="%8."/>
+      <w:numFmt w:val="bullet"/>
+      <w:lvlText w:val="o"/>
       <w:lvlJc w:val="left"/>
       <w:pPr>
         <w:ind w:left="5760" w:hanging="360"/>
       </w:pPr>
+      <w:rPr>
+        <w:rFonts w:ascii="Courier New" w:hAnsi="Courier New" w:cs="Courier New" w:hint="default"/>
+      </w:rPr>
     </w:lvl>
-    <w:lvl w:ilvl="8" w:tplc="0C0A001B" w:tentative="1">
+    <w:lvl w:ilvl="8" w:tplc="0C0A0005" w:tentative="1">
       <w:start w:val="1"/>
-      <w:numFmt w:val="lowerRoman"/>
-      <w:lvlText w:val="%9."/>
-      <w:lvlJc w:val="right"/>
-      <w:pPr>
-        <w:ind w:left="6480" w:hanging="180"/>
-      </w:pPr>
-    </w:lvl>
-  </w:abstractNum>
-  <w:abstractNum w:abstractNumId="46" w15:restartNumberingAfterBreak="0">
-    <w:nsid w:val="682A5931"/>
-    <w:multiLevelType w:val="hybridMultilevel"/>
-    <w:tmpl w:val="CB621B20"/>
-    <w:lvl w:ilvl="0" w:tplc="FFFFFFFF">
-      <w:start w:val="1"/>
-      <w:numFmt w:val="decimal"/>
-      <w:lvlText w:val="%1."/>
+      <w:numFmt w:val="bullet"/>
+      <w:lvlText w:val=""/>
       <w:lvlJc w:val="left"/>
       <w:pPr>
-        <w:ind w:left="720" w:hanging="360"/>
-      </w:pPr>
-    </w:lvl>
-    <w:lvl w:ilvl="1" w:tplc="2C0A0019" w:tentative="1">
-      <w:start w:val="1"/>
-      <w:numFmt w:val="lowerLetter"/>
-      <w:lvlText w:val="%2."/>
-      <w:lvlJc w:val="left"/>
-      <w:pPr>
-        <w:ind w:left="1440" w:hanging="360"/>
-      </w:pPr>
-    </w:lvl>
-    <w:lvl w:ilvl="2" w:tplc="2C0A001B" w:tentative="1">
-      <w:start w:val="1"/>
-      <w:numFmt w:val="lowerRoman"/>
-      <w:lvlText w:val="%3."/>
-      <w:lvlJc w:val="right"/>
-      <w:pPr>
-        <w:ind w:left="2160" w:hanging="180"/>
-      </w:pPr>
-    </w:lvl>
-    <w:lvl w:ilvl="3" w:tplc="2C0A000F" w:tentative="1">
-      <w:start w:val="1"/>
-      <w:numFmt w:val="decimal"/>
-      <w:lvlText w:val="%4."/>
-      <w:lvlJc w:val="left"/>
-      <w:pPr>
-        <w:ind w:left="2880" w:hanging="360"/>
-      </w:pPr>
-    </w:lvl>
-    <w:lvl w:ilvl="4" w:tplc="2C0A0019" w:tentative="1">
-      <w:start w:val="1"/>
-      <w:numFmt w:val="lowerLetter"/>
-      <w:lvlText w:val="%5."/>
-      <w:lvlJc w:val="left"/>
-      <w:pPr>
-        <w:ind w:left="3600" w:hanging="360"/>
-      </w:pPr>
-    </w:lvl>
-    <w:lvl w:ilvl="5" w:tplc="2C0A001B" w:tentative="1">
-      <w:start w:val="1"/>
-      <w:numFmt w:val="lowerRoman"/>
-      <w:lvlText w:val="%6."/>
-      <w:lvlJc w:val="right"/>
-      <w:pPr>
-        <w:ind w:left="4320" w:hanging="180"/>
-      </w:pPr>
-    </w:lvl>
-    <w:lvl w:ilvl="6" w:tplc="2C0A000F" w:tentative="1">
-      <w:start w:val="1"/>
-      <w:numFmt w:val="decimal"/>
-      <w:lvlText w:val="%7."/>
-      <w:lvlJc w:val="left"/>
-      <w:pPr>
-        <w:ind w:left="5040" w:hanging="360"/>
-      </w:pPr>
-    </w:lvl>
-    <w:lvl w:ilvl="7" w:tplc="2C0A0019" w:tentative="1">
-      <w:start w:val="1"/>
-      <w:numFmt w:val="lowerLetter"/>
-      <w:lvlText w:val="%8."/>
-      <w:lvlJc w:val="left"/>
-      <w:pPr>
-        <w:ind w:left="5760" w:hanging="360"/>
-      </w:pPr>
-    </w:lvl>
-    <w:lvl w:ilvl="8" w:tplc="2C0A001B" w:tentative="1">
-      <w:start w:val="1"/>
-      <w:numFmt w:val="lowerRoman"/>
-      <w:lvlText w:val="%9."/>
-      <w:lvlJc w:val="right"/>
-      <w:pPr>
-        <w:ind w:left="6480" w:hanging="180"/>
-      </w:pPr>
-    </w:lvl>
-  </w:abstractNum>
-  <w:abstractNum w:abstractNumId="47" w15:restartNumberingAfterBreak="0">
-    <w:nsid w:val="6A5D328E"/>
-    <w:multiLevelType w:val="hybridMultilevel"/>
-    <w:tmpl w:val="E7344A88"/>
-    <w:lvl w:ilvl="0" w:tplc="FFFFFFFF">
-      <w:start w:val="1"/>
-      <w:numFmt w:val="decimal"/>
-      <w:lvlText w:val="%1."/>
-      <w:lvlJc w:val="left"/>
-      <w:pPr>
-        <w:ind w:left="720" w:hanging="360"/>
-      </w:pPr>
-    </w:lvl>
-    <w:lvl w:ilvl="1" w:tplc="FFFFFFFF" w:tentative="1">
-      <w:start w:val="1"/>
-      <w:numFmt w:val="lowerLetter"/>
-      <w:lvlText w:val="%2."/>
-      <w:lvlJc w:val="left"/>
-      <w:pPr>
-        <w:ind w:left="1440" w:hanging="360"/>
-      </w:pPr>
-    </w:lvl>
-    <w:lvl w:ilvl="2" w:tplc="FFFFFFFF" w:tentative="1">
-      <w:start w:val="1"/>
-      <w:numFmt w:val="lowerRoman"/>
-      <w:lvlText w:val="%3."/>
-      <w:lvlJc w:val="right"/>
-      <w:pPr>
-        <w:ind w:left="2160" w:hanging="180"/>
-      </w:pPr>
-    </w:lvl>
-    <w:lvl w:ilvl="3" w:tplc="FFFFFFFF" w:tentative="1">
-      <w:start w:val="1"/>
-      <w:numFmt w:val="decimal"/>
-      <w:lvlText w:val="%4."/>
-      <w:lvlJc w:val="left"/>
-      <w:pPr>
-        <w:ind w:left="2880" w:hanging="360"/>
-      </w:pPr>
-    </w:lvl>
-    <w:lvl w:ilvl="4" w:tplc="FFFFFFFF" w:tentative="1">
-      <w:start w:val="1"/>
-      <w:numFmt w:val="lowerLetter"/>
-      <w:lvlText w:val="%5."/>
-      <w:lvlJc w:val="left"/>
-      <w:pPr>
-        <w:ind w:left="3600" w:hanging="360"/>
-      </w:pPr>
-    </w:lvl>
-    <w:lvl w:ilvl="5" w:tplc="FFFFFFFF" w:tentative="1">
-      <w:start w:val="1"/>
-      <w:numFmt w:val="lowerRoman"/>
-      <w:lvlText w:val="%6."/>
-      <w:lvlJc w:val="right"/>
-      <w:pPr>
-        <w:ind w:left="4320" w:hanging="180"/>
-      </w:pPr>
-    </w:lvl>
-    <w:lvl w:ilvl="6" w:tplc="FFFFFFFF" w:tentative="1">
-      <w:start w:val="1"/>
-      <w:numFmt w:val="decimal"/>
-      <w:lvlText w:val="%7."/>
-      <w:lvlJc w:val="left"/>
-      <w:pPr>
-        <w:ind w:left="5040" w:hanging="360"/>
-      </w:pPr>
-    </w:lvl>
-    <w:lvl w:ilvl="7" w:tplc="FFFFFFFF" w:tentative="1">
-      <w:start w:val="1"/>
-      <w:numFmt w:val="lowerLetter"/>
-      <w:lvlText w:val="%8."/>
-      <w:lvlJc w:val="left"/>
-      <w:pPr>
-        <w:ind w:left="5760" w:hanging="360"/>
-      </w:pPr>
-    </w:lvl>
-    <w:lvl w:ilvl="8" w:tplc="FFFFFFFF" w:tentative="1">
-      <w:start w:val="1"/>
-      <w:numFmt w:val="lowerRoman"/>
-      <w:lvlText w:val="%9."/>
-      <w:lvlJc w:val="right"/>
-      <w:pPr>
-        <w:ind w:left="6480" w:hanging="180"/>
-      </w:pPr>
-    </w:lvl>
-  </w:abstractNum>
-  <w:abstractNum w:abstractNumId="48" w15:restartNumberingAfterBreak="0">
-    <w:nsid w:val="79C36DC6"/>
-    <w:multiLevelType w:val="hybridMultilevel"/>
-    <w:tmpl w:val="726CF768"/>
-    <w:lvl w:ilvl="0" w:tplc="2C0A000F">
-      <w:start w:val="1"/>
-      <w:numFmt w:val="decimal"/>
-      <w:lvlText w:val="%1."/>
-      <w:lvlJc w:val="left"/>
-      <w:pPr>
-        <w:ind w:left="814" w:hanging="360"/>
-      </w:pPr>
-    </w:lvl>
-    <w:lvl w:ilvl="1" w:tplc="2C0A0019" w:tentative="1">
-      <w:start w:val="1"/>
-      <w:numFmt w:val="lowerLetter"/>
-      <w:lvlText w:val="%2."/>
-      <w:lvlJc w:val="left"/>
-      <w:pPr>
-        <w:ind w:left="1534" w:hanging="360"/>
-      </w:pPr>
-    </w:lvl>
-    <w:lvl w:ilvl="2" w:tplc="2C0A001B" w:tentative="1">
-      <w:start w:val="1"/>
-      <w:numFmt w:val="lowerRoman"/>
-      <w:lvlText w:val="%3."/>
-      <w:lvlJc w:val="right"/>
-      <w:pPr>
-        <w:ind w:left="2254" w:hanging="180"/>
-      </w:pPr>
-    </w:lvl>
-    <w:lvl w:ilvl="3" w:tplc="2C0A000F" w:tentative="1">
-      <w:start w:val="1"/>
-      <w:numFmt w:val="decimal"/>
-      <w:lvlText w:val="%4."/>
-      <w:lvlJc w:val="left"/>
-      <w:pPr>
-        <w:ind w:left="2974" w:hanging="360"/>
-      </w:pPr>
-    </w:lvl>
-    <w:lvl w:ilvl="4" w:tplc="2C0A0019" w:tentative="1">
-      <w:start w:val="1"/>
-      <w:numFmt w:val="lowerLetter"/>
-      <w:lvlText w:val="%5."/>
-      <w:lvlJc w:val="left"/>
-      <w:pPr>
-        <w:ind w:left="3694" w:hanging="360"/>
-      </w:pPr>
-    </w:lvl>
-    <w:lvl w:ilvl="5" w:tplc="2C0A001B" w:tentative="1">
-      <w:start w:val="1"/>
-      <w:numFmt w:val="lowerRoman"/>
-      <w:lvlText w:val="%6."/>
-      <w:lvlJc w:val="right"/>
-      <w:pPr>
-        <w:ind w:left="4414" w:hanging="180"/>
-      </w:pPr>
-    </w:lvl>
-    <w:lvl w:ilvl="6" w:tplc="2C0A000F" w:tentative="1">
-      <w:start w:val="1"/>
-      <w:numFmt w:val="decimal"/>
-      <w:lvlText w:val="%7."/>
-      <w:lvlJc w:val="left"/>
-      <w:pPr>
-        <w:ind w:left="5134" w:hanging="360"/>
-      </w:pPr>
-    </w:lvl>
-    <w:lvl w:ilvl="7" w:tplc="2C0A0019" w:tentative="1">
-      <w:start w:val="1"/>
-      <w:numFmt w:val="lowerLetter"/>
-      <w:lvlText w:val="%8."/>
-      <w:lvlJc w:val="left"/>
-      <w:pPr>
-        <w:ind w:left="5854" w:hanging="360"/>
-      </w:pPr>
-    </w:lvl>
-    <w:lvl w:ilvl="8" w:tplc="2C0A001B" w:tentative="1">
-      <w:start w:val="1"/>
-      <w:numFmt w:val="lowerRoman"/>
-      <w:lvlText w:val="%9."/>
-      <w:lvlJc w:val="right"/>
-      <w:pPr>
-        <w:ind w:left="6574" w:hanging="180"/>
-      </w:pPr>
+        <w:ind w:left="6480" w:hanging="360"/>
+      </w:pPr>
+      <w:rPr>
+        <w:rFonts w:ascii="Wingdings" w:hAnsi="Wingdings" w:hint="default"/>
+      </w:rPr>
     </w:lvl>
   </w:abstractNum>
   <w:num w:numId="1" w16cid:durableId="322583182">
-    <w:abstractNumId w:val="40"/>
+    <w:abstractNumId w:val="10"/>
   </w:num>
   <w:num w:numId="2" w16cid:durableId="409892164">
-    <w:abstractNumId w:val="21"/>
+    <w:abstractNumId w:val="4"/>
   </w:num>
   <w:num w:numId="3" w16cid:durableId="769930435">
-    <w:abstractNumId w:val="23"/>
+    <w:abstractNumId w:val="5"/>
   </w:num>
   <w:num w:numId="4" w16cid:durableId="1294291140">
-    <w:abstractNumId w:val="44"/>
+    <w:abstractNumId w:val="13"/>
   </w:num>
   <w:num w:numId="5" w16cid:durableId="1433747057">
-    <w:abstractNumId w:val="28"/>
+    <w:abstractNumId w:val="7"/>
   </w:num>
   <w:num w:numId="6" w16cid:durableId="468741399">
-    <w:abstractNumId w:val="41"/>
+    <w:abstractNumId w:val="11"/>
     <w:lvlOverride w:ilvl="0">
       <w:startOverride w:val="1"/>
     </w:lvlOverride>
   </w:num>
   <w:num w:numId="7" w16cid:durableId="265701959">
-    <w:abstractNumId w:val="14"/>
+    <w:abstractNumId w:val="3"/>
   </w:num>
   <w:num w:numId="8" w16cid:durableId="1086196457">
-    <w:abstractNumId w:val="26"/>
+    <w:abstractNumId w:val="6"/>
   </w:num>
   <w:num w:numId="9" w16cid:durableId="1441753737">
-    <w:abstractNumId w:val="43"/>
+    <w:abstractNumId w:val="12"/>
   </w:num>
   <w:num w:numId="10" w16cid:durableId="1599678909">
-    <w:abstractNumId w:val="35"/>
+    <w:abstractNumId w:val="9"/>
   </w:num>
   <w:num w:numId="11" w16cid:durableId="919607496">
     <w:abstractNumId w:val="0"/>
   </w:num>
   <w:num w:numId="12" w16cid:durableId="1242525806">
-    <w:abstractNumId w:val="33"/>
+    <w:abstractNumId w:val="8"/>
   </w:num>
-  <w:num w:numId="13" w16cid:durableId="687218204">
-    <w:abstractNumId w:val="38"/>
-  </w:num>
-  <w:num w:numId="14" w16cid:durableId="40445378">
-    <w:abstractNumId w:val="6"/>
-  </w:num>
-  <w:num w:numId="15" w16cid:durableId="1331248416">
-    <w:abstractNumId w:val="29"/>
-  </w:num>
-  <w:num w:numId="16" w16cid:durableId="1202592054">
+  <w:num w:numId="13" w16cid:durableId="1941134686">
     <w:abstractNumId w:val="1"/>
   </w:num>
-  <w:num w:numId="17" w16cid:durableId="599067815">
-    <w:abstractNumId w:val="8"/>
-  </w:num>
-  <w:num w:numId="18" w16cid:durableId="740564627">
-    <w:abstractNumId w:val="16"/>
-  </w:num>
-  <w:num w:numId="19" w16cid:durableId="947851838">
-    <w:abstractNumId w:val="3"/>
-  </w:num>
-  <w:num w:numId="20" w16cid:durableId="161353830">
-    <w:abstractNumId w:val="39"/>
-  </w:num>
-  <w:num w:numId="21" w16cid:durableId="380978416">
-    <w:abstractNumId w:val="34"/>
-  </w:num>
-  <w:num w:numId="22" w16cid:durableId="1908032448">
-    <w:abstractNumId w:val="18"/>
-  </w:num>
-  <w:num w:numId="23" w16cid:durableId="1575889753">
-    <w:abstractNumId w:val="42"/>
-  </w:num>
-  <w:num w:numId="24" w16cid:durableId="50421101">
-    <w:abstractNumId w:val="31"/>
-  </w:num>
-  <w:num w:numId="25" w16cid:durableId="1433159730">
-    <w:abstractNumId w:val="19"/>
-  </w:num>
-  <w:num w:numId="26" w16cid:durableId="1294945983">
-    <w:abstractNumId w:val="45"/>
-  </w:num>
-  <w:num w:numId="27" w16cid:durableId="1512790956">
-    <w:abstractNumId w:val="20"/>
-  </w:num>
-  <w:num w:numId="28" w16cid:durableId="2004775187">
-    <w:abstractNumId w:val="37"/>
-  </w:num>
-  <w:num w:numId="29" w16cid:durableId="918903504">
-    <w:abstractNumId w:val="22"/>
-  </w:num>
-  <w:num w:numId="30" w16cid:durableId="880088916">
-    <w:abstractNumId w:val="43"/>
-  </w:num>
-  <w:num w:numId="31" w16cid:durableId="1358236904">
-    <w:abstractNumId w:val="32"/>
-  </w:num>
-  <w:num w:numId="32" w16cid:durableId="491721363">
-    <w:abstractNumId w:val="15"/>
-  </w:num>
-  <w:num w:numId="33" w16cid:durableId="1245912801">
-    <w:abstractNumId w:val="36"/>
-  </w:num>
-  <w:num w:numId="34" w16cid:durableId="19552070">
-    <w:abstractNumId w:val="10"/>
-  </w:num>
-  <w:num w:numId="35" w16cid:durableId="175121115">
-    <w:abstractNumId w:val="30"/>
-  </w:num>
-  <w:num w:numId="36" w16cid:durableId="1132019328">
-    <w:abstractNumId w:val="11"/>
-  </w:num>
-  <w:num w:numId="37" w16cid:durableId="1613054989">
-    <w:abstractNumId w:val="47"/>
-  </w:num>
-  <w:num w:numId="38" w16cid:durableId="972442544">
-    <w:abstractNumId w:val="46"/>
-  </w:num>
-  <w:num w:numId="39" w16cid:durableId="2100563696">
-    <w:abstractNumId w:val="5"/>
-  </w:num>
-  <w:num w:numId="40" w16cid:durableId="375279805">
-    <w:abstractNumId w:val="24"/>
-  </w:num>
-  <w:num w:numId="41" w16cid:durableId="1316839905">
-    <w:abstractNumId w:val="4"/>
-  </w:num>
-  <w:num w:numId="42" w16cid:durableId="501505207">
-    <w:abstractNumId w:val="25"/>
-  </w:num>
-  <w:num w:numId="43" w16cid:durableId="19553583">
-    <w:abstractNumId w:val="17"/>
-  </w:num>
-  <w:num w:numId="44" w16cid:durableId="345861453">
+  <w:num w:numId="14" w16cid:durableId="583414719">
     <w:abstractNumId w:val="2"/>
   </w:num>
-  <w:num w:numId="45" w16cid:durableId="1136530198">
-    <w:abstractNumId w:val="27"/>
-  </w:num>
-  <w:num w:numId="46" w16cid:durableId="247814766">
-    <w:abstractNumId w:val="7"/>
-  </w:num>
-  <w:num w:numId="47" w16cid:durableId="1092819848">
-    <w:abstractNumId w:val="48"/>
-  </w:num>
-  <w:num w:numId="48" w16cid:durableId="1005284456">
-    <w:abstractNumId w:val="12"/>
-  </w:num>
-  <w:num w:numId="49" w16cid:durableId="1941134686">
-    <w:abstractNumId w:val="9"/>
-  </w:num>
-  <w:num w:numId="50" w16cid:durableId="583414719">
-    <w:abstractNumId w:val="13"/>
-  </w:num>
-  <w:num w:numId="51" w16cid:durableId="916131864">
-    <w:abstractNumId w:val="43"/>
+  <w:num w:numId="15" w16cid:durableId="332684923">
+    <w:abstractNumId w:val="14"/>
   </w:num>
   <w:numIdMacAtCleanup w:val="15"/>
 </w:numbering>
@@ -20180,6 +16248,19 @@
 </file>
 
 <file path=customXml/item2.xml><?xml version="1.0" encoding="utf-8"?>
+<b:Sources xmlns:b="http://schemas.openxmlformats.org/officeDocument/2006/bibliography" xmlns="http://schemas.openxmlformats.org/officeDocument/2006/bibliography" SelectedStyle="\APA.XSL" StyleName="APA"/>
+</file>
+
+<file path=customXml/item3.xml><?xml version="1.0" encoding="utf-8"?>
+<?mso-contentType ?>
+<FormTemplates xmlns="http://schemas.microsoft.com/sharepoint/v3/contenttype/forms">
+  <Display>DocumentLibraryForm</Display>
+  <Edit>DocumentLibraryForm</Edit>
+  <New>DocumentLibraryForm</New>
+</FormTemplates>
+</file>
+
+<file path=customXml/item4.xml><?xml version="1.0" encoding="utf-8"?>
 <ct:contentTypeSchema xmlns:ct="http://schemas.microsoft.com/office/2006/metadata/contentType" xmlns:ma="http://schemas.microsoft.com/office/2006/metadata/properties/metaAttributes" ct:_="" ma:_="" ma:contentTypeName="Document" ma:contentTypeID="0x0101003E5E40AF5AAB644388956D1EDB5811C4" ma:contentTypeVersion="" ma:contentTypeDescription="Create a new document." ma:contentTypeScope="" ma:versionID="eb9d285613b0b7fd252419e165da78ff">
   <xsd:schema xmlns:xsd="http://www.w3.org/2001/XMLSchema" xmlns:xs="http://www.w3.org/2001/XMLSchema" xmlns:p="http://schemas.microsoft.com/office/2006/metadata/properties" xmlns:ns2="126aced9-e92e-431b-8860-19f9000349a9" xmlns:ns3="7c9733af-7a48-497e-be4f-98a48d8b296c" xmlns:ns4="e692d05a-8f3f-4f3c-9f7a-297d33913966" targetNamespace="http://schemas.microsoft.com/office/2006/metadata/properties" ma:root="true" ma:fieldsID="5804f93a32e9328b48f081a9ad710d90" ns2:_="" ns3:_="" ns4:_="">
     <xsd:import namespace="126aced9-e92e-431b-8860-19f9000349a9"/>
@@ -20452,19 +16533,6 @@
 </ct:contentTypeSchema>
 </file>
 
-<file path=customXml/item3.xml><?xml version="1.0" encoding="utf-8"?>
-<?mso-contentType ?>
-<FormTemplates xmlns="http://schemas.microsoft.com/sharepoint/v3/contenttype/forms">
-  <Display>DocumentLibraryForm</Display>
-  <Edit>DocumentLibraryForm</Edit>
-  <New>DocumentLibraryForm</New>
-</FormTemplates>
-</file>
-
-<file path=customXml/item4.xml><?xml version="1.0" encoding="utf-8"?>
-<b:Sources xmlns:b="http://schemas.openxmlformats.org/officeDocument/2006/bibliography" xmlns="http://schemas.openxmlformats.org/officeDocument/2006/bibliography" SelectedStyle="\APA.XSL" StyleName="APA"/>
-</file>
-
 <file path=customXml/item5.xml><?xml version="1.0" encoding="utf-8"?>
 <p:properties xmlns:p="http://schemas.microsoft.com/office/2006/metadata/properties" xmlns:xsi="http://www.w3.org/2001/XMLSchema-instance" xmlns:pc="http://schemas.microsoft.com/office/infopath/2007/PartnerControls">
   <documentManagement>
@@ -20546,6 +16614,22 @@
 </file>
 
 <file path=customXml/itemProps2.xml><?xml version="1.0" encoding="utf-8"?>
+<ds:datastoreItem xmlns:ds="http://schemas.openxmlformats.org/officeDocument/2006/customXml" ds:itemID="{960B7B98-C93C-45CA-ADCD-07AEDD7280FD}">
+  <ds:schemaRefs>
+    <ds:schemaRef ds:uri="http://schemas.openxmlformats.org/officeDocument/2006/bibliography"/>
+  </ds:schemaRefs>
+</ds:datastoreItem>
+</file>
+
+<file path=customXml/itemProps3.xml><?xml version="1.0" encoding="utf-8"?>
+<ds:datastoreItem xmlns:ds="http://schemas.openxmlformats.org/officeDocument/2006/customXml" ds:itemID="{C2E9D9F7-1128-4CE9-A3D9-F2E0BE8A9904}">
+  <ds:schemaRefs>
+    <ds:schemaRef ds:uri="http://schemas.microsoft.com/sharepoint/v3/contenttype/forms"/>
+  </ds:schemaRefs>
+</ds:datastoreItem>
+</file>
+
+<file path=customXml/itemProps4.xml><?xml version="1.0" encoding="utf-8"?>
 <ds:datastoreItem xmlns:ds="http://schemas.openxmlformats.org/officeDocument/2006/customXml" ds:itemID="{7FA7E414-AF2B-4FB6-9A7F-3A449009958A}">
   <ds:schemaRefs>
     <ds:schemaRef ds:uri="http://schemas.microsoft.com/office/2006/metadata/contentType"/>
@@ -20561,22 +16645,6 @@
     <ds:schemaRef ds:uri="http://purl.org/dc/elements/1.1/"/>
     <ds:schemaRef ds:uri="http://purl.org/dc/terms/"/>
     <ds:schemaRef ds:uri="http://schemas.microsoft.com/internal/obd"/>
-  </ds:schemaRefs>
-</ds:datastoreItem>
-</file>
-
-<file path=customXml/itemProps3.xml><?xml version="1.0" encoding="utf-8"?>
-<ds:datastoreItem xmlns:ds="http://schemas.openxmlformats.org/officeDocument/2006/customXml" ds:itemID="{C2E9D9F7-1128-4CE9-A3D9-F2E0BE8A9904}">
-  <ds:schemaRefs>
-    <ds:schemaRef ds:uri="http://schemas.microsoft.com/sharepoint/v3/contenttype/forms"/>
-  </ds:schemaRefs>
-</ds:datastoreItem>
-</file>
-
-<file path=customXml/itemProps4.xml><?xml version="1.0" encoding="utf-8"?>
-<ds:datastoreItem xmlns:ds="http://schemas.openxmlformats.org/officeDocument/2006/customXml" ds:itemID="{960B7B98-C93C-45CA-ADCD-07AEDD7280FD}">
-  <ds:schemaRefs>
-    <ds:schemaRef ds:uri="http://schemas.openxmlformats.org/officeDocument/2006/bibliography"/>
   </ds:schemaRefs>
 </ds:datastoreItem>
 </file>
